--- a/docs/60-40/source/en/Agri-Farmer-VariantB-v2.1-6040-EN.docx
+++ b/docs/60-40/source/en/Agri-Farmer-VariantB-v2.1-6040-EN.docx
@@ -4,18 +4,34 @@
   <w:body>
     <w:p>
       <w:pPr>
-        <w:spacing w:before="0" w:after="80" w:line="300" w:lineRule="auto"/>
+        <w:spacing w:before="0" w:after="40" w:line="300" w:lineRule="auto"/>
         <w:jc w:val="center"/>
       </w:pPr>
       <w:r>
         <w:rPr>
-          <w:rFonts w:ascii="Calibri" w:hAnsi="Calibri"/>
+          <w:rFonts w:ascii="Arial" w:hAnsi="Arial"/>
           <w:b/>
           <w:i w:val="0"/>
           <w:color w:val="00695C"/>
-          <w:sz w:val="18"/>
+          <w:sz w:val="17"/>
         </w:rPr>
         <w:t>FARMER GUIDE</w:t>
+      </w:r>
+    </w:p>
+    <w:p>
+      <w:pPr>
+        <w:spacing w:before="0" w:after="20" w:line="300" w:lineRule="auto"/>
+        <w:jc w:val="center"/>
+      </w:pPr>
+      <w:r>
+        <w:rPr>
+          <w:rFonts w:ascii="Arial" w:hAnsi="Arial"/>
+          <w:b/>
+          <w:i w:val="0"/>
+          <w:color w:val="004D40"/>
+          <w:sz w:val="54"/>
+        </w:rPr>
+        <w:t>AgriPartners</w:t>
       </w:r>
     </w:p>
     <w:p>
@@ -25,62 +41,298 @@
       </w:pPr>
       <w:r>
         <w:rPr>
-          <w:rFonts w:ascii="Calibri" w:hAnsi="Calibri"/>
+          <w:rFonts w:ascii="Arial" w:hAnsi="Arial"/>
           <w:b/>
           <w:i w:val="0"/>
-          <w:color w:val="004D40"/>
-          <w:sz w:val="48"/>
-        </w:rPr>
-        <w:t>AgriPartners</w:t>
-      </w:r>
-    </w:p>
-    <w:p>
-      <w:pPr>
-        <w:spacing w:before="0" w:after="60" w:line="300" w:lineRule="auto"/>
-        <w:jc w:val="center"/>
-      </w:pPr>
-      <w:r>
-        <w:rPr>
-          <w:rFonts w:ascii="Calibri" w:hAnsi="Calibri"/>
-          <w:b/>
-          <w:i w:val="0"/>
-          <w:color w:val="17212B"/>
-          <w:sz w:val="30"/>
+          <w:color w:val="102A43"/>
+          <w:sz w:val="32"/>
         </w:rPr>
         <w:t>Hissar Sheep Breeding</w:t>
       </w:r>
     </w:p>
     <w:p>
       <w:pPr>
-        <w:spacing w:before="0" w:after="240" w:line="300" w:lineRule="auto"/>
+        <w:spacing w:before="0" w:after="140" w:line="300" w:lineRule="auto"/>
         <w:jc w:val="center"/>
       </w:pPr>
       <w:r>
         <w:rPr>
-          <w:rFonts w:ascii="Calibri" w:hAnsi="Calibri"/>
+          <w:rFonts w:ascii="Arial" w:hAnsi="Arial"/>
           <w:b w:val="0"/>
           <w:i w:val="0"/>
           <w:color w:val="667085"/>
-          <w:sz w:val="20"/>
+          <w:sz w:val="17"/>
         </w:rPr>
         <w:t>VariantB v2.1 | 6 cycles x 6 months | 60/40 split | Fee 20% | EN</w:t>
       </w:r>
     </w:p>
     <w:tbl>
       <w:tblPr>
-        <w:tblW w:type="dxa" w:w="9360"/>
+        <w:tblW w:type="dxa" w:w="10656"/>
         <w:jc w:val="center"/>
         <w:tblLayout w:type="fixed"/>
         <w:tblLook w:firstColumn="1" w:firstRow="1" w:lastColumn="0" w:lastRow="0" w:noHBand="0" w:noVBand="1" w:val="04A0"/>
         <w:tblInd w:w="120" w:type="dxa"/>
       </w:tblPr>
       <w:tblGrid>
-        <w:gridCol w:w="9360"/>
+        <w:gridCol w:w="2664"/>
+        <w:gridCol w:w="2664"/>
+        <w:gridCol w:w="2664"/>
+        <w:gridCol w:w="2664"/>
       </w:tblGrid>
       <w:tr>
         <w:tc>
           <w:tcPr>
-            <w:tcW w:type="dxa" w:w="9360"/>
+            <w:tcW w:type="dxa" w:w="2664"/>
+            <w:shd w:fill="1769C2"/>
+            <w:vAlign w:val="center"/>
+            <w:tcMar>
+              <w:top w:w="100" w:type="dxa"/>
+              <w:start w:w="120" w:type="dxa"/>
+              <w:bottom w:w="100" w:type="dxa"/>
+              <w:end w:w="120" w:type="dxa"/>
+            </w:tcMar>
+          </w:tcPr>
+          <w:p>
+            <w:pPr>
+              <w:spacing w:before="0" w:after="0" w:line="240" w:lineRule="auto"/>
+              <w:jc w:val="center"/>
+            </w:pPr>
+            <w:r>
+              <w:rPr>
+                <w:rFonts w:ascii="Arial" w:hAnsi="Arial"/>
+                <w:b/>
+                <w:i w:val="0"/>
+                <w:color w:val="FFFFFF"/>
+                <w:sz w:val="16"/>
+              </w:rPr>
+              <w:t>First payment</w:t>
+            </w:r>
+          </w:p>
+        </w:tc>
+        <w:tc>
+          <w:tcPr>
+            <w:tcW w:type="dxa" w:w="2664"/>
+            <w:shd w:fill="1769C2"/>
+            <w:vAlign w:val="center"/>
+            <w:tcMar>
+              <w:top w:w="100" w:type="dxa"/>
+              <w:start w:w="120" w:type="dxa"/>
+              <w:bottom w:w="100" w:type="dxa"/>
+              <w:end w:w="120" w:type="dxa"/>
+            </w:tcMar>
+          </w:tcPr>
+          <w:p>
+            <w:pPr>
+              <w:spacing w:before="0" w:after="0" w:line="240" w:lineRule="auto"/>
+              <w:jc w:val="center"/>
+            </w:pPr>
+            <w:r>
+              <w:rPr>
+                <w:rFonts w:ascii="Arial" w:hAnsi="Arial"/>
+                <w:b/>
+                <w:i w:val="0"/>
+                <w:color w:val="FFFFFF"/>
+                <w:sz w:val="16"/>
+              </w:rPr>
+              <w:t>Cash received</w:t>
+            </w:r>
+          </w:p>
+        </w:tc>
+        <w:tc>
+          <w:tcPr>
+            <w:tcW w:type="dxa" w:w="2664"/>
+            <w:shd w:fill="1769C2"/>
+            <w:vAlign w:val="center"/>
+            <w:tcMar>
+              <w:top w:w="100" w:type="dxa"/>
+              <w:start w:w="120" w:type="dxa"/>
+              <w:bottom w:w="100" w:type="dxa"/>
+              <w:end w:w="120" w:type="dxa"/>
+            </w:tcMar>
+          </w:tcPr>
+          <w:p>
+            <w:pPr>
+              <w:spacing w:before="0" w:after="0" w:line="240" w:lineRule="auto"/>
+              <w:jc w:val="center"/>
+            </w:pPr>
+            <w:r>
+              <w:rPr>
+                <w:rFonts w:ascii="Arial" w:hAnsi="Arial"/>
+                <w:b/>
+                <w:i w:val="0"/>
+                <w:color w:val="FFFFFF"/>
+                <w:sz w:val="16"/>
+              </w:rPr>
+              <w:t>Total benefit</w:t>
+            </w:r>
+          </w:p>
+        </w:tc>
+        <w:tc>
+          <w:tcPr>
+            <w:tcW w:type="dxa" w:w="2664"/>
+            <w:shd w:fill="1769C2"/>
+            <w:vAlign w:val="center"/>
+            <w:tcMar>
+              <w:top w:w="100" w:type="dxa"/>
+              <w:start w:w="120" w:type="dxa"/>
+              <w:bottom w:w="100" w:type="dxa"/>
+              <w:end w:w="120" w:type="dxa"/>
+            </w:tcMar>
+          </w:tcPr>
+          <w:p>
+            <w:pPr>
+              <w:spacing w:before="0" w:after="0" w:line="240" w:lineRule="auto"/>
+              <w:jc w:val="center"/>
+            </w:pPr>
+            <w:r>
+              <w:rPr>
+                <w:rFonts w:ascii="Arial" w:hAnsi="Arial"/>
+                <w:b/>
+                <w:i w:val="0"/>
+                <w:color w:val="FFFFFF"/>
+                <w:sz w:val="16"/>
+              </w:rPr>
+              <w:t>Cycles</w:t>
+            </w:r>
+          </w:p>
+        </w:tc>
+      </w:tr>
+      <w:tr>
+        <w:tc>
+          <w:tcPr>
+            <w:tcW w:type="dxa" w:w="2664"/>
+            <w:vAlign w:val="center"/>
+            <w:tcMar>
+              <w:top w:w="100" w:type="dxa"/>
+              <w:start w:w="120" w:type="dxa"/>
+              <w:bottom w:w="100" w:type="dxa"/>
+              <w:end w:w="120" w:type="dxa"/>
+            </w:tcMar>
+          </w:tcPr>
+          <w:p>
+            <w:pPr>
+              <w:spacing w:before="0" w:after="0" w:line="240" w:lineRule="auto"/>
+              <w:jc w:val="center"/>
+            </w:pPr>
+            <w:r>
+              <w:rPr>
+                <w:rFonts w:ascii="Arial" w:hAnsi="Arial"/>
+                <w:b/>
+                <w:i w:val="0"/>
+                <w:color w:val="004D40"/>
+                <w:sz w:val="34"/>
+              </w:rPr>
+              <w:t>$15,260</w:t>
+            </w:r>
+          </w:p>
+        </w:tc>
+        <w:tc>
+          <w:tcPr>
+            <w:tcW w:type="dxa" w:w="2664"/>
+            <w:vAlign w:val="center"/>
+            <w:tcMar>
+              <w:top w:w="100" w:type="dxa"/>
+              <w:start w:w="120" w:type="dxa"/>
+              <w:bottom w:w="100" w:type="dxa"/>
+              <w:end w:w="120" w:type="dxa"/>
+            </w:tcMar>
+          </w:tcPr>
+          <w:p>
+            <w:pPr>
+              <w:spacing w:before="0" w:after="0" w:line="240" w:lineRule="auto"/>
+              <w:jc w:val="center"/>
+            </w:pPr>
+            <w:r>
+              <w:rPr>
+                <w:rFonts w:ascii="Arial" w:hAnsi="Arial"/>
+                <w:b/>
+                <w:i w:val="0"/>
+                <w:color w:val="004D40"/>
+                <w:sz w:val="34"/>
+              </w:rPr>
+              <w:t>$83,160</w:t>
+            </w:r>
+          </w:p>
+        </w:tc>
+        <w:tc>
+          <w:tcPr>
+            <w:tcW w:type="dxa" w:w="2664"/>
+            <w:vAlign w:val="center"/>
+            <w:tcMar>
+              <w:top w:w="100" w:type="dxa"/>
+              <w:start w:w="120" w:type="dxa"/>
+              <w:bottom w:w="100" w:type="dxa"/>
+              <w:end w:w="120" w:type="dxa"/>
+            </w:tcMar>
+          </w:tcPr>
+          <w:p>
+            <w:pPr>
+              <w:spacing w:before="0" w:after="0" w:line="240" w:lineRule="auto"/>
+              <w:jc w:val="center"/>
+            </w:pPr>
+            <w:r>
+              <w:rPr>
+                <w:rFonts w:ascii="Arial" w:hAnsi="Arial"/>
+                <w:b/>
+                <w:i w:val="0"/>
+                <w:color w:val="004D40"/>
+                <w:sz w:val="34"/>
+              </w:rPr>
+              <w:t>$101,160</w:t>
+            </w:r>
+          </w:p>
+        </w:tc>
+        <w:tc>
+          <w:tcPr>
+            <w:tcW w:type="dxa" w:w="2664"/>
+            <w:vAlign w:val="center"/>
+            <w:tcMar>
+              <w:top w:w="100" w:type="dxa"/>
+              <w:start w:w="120" w:type="dxa"/>
+              <w:bottom w:w="100" w:type="dxa"/>
+              <w:end w:w="120" w:type="dxa"/>
+            </w:tcMar>
+          </w:tcPr>
+          <w:p>
+            <w:pPr>
+              <w:spacing w:before="0" w:after="0" w:line="240" w:lineRule="auto"/>
+              <w:jc w:val="center"/>
+            </w:pPr>
+            <w:r>
+              <w:rPr>
+                <w:rFonts w:ascii="Arial" w:hAnsi="Arial"/>
+                <w:b/>
+                <w:i w:val="0"/>
+                <w:color w:val="004D40"/>
+                <w:sz w:val="34"/>
+              </w:rPr>
+              <w:t>6 x 6</w:t>
+            </w:r>
+          </w:p>
+        </w:tc>
+      </w:tr>
+    </w:tbl>
+    <w:p>
+      <w:pPr>
+        <w:spacing w:after="40"/>
+      </w:pPr>
+    </w:p>
+    <w:tbl>
+      <w:tblPr>
+        <w:tblW w:type="dxa" w:w="10656"/>
+        <w:jc w:val="center"/>
+        <w:tblLayout w:type="fixed"/>
+        <w:tblLook w:firstColumn="1" w:firstRow="1" w:lastColumn="0" w:lastRow="0" w:noHBand="0" w:noVBand="1" w:val="04A0"/>
+        <w:tblInd w:w="120" w:type="dxa"/>
+      </w:tblPr>
+      <w:tblGrid>
+        <w:gridCol w:w="10656"/>
+      </w:tblGrid>
+      <w:tr>
+        <w:tc>
+          <w:tcPr>
+            <w:tcW w:type="dxa" w:w="10656"/>
             <w:shd w:fill="E5F3F0"/>
             <w:vAlign w:val="center"/>
             <w:tcMar>
@@ -96,7 +348,7 @@
             </w:pPr>
             <w:r>
               <w:rPr>
-                <w:rFonts w:ascii="Calibri" w:hAnsi="Calibri"/>
+                <w:rFonts w:ascii="Arial" w:hAnsi="Arial"/>
                 <w:b/>
                 <w:i w:val="0"/>
                 <w:color w:val="004D40"/>
@@ -115,24 +367,19 @@
     </w:p>
     <w:tbl>
       <w:tblPr>
-        <w:tblW w:type="dxa" w:w="9360"/>
-        <w:jc w:val="center"/>
+        <w:tblW w:type="dxa" w:w="10656"/>
         <w:tblLayout w:type="fixed"/>
         <w:tblLook w:firstColumn="1" w:firstRow="1" w:lastColumn="0" w:lastRow="0" w:noHBand="0" w:noVBand="1" w:val="04A0"/>
         <w:tblInd w:w="120" w:type="dxa"/>
       </w:tblPr>
       <w:tblGrid>
-        <w:gridCol w:w="2340"/>
-        <w:gridCol w:w="2340"/>
-        <w:gridCol w:w="2340"/>
-        <w:gridCol w:w="2340"/>
+        <w:gridCol w:w="10656"/>
       </w:tblGrid>
       <w:tr>
         <w:tc>
           <w:tcPr>
-            <w:tcW w:type="dxa" w:w="2340"/>
-            <w:shd w:fill="F2F4F7"/>
-            <w:vAlign w:val="center"/>
+            <w:tcW w:type="dxa" w:w="10656"/>
+            <w:shd w:fill="1769C2"/>
             <w:tcMar>
               <w:top w:w="100" w:type="dxa"/>
               <w:start w:w="120" w:type="dxa"/>
@@ -143,218 +390,16 @@
           <w:p>
             <w:pPr>
               <w:spacing w:before="0" w:after="0" w:line="240" w:lineRule="auto"/>
-              <w:jc w:val="center"/>
             </w:pPr>
             <w:r>
               <w:rPr>
-                <w:rFonts w:ascii="Calibri" w:hAnsi="Calibri"/>
+                <w:rFonts w:ascii="Arial" w:hAnsi="Arial"/>
                 <w:b/>
                 <w:i w:val="0"/>
-                <w:color w:val="667085"/>
-                <w:sz w:val="17"/>
+                <w:color w:val="FFFFFF"/>
+                <w:sz w:val="22"/>
               </w:rPr>
-              <w:t>First payment</w:t>
-            </w:r>
-          </w:p>
-        </w:tc>
-        <w:tc>
-          <w:tcPr>
-            <w:tcW w:type="dxa" w:w="2340"/>
-            <w:shd w:fill="F2F4F7"/>
-            <w:vAlign w:val="center"/>
-            <w:tcMar>
-              <w:top w:w="100" w:type="dxa"/>
-              <w:start w:w="120" w:type="dxa"/>
-              <w:bottom w:w="100" w:type="dxa"/>
-              <w:end w:w="120" w:type="dxa"/>
-            </w:tcMar>
-          </w:tcPr>
-          <w:p>
-            <w:pPr>
-              <w:spacing w:before="0" w:after="0" w:line="240" w:lineRule="auto"/>
-              <w:jc w:val="center"/>
-            </w:pPr>
-            <w:r>
-              <w:rPr>
-                <w:rFonts w:ascii="Calibri" w:hAnsi="Calibri"/>
-                <w:b/>
-                <w:i w:val="0"/>
-                <w:color w:val="667085"/>
-                <w:sz w:val="17"/>
-              </w:rPr>
-              <w:t>Cash received</w:t>
-            </w:r>
-          </w:p>
-        </w:tc>
-        <w:tc>
-          <w:tcPr>
-            <w:tcW w:type="dxa" w:w="2340"/>
-            <w:shd w:fill="F2F4F7"/>
-            <w:vAlign w:val="center"/>
-            <w:tcMar>
-              <w:top w:w="100" w:type="dxa"/>
-              <w:start w:w="120" w:type="dxa"/>
-              <w:bottom w:w="100" w:type="dxa"/>
-              <w:end w:w="120" w:type="dxa"/>
-            </w:tcMar>
-          </w:tcPr>
-          <w:p>
-            <w:pPr>
-              <w:spacing w:before="0" w:after="0" w:line="240" w:lineRule="auto"/>
-              <w:jc w:val="center"/>
-            </w:pPr>
-            <w:r>
-              <w:rPr>
-                <w:rFonts w:ascii="Calibri" w:hAnsi="Calibri"/>
-                <w:b/>
-                <w:i w:val="0"/>
-                <w:color w:val="667085"/>
-                <w:sz w:val="17"/>
-              </w:rPr>
-              <w:t>Total benefit</w:t>
-            </w:r>
-          </w:p>
-        </w:tc>
-        <w:tc>
-          <w:tcPr>
-            <w:tcW w:type="dxa" w:w="2340"/>
-            <w:shd w:fill="F2F4F7"/>
-            <w:vAlign w:val="center"/>
-            <w:tcMar>
-              <w:top w:w="100" w:type="dxa"/>
-              <w:start w:w="120" w:type="dxa"/>
-              <w:bottom w:w="100" w:type="dxa"/>
-              <w:end w:w="120" w:type="dxa"/>
-            </w:tcMar>
-          </w:tcPr>
-          <w:p>
-            <w:pPr>
-              <w:spacing w:before="0" w:after="0" w:line="240" w:lineRule="auto"/>
-              <w:jc w:val="center"/>
-            </w:pPr>
-            <w:r>
-              <w:rPr>
-                <w:rFonts w:ascii="Calibri" w:hAnsi="Calibri"/>
-                <w:b/>
-                <w:i w:val="0"/>
-                <w:color w:val="667085"/>
-                <w:sz w:val="17"/>
-              </w:rPr>
-              <w:t>Cycles</w:t>
-            </w:r>
-          </w:p>
-        </w:tc>
-      </w:tr>
-      <w:tr>
-        <w:tc>
-          <w:tcPr>
-            <w:tcW w:type="dxa" w:w="2340"/>
-            <w:vAlign w:val="center"/>
-            <w:tcMar>
-              <w:top w:w="100" w:type="dxa"/>
-              <w:start w:w="120" w:type="dxa"/>
-              <w:bottom w:w="100" w:type="dxa"/>
-              <w:end w:w="120" w:type="dxa"/>
-            </w:tcMar>
-          </w:tcPr>
-          <w:p>
-            <w:pPr>
-              <w:spacing w:before="0" w:after="0" w:line="240" w:lineRule="auto"/>
-              <w:jc w:val="center"/>
-            </w:pPr>
-            <w:r>
-              <w:rPr>
-                <w:rFonts w:ascii="Calibri" w:hAnsi="Calibri"/>
-                <w:b/>
-                <w:i w:val="0"/>
-                <w:color w:val="004D40"/>
-                <w:sz w:val="34"/>
-              </w:rPr>
-              <w:t>$15,260</w:t>
-            </w:r>
-          </w:p>
-        </w:tc>
-        <w:tc>
-          <w:tcPr>
-            <w:tcW w:type="dxa" w:w="2340"/>
-            <w:vAlign w:val="center"/>
-            <w:tcMar>
-              <w:top w:w="100" w:type="dxa"/>
-              <w:start w:w="120" w:type="dxa"/>
-              <w:bottom w:w="100" w:type="dxa"/>
-              <w:end w:w="120" w:type="dxa"/>
-            </w:tcMar>
-          </w:tcPr>
-          <w:p>
-            <w:pPr>
-              <w:spacing w:before="0" w:after="0" w:line="240" w:lineRule="auto"/>
-              <w:jc w:val="center"/>
-            </w:pPr>
-            <w:r>
-              <w:rPr>
-                <w:rFonts w:ascii="Calibri" w:hAnsi="Calibri"/>
-                <w:b/>
-                <w:i w:val="0"/>
-                <w:color w:val="004D40"/>
-                <w:sz w:val="34"/>
-              </w:rPr>
-              <w:t>$83,160</w:t>
-            </w:r>
-          </w:p>
-        </w:tc>
-        <w:tc>
-          <w:tcPr>
-            <w:tcW w:type="dxa" w:w="2340"/>
-            <w:vAlign w:val="center"/>
-            <w:tcMar>
-              <w:top w:w="100" w:type="dxa"/>
-              <w:start w:w="120" w:type="dxa"/>
-              <w:bottom w:w="100" w:type="dxa"/>
-              <w:end w:w="120" w:type="dxa"/>
-            </w:tcMar>
-          </w:tcPr>
-          <w:p>
-            <w:pPr>
-              <w:spacing w:before="0" w:after="0" w:line="240" w:lineRule="auto"/>
-              <w:jc w:val="center"/>
-            </w:pPr>
-            <w:r>
-              <w:rPr>
-                <w:rFonts w:ascii="Calibri" w:hAnsi="Calibri"/>
-                <w:b/>
-                <w:i w:val="0"/>
-                <w:color w:val="004D40"/>
-                <w:sz w:val="34"/>
-              </w:rPr>
-              <w:t>$101,160</w:t>
-            </w:r>
-          </w:p>
-        </w:tc>
-        <w:tc>
-          <w:tcPr>
-            <w:tcW w:type="dxa" w:w="2340"/>
-            <w:vAlign w:val="center"/>
-            <w:tcMar>
-              <w:top w:w="100" w:type="dxa"/>
-              <w:start w:w="120" w:type="dxa"/>
-              <w:bottom w:w="100" w:type="dxa"/>
-              <w:end w:w="120" w:type="dxa"/>
-            </w:tcMar>
-          </w:tcPr>
-          <w:p>
-            <w:pPr>
-              <w:spacing w:before="0" w:after="0" w:line="240" w:lineRule="auto"/>
-              <w:jc w:val="center"/>
-            </w:pPr>
-            <w:r>
-              <w:rPr>
-                <w:rFonts w:ascii="Calibri" w:hAnsi="Calibri"/>
-                <w:b/>
-                <w:i w:val="0"/>
-                <w:color w:val="004D40"/>
-                <w:sz w:val="34"/>
-              </w:rPr>
-              <w:t>6 x 6</w:t>
+              <w:t>Program overview</w:t>
             </w:r>
           </w:p>
         </w:tc>
@@ -362,28 +407,20 @@
     </w:tbl>
     <w:p>
       <w:pPr>
-        <w:spacing w:after="40"/>
+        <w:spacing w:before="0" w:after="20" w:line="240" w:lineRule="auto"/>
       </w:pPr>
     </w:p>
     <w:p>
       <w:pPr>
-        <w:pStyle w:val="Heading1"/>
-      </w:pPr>
-      <w:r>
-        <w:t>1. Model mechanics</w:t>
-      </w:r>
-    </w:p>
-    <w:p>
-      <w:pPr>
-        <w:spacing w:before="0" w:after="160" w:line="300" w:lineRule="auto"/>
+        <w:spacing w:before="0" w:after="100" w:line="300" w:lineRule="auto"/>
       </w:pPr>
       <w:r>
         <w:rPr>
-          <w:rFonts w:ascii="Calibri" w:hAnsi="Calibri"/>
+          <w:rFonts w:ascii="Arial" w:hAnsi="Arial"/>
           <w:b w:val="0"/>
           <w:i w:val="0"/>
           <w:color w:val="17212B"/>
-          <w:sz w:val="21"/>
+          <w:sz w:val="18"/>
         </w:rPr>
         <w:t>The company funds 38 breeding ewes, a sheep shelter, and an OpEx reserve. The farmer provides land, labor, and herd management. The farmer receives 60% of net profit and pays salary and transport from the farmer share.</w:t>
       </w:r>
@@ -391,15 +428,15 @@
     <w:tbl>
       <w:tblPr>
         <w:tblStyle w:val="TableGrid"/>
-        <w:tblW w:type="dxa" w:w="9360"/>
+        <w:tblW w:type="dxa" w:w="10656"/>
         <w:jc w:val="center"/>
         <w:tblLayout w:type="fixed"/>
         <w:tblLook w:firstColumn="1" w:firstRow="1" w:lastColumn="0" w:lastRow="0" w:noHBand="0" w:noVBand="1" w:val="04A0"/>
         <w:tblInd w:w="120" w:type="dxa"/>
       </w:tblPr>
       <w:tblGrid>
-        <w:gridCol w:w="1900"/>
-        <w:gridCol w:w="7460"/>
+        <w:gridCol w:w="2100"/>
+        <w:gridCol w:w="8556"/>
       </w:tblGrid>
       <w:tr>
         <w:trPr>
@@ -407,8 +444,8 @@
         </w:trPr>
         <w:tc>
           <w:tcPr>
-            <w:tcW w:type="dxa" w:w="1900"/>
-            <w:shd w:fill="00695C"/>
+            <w:tcW w:type="dxa" w:w="2100"/>
+            <w:shd w:fill="1769C2"/>
             <w:vAlign w:val="center"/>
             <w:tcMar>
               <w:top w:w="100" w:type="dxa"/>
@@ -424,7 +461,7 @@
             </w:pPr>
             <w:r>
               <w:rPr>
-                <w:rFonts w:ascii="Calibri" w:hAnsi="Calibri"/>
+                <w:rFonts w:ascii="Arial" w:hAnsi="Arial"/>
                 <w:b/>
                 <w:i w:val="0"/>
                 <w:color w:val="FFFFFF"/>
@@ -436,8 +473,8 @@
         </w:tc>
         <w:tc>
           <w:tcPr>
-            <w:tcW w:type="dxa" w:w="7460"/>
-            <w:shd w:fill="00695C"/>
+            <w:tcW w:type="dxa" w:w="8556"/>
+            <w:shd w:fill="1769C2"/>
             <w:vAlign w:val="center"/>
             <w:tcMar>
               <w:top w:w="100" w:type="dxa"/>
@@ -453,7 +490,7 @@
             </w:pPr>
             <w:r>
               <w:rPr>
-                <w:rFonts w:ascii="Calibri" w:hAnsi="Calibri"/>
+                <w:rFonts w:ascii="Arial" w:hAnsi="Arial"/>
                 <w:b/>
                 <w:i w:val="0"/>
                 <w:color w:val="FFFFFF"/>
@@ -467,7 +504,7 @@
       <w:tr>
         <w:tc>
           <w:tcPr>
-            <w:tcW w:type="dxa" w:w="1900"/>
+            <w:tcW w:type="dxa" w:w="2100"/>
             <w:vAlign w:val="center"/>
             <w:tcMar>
               <w:top w:w="100" w:type="dxa"/>
@@ -483,11 +520,11 @@
             </w:pPr>
             <w:r>
               <w:rPr>
-                <w:rFonts w:ascii="Calibri" w:hAnsi="Calibri"/>
+                <w:rFonts w:ascii="Arial" w:hAnsi="Arial"/>
                 <w:b w:val="0"/>
                 <w:i w:val="0"/>
                 <w:color w:val="17212B"/>
-                <w:sz w:val="17"/>
+                <w:sz w:val="16"/>
               </w:rPr>
               <w:t>$26,600</w:t>
             </w:r>
@@ -495,7 +532,7 @@
         </w:tc>
         <w:tc>
           <w:tcPr>
-            <w:tcW w:type="dxa" w:w="7460"/>
+            <w:tcW w:type="dxa" w:w="8556"/>
             <w:vAlign w:val="center"/>
             <w:tcMar>
               <w:top w:w="100" w:type="dxa"/>
@@ -511,11 +548,11 @@
             </w:pPr>
             <w:r>
               <w:rPr>
-                <w:rFonts w:ascii="Calibri" w:hAnsi="Calibri"/>
+                <w:rFonts w:ascii="Arial" w:hAnsi="Arial"/>
                 <w:b w:val="0"/>
                 <w:i w:val="0"/>
                 <w:color w:val="17212B"/>
-                <w:sz w:val="17"/>
+                <w:sz w:val="16"/>
               </w:rPr>
               <w:t>38 breeding ewes</w:t>
             </w:r>
@@ -525,7 +562,7 @@
       <w:tr>
         <w:tc>
           <w:tcPr>
-            <w:tcW w:type="dxa" w:w="1900"/>
+            <w:tcW w:type="dxa" w:w="2100"/>
             <w:shd w:fill="FAFBFC"/>
             <w:vAlign w:val="center"/>
             <w:tcMar>
@@ -542,11 +579,11 @@
             </w:pPr>
             <w:r>
               <w:rPr>
-                <w:rFonts w:ascii="Calibri" w:hAnsi="Calibri"/>
+                <w:rFonts w:ascii="Arial" w:hAnsi="Arial"/>
                 <w:b w:val="0"/>
                 <w:i w:val="0"/>
                 <w:color w:val="17212B"/>
-                <w:sz w:val="17"/>
+                <w:sz w:val="16"/>
               </w:rPr>
               <w:t>$18,000</w:t>
             </w:r>
@@ -554,7 +591,7 @@
         </w:tc>
         <w:tc>
           <w:tcPr>
-            <w:tcW w:type="dxa" w:w="7460"/>
+            <w:tcW w:type="dxa" w:w="8556"/>
             <w:shd w:fill="FAFBFC"/>
             <w:vAlign w:val="center"/>
             <w:tcMar>
@@ -571,11 +608,11 @@
             </w:pPr>
             <w:r>
               <w:rPr>
-                <w:rFonts w:ascii="Calibri" w:hAnsi="Calibri"/>
+                <w:rFonts w:ascii="Arial" w:hAnsi="Arial"/>
                 <w:b w:val="0"/>
                 <w:i w:val="0"/>
                 <w:color w:val="17212B"/>
-                <w:sz w:val="17"/>
+                <w:sz w:val="16"/>
               </w:rPr>
               <w:t>Sheep shelter</w:t>
             </w:r>
@@ -585,7 +622,7 @@
       <w:tr>
         <w:tc>
           <w:tcPr>
-            <w:tcW w:type="dxa" w:w="1900"/>
+            <w:tcW w:type="dxa" w:w="2100"/>
             <w:vAlign w:val="center"/>
             <w:tcMar>
               <w:top w:w="100" w:type="dxa"/>
@@ -601,11 +638,11 @@
             </w:pPr>
             <w:r>
               <w:rPr>
-                <w:rFonts w:ascii="Calibri" w:hAnsi="Calibri"/>
+                <w:rFonts w:ascii="Arial" w:hAnsi="Arial"/>
                 <w:b w:val="0"/>
                 <w:i w:val="0"/>
                 <w:color w:val="17212B"/>
-                <w:sz w:val="17"/>
+                <w:sz w:val="16"/>
               </w:rPr>
               <w:t>$5,400</w:t>
             </w:r>
@@ -613,7 +650,7 @@
         </w:tc>
         <w:tc>
           <w:tcPr>
-            <w:tcW w:type="dxa" w:w="7460"/>
+            <w:tcW w:type="dxa" w:w="8556"/>
             <w:vAlign w:val="center"/>
             <w:tcMar>
               <w:top w:w="100" w:type="dxa"/>
@@ -629,11 +666,11 @@
             </w:pPr>
             <w:r>
               <w:rPr>
-                <w:rFonts w:ascii="Calibri" w:hAnsi="Calibri"/>
+                <w:rFonts w:ascii="Arial" w:hAnsi="Arial"/>
                 <w:b w:val="0"/>
                 <w:i w:val="0"/>
                 <w:color w:val="17212B"/>
-                <w:sz w:val="17"/>
+                <w:sz w:val="16"/>
               </w:rPr>
               <w:t>OpEx reserve</w:t>
             </w:r>
@@ -643,7 +680,265 @@
       <w:tr>
         <w:tc>
           <w:tcPr>
-            <w:tcW w:type="dxa" w:w="1900"/>
+            <w:tcW w:type="dxa" w:w="2100"/>
+            <w:shd w:fill="E5F3F0"/>
+            <w:vAlign w:val="center"/>
+            <w:tcMar>
+              <w:top w:w="100" w:type="dxa"/>
+              <w:start w:w="120" w:type="dxa"/>
+              <w:bottom w:w="100" w:type="dxa"/>
+              <w:end w:w="120" w:type="dxa"/>
+            </w:tcMar>
+          </w:tcPr>
+          <w:p>
+            <w:pPr>
+              <w:spacing w:before="0" w:after="0" w:line="264" w:lineRule="auto"/>
+              <w:jc w:val="left"/>
+            </w:pPr>
+            <w:r>
+              <w:rPr>
+                <w:rFonts w:ascii="Arial" w:hAnsi="Arial"/>
+                <w:b/>
+                <w:i w:val="0"/>
+                <w:color w:val="17212B"/>
+                <w:sz w:val="16"/>
+              </w:rPr>
+              <w:t>$50,000</w:t>
+            </w:r>
+          </w:p>
+        </w:tc>
+        <w:tc>
+          <w:tcPr>
+            <w:tcW w:type="dxa" w:w="8556"/>
+            <w:shd w:fill="E5F3F0"/>
+            <w:vAlign w:val="center"/>
+            <w:tcMar>
+              <w:top w:w="100" w:type="dxa"/>
+              <w:start w:w="120" w:type="dxa"/>
+              <w:bottom w:w="100" w:type="dxa"/>
+              <w:end w:w="120" w:type="dxa"/>
+            </w:tcMar>
+          </w:tcPr>
+          <w:p>
+            <w:pPr>
+              <w:spacing w:before="0" w:after="0" w:line="264" w:lineRule="auto"/>
+              <w:jc w:val="center"/>
+            </w:pPr>
+            <w:r>
+              <w:rPr>
+                <w:rFonts w:ascii="Arial" w:hAnsi="Arial"/>
+                <w:b/>
+                <w:i w:val="0"/>
+                <w:color w:val="17212B"/>
+                <w:sz w:val="16"/>
+              </w:rPr>
+              <w:t>TOTAL</w:t>
+            </w:r>
+          </w:p>
+        </w:tc>
+      </w:tr>
+    </w:tbl>
+    <w:p>
+      <w:pPr>
+        <w:spacing w:after="40"/>
+      </w:pPr>
+    </w:p>
+    <w:tbl>
+      <w:tblPr>
+        <w:tblStyle w:val="TableGrid"/>
+        <w:tblW w:type="dxa" w:w="10656"/>
+        <w:jc w:val="center"/>
+        <w:tblLayout w:type="fixed"/>
+        <w:tblLook w:firstColumn="1" w:firstRow="1" w:lastColumn="0" w:lastRow="0" w:noHBand="0" w:noVBand="1" w:val="04A0"/>
+        <w:tblInd w:w="120" w:type="dxa"/>
+      </w:tblPr>
+      <w:tblGrid>
+        <w:gridCol w:w="1700"/>
+        <w:gridCol w:w="4650"/>
+        <w:gridCol w:w="4306"/>
+      </w:tblGrid>
+      <w:tr>
+        <w:trPr>
+          <w:tblHeader w:val="true"/>
+        </w:trPr>
+        <w:tc>
+          <w:tcPr>
+            <w:tcW w:type="dxa" w:w="1700"/>
+            <w:shd w:fill="1769C2"/>
+            <w:vAlign w:val="center"/>
+            <w:tcMar>
+              <w:top w:w="100" w:type="dxa"/>
+              <w:start w:w="120" w:type="dxa"/>
+              <w:bottom w:w="100" w:type="dxa"/>
+              <w:end w:w="120" w:type="dxa"/>
+            </w:tcMar>
+          </w:tcPr>
+          <w:p>
+            <w:pPr>
+              <w:spacing w:before="0" w:after="0" w:line="252" w:lineRule="auto"/>
+              <w:jc w:val="center"/>
+            </w:pPr>
+            <w:r>
+              <w:rPr>
+                <w:rFonts w:ascii="Arial" w:hAnsi="Arial"/>
+                <w:b/>
+                <w:i w:val="0"/>
+                <w:color w:val="FFFFFF"/>
+                <w:sz w:val="17"/>
+              </w:rPr>
+              <w:t>Party</w:t>
+            </w:r>
+          </w:p>
+        </w:tc>
+        <w:tc>
+          <w:tcPr>
+            <w:tcW w:type="dxa" w:w="4650"/>
+            <w:shd w:fill="1769C2"/>
+            <w:vAlign w:val="center"/>
+            <w:tcMar>
+              <w:top w:w="100" w:type="dxa"/>
+              <w:start w:w="120" w:type="dxa"/>
+              <w:bottom w:w="100" w:type="dxa"/>
+              <w:end w:w="120" w:type="dxa"/>
+            </w:tcMar>
+          </w:tcPr>
+          <w:p>
+            <w:pPr>
+              <w:spacing w:before="0" w:after="0" w:line="252" w:lineRule="auto"/>
+              <w:jc w:val="center"/>
+            </w:pPr>
+            <w:r>
+              <w:rPr>
+                <w:rFonts w:ascii="Arial" w:hAnsi="Arial"/>
+                <w:b/>
+                <w:i w:val="0"/>
+                <w:color w:val="FFFFFF"/>
+                <w:sz w:val="17"/>
+              </w:rPr>
+              <w:t>Contribution</w:t>
+            </w:r>
+          </w:p>
+        </w:tc>
+        <w:tc>
+          <w:tcPr>
+            <w:tcW w:type="dxa" w:w="4306"/>
+            <w:shd w:fill="1769C2"/>
+            <w:vAlign w:val="center"/>
+            <w:tcMar>
+              <w:top w:w="100" w:type="dxa"/>
+              <w:start w:w="120" w:type="dxa"/>
+              <w:bottom w:w="100" w:type="dxa"/>
+              <w:end w:w="120" w:type="dxa"/>
+            </w:tcMar>
+          </w:tcPr>
+          <w:p>
+            <w:pPr>
+              <w:spacing w:before="0" w:after="0" w:line="252" w:lineRule="auto"/>
+              <w:jc w:val="center"/>
+            </w:pPr>
+            <w:r>
+              <w:rPr>
+                <w:rFonts w:ascii="Arial" w:hAnsi="Arial"/>
+                <w:b/>
+                <w:i w:val="0"/>
+                <w:color w:val="FFFFFF"/>
+                <w:sz w:val="17"/>
+              </w:rPr>
+              <w:t>Outcome</w:t>
+            </w:r>
+          </w:p>
+        </w:tc>
+      </w:tr>
+      <w:tr>
+        <w:tc>
+          <w:tcPr>
+            <w:tcW w:type="dxa" w:w="1700"/>
+            <w:vAlign w:val="center"/>
+            <w:tcMar>
+              <w:top w:w="100" w:type="dxa"/>
+              <w:start w:w="120" w:type="dxa"/>
+              <w:bottom w:w="100" w:type="dxa"/>
+              <w:end w:w="120" w:type="dxa"/>
+            </w:tcMar>
+          </w:tcPr>
+          <w:p>
+            <w:pPr>
+              <w:spacing w:before="0" w:after="0" w:line="264" w:lineRule="auto"/>
+              <w:jc w:val="left"/>
+            </w:pPr>
+            <w:r>
+              <w:rPr>
+                <w:rFonts w:ascii="Arial" w:hAnsi="Arial"/>
+                <w:b w:val="0"/>
+                <w:i w:val="0"/>
+                <w:color w:val="17212B"/>
+                <w:sz w:val="16"/>
+              </w:rPr>
+              <w:t>AgriPartners</w:t>
+            </w:r>
+          </w:p>
+        </w:tc>
+        <w:tc>
+          <w:tcPr>
+            <w:tcW w:type="dxa" w:w="4650"/>
+            <w:vAlign w:val="center"/>
+            <w:tcMar>
+              <w:top w:w="100" w:type="dxa"/>
+              <w:start w:w="120" w:type="dxa"/>
+              <w:bottom w:w="100" w:type="dxa"/>
+              <w:end w:w="120" w:type="dxa"/>
+            </w:tcMar>
+          </w:tcPr>
+          <w:p>
+            <w:pPr>
+              <w:spacing w:before="0" w:after="0" w:line="264" w:lineRule="auto"/>
+              <w:jc w:val="center"/>
+            </w:pPr>
+            <w:r>
+              <w:rPr>
+                <w:rFonts w:ascii="Arial" w:hAnsi="Arial"/>
+                <w:b w:val="0"/>
+                <w:i w:val="0"/>
+                <w:color w:val="17212B"/>
+                <w:sz w:val="16"/>
+              </w:rPr>
+              <w:t>Funds assets and working capital</w:t>
+            </w:r>
+          </w:p>
+        </w:tc>
+        <w:tc>
+          <w:tcPr>
+            <w:tcW w:type="dxa" w:w="4306"/>
+            <w:vAlign w:val="center"/>
+            <w:tcMar>
+              <w:top w:w="100" w:type="dxa"/>
+              <w:start w:w="120" w:type="dxa"/>
+              <w:bottom w:w="100" w:type="dxa"/>
+              <w:end w:w="120" w:type="dxa"/>
+            </w:tcMar>
+          </w:tcPr>
+          <w:p>
+            <w:pPr>
+              <w:spacing w:before="0" w:after="0" w:line="264" w:lineRule="auto"/>
+              <w:jc w:val="center"/>
+            </w:pPr>
+            <w:r>
+              <w:rPr>
+                <w:rFonts w:ascii="Arial" w:hAnsi="Arial"/>
+                <w:b w:val="0"/>
+                <w:i w:val="0"/>
+                <w:color w:val="17212B"/>
+                <w:sz w:val="16"/>
+              </w:rPr>
+              <w:t>40% investor share less fee</w:t>
+            </w:r>
+          </w:p>
+        </w:tc>
+      </w:tr>
+      <w:tr>
+        <w:tc>
+          <w:tcPr>
+            <w:tcW w:type="dxa" w:w="1700"/>
             <w:shd w:fill="FAFBFC"/>
             <w:vAlign w:val="center"/>
             <w:tcMar>
@@ -660,19 +955,19 @@
             </w:pPr>
             <w:r>
               <w:rPr>
-                <w:rFonts w:ascii="Calibri" w:hAnsi="Calibri"/>
+                <w:rFonts w:ascii="Arial" w:hAnsi="Arial"/>
                 <w:b w:val="0"/>
                 <w:i w:val="0"/>
                 <w:color w:val="17212B"/>
-                <w:sz w:val="17"/>
+                <w:sz w:val="16"/>
               </w:rPr>
-              <w:t>$50,000</w:t>
+              <w:t>Farmer</w:t>
             </w:r>
           </w:p>
         </w:tc>
         <w:tc>
           <w:tcPr>
-            <w:tcW w:type="dxa" w:w="7460"/>
+            <w:tcW w:type="dxa" w:w="4650"/>
             <w:shd w:fill="FAFBFC"/>
             <w:vAlign w:val="center"/>
             <w:tcMar>
@@ -689,13 +984,42 @@
             </w:pPr>
             <w:r>
               <w:rPr>
-                <w:rFonts w:ascii="Calibri" w:hAnsi="Calibri"/>
-                <w:b/>
+                <w:rFonts w:ascii="Arial" w:hAnsi="Arial"/>
+                <w:b w:val="0"/>
                 <w:i w:val="0"/>
                 <w:color w:val="17212B"/>
-                <w:sz w:val="17"/>
+                <w:sz w:val="16"/>
               </w:rPr>
-              <w:t>TOTAL</w:t>
+              <w:t>Provides land, labor, and operations</w:t>
+            </w:r>
+          </w:p>
+        </w:tc>
+        <w:tc>
+          <w:tcPr>
+            <w:tcW w:type="dxa" w:w="4306"/>
+            <w:shd w:fill="FAFBFC"/>
+            <w:vAlign w:val="center"/>
+            <w:tcMar>
+              <w:top w:w="100" w:type="dxa"/>
+              <w:start w:w="120" w:type="dxa"/>
+              <w:bottom w:w="100" w:type="dxa"/>
+              <w:end w:w="120" w:type="dxa"/>
+            </w:tcMar>
+          </w:tcPr>
+          <w:p>
+            <w:pPr>
+              <w:spacing w:before="0" w:after="0" w:line="264" w:lineRule="auto"/>
+              <w:jc w:val="center"/>
+            </w:pPr>
+            <w:r>
+              <w:rPr>
+                <w:rFonts w:ascii="Arial" w:hAnsi="Arial"/>
+                <w:b w:val="0"/>
+                <w:i w:val="0"/>
+                <w:color w:val="17212B"/>
+                <w:sz w:val="16"/>
+              </w:rPr>
+              <w:t>60% share plus transferred property</w:t>
             </w:r>
           </w:p>
         </w:tc>
@@ -717,19 +1041,19 @@
     <w:tbl>
       <w:tblPr>
         <w:tblStyle w:val="TableGrid"/>
-        <w:tblW w:type="dxa" w:w="9360"/>
+        <w:tblW w:type="dxa" w:w="10656"/>
         <w:jc w:val="center"/>
         <w:tblLayout w:type="fixed"/>
         <w:tblLook w:firstColumn="1" w:firstRow="1" w:lastColumn="0" w:lastRow="0" w:noHBand="0" w:noVBand="1" w:val="04A0"/>
         <w:tblInd w:w="120" w:type="dxa"/>
       </w:tblPr>
       <w:tblGrid>
-        <w:gridCol w:w="850"/>
-        <w:gridCol w:w="1400"/>
-        <w:gridCol w:w="1500"/>
+        <w:gridCol w:w="1050"/>
         <w:gridCol w:w="1700"/>
-        <w:gridCol w:w="1700"/>
-        <w:gridCol w:w="2210"/>
+        <w:gridCol w:w="1850"/>
+        <w:gridCol w:w="2100"/>
+        <w:gridCol w:w="2050"/>
+        <w:gridCol w:w="1906"/>
       </w:tblGrid>
       <w:tr>
         <w:trPr>
@@ -737,8 +1061,8 @@
         </w:trPr>
         <w:tc>
           <w:tcPr>
-            <w:tcW w:type="dxa" w:w="850"/>
-            <w:shd w:fill="00695C"/>
+            <w:tcW w:type="dxa" w:w="1050"/>
+            <w:shd w:fill="1769C2"/>
             <w:vAlign w:val="center"/>
             <w:tcMar>
               <w:top w:w="100" w:type="dxa"/>
@@ -754,7 +1078,7 @@
             </w:pPr>
             <w:r>
               <w:rPr>
-                <w:rFonts w:ascii="Calibri" w:hAnsi="Calibri"/>
+                <w:rFonts w:ascii="Arial" w:hAnsi="Arial"/>
                 <w:b/>
                 <w:i w:val="0"/>
                 <w:color w:val="FFFFFF"/>
@@ -766,8 +1090,8 @@
         </w:tc>
         <w:tc>
           <w:tcPr>
-            <w:tcW w:type="dxa" w:w="1400"/>
-            <w:shd w:fill="00695C"/>
+            <w:tcW w:type="dxa" w:w="1700"/>
+            <w:shd w:fill="1769C2"/>
             <w:vAlign w:val="center"/>
             <w:tcMar>
               <w:top w:w="100" w:type="dxa"/>
@@ -783,7 +1107,7 @@
             </w:pPr>
             <w:r>
               <w:rPr>
-                <w:rFonts w:ascii="Calibri" w:hAnsi="Calibri"/>
+                <w:rFonts w:ascii="Arial" w:hAnsi="Arial"/>
                 <w:b/>
                 <w:i w:val="0"/>
                 <w:color w:val="FFFFFF"/>
@@ -795,8 +1119,8 @@
         </w:tc>
         <w:tc>
           <w:tcPr>
-            <w:tcW w:type="dxa" w:w="1500"/>
-            <w:shd w:fill="00695C"/>
+            <w:tcW w:type="dxa" w:w="1850"/>
+            <w:shd w:fill="1769C2"/>
             <w:vAlign w:val="center"/>
             <w:tcMar>
               <w:top w:w="100" w:type="dxa"/>
@@ -812,7 +1136,7 @@
             </w:pPr>
             <w:r>
               <w:rPr>
-                <w:rFonts w:ascii="Calibri" w:hAnsi="Calibri"/>
+                <w:rFonts w:ascii="Arial" w:hAnsi="Arial"/>
                 <w:b/>
                 <w:i w:val="0"/>
                 <w:color w:val="FFFFFF"/>
@@ -824,8 +1148,8 @@
         </w:tc>
         <w:tc>
           <w:tcPr>
-            <w:tcW w:type="dxa" w:w="1700"/>
-            <w:shd w:fill="00695C"/>
+            <w:tcW w:type="dxa" w:w="2100"/>
+            <w:shd w:fill="1769C2"/>
             <w:vAlign w:val="center"/>
             <w:tcMar>
               <w:top w:w="100" w:type="dxa"/>
@@ -841,7 +1165,7 @@
             </w:pPr>
             <w:r>
               <w:rPr>
-                <w:rFonts w:ascii="Calibri" w:hAnsi="Calibri"/>
+                <w:rFonts w:ascii="Arial" w:hAnsi="Arial"/>
                 <w:b/>
                 <w:i w:val="0"/>
                 <w:color w:val="FFFFFF"/>
@@ -853,8 +1177,8 @@
         </w:tc>
         <w:tc>
           <w:tcPr>
-            <w:tcW w:type="dxa" w:w="1700"/>
-            <w:shd w:fill="00695C"/>
+            <w:tcW w:type="dxa" w:w="2050"/>
+            <w:shd w:fill="1769C2"/>
             <w:vAlign w:val="center"/>
             <w:tcMar>
               <w:top w:w="100" w:type="dxa"/>
@@ -870,7 +1194,7 @@
             </w:pPr>
             <w:r>
               <w:rPr>
-                <w:rFonts w:ascii="Calibri" w:hAnsi="Calibri"/>
+                <w:rFonts w:ascii="Arial" w:hAnsi="Arial"/>
                 <w:b/>
                 <w:i w:val="0"/>
                 <w:color w:val="FFFFFF"/>
@@ -882,8 +1206,8 @@
         </w:tc>
         <w:tc>
           <w:tcPr>
-            <w:tcW w:type="dxa" w:w="2210"/>
-            <w:shd w:fill="00695C"/>
+            <w:tcW w:type="dxa" w:w="1906"/>
+            <w:shd w:fill="1769C2"/>
             <w:vAlign w:val="center"/>
             <w:tcMar>
               <w:top w:w="100" w:type="dxa"/>
@@ -899,7 +1223,7 @@
             </w:pPr>
             <w:r>
               <w:rPr>
-                <w:rFonts w:ascii="Calibri" w:hAnsi="Calibri"/>
+                <w:rFonts w:ascii="Arial" w:hAnsi="Arial"/>
                 <w:b/>
                 <w:i w:val="0"/>
                 <w:color w:val="FFFFFF"/>
@@ -913,7 +1237,7 @@
       <w:tr>
         <w:tc>
           <w:tcPr>
-            <w:tcW w:type="dxa" w:w="850"/>
+            <w:tcW w:type="dxa" w:w="1050"/>
             <w:vAlign w:val="center"/>
             <w:tcMar>
               <w:top w:w="100" w:type="dxa"/>
@@ -929,69 +1253,13 @@
             </w:pPr>
             <w:r>
               <w:rPr>
-                <w:rFonts w:ascii="Calibri" w:hAnsi="Calibri"/>
+                <w:rFonts w:ascii="Arial" w:hAnsi="Arial"/>
                 <w:b w:val="0"/>
                 <w:i w:val="0"/>
                 <w:color w:val="17212B"/>
-                <w:sz w:val="17"/>
+                <w:sz w:val="15"/>
               </w:rPr>
               <w:t>1-2</w:t>
-            </w:r>
-          </w:p>
-        </w:tc>
-        <w:tc>
-          <w:tcPr>
-            <w:tcW w:type="dxa" w:w="1400"/>
-            <w:vAlign w:val="center"/>
-            <w:tcMar>
-              <w:top w:w="100" w:type="dxa"/>
-              <w:start w:w="120" w:type="dxa"/>
-              <w:bottom w:w="100" w:type="dxa"/>
-              <w:end w:w="120" w:type="dxa"/>
-            </w:tcMar>
-          </w:tcPr>
-          <w:p>
-            <w:pPr>
-              <w:spacing w:before="0" w:after="0" w:line="264" w:lineRule="auto"/>
-              <w:jc w:val="center"/>
-            </w:pPr>
-            <w:r>
-              <w:rPr>
-                <w:rFonts w:ascii="Calibri" w:hAnsi="Calibri"/>
-                <w:b w:val="0"/>
-                <w:i w:val="0"/>
-                <w:color w:val="17212B"/>
-                <w:sz w:val="17"/>
-              </w:rPr>
-              <w:t>$30,600</w:t>
-            </w:r>
-          </w:p>
-        </w:tc>
-        <w:tc>
-          <w:tcPr>
-            <w:tcW w:type="dxa" w:w="1500"/>
-            <w:vAlign w:val="center"/>
-            <w:tcMar>
-              <w:top w:w="100" w:type="dxa"/>
-              <w:start w:w="120" w:type="dxa"/>
-              <w:bottom w:w="100" w:type="dxa"/>
-              <w:end w:w="120" w:type="dxa"/>
-            </w:tcMar>
-          </w:tcPr>
-          <w:p>
-            <w:pPr>
-              <w:spacing w:before="0" w:after="0" w:line="264" w:lineRule="auto"/>
-              <w:jc w:val="center"/>
-            </w:pPr>
-            <w:r>
-              <w:rPr>
-                <w:rFonts w:ascii="Calibri" w:hAnsi="Calibri"/>
-                <w:b w:val="0"/>
-                <w:i w:val="0"/>
-                <w:color w:val="17212B"/>
-                <w:sz w:val="17"/>
-              </w:rPr>
-              <w:t>$30,600</w:t>
             </w:r>
           </w:p>
         </w:tc>
@@ -1013,19 +1281,19 @@
             </w:pPr>
             <w:r>
               <w:rPr>
-                <w:rFonts w:ascii="Calibri" w:hAnsi="Calibri"/>
+                <w:rFonts w:ascii="Arial" w:hAnsi="Arial"/>
                 <w:b w:val="0"/>
                 <w:i w:val="0"/>
                 <w:color w:val="17212B"/>
-                <w:sz w:val="17"/>
+                <w:sz w:val="15"/>
               </w:rPr>
-              <w:t>$18,360</w:t>
+              <w:t>$30,600</w:t>
             </w:r>
           </w:p>
         </w:tc>
         <w:tc>
           <w:tcPr>
-            <w:tcW w:type="dxa" w:w="1700"/>
+            <w:tcW w:type="dxa" w:w="1850"/>
             <w:vAlign w:val="center"/>
             <w:tcMar>
               <w:top w:w="100" w:type="dxa"/>
@@ -1041,19 +1309,19 @@
             </w:pPr>
             <w:r>
               <w:rPr>
-                <w:rFonts w:ascii="Calibri" w:hAnsi="Calibri"/>
+                <w:rFonts w:ascii="Arial" w:hAnsi="Arial"/>
                 <w:b w:val="0"/>
                 <w:i w:val="0"/>
                 <w:color w:val="17212B"/>
-                <w:sz w:val="17"/>
+                <w:sz w:val="15"/>
               </w:rPr>
-              <w:t>$3,100</w:t>
+              <w:t>$30,600</w:t>
             </w:r>
           </w:p>
         </w:tc>
         <w:tc>
           <w:tcPr>
-            <w:tcW w:type="dxa" w:w="2210"/>
+            <w:tcW w:type="dxa" w:w="2100"/>
             <w:vAlign w:val="center"/>
             <w:tcMar>
               <w:top w:w="100" w:type="dxa"/>
@@ -1069,11 +1337,67 @@
             </w:pPr>
             <w:r>
               <w:rPr>
-                <w:rFonts w:ascii="Calibri" w:hAnsi="Calibri"/>
+                <w:rFonts w:ascii="Arial" w:hAnsi="Arial"/>
                 <w:b w:val="0"/>
                 <w:i w:val="0"/>
                 <w:color w:val="17212B"/>
-                <w:sz w:val="17"/>
+                <w:sz w:val="15"/>
+              </w:rPr>
+              <w:t>$18,360</w:t>
+            </w:r>
+          </w:p>
+        </w:tc>
+        <w:tc>
+          <w:tcPr>
+            <w:tcW w:type="dxa" w:w="2050"/>
+            <w:vAlign w:val="center"/>
+            <w:tcMar>
+              <w:top w:w="100" w:type="dxa"/>
+              <w:start w:w="120" w:type="dxa"/>
+              <w:bottom w:w="100" w:type="dxa"/>
+              <w:end w:w="120" w:type="dxa"/>
+            </w:tcMar>
+          </w:tcPr>
+          <w:p>
+            <w:pPr>
+              <w:spacing w:before="0" w:after="0" w:line="264" w:lineRule="auto"/>
+              <w:jc w:val="center"/>
+            </w:pPr>
+            <w:r>
+              <w:rPr>
+                <w:rFonts w:ascii="Arial" w:hAnsi="Arial"/>
+                <w:b w:val="0"/>
+                <w:i w:val="0"/>
+                <w:color w:val="17212B"/>
+                <w:sz w:val="15"/>
+              </w:rPr>
+              <w:t>$3,100</w:t>
+            </w:r>
+          </w:p>
+        </w:tc>
+        <w:tc>
+          <w:tcPr>
+            <w:tcW w:type="dxa" w:w="1906"/>
+            <w:vAlign w:val="center"/>
+            <w:tcMar>
+              <w:top w:w="100" w:type="dxa"/>
+              <w:start w:w="120" w:type="dxa"/>
+              <w:bottom w:w="100" w:type="dxa"/>
+              <w:end w:w="120" w:type="dxa"/>
+            </w:tcMar>
+          </w:tcPr>
+          <w:p>
+            <w:pPr>
+              <w:spacing w:before="0" w:after="0" w:line="264" w:lineRule="auto"/>
+              <w:jc w:val="center"/>
+            </w:pPr>
+            <w:r>
+              <w:rPr>
+                <w:rFonts w:ascii="Arial" w:hAnsi="Arial"/>
+                <w:b w:val="0"/>
+                <w:i w:val="0"/>
+                <w:color w:val="17212B"/>
+                <w:sz w:val="15"/>
               </w:rPr>
               <w:t>$15,260</w:t>
             </w:r>
@@ -1083,7 +1407,7 @@
       <w:tr>
         <w:tc>
           <w:tcPr>
-            <w:tcW w:type="dxa" w:w="850"/>
+            <w:tcW w:type="dxa" w:w="1050"/>
             <w:shd w:fill="FAFBFC"/>
             <w:vAlign w:val="center"/>
             <w:tcMar>
@@ -1100,71 +1424,13 @@
             </w:pPr>
             <w:r>
               <w:rPr>
-                <w:rFonts w:ascii="Calibri" w:hAnsi="Calibri"/>
+                <w:rFonts w:ascii="Arial" w:hAnsi="Arial"/>
                 <w:b w:val="0"/>
                 <w:i w:val="0"/>
                 <w:color w:val="17212B"/>
-                <w:sz w:val="17"/>
+                <w:sz w:val="15"/>
               </w:rPr>
               <w:t>3-6</w:t>
-            </w:r>
-          </w:p>
-        </w:tc>
-        <w:tc>
-          <w:tcPr>
-            <w:tcW w:type="dxa" w:w="1400"/>
-            <w:shd w:fill="FAFBFC"/>
-            <w:vAlign w:val="center"/>
-            <w:tcMar>
-              <w:top w:w="100" w:type="dxa"/>
-              <w:start w:w="120" w:type="dxa"/>
-              <w:bottom w:w="100" w:type="dxa"/>
-              <w:end w:w="120" w:type="dxa"/>
-            </w:tcMar>
-          </w:tcPr>
-          <w:p>
-            <w:pPr>
-              <w:spacing w:before="0" w:after="0" w:line="264" w:lineRule="auto"/>
-              <w:jc w:val="center"/>
-            </w:pPr>
-            <w:r>
-              <w:rPr>
-                <w:rFonts w:ascii="Calibri" w:hAnsi="Calibri"/>
-                <w:b w:val="0"/>
-                <w:i w:val="0"/>
-                <w:color w:val="17212B"/>
-                <w:sz w:val="17"/>
-              </w:rPr>
-              <w:t>$30,600</w:t>
-            </w:r>
-          </w:p>
-        </w:tc>
-        <w:tc>
-          <w:tcPr>
-            <w:tcW w:type="dxa" w:w="1500"/>
-            <w:shd w:fill="FAFBFC"/>
-            <w:vAlign w:val="center"/>
-            <w:tcMar>
-              <w:top w:w="100" w:type="dxa"/>
-              <w:start w:w="120" w:type="dxa"/>
-              <w:bottom w:w="100" w:type="dxa"/>
-              <w:end w:w="120" w:type="dxa"/>
-            </w:tcMar>
-          </w:tcPr>
-          <w:p>
-            <w:pPr>
-              <w:spacing w:before="0" w:after="0" w:line="264" w:lineRule="auto"/>
-              <w:jc w:val="center"/>
-            </w:pPr>
-            <w:r>
-              <w:rPr>
-                <w:rFonts w:ascii="Calibri" w:hAnsi="Calibri"/>
-                <w:b w:val="0"/>
-                <w:i w:val="0"/>
-                <w:color w:val="17212B"/>
-                <w:sz w:val="17"/>
-              </w:rPr>
-              <w:t>$24,600</w:t>
             </w:r>
           </w:p>
         </w:tc>
@@ -1187,19 +1453,19 @@
             </w:pPr>
             <w:r>
               <w:rPr>
-                <w:rFonts w:ascii="Calibri" w:hAnsi="Calibri"/>
+                <w:rFonts w:ascii="Arial" w:hAnsi="Arial"/>
                 <w:b w:val="0"/>
                 <w:i w:val="0"/>
                 <w:color w:val="17212B"/>
-                <w:sz w:val="17"/>
+                <w:sz w:val="15"/>
               </w:rPr>
-              <w:t>$14,760</w:t>
+              <w:t>$30,600</w:t>
             </w:r>
           </w:p>
         </w:tc>
         <w:tc>
           <w:tcPr>
-            <w:tcW w:type="dxa" w:w="1700"/>
+            <w:tcW w:type="dxa" w:w="1850"/>
             <w:shd w:fill="FAFBFC"/>
             <w:vAlign w:val="center"/>
             <w:tcMar>
@@ -1216,19 +1482,19 @@
             </w:pPr>
             <w:r>
               <w:rPr>
-                <w:rFonts w:ascii="Calibri" w:hAnsi="Calibri"/>
+                <w:rFonts w:ascii="Arial" w:hAnsi="Arial"/>
                 <w:b w:val="0"/>
                 <w:i w:val="0"/>
                 <w:color w:val="17212B"/>
-                <w:sz w:val="17"/>
+                <w:sz w:val="15"/>
               </w:rPr>
-              <w:t>$3,100</w:t>
+              <w:t>$24,600</w:t>
             </w:r>
           </w:p>
         </w:tc>
         <w:tc>
           <w:tcPr>
-            <w:tcW w:type="dxa" w:w="2210"/>
+            <w:tcW w:type="dxa" w:w="2100"/>
             <w:shd w:fill="FAFBFC"/>
             <w:vAlign w:val="center"/>
             <w:tcMar>
@@ -1245,11 +1511,69 @@
             </w:pPr>
             <w:r>
               <w:rPr>
-                <w:rFonts w:ascii="Calibri" w:hAnsi="Calibri"/>
+                <w:rFonts w:ascii="Arial" w:hAnsi="Arial"/>
                 <w:b w:val="0"/>
                 <w:i w:val="0"/>
                 <w:color w:val="17212B"/>
-                <w:sz w:val="17"/>
+                <w:sz w:val="15"/>
+              </w:rPr>
+              <w:t>$14,760</w:t>
+            </w:r>
+          </w:p>
+        </w:tc>
+        <w:tc>
+          <w:tcPr>
+            <w:tcW w:type="dxa" w:w="2050"/>
+            <w:shd w:fill="FAFBFC"/>
+            <w:vAlign w:val="center"/>
+            <w:tcMar>
+              <w:top w:w="100" w:type="dxa"/>
+              <w:start w:w="120" w:type="dxa"/>
+              <w:bottom w:w="100" w:type="dxa"/>
+              <w:end w:w="120" w:type="dxa"/>
+            </w:tcMar>
+          </w:tcPr>
+          <w:p>
+            <w:pPr>
+              <w:spacing w:before="0" w:after="0" w:line="264" w:lineRule="auto"/>
+              <w:jc w:val="center"/>
+            </w:pPr>
+            <w:r>
+              <w:rPr>
+                <w:rFonts w:ascii="Arial" w:hAnsi="Arial"/>
+                <w:b w:val="0"/>
+                <w:i w:val="0"/>
+                <w:color w:val="17212B"/>
+                <w:sz w:val="15"/>
+              </w:rPr>
+              <w:t>$3,100</w:t>
+            </w:r>
+          </w:p>
+        </w:tc>
+        <w:tc>
+          <w:tcPr>
+            <w:tcW w:type="dxa" w:w="1906"/>
+            <w:shd w:fill="FAFBFC"/>
+            <w:vAlign w:val="center"/>
+            <w:tcMar>
+              <w:top w:w="100" w:type="dxa"/>
+              <w:start w:w="120" w:type="dxa"/>
+              <w:bottom w:w="100" w:type="dxa"/>
+              <w:end w:w="120" w:type="dxa"/>
+            </w:tcMar>
+          </w:tcPr>
+          <w:p>
+            <w:pPr>
+              <w:spacing w:before="0" w:after="0" w:line="264" w:lineRule="auto"/>
+              <w:jc w:val="center"/>
+            </w:pPr>
+            <w:r>
+              <w:rPr>
+                <w:rFonts w:ascii="Arial" w:hAnsi="Arial"/>
+                <w:b w:val="0"/>
+                <w:i w:val="0"/>
+                <w:color w:val="17212B"/>
+                <w:sz w:val="15"/>
               </w:rPr>
               <w:t>$11,660</w:t>
             </w:r>
@@ -1263,32 +1587,5503 @@
       </w:pPr>
     </w:p>
     <w:p>
+      <w:pPr>
+        <w:pageBreakBefore/>
+        <w:spacing w:before="0" w:after="0" w:line="24" w:lineRule="auto"/>
+      </w:pPr>
       <w:r>
-        <w:br w:type="page"/>
+        <w:rPr>
+          <w:rFonts w:ascii="Arial" w:hAnsi="Arial"/>
+          <w:b w:val="0"/>
+          <w:i w:val="0"/>
+          <w:color w:val="FFFFFF"/>
+          <w:sz w:val="2"/>
+        </w:rPr>
       </w:r>
+    </w:p>
+    <w:tbl>
+      <w:tblPr>
+        <w:tblW w:type="dxa" w:w="10656"/>
+        <w:tblLayout w:type="fixed"/>
+        <w:tblLook w:firstColumn="1" w:firstRow="1" w:lastColumn="0" w:lastRow="0" w:noHBand="0" w:noVBand="1" w:val="04A0"/>
+        <w:tblInd w:w="120" w:type="dxa"/>
+      </w:tblPr>
+      <w:tblGrid>
+        <w:gridCol w:w="10656"/>
+      </w:tblGrid>
+      <w:tr>
+        <w:tc>
+          <w:tcPr>
+            <w:tcW w:type="dxa" w:w="10656"/>
+            <w:shd w:fill="1769C2"/>
+            <w:tcMar>
+              <w:top w:w="100" w:type="dxa"/>
+              <w:start w:w="120" w:type="dxa"/>
+              <w:bottom w:w="100" w:type="dxa"/>
+              <w:end w:w="120" w:type="dxa"/>
+            </w:tcMar>
+          </w:tcPr>
+          <w:p>
+            <w:pPr>
+              <w:spacing w:before="0" w:after="0" w:line="240" w:lineRule="auto"/>
+            </w:pPr>
+            <w:r>
+              <w:rPr>
+                <w:rFonts w:ascii="Arial" w:hAnsi="Arial"/>
+                <w:b/>
+                <w:i w:val="0"/>
+                <w:color w:val="FFFFFF"/>
+                <w:sz w:val="22"/>
+              </w:rPr>
+              <w:t>Detailed cycle breakdown</w:t>
+            </w:r>
+          </w:p>
+        </w:tc>
+      </w:tr>
+    </w:tbl>
+    <w:p>
+      <w:pPr>
+        <w:spacing w:before="0" w:after="20" w:line="240" w:lineRule="auto"/>
+      </w:pPr>
+    </w:p>
+    <w:tbl>
+      <w:tblPr>
+        <w:tblStyle w:val="TableGrid"/>
+        <w:tblW w:type="dxa" w:w="10656"/>
+        <w:jc w:val="center"/>
+        <w:tblLayout w:type="fixed"/>
+        <w:tblLook w:firstColumn="1" w:firstRow="1" w:lastColumn="0" w:lastRow="0" w:noHBand="0" w:noVBand="1" w:val="04A0"/>
+        <w:tblInd w:w="120" w:type="dxa"/>
+      </w:tblPr>
+      <w:tblGrid>
+        <w:gridCol w:w="10656"/>
+      </w:tblGrid>
+      <w:tr>
+        <w:tc>
+          <w:tcPr>
+            <w:tcW w:type="dxa" w:w="10656"/>
+            <w:shd w:fill="1769C2"/>
+            <w:tcMar>
+              <w:top w:w="100" w:type="dxa"/>
+              <w:start w:w="120" w:type="dxa"/>
+              <w:bottom w:w="100" w:type="dxa"/>
+              <w:end w:w="120" w:type="dxa"/>
+            </w:tcMar>
+          </w:tcPr>
+          <w:p>
+            <w:pPr>
+              <w:spacing w:before="0" w:after="0" w:line="240" w:lineRule="auto"/>
+              <w:jc w:val="left"/>
+            </w:pPr>
+            <w:r>
+              <w:rPr>
+                <w:rFonts w:ascii="Arial" w:hAnsi="Arial"/>
+                <w:b/>
+                <w:i w:val="0"/>
+                <w:color w:val="FFFFFF"/>
+                <w:sz w:val="18"/>
+              </w:rPr>
+              <w:t>Cycle 1  |  0-6 mo.</w:t>
+            </w:r>
+          </w:p>
+        </w:tc>
+      </w:tr>
+    </w:tbl>
+    <w:tbl>
+      <w:tblPr>
+        <w:tblStyle w:val="TableGrid"/>
+        <w:tblW w:type="dxa" w:w="10656"/>
+        <w:jc w:val="center"/>
+        <w:tblLayout w:type="fixed"/>
+        <w:tblLook w:firstColumn="1" w:firstRow="1" w:lastColumn="0" w:lastRow="0" w:noHBand="0" w:noVBand="1" w:val="04A0"/>
+        <w:tblInd w:w="120" w:type="dxa"/>
+      </w:tblPr>
+      <w:tblGrid>
+        <w:gridCol w:w="3100"/>
+        <w:gridCol w:w="5356"/>
+        <w:gridCol w:w="2200"/>
+      </w:tblGrid>
+      <w:tr>
+        <w:tc>
+          <w:tcPr>
+            <w:tcW w:type="dxa" w:w="3100"/>
+            <w:vAlign w:val="center"/>
+            <w:tcMar>
+              <w:top w:w="100" w:type="dxa"/>
+              <w:start w:w="120" w:type="dxa"/>
+              <w:bottom w:w="100" w:type="dxa"/>
+              <w:end w:w="120" w:type="dxa"/>
+            </w:tcMar>
+          </w:tcPr>
+          <w:p>
+            <w:pPr>
+              <w:spacing w:before="0" w:after="0" w:line="240" w:lineRule="auto"/>
+              <w:jc w:val="left"/>
+            </w:pPr>
+            <w:r>
+              <w:rPr>
+                <w:rFonts w:ascii="Arial" w:hAnsi="Arial"/>
+                <w:b w:val="0"/>
+                <w:i w:val="0"/>
+                <w:color w:val="17212B"/>
+                <w:sz w:val="14"/>
+              </w:rPr>
+              <w:t>Sales revenue</w:t>
+            </w:r>
+          </w:p>
+        </w:tc>
+        <w:tc>
+          <w:tcPr>
+            <w:tcW w:type="dxa" w:w="5356"/>
+            <w:vAlign w:val="center"/>
+            <w:tcMar>
+              <w:top w:w="100" w:type="dxa"/>
+              <w:start w:w="120" w:type="dxa"/>
+              <w:bottom w:w="100" w:type="dxa"/>
+              <w:end w:w="120" w:type="dxa"/>
+            </w:tcMar>
+          </w:tcPr>
+          <w:p>
+            <w:pPr>
+              <w:spacing w:before="0" w:after="0" w:line="240" w:lineRule="auto"/>
+              <w:jc w:val="left"/>
+            </w:pPr>
+            <w:r>
+              <w:rPr>
+                <w:rFonts w:ascii="Arial" w:hAnsi="Arial"/>
+                <w:b w:val="0"/>
+                <w:i w:val="0"/>
+                <w:color w:val="17212B"/>
+                <w:sz w:val="14"/>
+              </w:rPr>
+              <w:t>34 x $900</w:t>
+            </w:r>
+          </w:p>
+        </w:tc>
+        <w:tc>
+          <w:tcPr>
+            <w:tcW w:type="dxa" w:w="2200"/>
+            <w:vAlign w:val="center"/>
+            <w:tcMar>
+              <w:top w:w="100" w:type="dxa"/>
+              <w:start w:w="120" w:type="dxa"/>
+              <w:bottom w:w="100" w:type="dxa"/>
+              <w:end w:w="120" w:type="dxa"/>
+            </w:tcMar>
+          </w:tcPr>
+          <w:p>
+            <w:pPr>
+              <w:spacing w:before="0" w:after="0" w:line="240" w:lineRule="auto"/>
+              <w:jc w:val="right"/>
+            </w:pPr>
+            <w:r>
+              <w:rPr>
+                <w:rFonts w:ascii="Arial" w:hAnsi="Arial"/>
+                <w:b/>
+                <w:i w:val="0"/>
+                <w:color w:val="17212B"/>
+                <w:sz w:val="14"/>
+              </w:rPr>
+              <w:t>$30,600</w:t>
+            </w:r>
+          </w:p>
+        </w:tc>
+      </w:tr>
+      <w:tr>
+        <w:tc>
+          <w:tcPr>
+            <w:tcW w:type="dxa" w:w="3100"/>
+            <w:shd w:fill="F8FAFC"/>
+            <w:vAlign w:val="center"/>
+            <w:tcMar>
+              <w:top w:w="100" w:type="dxa"/>
+              <w:start w:w="120" w:type="dxa"/>
+              <w:bottom w:w="100" w:type="dxa"/>
+              <w:end w:w="120" w:type="dxa"/>
+            </w:tcMar>
+          </w:tcPr>
+          <w:p>
+            <w:pPr>
+              <w:spacing w:before="0" w:after="0" w:line="240" w:lineRule="auto"/>
+              <w:jc w:val="left"/>
+            </w:pPr>
+            <w:r>
+              <w:rPr>
+                <w:rFonts w:ascii="Arial" w:hAnsi="Arial"/>
+                <w:b w:val="0"/>
+                <w:i w:val="0"/>
+                <w:color w:val="17212B"/>
+                <w:sz w:val="14"/>
+              </w:rPr>
+              <w:t>Net profit</w:t>
+            </w:r>
+          </w:p>
+        </w:tc>
+        <w:tc>
+          <w:tcPr>
+            <w:tcW w:type="dxa" w:w="5356"/>
+            <w:shd w:fill="F8FAFC"/>
+            <w:vAlign w:val="center"/>
+            <w:tcMar>
+              <w:top w:w="100" w:type="dxa"/>
+              <w:start w:w="120" w:type="dxa"/>
+              <w:bottom w:w="100" w:type="dxa"/>
+              <w:end w:w="120" w:type="dxa"/>
+            </w:tcMar>
+          </w:tcPr>
+          <w:p>
+            <w:pPr>
+              <w:spacing w:before="0" w:after="0" w:line="240" w:lineRule="auto"/>
+              <w:jc w:val="left"/>
+            </w:pPr>
+            <w:r>
+              <w:rPr>
+                <w:rFonts w:ascii="Arial" w:hAnsi="Arial"/>
+                <w:b w:val="0"/>
+                <w:i w:val="0"/>
+                <w:color w:val="17212B"/>
+                <w:sz w:val="14"/>
+              </w:rPr>
+              <w:t>60/40</w:t>
+            </w:r>
+          </w:p>
+        </w:tc>
+        <w:tc>
+          <w:tcPr>
+            <w:tcW w:type="dxa" w:w="2200"/>
+            <w:shd w:fill="F8FAFC"/>
+            <w:vAlign w:val="center"/>
+            <w:tcMar>
+              <w:top w:w="100" w:type="dxa"/>
+              <w:start w:w="120" w:type="dxa"/>
+              <w:bottom w:w="100" w:type="dxa"/>
+              <w:end w:w="120" w:type="dxa"/>
+            </w:tcMar>
+          </w:tcPr>
+          <w:p>
+            <w:pPr>
+              <w:spacing w:before="0" w:after="0" w:line="240" w:lineRule="auto"/>
+              <w:jc w:val="right"/>
+            </w:pPr>
+            <w:r>
+              <w:rPr>
+                <w:rFonts w:ascii="Arial" w:hAnsi="Arial"/>
+                <w:b/>
+                <w:i w:val="0"/>
+                <w:color w:val="17212B"/>
+                <w:sz w:val="14"/>
+              </w:rPr>
+              <w:t>$30,600</w:t>
+            </w:r>
+          </w:p>
+        </w:tc>
+      </w:tr>
+      <w:tr>
+        <w:tc>
+          <w:tcPr>
+            <w:tcW w:type="dxa" w:w="3100"/>
+            <w:vAlign w:val="center"/>
+            <w:tcMar>
+              <w:top w:w="100" w:type="dxa"/>
+              <w:start w:w="120" w:type="dxa"/>
+              <w:bottom w:w="100" w:type="dxa"/>
+              <w:end w:w="120" w:type="dxa"/>
+            </w:tcMar>
+          </w:tcPr>
+          <w:p>
+            <w:pPr>
+              <w:spacing w:before="0" w:after="0" w:line="240" w:lineRule="auto"/>
+              <w:jc w:val="left"/>
+            </w:pPr>
+            <w:r>
+              <w:rPr>
+                <w:rFonts w:ascii="Arial" w:hAnsi="Arial"/>
+                <w:b w:val="0"/>
+                <w:i w:val="0"/>
+                <w:color w:val="17212B"/>
+                <w:sz w:val="14"/>
+              </w:rPr>
+              <w:t>Investor share 40%</w:t>
+            </w:r>
+          </w:p>
+        </w:tc>
+        <w:tc>
+          <w:tcPr>
+            <w:tcW w:type="dxa" w:w="5356"/>
+            <w:vAlign w:val="center"/>
+            <w:tcMar>
+              <w:top w:w="100" w:type="dxa"/>
+              <w:start w:w="120" w:type="dxa"/>
+              <w:bottom w:w="100" w:type="dxa"/>
+              <w:end w:w="120" w:type="dxa"/>
+            </w:tcMar>
+          </w:tcPr>
+          <w:p>
+            <w:pPr>
+              <w:spacing w:before="0" w:after="0" w:line="240" w:lineRule="auto"/>
+              <w:jc w:val="left"/>
+            </w:pPr>
+            <w:r>
+              <w:rPr>
+                <w:rFonts w:ascii="Arial" w:hAnsi="Arial"/>
+                <w:b w:val="0"/>
+                <w:i w:val="0"/>
+                <w:color w:val="17212B"/>
+                <w:sz w:val="14"/>
+              </w:rPr>
+              <w:t>Charged only to investor share</w:t>
+            </w:r>
+          </w:p>
+        </w:tc>
+        <w:tc>
+          <w:tcPr>
+            <w:tcW w:type="dxa" w:w="2200"/>
+            <w:vAlign w:val="center"/>
+            <w:tcMar>
+              <w:top w:w="100" w:type="dxa"/>
+              <w:start w:w="120" w:type="dxa"/>
+              <w:bottom w:w="100" w:type="dxa"/>
+              <w:end w:w="120" w:type="dxa"/>
+            </w:tcMar>
+          </w:tcPr>
+          <w:p>
+            <w:pPr>
+              <w:spacing w:before="0" w:after="0" w:line="240" w:lineRule="auto"/>
+              <w:jc w:val="right"/>
+            </w:pPr>
+            <w:r>
+              <w:rPr>
+                <w:rFonts w:ascii="Arial" w:hAnsi="Arial"/>
+                <w:b/>
+                <w:i w:val="0"/>
+                <w:color w:val="17212B"/>
+                <w:sz w:val="14"/>
+              </w:rPr>
+              <w:t>$12,240</w:t>
+            </w:r>
+          </w:p>
+        </w:tc>
+      </w:tr>
+      <w:tr>
+        <w:tc>
+          <w:tcPr>
+            <w:tcW w:type="dxa" w:w="3100"/>
+            <w:shd w:fill="F8FAFC"/>
+            <w:vAlign w:val="center"/>
+            <w:tcMar>
+              <w:top w:w="100" w:type="dxa"/>
+              <w:start w:w="120" w:type="dxa"/>
+              <w:bottom w:w="100" w:type="dxa"/>
+              <w:end w:w="120" w:type="dxa"/>
+            </w:tcMar>
+          </w:tcPr>
+          <w:p>
+            <w:pPr>
+              <w:spacing w:before="0" w:after="0" w:line="240" w:lineRule="auto"/>
+              <w:jc w:val="left"/>
+            </w:pPr>
+            <w:r>
+              <w:rPr>
+                <w:rFonts w:ascii="Arial" w:hAnsi="Arial"/>
+                <w:b w:val="0"/>
+                <w:i w:val="0"/>
+                <w:color w:val="17212B"/>
+                <w:sz w:val="14"/>
+              </w:rPr>
+              <w:t>Performance Fee 20%</w:t>
+            </w:r>
+          </w:p>
+        </w:tc>
+        <w:tc>
+          <w:tcPr>
+            <w:tcW w:type="dxa" w:w="5356"/>
+            <w:shd w:fill="F8FAFC"/>
+            <w:vAlign w:val="center"/>
+            <w:tcMar>
+              <w:top w:w="100" w:type="dxa"/>
+              <w:start w:w="120" w:type="dxa"/>
+              <w:bottom w:w="100" w:type="dxa"/>
+              <w:end w:w="120" w:type="dxa"/>
+            </w:tcMar>
+          </w:tcPr>
+          <w:p>
+            <w:pPr>
+              <w:spacing w:before="0" w:after="0" w:line="240" w:lineRule="auto"/>
+              <w:jc w:val="left"/>
+            </w:pPr>
+            <w:r>
+              <w:rPr>
+                <w:rFonts w:ascii="Arial" w:hAnsi="Arial"/>
+                <w:b w:val="0"/>
+                <w:i w:val="0"/>
+                <w:color w:val="17212B"/>
+                <w:sz w:val="14"/>
+              </w:rPr>
+              <w:t>Charged only to investor share</w:t>
+            </w:r>
+          </w:p>
+        </w:tc>
+        <w:tc>
+          <w:tcPr>
+            <w:tcW w:type="dxa" w:w="2200"/>
+            <w:shd w:fill="F8FAFC"/>
+            <w:vAlign w:val="center"/>
+            <w:tcMar>
+              <w:top w:w="100" w:type="dxa"/>
+              <w:start w:w="120" w:type="dxa"/>
+              <w:bottom w:w="100" w:type="dxa"/>
+              <w:end w:w="120" w:type="dxa"/>
+            </w:tcMar>
+          </w:tcPr>
+          <w:p>
+            <w:pPr>
+              <w:spacing w:before="0" w:after="0" w:line="240" w:lineRule="auto"/>
+              <w:jc w:val="right"/>
+            </w:pPr>
+            <w:r>
+              <w:rPr>
+                <w:rFonts w:ascii="Arial" w:hAnsi="Arial"/>
+                <w:b/>
+                <w:i w:val="0"/>
+                <w:color w:val="17212B"/>
+                <w:sz w:val="14"/>
+              </w:rPr>
+              <w:t>-$2,448</w:t>
+            </w:r>
+          </w:p>
+        </w:tc>
+      </w:tr>
+      <w:tr>
+        <w:tc>
+          <w:tcPr>
+            <w:tcW w:type="dxa" w:w="3100"/>
+            <w:shd w:fill="E5F3F0"/>
+            <w:vAlign w:val="center"/>
+            <w:tcMar>
+              <w:top w:w="100" w:type="dxa"/>
+              <w:start w:w="120" w:type="dxa"/>
+              <w:bottom w:w="100" w:type="dxa"/>
+              <w:end w:w="120" w:type="dxa"/>
+            </w:tcMar>
+          </w:tcPr>
+          <w:p>
+            <w:pPr>
+              <w:spacing w:before="0" w:after="0" w:line="240" w:lineRule="auto"/>
+              <w:jc w:val="left"/>
+            </w:pPr>
+            <w:r>
+              <w:rPr>
+                <w:rFonts w:ascii="Arial" w:hAnsi="Arial"/>
+                <w:b/>
+                <w:i w:val="0"/>
+                <w:color w:val="17212B"/>
+                <w:sz w:val="14"/>
+              </w:rPr>
+              <w:t>Farmer share before expenses</w:t>
+            </w:r>
+          </w:p>
+        </w:tc>
+        <w:tc>
+          <w:tcPr>
+            <w:tcW w:type="dxa" w:w="5356"/>
+            <w:shd w:fill="E5F3F0"/>
+            <w:vAlign w:val="center"/>
+            <w:tcMar>
+              <w:top w:w="100" w:type="dxa"/>
+              <w:start w:w="120" w:type="dxa"/>
+              <w:bottom w:w="100" w:type="dxa"/>
+              <w:end w:w="120" w:type="dxa"/>
+            </w:tcMar>
+          </w:tcPr>
+          <w:p>
+            <w:pPr>
+              <w:spacing w:before="0" w:after="0" w:line="240" w:lineRule="auto"/>
+              <w:jc w:val="left"/>
+            </w:pPr>
+            <w:r>
+              <w:rPr>
+                <w:rFonts w:ascii="Arial" w:hAnsi="Arial"/>
+                <w:b/>
+                <w:i w:val="0"/>
+                <w:color w:val="17212B"/>
+                <w:sz w:val="14"/>
+              </w:rPr>
+              <w:t>Protected partner share</w:t>
+            </w:r>
+          </w:p>
+        </w:tc>
+        <w:tc>
+          <w:tcPr>
+            <w:tcW w:type="dxa" w:w="2200"/>
+            <w:shd w:fill="E5F3F0"/>
+            <w:vAlign w:val="center"/>
+            <w:tcMar>
+              <w:top w:w="100" w:type="dxa"/>
+              <w:start w:w="120" w:type="dxa"/>
+              <w:bottom w:w="100" w:type="dxa"/>
+              <w:end w:w="120" w:type="dxa"/>
+            </w:tcMar>
+          </w:tcPr>
+          <w:p>
+            <w:pPr>
+              <w:spacing w:before="0" w:after="0" w:line="240" w:lineRule="auto"/>
+              <w:jc w:val="right"/>
+            </w:pPr>
+            <w:r>
+              <w:rPr>
+                <w:rFonts w:ascii="Arial" w:hAnsi="Arial"/>
+                <w:b/>
+                <w:i w:val="0"/>
+                <w:color w:val="17212B"/>
+                <w:sz w:val="14"/>
+              </w:rPr>
+              <w:t>$18,360</w:t>
+            </w:r>
+          </w:p>
+        </w:tc>
+      </w:tr>
+      <w:tr>
+        <w:tc>
+          <w:tcPr>
+            <w:tcW w:type="dxa" w:w="3100"/>
+            <w:shd w:fill="F8FAFC"/>
+            <w:vAlign w:val="center"/>
+            <w:tcMar>
+              <w:top w:w="100" w:type="dxa"/>
+              <w:start w:w="120" w:type="dxa"/>
+              <w:bottom w:w="100" w:type="dxa"/>
+              <w:end w:w="120" w:type="dxa"/>
+            </w:tcMar>
+          </w:tcPr>
+          <w:p>
+            <w:pPr>
+              <w:spacing w:before="0" w:after="0" w:line="240" w:lineRule="auto"/>
+              <w:jc w:val="left"/>
+            </w:pPr>
+            <w:r>
+              <w:rPr>
+                <w:rFonts w:ascii="Arial" w:hAnsi="Arial"/>
+                <w:b w:val="0"/>
+                <w:i w:val="0"/>
+                <w:color w:val="17212B"/>
+                <w:sz w:val="14"/>
+              </w:rPr>
+              <w:t>Worker salary</w:t>
+            </w:r>
+          </w:p>
+        </w:tc>
+        <w:tc>
+          <w:tcPr>
+            <w:tcW w:type="dxa" w:w="5356"/>
+            <w:shd w:fill="F8FAFC"/>
+            <w:vAlign w:val="center"/>
+            <w:tcMar>
+              <w:top w:w="100" w:type="dxa"/>
+              <w:start w:w="120" w:type="dxa"/>
+              <w:bottom w:w="100" w:type="dxa"/>
+              <w:end w:w="120" w:type="dxa"/>
+            </w:tcMar>
+          </w:tcPr>
+          <w:p>
+            <w:pPr>
+              <w:spacing w:before="0" w:after="0" w:line="240" w:lineRule="auto"/>
+              <w:jc w:val="left"/>
+            </w:pPr>
+            <w:r>
+              <w:rPr>
+                <w:rFonts w:ascii="Arial" w:hAnsi="Arial"/>
+                <w:b w:val="0"/>
+                <w:i w:val="0"/>
+                <w:color w:val="17212B"/>
+                <w:sz w:val="14"/>
+              </w:rPr>
+              <w:t>Deducted from farmer share</w:t>
+            </w:r>
+          </w:p>
+        </w:tc>
+        <w:tc>
+          <w:tcPr>
+            <w:tcW w:type="dxa" w:w="2200"/>
+            <w:shd w:fill="F8FAFC"/>
+            <w:vAlign w:val="center"/>
+            <w:tcMar>
+              <w:top w:w="100" w:type="dxa"/>
+              <w:start w:w="120" w:type="dxa"/>
+              <w:bottom w:w="100" w:type="dxa"/>
+              <w:end w:w="120" w:type="dxa"/>
+            </w:tcMar>
+          </w:tcPr>
+          <w:p>
+            <w:pPr>
+              <w:spacing w:before="0" w:after="0" w:line="240" w:lineRule="auto"/>
+              <w:jc w:val="right"/>
+            </w:pPr>
+            <w:r>
+              <w:rPr>
+                <w:rFonts w:ascii="Arial" w:hAnsi="Arial"/>
+                <w:b/>
+                <w:i w:val="0"/>
+                <w:color w:val="17212B"/>
+                <w:sz w:val="14"/>
+              </w:rPr>
+              <w:t>-$2,100</w:t>
+            </w:r>
+          </w:p>
+        </w:tc>
+      </w:tr>
+      <w:tr>
+        <w:tc>
+          <w:tcPr>
+            <w:tcW w:type="dxa" w:w="3100"/>
+            <w:vAlign w:val="center"/>
+            <w:tcMar>
+              <w:top w:w="100" w:type="dxa"/>
+              <w:start w:w="120" w:type="dxa"/>
+              <w:bottom w:w="100" w:type="dxa"/>
+              <w:end w:w="120" w:type="dxa"/>
+            </w:tcMar>
+          </w:tcPr>
+          <w:p>
+            <w:pPr>
+              <w:spacing w:before="0" w:after="0" w:line="240" w:lineRule="auto"/>
+              <w:jc w:val="left"/>
+            </w:pPr>
+            <w:r>
+              <w:rPr>
+                <w:rFonts w:ascii="Arial" w:hAnsi="Arial"/>
+                <w:b w:val="0"/>
+                <w:i w:val="0"/>
+                <w:color w:val="17212B"/>
+                <w:sz w:val="14"/>
+              </w:rPr>
+              <w:t>Transport</w:t>
+            </w:r>
+          </w:p>
+        </w:tc>
+        <w:tc>
+          <w:tcPr>
+            <w:tcW w:type="dxa" w:w="5356"/>
+            <w:vAlign w:val="center"/>
+            <w:tcMar>
+              <w:top w:w="100" w:type="dxa"/>
+              <w:start w:w="120" w:type="dxa"/>
+              <w:bottom w:w="100" w:type="dxa"/>
+              <w:end w:w="120" w:type="dxa"/>
+            </w:tcMar>
+          </w:tcPr>
+          <w:p>
+            <w:pPr>
+              <w:spacing w:before="0" w:after="0" w:line="240" w:lineRule="auto"/>
+              <w:jc w:val="left"/>
+            </w:pPr>
+            <w:r>
+              <w:rPr>
+                <w:rFonts w:ascii="Arial" w:hAnsi="Arial"/>
+                <w:b w:val="0"/>
+                <w:i w:val="0"/>
+                <w:color w:val="17212B"/>
+                <w:sz w:val="14"/>
+              </w:rPr>
+              <w:t>Deducted from farmer share</w:t>
+            </w:r>
+          </w:p>
+        </w:tc>
+        <w:tc>
+          <w:tcPr>
+            <w:tcW w:type="dxa" w:w="2200"/>
+            <w:vAlign w:val="center"/>
+            <w:tcMar>
+              <w:top w:w="100" w:type="dxa"/>
+              <w:start w:w="120" w:type="dxa"/>
+              <w:bottom w:w="100" w:type="dxa"/>
+              <w:end w:w="120" w:type="dxa"/>
+            </w:tcMar>
+          </w:tcPr>
+          <w:p>
+            <w:pPr>
+              <w:spacing w:before="0" w:after="0" w:line="240" w:lineRule="auto"/>
+              <w:jc w:val="right"/>
+            </w:pPr>
+            <w:r>
+              <w:rPr>
+                <w:rFonts w:ascii="Arial" w:hAnsi="Arial"/>
+                <w:b/>
+                <w:i w:val="0"/>
+                <w:color w:val="17212B"/>
+                <w:sz w:val="14"/>
+              </w:rPr>
+              <w:t>-$1,000</w:t>
+            </w:r>
+          </w:p>
+        </w:tc>
+      </w:tr>
+      <w:tr>
+        <w:tc>
+          <w:tcPr>
+            <w:tcW w:type="dxa" w:w="3100"/>
+            <w:shd w:fill="2E9D45"/>
+            <w:vAlign w:val="center"/>
+            <w:tcMar>
+              <w:top w:w="100" w:type="dxa"/>
+              <w:start w:w="120" w:type="dxa"/>
+              <w:bottom w:w="100" w:type="dxa"/>
+              <w:end w:w="120" w:type="dxa"/>
+            </w:tcMar>
+          </w:tcPr>
+          <w:p>
+            <w:pPr>
+              <w:spacing w:before="0" w:after="0" w:line="240" w:lineRule="auto"/>
+              <w:jc w:val="left"/>
+            </w:pPr>
+            <w:r>
+              <w:rPr>
+                <w:rFonts w:ascii="Arial" w:hAnsi="Arial"/>
+                <w:b/>
+                <w:i w:val="0"/>
+                <w:color w:val="FFFFFF"/>
+                <w:sz w:val="14"/>
+              </w:rPr>
+              <w:t>FARMER TAKE-HOME</w:t>
+            </w:r>
+          </w:p>
+        </w:tc>
+        <w:tc>
+          <w:tcPr>
+            <w:tcW w:type="dxa" w:w="5356"/>
+            <w:shd w:fill="2E9D45"/>
+            <w:vAlign w:val="center"/>
+            <w:tcMar>
+              <w:top w:w="100" w:type="dxa"/>
+              <w:start w:w="120" w:type="dxa"/>
+              <w:bottom w:w="100" w:type="dxa"/>
+              <w:end w:w="120" w:type="dxa"/>
+            </w:tcMar>
+          </w:tcPr>
+          <w:p>
+            <w:pPr>
+              <w:spacing w:before="0" w:after="0" w:line="240" w:lineRule="auto"/>
+              <w:jc w:val="left"/>
+            </w:pPr>
+            <w:r>
+              <w:rPr>
+                <w:rFonts w:ascii="Arial" w:hAnsi="Arial"/>
+                <w:b/>
+                <w:i w:val="0"/>
+                <w:color w:val="FFFFFF"/>
+                <w:sz w:val="14"/>
+              </w:rPr>
+              <w:t>Cash</w:t>
+            </w:r>
+          </w:p>
+        </w:tc>
+        <w:tc>
+          <w:tcPr>
+            <w:tcW w:type="dxa" w:w="2200"/>
+            <w:shd w:fill="2E9D45"/>
+            <w:vAlign w:val="center"/>
+            <w:tcMar>
+              <w:top w:w="100" w:type="dxa"/>
+              <w:start w:w="120" w:type="dxa"/>
+              <w:bottom w:w="100" w:type="dxa"/>
+              <w:end w:w="120" w:type="dxa"/>
+            </w:tcMar>
+          </w:tcPr>
+          <w:p>
+            <w:pPr>
+              <w:spacing w:before="0" w:after="0" w:line="240" w:lineRule="auto"/>
+              <w:jc w:val="right"/>
+            </w:pPr>
+            <w:r>
+              <w:rPr>
+                <w:rFonts w:ascii="Arial" w:hAnsi="Arial"/>
+                <w:b/>
+                <w:i w:val="0"/>
+                <w:color w:val="FFFFFF"/>
+                <w:sz w:val="14"/>
+              </w:rPr>
+              <w:t>$15,260</w:t>
+            </w:r>
+          </w:p>
+        </w:tc>
+      </w:tr>
+    </w:tbl>
+    <w:p>
+      <w:pPr>
+        <w:spacing w:before="0" w:after="40" w:line="240" w:lineRule="auto"/>
+      </w:pPr>
+    </w:p>
+    <w:tbl>
+      <w:tblPr>
+        <w:tblStyle w:val="TableGrid"/>
+        <w:tblW w:type="dxa" w:w="10656"/>
+        <w:jc w:val="center"/>
+        <w:tblLayout w:type="fixed"/>
+        <w:tblLook w:firstColumn="1" w:firstRow="1" w:lastColumn="0" w:lastRow="0" w:noHBand="0" w:noVBand="1" w:val="04A0"/>
+        <w:tblInd w:w="120" w:type="dxa"/>
+      </w:tblPr>
+      <w:tblGrid>
+        <w:gridCol w:w="10656"/>
+      </w:tblGrid>
+      <w:tr>
+        <w:tc>
+          <w:tcPr>
+            <w:tcW w:type="dxa" w:w="10656"/>
+            <w:shd w:fill="1769C2"/>
+            <w:tcMar>
+              <w:top w:w="100" w:type="dxa"/>
+              <w:start w:w="120" w:type="dxa"/>
+              <w:bottom w:w="100" w:type="dxa"/>
+              <w:end w:w="120" w:type="dxa"/>
+            </w:tcMar>
+          </w:tcPr>
+          <w:p>
+            <w:pPr>
+              <w:spacing w:before="0" w:after="0" w:line="240" w:lineRule="auto"/>
+              <w:jc w:val="left"/>
+            </w:pPr>
+            <w:r>
+              <w:rPr>
+                <w:rFonts w:ascii="Arial" w:hAnsi="Arial"/>
+                <w:b/>
+                <w:i w:val="0"/>
+                <w:color w:val="FFFFFF"/>
+                <w:sz w:val="18"/>
+              </w:rPr>
+              <w:t>Cycle 2  |  6-12 mo.</w:t>
+            </w:r>
+          </w:p>
+        </w:tc>
+      </w:tr>
+    </w:tbl>
+    <w:tbl>
+      <w:tblPr>
+        <w:tblStyle w:val="TableGrid"/>
+        <w:tblW w:type="dxa" w:w="10656"/>
+        <w:jc w:val="center"/>
+        <w:tblLayout w:type="fixed"/>
+        <w:tblLook w:firstColumn="1" w:firstRow="1" w:lastColumn="0" w:lastRow="0" w:noHBand="0" w:noVBand="1" w:val="04A0"/>
+        <w:tblInd w:w="120" w:type="dxa"/>
+      </w:tblPr>
+      <w:tblGrid>
+        <w:gridCol w:w="3100"/>
+        <w:gridCol w:w="5356"/>
+        <w:gridCol w:w="2200"/>
+      </w:tblGrid>
+      <w:tr>
+        <w:tc>
+          <w:tcPr>
+            <w:tcW w:type="dxa" w:w="3100"/>
+            <w:vAlign w:val="center"/>
+            <w:tcMar>
+              <w:top w:w="100" w:type="dxa"/>
+              <w:start w:w="120" w:type="dxa"/>
+              <w:bottom w:w="100" w:type="dxa"/>
+              <w:end w:w="120" w:type="dxa"/>
+            </w:tcMar>
+          </w:tcPr>
+          <w:p>
+            <w:pPr>
+              <w:spacing w:before="0" w:after="0" w:line="240" w:lineRule="auto"/>
+              <w:jc w:val="left"/>
+            </w:pPr>
+            <w:r>
+              <w:rPr>
+                <w:rFonts w:ascii="Arial" w:hAnsi="Arial"/>
+                <w:b w:val="0"/>
+                <w:i w:val="0"/>
+                <w:color w:val="17212B"/>
+                <w:sz w:val="14"/>
+              </w:rPr>
+              <w:t>Sales revenue</w:t>
+            </w:r>
+          </w:p>
+        </w:tc>
+        <w:tc>
+          <w:tcPr>
+            <w:tcW w:type="dxa" w:w="5356"/>
+            <w:vAlign w:val="center"/>
+            <w:tcMar>
+              <w:top w:w="100" w:type="dxa"/>
+              <w:start w:w="120" w:type="dxa"/>
+              <w:bottom w:w="100" w:type="dxa"/>
+              <w:end w:w="120" w:type="dxa"/>
+            </w:tcMar>
+          </w:tcPr>
+          <w:p>
+            <w:pPr>
+              <w:spacing w:before="0" w:after="0" w:line="240" w:lineRule="auto"/>
+              <w:jc w:val="left"/>
+            </w:pPr>
+            <w:r>
+              <w:rPr>
+                <w:rFonts w:ascii="Arial" w:hAnsi="Arial"/>
+                <w:b w:val="0"/>
+                <w:i w:val="0"/>
+                <w:color w:val="17212B"/>
+                <w:sz w:val="14"/>
+              </w:rPr>
+              <w:t>34 x $900</w:t>
+            </w:r>
+          </w:p>
+        </w:tc>
+        <w:tc>
+          <w:tcPr>
+            <w:tcW w:type="dxa" w:w="2200"/>
+            <w:vAlign w:val="center"/>
+            <w:tcMar>
+              <w:top w:w="100" w:type="dxa"/>
+              <w:start w:w="120" w:type="dxa"/>
+              <w:bottom w:w="100" w:type="dxa"/>
+              <w:end w:w="120" w:type="dxa"/>
+            </w:tcMar>
+          </w:tcPr>
+          <w:p>
+            <w:pPr>
+              <w:spacing w:before="0" w:after="0" w:line="240" w:lineRule="auto"/>
+              <w:jc w:val="right"/>
+            </w:pPr>
+            <w:r>
+              <w:rPr>
+                <w:rFonts w:ascii="Arial" w:hAnsi="Arial"/>
+                <w:b/>
+                <w:i w:val="0"/>
+                <w:color w:val="17212B"/>
+                <w:sz w:val="14"/>
+              </w:rPr>
+              <w:t>$30,600</w:t>
+            </w:r>
+          </w:p>
+        </w:tc>
+      </w:tr>
+      <w:tr>
+        <w:tc>
+          <w:tcPr>
+            <w:tcW w:type="dxa" w:w="3100"/>
+            <w:shd w:fill="F8FAFC"/>
+            <w:vAlign w:val="center"/>
+            <w:tcMar>
+              <w:top w:w="100" w:type="dxa"/>
+              <w:start w:w="120" w:type="dxa"/>
+              <w:bottom w:w="100" w:type="dxa"/>
+              <w:end w:w="120" w:type="dxa"/>
+            </w:tcMar>
+          </w:tcPr>
+          <w:p>
+            <w:pPr>
+              <w:spacing w:before="0" w:after="0" w:line="240" w:lineRule="auto"/>
+              <w:jc w:val="left"/>
+            </w:pPr>
+            <w:r>
+              <w:rPr>
+                <w:rFonts w:ascii="Arial" w:hAnsi="Arial"/>
+                <w:b w:val="0"/>
+                <w:i w:val="0"/>
+                <w:color w:val="17212B"/>
+                <w:sz w:val="14"/>
+              </w:rPr>
+              <w:t>Net profit</w:t>
+            </w:r>
+          </w:p>
+        </w:tc>
+        <w:tc>
+          <w:tcPr>
+            <w:tcW w:type="dxa" w:w="5356"/>
+            <w:shd w:fill="F8FAFC"/>
+            <w:vAlign w:val="center"/>
+            <w:tcMar>
+              <w:top w:w="100" w:type="dxa"/>
+              <w:start w:w="120" w:type="dxa"/>
+              <w:bottom w:w="100" w:type="dxa"/>
+              <w:end w:w="120" w:type="dxa"/>
+            </w:tcMar>
+          </w:tcPr>
+          <w:p>
+            <w:pPr>
+              <w:spacing w:before="0" w:after="0" w:line="240" w:lineRule="auto"/>
+              <w:jc w:val="left"/>
+            </w:pPr>
+            <w:r>
+              <w:rPr>
+                <w:rFonts w:ascii="Arial" w:hAnsi="Arial"/>
+                <w:b w:val="0"/>
+                <w:i w:val="0"/>
+                <w:color w:val="17212B"/>
+                <w:sz w:val="14"/>
+              </w:rPr>
+              <w:t>60/40</w:t>
+            </w:r>
+          </w:p>
+        </w:tc>
+        <w:tc>
+          <w:tcPr>
+            <w:tcW w:type="dxa" w:w="2200"/>
+            <w:shd w:fill="F8FAFC"/>
+            <w:vAlign w:val="center"/>
+            <w:tcMar>
+              <w:top w:w="100" w:type="dxa"/>
+              <w:start w:w="120" w:type="dxa"/>
+              <w:bottom w:w="100" w:type="dxa"/>
+              <w:end w:w="120" w:type="dxa"/>
+            </w:tcMar>
+          </w:tcPr>
+          <w:p>
+            <w:pPr>
+              <w:spacing w:before="0" w:after="0" w:line="240" w:lineRule="auto"/>
+              <w:jc w:val="right"/>
+            </w:pPr>
+            <w:r>
+              <w:rPr>
+                <w:rFonts w:ascii="Arial" w:hAnsi="Arial"/>
+                <w:b/>
+                <w:i w:val="0"/>
+                <w:color w:val="17212B"/>
+                <w:sz w:val="14"/>
+              </w:rPr>
+              <w:t>$30,600</w:t>
+            </w:r>
+          </w:p>
+        </w:tc>
+      </w:tr>
+      <w:tr>
+        <w:tc>
+          <w:tcPr>
+            <w:tcW w:type="dxa" w:w="3100"/>
+            <w:vAlign w:val="center"/>
+            <w:tcMar>
+              <w:top w:w="100" w:type="dxa"/>
+              <w:start w:w="120" w:type="dxa"/>
+              <w:bottom w:w="100" w:type="dxa"/>
+              <w:end w:w="120" w:type="dxa"/>
+            </w:tcMar>
+          </w:tcPr>
+          <w:p>
+            <w:pPr>
+              <w:spacing w:before="0" w:after="0" w:line="240" w:lineRule="auto"/>
+              <w:jc w:val="left"/>
+            </w:pPr>
+            <w:r>
+              <w:rPr>
+                <w:rFonts w:ascii="Arial" w:hAnsi="Arial"/>
+                <w:b w:val="0"/>
+                <w:i w:val="0"/>
+                <w:color w:val="17212B"/>
+                <w:sz w:val="14"/>
+              </w:rPr>
+              <w:t>Investor share 40%</w:t>
+            </w:r>
+          </w:p>
+        </w:tc>
+        <w:tc>
+          <w:tcPr>
+            <w:tcW w:type="dxa" w:w="5356"/>
+            <w:vAlign w:val="center"/>
+            <w:tcMar>
+              <w:top w:w="100" w:type="dxa"/>
+              <w:start w:w="120" w:type="dxa"/>
+              <w:bottom w:w="100" w:type="dxa"/>
+              <w:end w:w="120" w:type="dxa"/>
+            </w:tcMar>
+          </w:tcPr>
+          <w:p>
+            <w:pPr>
+              <w:spacing w:before="0" w:after="0" w:line="240" w:lineRule="auto"/>
+              <w:jc w:val="left"/>
+            </w:pPr>
+            <w:r>
+              <w:rPr>
+                <w:rFonts w:ascii="Arial" w:hAnsi="Arial"/>
+                <w:b w:val="0"/>
+                <w:i w:val="0"/>
+                <w:color w:val="17212B"/>
+                <w:sz w:val="14"/>
+              </w:rPr>
+              <w:t>Charged only to investor share</w:t>
+            </w:r>
+          </w:p>
+        </w:tc>
+        <w:tc>
+          <w:tcPr>
+            <w:tcW w:type="dxa" w:w="2200"/>
+            <w:vAlign w:val="center"/>
+            <w:tcMar>
+              <w:top w:w="100" w:type="dxa"/>
+              <w:start w:w="120" w:type="dxa"/>
+              <w:bottom w:w="100" w:type="dxa"/>
+              <w:end w:w="120" w:type="dxa"/>
+            </w:tcMar>
+          </w:tcPr>
+          <w:p>
+            <w:pPr>
+              <w:spacing w:before="0" w:after="0" w:line="240" w:lineRule="auto"/>
+              <w:jc w:val="right"/>
+            </w:pPr>
+            <w:r>
+              <w:rPr>
+                <w:rFonts w:ascii="Arial" w:hAnsi="Arial"/>
+                <w:b/>
+                <w:i w:val="0"/>
+                <w:color w:val="17212B"/>
+                <w:sz w:val="14"/>
+              </w:rPr>
+              <w:t>$12,240</w:t>
+            </w:r>
+          </w:p>
+        </w:tc>
+      </w:tr>
+      <w:tr>
+        <w:tc>
+          <w:tcPr>
+            <w:tcW w:type="dxa" w:w="3100"/>
+            <w:shd w:fill="F8FAFC"/>
+            <w:vAlign w:val="center"/>
+            <w:tcMar>
+              <w:top w:w="100" w:type="dxa"/>
+              <w:start w:w="120" w:type="dxa"/>
+              <w:bottom w:w="100" w:type="dxa"/>
+              <w:end w:w="120" w:type="dxa"/>
+            </w:tcMar>
+          </w:tcPr>
+          <w:p>
+            <w:pPr>
+              <w:spacing w:before="0" w:after="0" w:line="240" w:lineRule="auto"/>
+              <w:jc w:val="left"/>
+            </w:pPr>
+            <w:r>
+              <w:rPr>
+                <w:rFonts w:ascii="Arial" w:hAnsi="Arial"/>
+                <w:b w:val="0"/>
+                <w:i w:val="0"/>
+                <w:color w:val="17212B"/>
+                <w:sz w:val="14"/>
+              </w:rPr>
+              <w:t>Performance Fee 20%</w:t>
+            </w:r>
+          </w:p>
+        </w:tc>
+        <w:tc>
+          <w:tcPr>
+            <w:tcW w:type="dxa" w:w="5356"/>
+            <w:shd w:fill="F8FAFC"/>
+            <w:vAlign w:val="center"/>
+            <w:tcMar>
+              <w:top w:w="100" w:type="dxa"/>
+              <w:start w:w="120" w:type="dxa"/>
+              <w:bottom w:w="100" w:type="dxa"/>
+              <w:end w:w="120" w:type="dxa"/>
+            </w:tcMar>
+          </w:tcPr>
+          <w:p>
+            <w:pPr>
+              <w:spacing w:before="0" w:after="0" w:line="240" w:lineRule="auto"/>
+              <w:jc w:val="left"/>
+            </w:pPr>
+            <w:r>
+              <w:rPr>
+                <w:rFonts w:ascii="Arial" w:hAnsi="Arial"/>
+                <w:b w:val="0"/>
+                <w:i w:val="0"/>
+                <w:color w:val="17212B"/>
+                <w:sz w:val="14"/>
+              </w:rPr>
+              <w:t>Charged only to investor share</w:t>
+            </w:r>
+          </w:p>
+        </w:tc>
+        <w:tc>
+          <w:tcPr>
+            <w:tcW w:type="dxa" w:w="2200"/>
+            <w:shd w:fill="F8FAFC"/>
+            <w:vAlign w:val="center"/>
+            <w:tcMar>
+              <w:top w:w="100" w:type="dxa"/>
+              <w:start w:w="120" w:type="dxa"/>
+              <w:bottom w:w="100" w:type="dxa"/>
+              <w:end w:w="120" w:type="dxa"/>
+            </w:tcMar>
+          </w:tcPr>
+          <w:p>
+            <w:pPr>
+              <w:spacing w:before="0" w:after="0" w:line="240" w:lineRule="auto"/>
+              <w:jc w:val="right"/>
+            </w:pPr>
+            <w:r>
+              <w:rPr>
+                <w:rFonts w:ascii="Arial" w:hAnsi="Arial"/>
+                <w:b/>
+                <w:i w:val="0"/>
+                <w:color w:val="17212B"/>
+                <w:sz w:val="14"/>
+              </w:rPr>
+              <w:t>-$2,448</w:t>
+            </w:r>
+          </w:p>
+        </w:tc>
+      </w:tr>
+      <w:tr>
+        <w:tc>
+          <w:tcPr>
+            <w:tcW w:type="dxa" w:w="3100"/>
+            <w:shd w:fill="E5F3F0"/>
+            <w:vAlign w:val="center"/>
+            <w:tcMar>
+              <w:top w:w="100" w:type="dxa"/>
+              <w:start w:w="120" w:type="dxa"/>
+              <w:bottom w:w="100" w:type="dxa"/>
+              <w:end w:w="120" w:type="dxa"/>
+            </w:tcMar>
+          </w:tcPr>
+          <w:p>
+            <w:pPr>
+              <w:spacing w:before="0" w:after="0" w:line="240" w:lineRule="auto"/>
+              <w:jc w:val="left"/>
+            </w:pPr>
+            <w:r>
+              <w:rPr>
+                <w:rFonts w:ascii="Arial" w:hAnsi="Arial"/>
+                <w:b/>
+                <w:i w:val="0"/>
+                <w:color w:val="17212B"/>
+                <w:sz w:val="14"/>
+              </w:rPr>
+              <w:t>Farmer share before expenses</w:t>
+            </w:r>
+          </w:p>
+        </w:tc>
+        <w:tc>
+          <w:tcPr>
+            <w:tcW w:type="dxa" w:w="5356"/>
+            <w:shd w:fill="E5F3F0"/>
+            <w:vAlign w:val="center"/>
+            <w:tcMar>
+              <w:top w:w="100" w:type="dxa"/>
+              <w:start w:w="120" w:type="dxa"/>
+              <w:bottom w:w="100" w:type="dxa"/>
+              <w:end w:w="120" w:type="dxa"/>
+            </w:tcMar>
+          </w:tcPr>
+          <w:p>
+            <w:pPr>
+              <w:spacing w:before="0" w:after="0" w:line="240" w:lineRule="auto"/>
+              <w:jc w:val="left"/>
+            </w:pPr>
+            <w:r>
+              <w:rPr>
+                <w:rFonts w:ascii="Arial" w:hAnsi="Arial"/>
+                <w:b/>
+                <w:i w:val="0"/>
+                <w:color w:val="17212B"/>
+                <w:sz w:val="14"/>
+              </w:rPr>
+              <w:t>Protected partner share</w:t>
+            </w:r>
+          </w:p>
+        </w:tc>
+        <w:tc>
+          <w:tcPr>
+            <w:tcW w:type="dxa" w:w="2200"/>
+            <w:shd w:fill="E5F3F0"/>
+            <w:vAlign w:val="center"/>
+            <w:tcMar>
+              <w:top w:w="100" w:type="dxa"/>
+              <w:start w:w="120" w:type="dxa"/>
+              <w:bottom w:w="100" w:type="dxa"/>
+              <w:end w:w="120" w:type="dxa"/>
+            </w:tcMar>
+          </w:tcPr>
+          <w:p>
+            <w:pPr>
+              <w:spacing w:before="0" w:after="0" w:line="240" w:lineRule="auto"/>
+              <w:jc w:val="right"/>
+            </w:pPr>
+            <w:r>
+              <w:rPr>
+                <w:rFonts w:ascii="Arial" w:hAnsi="Arial"/>
+                <w:b/>
+                <w:i w:val="0"/>
+                <w:color w:val="17212B"/>
+                <w:sz w:val="14"/>
+              </w:rPr>
+              <w:t>$18,360</w:t>
+            </w:r>
+          </w:p>
+        </w:tc>
+      </w:tr>
+      <w:tr>
+        <w:tc>
+          <w:tcPr>
+            <w:tcW w:type="dxa" w:w="3100"/>
+            <w:shd w:fill="F8FAFC"/>
+            <w:vAlign w:val="center"/>
+            <w:tcMar>
+              <w:top w:w="100" w:type="dxa"/>
+              <w:start w:w="120" w:type="dxa"/>
+              <w:bottom w:w="100" w:type="dxa"/>
+              <w:end w:w="120" w:type="dxa"/>
+            </w:tcMar>
+          </w:tcPr>
+          <w:p>
+            <w:pPr>
+              <w:spacing w:before="0" w:after="0" w:line="240" w:lineRule="auto"/>
+              <w:jc w:val="left"/>
+            </w:pPr>
+            <w:r>
+              <w:rPr>
+                <w:rFonts w:ascii="Arial" w:hAnsi="Arial"/>
+                <w:b w:val="0"/>
+                <w:i w:val="0"/>
+                <w:color w:val="17212B"/>
+                <w:sz w:val="14"/>
+              </w:rPr>
+              <w:t>Worker salary</w:t>
+            </w:r>
+          </w:p>
+        </w:tc>
+        <w:tc>
+          <w:tcPr>
+            <w:tcW w:type="dxa" w:w="5356"/>
+            <w:shd w:fill="F8FAFC"/>
+            <w:vAlign w:val="center"/>
+            <w:tcMar>
+              <w:top w:w="100" w:type="dxa"/>
+              <w:start w:w="120" w:type="dxa"/>
+              <w:bottom w:w="100" w:type="dxa"/>
+              <w:end w:w="120" w:type="dxa"/>
+            </w:tcMar>
+          </w:tcPr>
+          <w:p>
+            <w:pPr>
+              <w:spacing w:before="0" w:after="0" w:line="240" w:lineRule="auto"/>
+              <w:jc w:val="left"/>
+            </w:pPr>
+            <w:r>
+              <w:rPr>
+                <w:rFonts w:ascii="Arial" w:hAnsi="Arial"/>
+                <w:b w:val="0"/>
+                <w:i w:val="0"/>
+                <w:color w:val="17212B"/>
+                <w:sz w:val="14"/>
+              </w:rPr>
+              <w:t>Deducted from farmer share</w:t>
+            </w:r>
+          </w:p>
+        </w:tc>
+        <w:tc>
+          <w:tcPr>
+            <w:tcW w:type="dxa" w:w="2200"/>
+            <w:shd w:fill="F8FAFC"/>
+            <w:vAlign w:val="center"/>
+            <w:tcMar>
+              <w:top w:w="100" w:type="dxa"/>
+              <w:start w:w="120" w:type="dxa"/>
+              <w:bottom w:w="100" w:type="dxa"/>
+              <w:end w:w="120" w:type="dxa"/>
+            </w:tcMar>
+          </w:tcPr>
+          <w:p>
+            <w:pPr>
+              <w:spacing w:before="0" w:after="0" w:line="240" w:lineRule="auto"/>
+              <w:jc w:val="right"/>
+            </w:pPr>
+            <w:r>
+              <w:rPr>
+                <w:rFonts w:ascii="Arial" w:hAnsi="Arial"/>
+                <w:b/>
+                <w:i w:val="0"/>
+                <w:color w:val="17212B"/>
+                <w:sz w:val="14"/>
+              </w:rPr>
+              <w:t>-$2,100</w:t>
+            </w:r>
+          </w:p>
+        </w:tc>
+      </w:tr>
+      <w:tr>
+        <w:tc>
+          <w:tcPr>
+            <w:tcW w:type="dxa" w:w="3100"/>
+            <w:vAlign w:val="center"/>
+            <w:tcMar>
+              <w:top w:w="100" w:type="dxa"/>
+              <w:start w:w="120" w:type="dxa"/>
+              <w:bottom w:w="100" w:type="dxa"/>
+              <w:end w:w="120" w:type="dxa"/>
+            </w:tcMar>
+          </w:tcPr>
+          <w:p>
+            <w:pPr>
+              <w:spacing w:before="0" w:after="0" w:line="240" w:lineRule="auto"/>
+              <w:jc w:val="left"/>
+            </w:pPr>
+            <w:r>
+              <w:rPr>
+                <w:rFonts w:ascii="Arial" w:hAnsi="Arial"/>
+                <w:b w:val="0"/>
+                <w:i w:val="0"/>
+                <w:color w:val="17212B"/>
+                <w:sz w:val="14"/>
+              </w:rPr>
+              <w:t>Transport</w:t>
+            </w:r>
+          </w:p>
+        </w:tc>
+        <w:tc>
+          <w:tcPr>
+            <w:tcW w:type="dxa" w:w="5356"/>
+            <w:vAlign w:val="center"/>
+            <w:tcMar>
+              <w:top w:w="100" w:type="dxa"/>
+              <w:start w:w="120" w:type="dxa"/>
+              <w:bottom w:w="100" w:type="dxa"/>
+              <w:end w:w="120" w:type="dxa"/>
+            </w:tcMar>
+          </w:tcPr>
+          <w:p>
+            <w:pPr>
+              <w:spacing w:before="0" w:after="0" w:line="240" w:lineRule="auto"/>
+              <w:jc w:val="left"/>
+            </w:pPr>
+            <w:r>
+              <w:rPr>
+                <w:rFonts w:ascii="Arial" w:hAnsi="Arial"/>
+                <w:b w:val="0"/>
+                <w:i w:val="0"/>
+                <w:color w:val="17212B"/>
+                <w:sz w:val="14"/>
+              </w:rPr>
+              <w:t>Deducted from farmer share</w:t>
+            </w:r>
+          </w:p>
+        </w:tc>
+        <w:tc>
+          <w:tcPr>
+            <w:tcW w:type="dxa" w:w="2200"/>
+            <w:vAlign w:val="center"/>
+            <w:tcMar>
+              <w:top w:w="100" w:type="dxa"/>
+              <w:start w:w="120" w:type="dxa"/>
+              <w:bottom w:w="100" w:type="dxa"/>
+              <w:end w:w="120" w:type="dxa"/>
+            </w:tcMar>
+          </w:tcPr>
+          <w:p>
+            <w:pPr>
+              <w:spacing w:before="0" w:after="0" w:line="240" w:lineRule="auto"/>
+              <w:jc w:val="right"/>
+            </w:pPr>
+            <w:r>
+              <w:rPr>
+                <w:rFonts w:ascii="Arial" w:hAnsi="Arial"/>
+                <w:b/>
+                <w:i w:val="0"/>
+                <w:color w:val="17212B"/>
+                <w:sz w:val="14"/>
+              </w:rPr>
+              <w:t>-$1,000</w:t>
+            </w:r>
+          </w:p>
+        </w:tc>
+      </w:tr>
+      <w:tr>
+        <w:tc>
+          <w:tcPr>
+            <w:tcW w:type="dxa" w:w="3100"/>
+            <w:shd w:fill="2E9D45"/>
+            <w:vAlign w:val="center"/>
+            <w:tcMar>
+              <w:top w:w="100" w:type="dxa"/>
+              <w:start w:w="120" w:type="dxa"/>
+              <w:bottom w:w="100" w:type="dxa"/>
+              <w:end w:w="120" w:type="dxa"/>
+            </w:tcMar>
+          </w:tcPr>
+          <w:p>
+            <w:pPr>
+              <w:spacing w:before="0" w:after="0" w:line="240" w:lineRule="auto"/>
+              <w:jc w:val="left"/>
+            </w:pPr>
+            <w:r>
+              <w:rPr>
+                <w:rFonts w:ascii="Arial" w:hAnsi="Arial"/>
+                <w:b/>
+                <w:i w:val="0"/>
+                <w:color w:val="FFFFFF"/>
+                <w:sz w:val="14"/>
+              </w:rPr>
+              <w:t>FARMER TAKE-HOME</w:t>
+            </w:r>
+          </w:p>
+        </w:tc>
+        <w:tc>
+          <w:tcPr>
+            <w:tcW w:type="dxa" w:w="5356"/>
+            <w:shd w:fill="2E9D45"/>
+            <w:vAlign w:val="center"/>
+            <w:tcMar>
+              <w:top w:w="100" w:type="dxa"/>
+              <w:start w:w="120" w:type="dxa"/>
+              <w:bottom w:w="100" w:type="dxa"/>
+              <w:end w:w="120" w:type="dxa"/>
+            </w:tcMar>
+          </w:tcPr>
+          <w:p>
+            <w:pPr>
+              <w:spacing w:before="0" w:after="0" w:line="240" w:lineRule="auto"/>
+              <w:jc w:val="left"/>
+            </w:pPr>
+            <w:r>
+              <w:rPr>
+                <w:rFonts w:ascii="Arial" w:hAnsi="Arial"/>
+                <w:b/>
+                <w:i w:val="0"/>
+                <w:color w:val="FFFFFF"/>
+                <w:sz w:val="14"/>
+              </w:rPr>
+              <w:t>Cash</w:t>
+            </w:r>
+          </w:p>
+        </w:tc>
+        <w:tc>
+          <w:tcPr>
+            <w:tcW w:type="dxa" w:w="2200"/>
+            <w:shd w:fill="2E9D45"/>
+            <w:vAlign w:val="center"/>
+            <w:tcMar>
+              <w:top w:w="100" w:type="dxa"/>
+              <w:start w:w="120" w:type="dxa"/>
+              <w:bottom w:w="100" w:type="dxa"/>
+              <w:end w:w="120" w:type="dxa"/>
+            </w:tcMar>
+          </w:tcPr>
+          <w:p>
+            <w:pPr>
+              <w:spacing w:before="0" w:after="0" w:line="240" w:lineRule="auto"/>
+              <w:jc w:val="right"/>
+            </w:pPr>
+            <w:r>
+              <w:rPr>
+                <w:rFonts w:ascii="Arial" w:hAnsi="Arial"/>
+                <w:b/>
+                <w:i w:val="0"/>
+                <w:color w:val="FFFFFF"/>
+                <w:sz w:val="14"/>
+              </w:rPr>
+              <w:t>$15,260</w:t>
+            </w:r>
+          </w:p>
+        </w:tc>
+      </w:tr>
+    </w:tbl>
+    <w:p>
+      <w:pPr>
+        <w:spacing w:before="0" w:after="40" w:line="240" w:lineRule="auto"/>
+      </w:pPr>
+    </w:p>
+    <w:tbl>
+      <w:tblPr>
+        <w:tblStyle w:val="TableGrid"/>
+        <w:tblW w:type="dxa" w:w="10656"/>
+        <w:jc w:val="center"/>
+        <w:tblLayout w:type="fixed"/>
+        <w:tblLook w:firstColumn="1" w:firstRow="1" w:lastColumn="0" w:lastRow="0" w:noHBand="0" w:noVBand="1" w:val="04A0"/>
+        <w:tblInd w:w="120" w:type="dxa"/>
+      </w:tblPr>
+      <w:tblGrid>
+        <w:gridCol w:w="10656"/>
+      </w:tblGrid>
+      <w:tr>
+        <w:tc>
+          <w:tcPr>
+            <w:tcW w:type="dxa" w:w="10656"/>
+            <w:shd w:fill="1769C2"/>
+            <w:tcMar>
+              <w:top w:w="100" w:type="dxa"/>
+              <w:start w:w="120" w:type="dxa"/>
+              <w:bottom w:w="100" w:type="dxa"/>
+              <w:end w:w="120" w:type="dxa"/>
+            </w:tcMar>
+          </w:tcPr>
+          <w:p>
+            <w:pPr>
+              <w:spacing w:before="0" w:after="0" w:line="240" w:lineRule="auto"/>
+              <w:jc w:val="left"/>
+            </w:pPr>
+            <w:r>
+              <w:rPr>
+                <w:rFonts w:ascii="Arial" w:hAnsi="Arial"/>
+                <w:b/>
+                <w:i w:val="0"/>
+                <w:color w:val="FFFFFF"/>
+                <w:sz w:val="18"/>
+              </w:rPr>
+              <w:t>Cycle 3  |  12-18 mo.</w:t>
+            </w:r>
+          </w:p>
+        </w:tc>
+      </w:tr>
+    </w:tbl>
+    <w:tbl>
+      <w:tblPr>
+        <w:tblStyle w:val="TableGrid"/>
+        <w:tblW w:type="dxa" w:w="10656"/>
+        <w:jc w:val="center"/>
+        <w:tblLayout w:type="fixed"/>
+        <w:tblLook w:firstColumn="1" w:firstRow="1" w:lastColumn="0" w:lastRow="0" w:noHBand="0" w:noVBand="1" w:val="04A0"/>
+        <w:tblInd w:w="120" w:type="dxa"/>
+      </w:tblPr>
+      <w:tblGrid>
+        <w:gridCol w:w="3100"/>
+        <w:gridCol w:w="5356"/>
+        <w:gridCol w:w="2200"/>
+      </w:tblGrid>
+      <w:tr>
+        <w:tc>
+          <w:tcPr>
+            <w:tcW w:type="dxa" w:w="3100"/>
+            <w:vAlign w:val="center"/>
+            <w:tcMar>
+              <w:top w:w="100" w:type="dxa"/>
+              <w:start w:w="120" w:type="dxa"/>
+              <w:bottom w:w="100" w:type="dxa"/>
+              <w:end w:w="120" w:type="dxa"/>
+            </w:tcMar>
+          </w:tcPr>
+          <w:p>
+            <w:pPr>
+              <w:spacing w:before="0" w:after="0" w:line="240" w:lineRule="auto"/>
+              <w:jc w:val="left"/>
+            </w:pPr>
+            <w:r>
+              <w:rPr>
+                <w:rFonts w:ascii="Arial" w:hAnsi="Arial"/>
+                <w:b w:val="0"/>
+                <w:i w:val="0"/>
+                <w:color w:val="17212B"/>
+                <w:sz w:val="14"/>
+              </w:rPr>
+              <w:t>Sales revenue</w:t>
+            </w:r>
+          </w:p>
+        </w:tc>
+        <w:tc>
+          <w:tcPr>
+            <w:tcW w:type="dxa" w:w="5356"/>
+            <w:vAlign w:val="center"/>
+            <w:tcMar>
+              <w:top w:w="100" w:type="dxa"/>
+              <w:start w:w="120" w:type="dxa"/>
+              <w:bottom w:w="100" w:type="dxa"/>
+              <w:end w:w="120" w:type="dxa"/>
+            </w:tcMar>
+          </w:tcPr>
+          <w:p>
+            <w:pPr>
+              <w:spacing w:before="0" w:after="0" w:line="240" w:lineRule="auto"/>
+              <w:jc w:val="left"/>
+            </w:pPr>
+            <w:r>
+              <w:rPr>
+                <w:rFonts w:ascii="Arial" w:hAnsi="Arial"/>
+                <w:b w:val="0"/>
+                <w:i w:val="0"/>
+                <w:color w:val="17212B"/>
+                <w:sz w:val="14"/>
+              </w:rPr>
+              <w:t>34 x $900</w:t>
+            </w:r>
+          </w:p>
+        </w:tc>
+        <w:tc>
+          <w:tcPr>
+            <w:tcW w:type="dxa" w:w="2200"/>
+            <w:vAlign w:val="center"/>
+            <w:tcMar>
+              <w:top w:w="100" w:type="dxa"/>
+              <w:start w:w="120" w:type="dxa"/>
+              <w:bottom w:w="100" w:type="dxa"/>
+              <w:end w:w="120" w:type="dxa"/>
+            </w:tcMar>
+          </w:tcPr>
+          <w:p>
+            <w:pPr>
+              <w:spacing w:before="0" w:after="0" w:line="240" w:lineRule="auto"/>
+              <w:jc w:val="right"/>
+            </w:pPr>
+            <w:r>
+              <w:rPr>
+                <w:rFonts w:ascii="Arial" w:hAnsi="Arial"/>
+                <w:b/>
+                <w:i w:val="0"/>
+                <w:color w:val="17212B"/>
+                <w:sz w:val="14"/>
+              </w:rPr>
+              <w:t>$30,600</w:t>
+            </w:r>
+          </w:p>
+        </w:tc>
+      </w:tr>
+      <w:tr>
+        <w:tc>
+          <w:tcPr>
+            <w:tcW w:type="dxa" w:w="3100"/>
+            <w:shd w:fill="F8FAFC"/>
+            <w:vAlign w:val="center"/>
+            <w:tcMar>
+              <w:top w:w="100" w:type="dxa"/>
+              <w:start w:w="120" w:type="dxa"/>
+              <w:bottom w:w="100" w:type="dxa"/>
+              <w:end w:w="120" w:type="dxa"/>
+            </w:tcMar>
+          </w:tcPr>
+          <w:p>
+            <w:pPr>
+              <w:spacing w:before="0" w:after="0" w:line="240" w:lineRule="auto"/>
+              <w:jc w:val="left"/>
+            </w:pPr>
+            <w:r>
+              <w:rPr>
+                <w:rFonts w:ascii="Arial" w:hAnsi="Arial"/>
+                <w:b w:val="0"/>
+                <w:i w:val="0"/>
+                <w:color w:val="17212B"/>
+                <w:sz w:val="14"/>
+              </w:rPr>
+              <w:t>Feed and operating costs</w:t>
+            </w:r>
+          </w:p>
+        </w:tc>
+        <w:tc>
+          <w:tcPr>
+            <w:tcW w:type="dxa" w:w="5356"/>
+            <w:shd w:fill="F8FAFC"/>
+            <w:vAlign w:val="center"/>
+            <w:tcMar>
+              <w:top w:w="100" w:type="dxa"/>
+              <w:start w:w="120" w:type="dxa"/>
+              <w:bottom w:w="100" w:type="dxa"/>
+              <w:end w:w="120" w:type="dxa"/>
+            </w:tcMar>
+          </w:tcPr>
+          <w:p>
+            <w:pPr>
+              <w:spacing w:before="0" w:after="0" w:line="240" w:lineRule="auto"/>
+              <w:jc w:val="left"/>
+            </w:pPr>
+            <w:r>
+              <w:rPr>
+                <w:rFonts w:ascii="Arial" w:hAnsi="Arial"/>
+                <w:b w:val="0"/>
+                <w:i w:val="0"/>
+                <w:color w:val="17212B"/>
+                <w:sz w:val="14"/>
+              </w:rPr>
+              <w:t>From cycle revenue</w:t>
+            </w:r>
+          </w:p>
+        </w:tc>
+        <w:tc>
+          <w:tcPr>
+            <w:tcW w:type="dxa" w:w="2200"/>
+            <w:shd w:fill="F8FAFC"/>
+            <w:vAlign w:val="center"/>
+            <w:tcMar>
+              <w:top w:w="100" w:type="dxa"/>
+              <w:start w:w="120" w:type="dxa"/>
+              <w:bottom w:w="100" w:type="dxa"/>
+              <w:end w:w="120" w:type="dxa"/>
+            </w:tcMar>
+          </w:tcPr>
+          <w:p>
+            <w:pPr>
+              <w:spacing w:before="0" w:after="0" w:line="240" w:lineRule="auto"/>
+              <w:jc w:val="right"/>
+            </w:pPr>
+            <w:r>
+              <w:rPr>
+                <w:rFonts w:ascii="Arial" w:hAnsi="Arial"/>
+                <w:b/>
+                <w:i w:val="0"/>
+                <w:color w:val="17212B"/>
+                <w:sz w:val="14"/>
+              </w:rPr>
+              <w:t>-$3,500</w:t>
+            </w:r>
+          </w:p>
+        </w:tc>
+      </w:tr>
+      <w:tr>
+        <w:tc>
+          <w:tcPr>
+            <w:tcW w:type="dxa" w:w="3100"/>
+            <w:vAlign w:val="center"/>
+            <w:tcMar>
+              <w:top w:w="100" w:type="dxa"/>
+              <w:start w:w="120" w:type="dxa"/>
+              <w:bottom w:w="100" w:type="dxa"/>
+              <w:end w:w="120" w:type="dxa"/>
+            </w:tcMar>
+          </w:tcPr>
+          <w:p>
+            <w:pPr>
+              <w:spacing w:before="0" w:after="0" w:line="240" w:lineRule="auto"/>
+              <w:jc w:val="left"/>
+            </w:pPr>
+            <w:r>
+              <w:rPr>
+                <w:rFonts w:ascii="Arial" w:hAnsi="Arial"/>
+                <w:b w:val="0"/>
+                <w:i w:val="0"/>
+                <w:color w:val="17212B"/>
+                <w:sz w:val="14"/>
+              </w:rPr>
+              <w:t>Herd capital payment</w:t>
+            </w:r>
+          </w:p>
+        </w:tc>
+        <w:tc>
+          <w:tcPr>
+            <w:tcW w:type="dxa" w:w="5356"/>
+            <w:vAlign w:val="center"/>
+            <w:tcMar>
+              <w:top w:w="100" w:type="dxa"/>
+              <w:start w:w="120" w:type="dxa"/>
+              <w:bottom w:w="100" w:type="dxa"/>
+              <w:end w:w="120" w:type="dxa"/>
+            </w:tcMar>
+          </w:tcPr>
+          <w:p>
+            <w:pPr>
+              <w:spacing w:before="0" w:after="0" w:line="240" w:lineRule="auto"/>
+              <w:jc w:val="left"/>
+            </w:pPr>
+            <w:r>
+              <w:rPr>
+                <w:rFonts w:ascii="Arial" w:hAnsi="Arial"/>
+                <w:b w:val="0"/>
+                <w:i w:val="0"/>
+                <w:color w:val="17212B"/>
+                <w:sz w:val="14"/>
+              </w:rPr>
+              <w:t>From cycle revenue</w:t>
+            </w:r>
+          </w:p>
+        </w:tc>
+        <w:tc>
+          <w:tcPr>
+            <w:tcW w:type="dxa" w:w="2200"/>
+            <w:vAlign w:val="center"/>
+            <w:tcMar>
+              <w:top w:w="100" w:type="dxa"/>
+              <w:start w:w="120" w:type="dxa"/>
+              <w:bottom w:w="100" w:type="dxa"/>
+              <w:end w:w="120" w:type="dxa"/>
+            </w:tcMar>
+          </w:tcPr>
+          <w:p>
+            <w:pPr>
+              <w:spacing w:before="0" w:after="0" w:line="240" w:lineRule="auto"/>
+              <w:jc w:val="right"/>
+            </w:pPr>
+            <w:r>
+              <w:rPr>
+                <w:rFonts w:ascii="Arial" w:hAnsi="Arial"/>
+                <w:b/>
+                <w:i w:val="0"/>
+                <w:color w:val="17212B"/>
+                <w:sz w:val="14"/>
+              </w:rPr>
+              <w:t>-$2,500</w:t>
+            </w:r>
+          </w:p>
+        </w:tc>
+      </w:tr>
+      <w:tr>
+        <w:tc>
+          <w:tcPr>
+            <w:tcW w:type="dxa" w:w="3100"/>
+            <w:shd w:fill="F8FAFC"/>
+            <w:vAlign w:val="center"/>
+            <w:tcMar>
+              <w:top w:w="100" w:type="dxa"/>
+              <w:start w:w="120" w:type="dxa"/>
+              <w:bottom w:w="100" w:type="dxa"/>
+              <w:end w:w="120" w:type="dxa"/>
+            </w:tcMar>
+          </w:tcPr>
+          <w:p>
+            <w:pPr>
+              <w:spacing w:before="0" w:after="0" w:line="240" w:lineRule="auto"/>
+              <w:jc w:val="left"/>
+            </w:pPr>
+            <w:r>
+              <w:rPr>
+                <w:rFonts w:ascii="Arial" w:hAnsi="Arial"/>
+                <w:b w:val="0"/>
+                <w:i w:val="0"/>
+                <w:color w:val="17212B"/>
+                <w:sz w:val="14"/>
+              </w:rPr>
+              <w:t>Net profit</w:t>
+            </w:r>
+          </w:p>
+        </w:tc>
+        <w:tc>
+          <w:tcPr>
+            <w:tcW w:type="dxa" w:w="5356"/>
+            <w:shd w:fill="F8FAFC"/>
+            <w:vAlign w:val="center"/>
+            <w:tcMar>
+              <w:top w:w="100" w:type="dxa"/>
+              <w:start w:w="120" w:type="dxa"/>
+              <w:bottom w:w="100" w:type="dxa"/>
+              <w:end w:w="120" w:type="dxa"/>
+            </w:tcMar>
+          </w:tcPr>
+          <w:p>
+            <w:pPr>
+              <w:spacing w:before="0" w:after="0" w:line="240" w:lineRule="auto"/>
+              <w:jc w:val="left"/>
+            </w:pPr>
+            <w:r>
+              <w:rPr>
+                <w:rFonts w:ascii="Arial" w:hAnsi="Arial"/>
+                <w:b w:val="0"/>
+                <w:i w:val="0"/>
+                <w:color w:val="17212B"/>
+                <w:sz w:val="14"/>
+              </w:rPr>
+              <w:t>60/40</w:t>
+            </w:r>
+          </w:p>
+        </w:tc>
+        <w:tc>
+          <w:tcPr>
+            <w:tcW w:type="dxa" w:w="2200"/>
+            <w:shd w:fill="F8FAFC"/>
+            <w:vAlign w:val="center"/>
+            <w:tcMar>
+              <w:top w:w="100" w:type="dxa"/>
+              <w:start w:w="120" w:type="dxa"/>
+              <w:bottom w:w="100" w:type="dxa"/>
+              <w:end w:w="120" w:type="dxa"/>
+            </w:tcMar>
+          </w:tcPr>
+          <w:p>
+            <w:pPr>
+              <w:spacing w:before="0" w:after="0" w:line="240" w:lineRule="auto"/>
+              <w:jc w:val="right"/>
+            </w:pPr>
+            <w:r>
+              <w:rPr>
+                <w:rFonts w:ascii="Arial" w:hAnsi="Arial"/>
+                <w:b/>
+                <w:i w:val="0"/>
+                <w:color w:val="17212B"/>
+                <w:sz w:val="14"/>
+              </w:rPr>
+              <w:t>$24,600</w:t>
+            </w:r>
+          </w:p>
+        </w:tc>
+      </w:tr>
+      <w:tr>
+        <w:tc>
+          <w:tcPr>
+            <w:tcW w:type="dxa" w:w="3100"/>
+            <w:vAlign w:val="center"/>
+            <w:tcMar>
+              <w:top w:w="100" w:type="dxa"/>
+              <w:start w:w="120" w:type="dxa"/>
+              <w:bottom w:w="100" w:type="dxa"/>
+              <w:end w:w="120" w:type="dxa"/>
+            </w:tcMar>
+          </w:tcPr>
+          <w:p>
+            <w:pPr>
+              <w:spacing w:before="0" w:after="0" w:line="240" w:lineRule="auto"/>
+              <w:jc w:val="left"/>
+            </w:pPr>
+            <w:r>
+              <w:rPr>
+                <w:rFonts w:ascii="Arial" w:hAnsi="Arial"/>
+                <w:b w:val="0"/>
+                <w:i w:val="0"/>
+                <w:color w:val="17212B"/>
+                <w:sz w:val="14"/>
+              </w:rPr>
+              <w:t>Investor share 40%</w:t>
+            </w:r>
+          </w:p>
+        </w:tc>
+        <w:tc>
+          <w:tcPr>
+            <w:tcW w:type="dxa" w:w="5356"/>
+            <w:vAlign w:val="center"/>
+            <w:tcMar>
+              <w:top w:w="100" w:type="dxa"/>
+              <w:start w:w="120" w:type="dxa"/>
+              <w:bottom w:w="100" w:type="dxa"/>
+              <w:end w:w="120" w:type="dxa"/>
+            </w:tcMar>
+          </w:tcPr>
+          <w:p>
+            <w:pPr>
+              <w:spacing w:before="0" w:after="0" w:line="240" w:lineRule="auto"/>
+              <w:jc w:val="left"/>
+            </w:pPr>
+            <w:r>
+              <w:rPr>
+                <w:rFonts w:ascii="Arial" w:hAnsi="Arial"/>
+                <w:b w:val="0"/>
+                <w:i w:val="0"/>
+                <w:color w:val="17212B"/>
+                <w:sz w:val="14"/>
+              </w:rPr>
+              <w:t>Charged only to investor share</w:t>
+            </w:r>
+          </w:p>
+        </w:tc>
+        <w:tc>
+          <w:tcPr>
+            <w:tcW w:type="dxa" w:w="2200"/>
+            <w:vAlign w:val="center"/>
+            <w:tcMar>
+              <w:top w:w="100" w:type="dxa"/>
+              <w:start w:w="120" w:type="dxa"/>
+              <w:bottom w:w="100" w:type="dxa"/>
+              <w:end w:w="120" w:type="dxa"/>
+            </w:tcMar>
+          </w:tcPr>
+          <w:p>
+            <w:pPr>
+              <w:spacing w:before="0" w:after="0" w:line="240" w:lineRule="auto"/>
+              <w:jc w:val="right"/>
+            </w:pPr>
+            <w:r>
+              <w:rPr>
+                <w:rFonts w:ascii="Arial" w:hAnsi="Arial"/>
+                <w:b/>
+                <w:i w:val="0"/>
+                <w:color w:val="17212B"/>
+                <w:sz w:val="14"/>
+              </w:rPr>
+              <w:t>$9,840</w:t>
+            </w:r>
+          </w:p>
+        </w:tc>
+      </w:tr>
+      <w:tr>
+        <w:tc>
+          <w:tcPr>
+            <w:tcW w:type="dxa" w:w="3100"/>
+            <w:shd w:fill="F8FAFC"/>
+            <w:vAlign w:val="center"/>
+            <w:tcMar>
+              <w:top w:w="100" w:type="dxa"/>
+              <w:start w:w="120" w:type="dxa"/>
+              <w:bottom w:w="100" w:type="dxa"/>
+              <w:end w:w="120" w:type="dxa"/>
+            </w:tcMar>
+          </w:tcPr>
+          <w:p>
+            <w:pPr>
+              <w:spacing w:before="0" w:after="0" w:line="240" w:lineRule="auto"/>
+              <w:jc w:val="left"/>
+            </w:pPr>
+            <w:r>
+              <w:rPr>
+                <w:rFonts w:ascii="Arial" w:hAnsi="Arial"/>
+                <w:b w:val="0"/>
+                <w:i w:val="0"/>
+                <w:color w:val="17212B"/>
+                <w:sz w:val="14"/>
+              </w:rPr>
+              <w:t>Performance Fee 20%</w:t>
+            </w:r>
+          </w:p>
+        </w:tc>
+        <w:tc>
+          <w:tcPr>
+            <w:tcW w:type="dxa" w:w="5356"/>
+            <w:shd w:fill="F8FAFC"/>
+            <w:vAlign w:val="center"/>
+            <w:tcMar>
+              <w:top w:w="100" w:type="dxa"/>
+              <w:start w:w="120" w:type="dxa"/>
+              <w:bottom w:w="100" w:type="dxa"/>
+              <w:end w:w="120" w:type="dxa"/>
+            </w:tcMar>
+          </w:tcPr>
+          <w:p>
+            <w:pPr>
+              <w:spacing w:before="0" w:after="0" w:line="240" w:lineRule="auto"/>
+              <w:jc w:val="left"/>
+            </w:pPr>
+            <w:r>
+              <w:rPr>
+                <w:rFonts w:ascii="Arial" w:hAnsi="Arial"/>
+                <w:b w:val="0"/>
+                <w:i w:val="0"/>
+                <w:color w:val="17212B"/>
+                <w:sz w:val="14"/>
+              </w:rPr>
+              <w:t>Charged only to investor share</w:t>
+            </w:r>
+          </w:p>
+        </w:tc>
+        <w:tc>
+          <w:tcPr>
+            <w:tcW w:type="dxa" w:w="2200"/>
+            <w:shd w:fill="F8FAFC"/>
+            <w:vAlign w:val="center"/>
+            <w:tcMar>
+              <w:top w:w="100" w:type="dxa"/>
+              <w:start w:w="120" w:type="dxa"/>
+              <w:bottom w:w="100" w:type="dxa"/>
+              <w:end w:w="120" w:type="dxa"/>
+            </w:tcMar>
+          </w:tcPr>
+          <w:p>
+            <w:pPr>
+              <w:spacing w:before="0" w:after="0" w:line="240" w:lineRule="auto"/>
+              <w:jc w:val="right"/>
+            </w:pPr>
+            <w:r>
+              <w:rPr>
+                <w:rFonts w:ascii="Arial" w:hAnsi="Arial"/>
+                <w:b/>
+                <w:i w:val="0"/>
+                <w:color w:val="17212B"/>
+                <w:sz w:val="14"/>
+              </w:rPr>
+              <w:t>-$1,968</w:t>
+            </w:r>
+          </w:p>
+        </w:tc>
+      </w:tr>
+      <w:tr>
+        <w:tc>
+          <w:tcPr>
+            <w:tcW w:type="dxa" w:w="3100"/>
+            <w:shd w:fill="E5F3F0"/>
+            <w:vAlign w:val="center"/>
+            <w:tcMar>
+              <w:top w:w="100" w:type="dxa"/>
+              <w:start w:w="120" w:type="dxa"/>
+              <w:bottom w:w="100" w:type="dxa"/>
+              <w:end w:w="120" w:type="dxa"/>
+            </w:tcMar>
+          </w:tcPr>
+          <w:p>
+            <w:pPr>
+              <w:spacing w:before="0" w:after="0" w:line="240" w:lineRule="auto"/>
+              <w:jc w:val="left"/>
+            </w:pPr>
+            <w:r>
+              <w:rPr>
+                <w:rFonts w:ascii="Arial" w:hAnsi="Arial"/>
+                <w:b/>
+                <w:i w:val="0"/>
+                <w:color w:val="17212B"/>
+                <w:sz w:val="14"/>
+              </w:rPr>
+              <w:t>Farmer share before expenses</w:t>
+            </w:r>
+          </w:p>
+        </w:tc>
+        <w:tc>
+          <w:tcPr>
+            <w:tcW w:type="dxa" w:w="5356"/>
+            <w:shd w:fill="E5F3F0"/>
+            <w:vAlign w:val="center"/>
+            <w:tcMar>
+              <w:top w:w="100" w:type="dxa"/>
+              <w:start w:w="120" w:type="dxa"/>
+              <w:bottom w:w="100" w:type="dxa"/>
+              <w:end w:w="120" w:type="dxa"/>
+            </w:tcMar>
+          </w:tcPr>
+          <w:p>
+            <w:pPr>
+              <w:spacing w:before="0" w:after="0" w:line="240" w:lineRule="auto"/>
+              <w:jc w:val="left"/>
+            </w:pPr>
+            <w:r>
+              <w:rPr>
+                <w:rFonts w:ascii="Arial" w:hAnsi="Arial"/>
+                <w:b/>
+                <w:i w:val="0"/>
+                <w:color w:val="17212B"/>
+                <w:sz w:val="14"/>
+              </w:rPr>
+              <w:t>Protected partner share</w:t>
+            </w:r>
+          </w:p>
+        </w:tc>
+        <w:tc>
+          <w:tcPr>
+            <w:tcW w:type="dxa" w:w="2200"/>
+            <w:shd w:fill="E5F3F0"/>
+            <w:vAlign w:val="center"/>
+            <w:tcMar>
+              <w:top w:w="100" w:type="dxa"/>
+              <w:start w:w="120" w:type="dxa"/>
+              <w:bottom w:w="100" w:type="dxa"/>
+              <w:end w:w="120" w:type="dxa"/>
+            </w:tcMar>
+          </w:tcPr>
+          <w:p>
+            <w:pPr>
+              <w:spacing w:before="0" w:after="0" w:line="240" w:lineRule="auto"/>
+              <w:jc w:val="right"/>
+            </w:pPr>
+            <w:r>
+              <w:rPr>
+                <w:rFonts w:ascii="Arial" w:hAnsi="Arial"/>
+                <w:b/>
+                <w:i w:val="0"/>
+                <w:color w:val="17212B"/>
+                <w:sz w:val="14"/>
+              </w:rPr>
+              <w:t>$14,760</w:t>
+            </w:r>
+          </w:p>
+        </w:tc>
+      </w:tr>
+      <w:tr>
+        <w:tc>
+          <w:tcPr>
+            <w:tcW w:type="dxa" w:w="3100"/>
+            <w:shd w:fill="F8FAFC"/>
+            <w:vAlign w:val="center"/>
+            <w:tcMar>
+              <w:top w:w="100" w:type="dxa"/>
+              <w:start w:w="120" w:type="dxa"/>
+              <w:bottom w:w="100" w:type="dxa"/>
+              <w:end w:w="120" w:type="dxa"/>
+            </w:tcMar>
+          </w:tcPr>
+          <w:p>
+            <w:pPr>
+              <w:spacing w:before="0" w:after="0" w:line="240" w:lineRule="auto"/>
+              <w:jc w:val="left"/>
+            </w:pPr>
+            <w:r>
+              <w:rPr>
+                <w:rFonts w:ascii="Arial" w:hAnsi="Arial"/>
+                <w:b w:val="0"/>
+                <w:i w:val="0"/>
+                <w:color w:val="17212B"/>
+                <w:sz w:val="14"/>
+              </w:rPr>
+              <w:t>Worker salary</w:t>
+            </w:r>
+          </w:p>
+        </w:tc>
+        <w:tc>
+          <w:tcPr>
+            <w:tcW w:type="dxa" w:w="5356"/>
+            <w:shd w:fill="F8FAFC"/>
+            <w:vAlign w:val="center"/>
+            <w:tcMar>
+              <w:top w:w="100" w:type="dxa"/>
+              <w:start w:w="120" w:type="dxa"/>
+              <w:bottom w:w="100" w:type="dxa"/>
+              <w:end w:w="120" w:type="dxa"/>
+            </w:tcMar>
+          </w:tcPr>
+          <w:p>
+            <w:pPr>
+              <w:spacing w:before="0" w:after="0" w:line="240" w:lineRule="auto"/>
+              <w:jc w:val="left"/>
+            </w:pPr>
+            <w:r>
+              <w:rPr>
+                <w:rFonts w:ascii="Arial" w:hAnsi="Arial"/>
+                <w:b w:val="0"/>
+                <w:i w:val="0"/>
+                <w:color w:val="17212B"/>
+                <w:sz w:val="14"/>
+              </w:rPr>
+              <w:t>Deducted from farmer share</w:t>
+            </w:r>
+          </w:p>
+        </w:tc>
+        <w:tc>
+          <w:tcPr>
+            <w:tcW w:type="dxa" w:w="2200"/>
+            <w:shd w:fill="F8FAFC"/>
+            <w:vAlign w:val="center"/>
+            <w:tcMar>
+              <w:top w:w="100" w:type="dxa"/>
+              <w:start w:w="120" w:type="dxa"/>
+              <w:bottom w:w="100" w:type="dxa"/>
+              <w:end w:w="120" w:type="dxa"/>
+            </w:tcMar>
+          </w:tcPr>
+          <w:p>
+            <w:pPr>
+              <w:spacing w:before="0" w:after="0" w:line="240" w:lineRule="auto"/>
+              <w:jc w:val="right"/>
+            </w:pPr>
+            <w:r>
+              <w:rPr>
+                <w:rFonts w:ascii="Arial" w:hAnsi="Arial"/>
+                <w:b/>
+                <w:i w:val="0"/>
+                <w:color w:val="17212B"/>
+                <w:sz w:val="14"/>
+              </w:rPr>
+              <w:t>-$2,100</w:t>
+            </w:r>
+          </w:p>
+        </w:tc>
+      </w:tr>
+      <w:tr>
+        <w:tc>
+          <w:tcPr>
+            <w:tcW w:type="dxa" w:w="3100"/>
+            <w:vAlign w:val="center"/>
+            <w:tcMar>
+              <w:top w:w="100" w:type="dxa"/>
+              <w:start w:w="120" w:type="dxa"/>
+              <w:bottom w:w="100" w:type="dxa"/>
+              <w:end w:w="120" w:type="dxa"/>
+            </w:tcMar>
+          </w:tcPr>
+          <w:p>
+            <w:pPr>
+              <w:spacing w:before="0" w:after="0" w:line="240" w:lineRule="auto"/>
+              <w:jc w:val="left"/>
+            </w:pPr>
+            <w:r>
+              <w:rPr>
+                <w:rFonts w:ascii="Arial" w:hAnsi="Arial"/>
+                <w:b w:val="0"/>
+                <w:i w:val="0"/>
+                <w:color w:val="17212B"/>
+                <w:sz w:val="14"/>
+              </w:rPr>
+              <w:t>Transport</w:t>
+            </w:r>
+          </w:p>
+        </w:tc>
+        <w:tc>
+          <w:tcPr>
+            <w:tcW w:type="dxa" w:w="5356"/>
+            <w:vAlign w:val="center"/>
+            <w:tcMar>
+              <w:top w:w="100" w:type="dxa"/>
+              <w:start w:w="120" w:type="dxa"/>
+              <w:bottom w:w="100" w:type="dxa"/>
+              <w:end w:w="120" w:type="dxa"/>
+            </w:tcMar>
+          </w:tcPr>
+          <w:p>
+            <w:pPr>
+              <w:spacing w:before="0" w:after="0" w:line="240" w:lineRule="auto"/>
+              <w:jc w:val="left"/>
+            </w:pPr>
+            <w:r>
+              <w:rPr>
+                <w:rFonts w:ascii="Arial" w:hAnsi="Arial"/>
+                <w:b w:val="0"/>
+                <w:i w:val="0"/>
+                <w:color w:val="17212B"/>
+                <w:sz w:val="14"/>
+              </w:rPr>
+              <w:t>Deducted from farmer share</w:t>
+            </w:r>
+          </w:p>
+        </w:tc>
+        <w:tc>
+          <w:tcPr>
+            <w:tcW w:type="dxa" w:w="2200"/>
+            <w:vAlign w:val="center"/>
+            <w:tcMar>
+              <w:top w:w="100" w:type="dxa"/>
+              <w:start w:w="120" w:type="dxa"/>
+              <w:bottom w:w="100" w:type="dxa"/>
+              <w:end w:w="120" w:type="dxa"/>
+            </w:tcMar>
+          </w:tcPr>
+          <w:p>
+            <w:pPr>
+              <w:spacing w:before="0" w:after="0" w:line="240" w:lineRule="auto"/>
+              <w:jc w:val="right"/>
+            </w:pPr>
+            <w:r>
+              <w:rPr>
+                <w:rFonts w:ascii="Arial" w:hAnsi="Arial"/>
+                <w:b/>
+                <w:i w:val="0"/>
+                <w:color w:val="17212B"/>
+                <w:sz w:val="14"/>
+              </w:rPr>
+              <w:t>-$1,000</w:t>
+            </w:r>
+          </w:p>
+        </w:tc>
+      </w:tr>
+      <w:tr>
+        <w:tc>
+          <w:tcPr>
+            <w:tcW w:type="dxa" w:w="3100"/>
+            <w:shd w:fill="2E9D45"/>
+            <w:vAlign w:val="center"/>
+            <w:tcMar>
+              <w:top w:w="100" w:type="dxa"/>
+              <w:start w:w="120" w:type="dxa"/>
+              <w:bottom w:w="100" w:type="dxa"/>
+              <w:end w:w="120" w:type="dxa"/>
+            </w:tcMar>
+          </w:tcPr>
+          <w:p>
+            <w:pPr>
+              <w:spacing w:before="0" w:after="0" w:line="240" w:lineRule="auto"/>
+              <w:jc w:val="left"/>
+            </w:pPr>
+            <w:r>
+              <w:rPr>
+                <w:rFonts w:ascii="Arial" w:hAnsi="Arial"/>
+                <w:b/>
+                <w:i w:val="0"/>
+                <w:color w:val="FFFFFF"/>
+                <w:sz w:val="14"/>
+              </w:rPr>
+              <w:t>FARMER TAKE-HOME</w:t>
+            </w:r>
+          </w:p>
+        </w:tc>
+        <w:tc>
+          <w:tcPr>
+            <w:tcW w:type="dxa" w:w="5356"/>
+            <w:shd w:fill="2E9D45"/>
+            <w:vAlign w:val="center"/>
+            <w:tcMar>
+              <w:top w:w="100" w:type="dxa"/>
+              <w:start w:w="120" w:type="dxa"/>
+              <w:bottom w:w="100" w:type="dxa"/>
+              <w:end w:w="120" w:type="dxa"/>
+            </w:tcMar>
+          </w:tcPr>
+          <w:p>
+            <w:pPr>
+              <w:spacing w:before="0" w:after="0" w:line="240" w:lineRule="auto"/>
+              <w:jc w:val="left"/>
+            </w:pPr>
+            <w:r>
+              <w:rPr>
+                <w:rFonts w:ascii="Arial" w:hAnsi="Arial"/>
+                <w:b/>
+                <w:i w:val="0"/>
+                <w:color w:val="FFFFFF"/>
+                <w:sz w:val="14"/>
+              </w:rPr>
+              <w:t>Cash</w:t>
+            </w:r>
+          </w:p>
+        </w:tc>
+        <w:tc>
+          <w:tcPr>
+            <w:tcW w:type="dxa" w:w="2200"/>
+            <w:shd w:fill="2E9D45"/>
+            <w:vAlign w:val="center"/>
+            <w:tcMar>
+              <w:top w:w="100" w:type="dxa"/>
+              <w:start w:w="120" w:type="dxa"/>
+              <w:bottom w:w="100" w:type="dxa"/>
+              <w:end w:w="120" w:type="dxa"/>
+            </w:tcMar>
+          </w:tcPr>
+          <w:p>
+            <w:pPr>
+              <w:spacing w:before="0" w:after="0" w:line="240" w:lineRule="auto"/>
+              <w:jc w:val="right"/>
+            </w:pPr>
+            <w:r>
+              <w:rPr>
+                <w:rFonts w:ascii="Arial" w:hAnsi="Arial"/>
+                <w:b/>
+                <w:i w:val="0"/>
+                <w:color w:val="FFFFFF"/>
+                <w:sz w:val="14"/>
+              </w:rPr>
+              <w:t>$11,660</w:t>
+            </w:r>
+          </w:p>
+        </w:tc>
+      </w:tr>
+    </w:tbl>
+    <w:p>
+      <w:pPr>
+        <w:spacing w:before="0" w:after="40" w:line="240" w:lineRule="auto"/>
+      </w:pPr>
+    </w:p>
+    <w:p>
+      <w:pPr>
+        <w:pageBreakBefore/>
+        <w:spacing w:before="0" w:after="0" w:line="24" w:lineRule="auto"/>
+      </w:pPr>
+      <w:r>
+        <w:rPr>
+          <w:rFonts w:ascii="Arial" w:hAnsi="Arial"/>
+          <w:b w:val="0"/>
+          <w:i w:val="0"/>
+          <w:color w:val="FFFFFF"/>
+          <w:sz w:val="2"/>
+        </w:rPr>
+      </w:r>
+    </w:p>
+    <w:tbl>
+      <w:tblPr>
+        <w:tblW w:type="dxa" w:w="10656"/>
+        <w:tblLayout w:type="fixed"/>
+        <w:tblLook w:firstColumn="1" w:firstRow="1" w:lastColumn="0" w:lastRow="0" w:noHBand="0" w:noVBand="1" w:val="04A0"/>
+        <w:tblInd w:w="120" w:type="dxa"/>
+      </w:tblPr>
+      <w:tblGrid>
+        <w:gridCol w:w="10656"/>
+      </w:tblGrid>
+      <w:tr>
+        <w:tc>
+          <w:tcPr>
+            <w:tcW w:type="dxa" w:w="10656"/>
+            <w:shd w:fill="1769C2"/>
+            <w:tcMar>
+              <w:top w:w="100" w:type="dxa"/>
+              <w:start w:w="120" w:type="dxa"/>
+              <w:bottom w:w="100" w:type="dxa"/>
+              <w:end w:w="120" w:type="dxa"/>
+            </w:tcMar>
+          </w:tcPr>
+          <w:p>
+            <w:pPr>
+              <w:spacing w:before="0" w:after="0" w:line="240" w:lineRule="auto"/>
+            </w:pPr>
+            <w:r>
+              <w:rPr>
+                <w:rFonts w:ascii="Arial" w:hAnsi="Arial"/>
+                <w:b/>
+                <w:i w:val="0"/>
+                <w:color w:val="FFFFFF"/>
+                <w:sz w:val="22"/>
+              </w:rPr>
+              <w:t>Detailed cycle breakdown</w:t>
+            </w:r>
+          </w:p>
+        </w:tc>
+      </w:tr>
+    </w:tbl>
+    <w:p>
+      <w:pPr>
+        <w:spacing w:before="0" w:after="20" w:line="240" w:lineRule="auto"/>
+      </w:pPr>
+    </w:p>
+    <w:tbl>
+      <w:tblPr>
+        <w:tblStyle w:val="TableGrid"/>
+        <w:tblW w:type="dxa" w:w="10656"/>
+        <w:jc w:val="center"/>
+        <w:tblLayout w:type="fixed"/>
+        <w:tblLook w:firstColumn="1" w:firstRow="1" w:lastColumn="0" w:lastRow="0" w:noHBand="0" w:noVBand="1" w:val="04A0"/>
+        <w:tblInd w:w="120" w:type="dxa"/>
+      </w:tblPr>
+      <w:tblGrid>
+        <w:gridCol w:w="10656"/>
+      </w:tblGrid>
+      <w:tr>
+        <w:tc>
+          <w:tcPr>
+            <w:tcW w:type="dxa" w:w="10656"/>
+            <w:shd w:fill="1769C2"/>
+            <w:tcMar>
+              <w:top w:w="100" w:type="dxa"/>
+              <w:start w:w="120" w:type="dxa"/>
+              <w:bottom w:w="100" w:type="dxa"/>
+              <w:end w:w="120" w:type="dxa"/>
+            </w:tcMar>
+          </w:tcPr>
+          <w:p>
+            <w:pPr>
+              <w:spacing w:before="0" w:after="0" w:line="240" w:lineRule="auto"/>
+              <w:jc w:val="left"/>
+            </w:pPr>
+            <w:r>
+              <w:rPr>
+                <w:rFonts w:ascii="Arial" w:hAnsi="Arial"/>
+                <w:b/>
+                <w:i w:val="0"/>
+                <w:color w:val="FFFFFF"/>
+                <w:sz w:val="18"/>
+              </w:rPr>
+              <w:t>Cycle 4  |  18-24 mo.</w:t>
+            </w:r>
+          </w:p>
+        </w:tc>
+      </w:tr>
+    </w:tbl>
+    <w:tbl>
+      <w:tblPr>
+        <w:tblStyle w:val="TableGrid"/>
+        <w:tblW w:type="dxa" w:w="10656"/>
+        <w:jc w:val="center"/>
+        <w:tblLayout w:type="fixed"/>
+        <w:tblLook w:firstColumn="1" w:firstRow="1" w:lastColumn="0" w:lastRow="0" w:noHBand="0" w:noVBand="1" w:val="04A0"/>
+        <w:tblInd w:w="120" w:type="dxa"/>
+      </w:tblPr>
+      <w:tblGrid>
+        <w:gridCol w:w="3100"/>
+        <w:gridCol w:w="5356"/>
+        <w:gridCol w:w="2200"/>
+      </w:tblGrid>
+      <w:tr>
+        <w:tc>
+          <w:tcPr>
+            <w:tcW w:type="dxa" w:w="3100"/>
+            <w:vAlign w:val="center"/>
+            <w:tcMar>
+              <w:top w:w="100" w:type="dxa"/>
+              <w:start w:w="120" w:type="dxa"/>
+              <w:bottom w:w="100" w:type="dxa"/>
+              <w:end w:w="120" w:type="dxa"/>
+            </w:tcMar>
+          </w:tcPr>
+          <w:p>
+            <w:pPr>
+              <w:spacing w:before="0" w:after="0" w:line="240" w:lineRule="auto"/>
+              <w:jc w:val="left"/>
+            </w:pPr>
+            <w:r>
+              <w:rPr>
+                <w:rFonts w:ascii="Arial" w:hAnsi="Arial"/>
+                <w:b w:val="0"/>
+                <w:i w:val="0"/>
+                <w:color w:val="17212B"/>
+                <w:sz w:val="14"/>
+              </w:rPr>
+              <w:t>Sales revenue</w:t>
+            </w:r>
+          </w:p>
+        </w:tc>
+        <w:tc>
+          <w:tcPr>
+            <w:tcW w:type="dxa" w:w="5356"/>
+            <w:vAlign w:val="center"/>
+            <w:tcMar>
+              <w:top w:w="100" w:type="dxa"/>
+              <w:start w:w="120" w:type="dxa"/>
+              <w:bottom w:w="100" w:type="dxa"/>
+              <w:end w:w="120" w:type="dxa"/>
+            </w:tcMar>
+          </w:tcPr>
+          <w:p>
+            <w:pPr>
+              <w:spacing w:before="0" w:after="0" w:line="240" w:lineRule="auto"/>
+              <w:jc w:val="left"/>
+            </w:pPr>
+            <w:r>
+              <w:rPr>
+                <w:rFonts w:ascii="Arial" w:hAnsi="Arial"/>
+                <w:b w:val="0"/>
+                <w:i w:val="0"/>
+                <w:color w:val="17212B"/>
+                <w:sz w:val="14"/>
+              </w:rPr>
+              <w:t>34 x $900</w:t>
+            </w:r>
+          </w:p>
+        </w:tc>
+        <w:tc>
+          <w:tcPr>
+            <w:tcW w:type="dxa" w:w="2200"/>
+            <w:vAlign w:val="center"/>
+            <w:tcMar>
+              <w:top w:w="100" w:type="dxa"/>
+              <w:start w:w="120" w:type="dxa"/>
+              <w:bottom w:w="100" w:type="dxa"/>
+              <w:end w:w="120" w:type="dxa"/>
+            </w:tcMar>
+          </w:tcPr>
+          <w:p>
+            <w:pPr>
+              <w:spacing w:before="0" w:after="0" w:line="240" w:lineRule="auto"/>
+              <w:jc w:val="right"/>
+            </w:pPr>
+            <w:r>
+              <w:rPr>
+                <w:rFonts w:ascii="Arial" w:hAnsi="Arial"/>
+                <w:b/>
+                <w:i w:val="0"/>
+                <w:color w:val="17212B"/>
+                <w:sz w:val="14"/>
+              </w:rPr>
+              <w:t>$30,600</w:t>
+            </w:r>
+          </w:p>
+        </w:tc>
+      </w:tr>
+      <w:tr>
+        <w:tc>
+          <w:tcPr>
+            <w:tcW w:type="dxa" w:w="3100"/>
+            <w:shd w:fill="F8FAFC"/>
+            <w:vAlign w:val="center"/>
+            <w:tcMar>
+              <w:top w:w="100" w:type="dxa"/>
+              <w:start w:w="120" w:type="dxa"/>
+              <w:bottom w:w="100" w:type="dxa"/>
+              <w:end w:w="120" w:type="dxa"/>
+            </w:tcMar>
+          </w:tcPr>
+          <w:p>
+            <w:pPr>
+              <w:spacing w:before="0" w:after="0" w:line="240" w:lineRule="auto"/>
+              <w:jc w:val="left"/>
+            </w:pPr>
+            <w:r>
+              <w:rPr>
+                <w:rFonts w:ascii="Arial" w:hAnsi="Arial"/>
+                <w:b w:val="0"/>
+                <w:i w:val="0"/>
+                <w:color w:val="17212B"/>
+                <w:sz w:val="14"/>
+              </w:rPr>
+              <w:t>Feed and operating costs</w:t>
+            </w:r>
+          </w:p>
+        </w:tc>
+        <w:tc>
+          <w:tcPr>
+            <w:tcW w:type="dxa" w:w="5356"/>
+            <w:shd w:fill="F8FAFC"/>
+            <w:vAlign w:val="center"/>
+            <w:tcMar>
+              <w:top w:w="100" w:type="dxa"/>
+              <w:start w:w="120" w:type="dxa"/>
+              <w:bottom w:w="100" w:type="dxa"/>
+              <w:end w:w="120" w:type="dxa"/>
+            </w:tcMar>
+          </w:tcPr>
+          <w:p>
+            <w:pPr>
+              <w:spacing w:before="0" w:after="0" w:line="240" w:lineRule="auto"/>
+              <w:jc w:val="left"/>
+            </w:pPr>
+            <w:r>
+              <w:rPr>
+                <w:rFonts w:ascii="Arial" w:hAnsi="Arial"/>
+                <w:b w:val="0"/>
+                <w:i w:val="0"/>
+                <w:color w:val="17212B"/>
+                <w:sz w:val="14"/>
+              </w:rPr>
+              <w:t>From cycle revenue</w:t>
+            </w:r>
+          </w:p>
+        </w:tc>
+        <w:tc>
+          <w:tcPr>
+            <w:tcW w:type="dxa" w:w="2200"/>
+            <w:shd w:fill="F8FAFC"/>
+            <w:vAlign w:val="center"/>
+            <w:tcMar>
+              <w:top w:w="100" w:type="dxa"/>
+              <w:start w:w="120" w:type="dxa"/>
+              <w:bottom w:w="100" w:type="dxa"/>
+              <w:end w:w="120" w:type="dxa"/>
+            </w:tcMar>
+          </w:tcPr>
+          <w:p>
+            <w:pPr>
+              <w:spacing w:before="0" w:after="0" w:line="240" w:lineRule="auto"/>
+              <w:jc w:val="right"/>
+            </w:pPr>
+            <w:r>
+              <w:rPr>
+                <w:rFonts w:ascii="Arial" w:hAnsi="Arial"/>
+                <w:b/>
+                <w:i w:val="0"/>
+                <w:color w:val="17212B"/>
+                <w:sz w:val="14"/>
+              </w:rPr>
+              <w:t>-$3,500</w:t>
+            </w:r>
+          </w:p>
+        </w:tc>
+      </w:tr>
+      <w:tr>
+        <w:tc>
+          <w:tcPr>
+            <w:tcW w:type="dxa" w:w="3100"/>
+            <w:vAlign w:val="center"/>
+            <w:tcMar>
+              <w:top w:w="100" w:type="dxa"/>
+              <w:start w:w="120" w:type="dxa"/>
+              <w:bottom w:w="100" w:type="dxa"/>
+              <w:end w:w="120" w:type="dxa"/>
+            </w:tcMar>
+          </w:tcPr>
+          <w:p>
+            <w:pPr>
+              <w:spacing w:before="0" w:after="0" w:line="240" w:lineRule="auto"/>
+              <w:jc w:val="left"/>
+            </w:pPr>
+            <w:r>
+              <w:rPr>
+                <w:rFonts w:ascii="Arial" w:hAnsi="Arial"/>
+                <w:b w:val="0"/>
+                <w:i w:val="0"/>
+                <w:color w:val="17212B"/>
+                <w:sz w:val="14"/>
+              </w:rPr>
+              <w:t>Herd capital payment</w:t>
+            </w:r>
+          </w:p>
+        </w:tc>
+        <w:tc>
+          <w:tcPr>
+            <w:tcW w:type="dxa" w:w="5356"/>
+            <w:vAlign w:val="center"/>
+            <w:tcMar>
+              <w:top w:w="100" w:type="dxa"/>
+              <w:start w:w="120" w:type="dxa"/>
+              <w:bottom w:w="100" w:type="dxa"/>
+              <w:end w:w="120" w:type="dxa"/>
+            </w:tcMar>
+          </w:tcPr>
+          <w:p>
+            <w:pPr>
+              <w:spacing w:before="0" w:after="0" w:line="240" w:lineRule="auto"/>
+              <w:jc w:val="left"/>
+            </w:pPr>
+            <w:r>
+              <w:rPr>
+                <w:rFonts w:ascii="Arial" w:hAnsi="Arial"/>
+                <w:b w:val="0"/>
+                <w:i w:val="0"/>
+                <w:color w:val="17212B"/>
+                <w:sz w:val="14"/>
+              </w:rPr>
+              <w:t>From cycle revenue</w:t>
+            </w:r>
+          </w:p>
+        </w:tc>
+        <w:tc>
+          <w:tcPr>
+            <w:tcW w:type="dxa" w:w="2200"/>
+            <w:vAlign w:val="center"/>
+            <w:tcMar>
+              <w:top w:w="100" w:type="dxa"/>
+              <w:start w:w="120" w:type="dxa"/>
+              <w:bottom w:w="100" w:type="dxa"/>
+              <w:end w:w="120" w:type="dxa"/>
+            </w:tcMar>
+          </w:tcPr>
+          <w:p>
+            <w:pPr>
+              <w:spacing w:before="0" w:after="0" w:line="240" w:lineRule="auto"/>
+              <w:jc w:val="right"/>
+            </w:pPr>
+            <w:r>
+              <w:rPr>
+                <w:rFonts w:ascii="Arial" w:hAnsi="Arial"/>
+                <w:b/>
+                <w:i w:val="0"/>
+                <w:color w:val="17212B"/>
+                <w:sz w:val="14"/>
+              </w:rPr>
+              <w:t>-$2,500</w:t>
+            </w:r>
+          </w:p>
+        </w:tc>
+      </w:tr>
+      <w:tr>
+        <w:tc>
+          <w:tcPr>
+            <w:tcW w:type="dxa" w:w="3100"/>
+            <w:shd w:fill="F8FAFC"/>
+            <w:vAlign w:val="center"/>
+            <w:tcMar>
+              <w:top w:w="100" w:type="dxa"/>
+              <w:start w:w="120" w:type="dxa"/>
+              <w:bottom w:w="100" w:type="dxa"/>
+              <w:end w:w="120" w:type="dxa"/>
+            </w:tcMar>
+          </w:tcPr>
+          <w:p>
+            <w:pPr>
+              <w:spacing w:before="0" w:after="0" w:line="240" w:lineRule="auto"/>
+              <w:jc w:val="left"/>
+            </w:pPr>
+            <w:r>
+              <w:rPr>
+                <w:rFonts w:ascii="Arial" w:hAnsi="Arial"/>
+                <w:b w:val="0"/>
+                <w:i w:val="0"/>
+                <w:color w:val="17212B"/>
+                <w:sz w:val="14"/>
+              </w:rPr>
+              <w:t>Net profit</w:t>
+            </w:r>
+          </w:p>
+        </w:tc>
+        <w:tc>
+          <w:tcPr>
+            <w:tcW w:type="dxa" w:w="5356"/>
+            <w:shd w:fill="F8FAFC"/>
+            <w:vAlign w:val="center"/>
+            <w:tcMar>
+              <w:top w:w="100" w:type="dxa"/>
+              <w:start w:w="120" w:type="dxa"/>
+              <w:bottom w:w="100" w:type="dxa"/>
+              <w:end w:w="120" w:type="dxa"/>
+            </w:tcMar>
+          </w:tcPr>
+          <w:p>
+            <w:pPr>
+              <w:spacing w:before="0" w:after="0" w:line="240" w:lineRule="auto"/>
+              <w:jc w:val="left"/>
+            </w:pPr>
+            <w:r>
+              <w:rPr>
+                <w:rFonts w:ascii="Arial" w:hAnsi="Arial"/>
+                <w:b w:val="0"/>
+                <w:i w:val="0"/>
+                <w:color w:val="17212B"/>
+                <w:sz w:val="14"/>
+              </w:rPr>
+              <w:t>60/40</w:t>
+            </w:r>
+          </w:p>
+        </w:tc>
+        <w:tc>
+          <w:tcPr>
+            <w:tcW w:type="dxa" w:w="2200"/>
+            <w:shd w:fill="F8FAFC"/>
+            <w:vAlign w:val="center"/>
+            <w:tcMar>
+              <w:top w:w="100" w:type="dxa"/>
+              <w:start w:w="120" w:type="dxa"/>
+              <w:bottom w:w="100" w:type="dxa"/>
+              <w:end w:w="120" w:type="dxa"/>
+            </w:tcMar>
+          </w:tcPr>
+          <w:p>
+            <w:pPr>
+              <w:spacing w:before="0" w:after="0" w:line="240" w:lineRule="auto"/>
+              <w:jc w:val="right"/>
+            </w:pPr>
+            <w:r>
+              <w:rPr>
+                <w:rFonts w:ascii="Arial" w:hAnsi="Arial"/>
+                <w:b/>
+                <w:i w:val="0"/>
+                <w:color w:val="17212B"/>
+                <w:sz w:val="14"/>
+              </w:rPr>
+              <w:t>$24,600</w:t>
+            </w:r>
+          </w:p>
+        </w:tc>
+      </w:tr>
+      <w:tr>
+        <w:tc>
+          <w:tcPr>
+            <w:tcW w:type="dxa" w:w="3100"/>
+            <w:vAlign w:val="center"/>
+            <w:tcMar>
+              <w:top w:w="100" w:type="dxa"/>
+              <w:start w:w="120" w:type="dxa"/>
+              <w:bottom w:w="100" w:type="dxa"/>
+              <w:end w:w="120" w:type="dxa"/>
+            </w:tcMar>
+          </w:tcPr>
+          <w:p>
+            <w:pPr>
+              <w:spacing w:before="0" w:after="0" w:line="240" w:lineRule="auto"/>
+              <w:jc w:val="left"/>
+            </w:pPr>
+            <w:r>
+              <w:rPr>
+                <w:rFonts w:ascii="Arial" w:hAnsi="Arial"/>
+                <w:b w:val="0"/>
+                <w:i w:val="0"/>
+                <w:color w:val="17212B"/>
+                <w:sz w:val="14"/>
+              </w:rPr>
+              <w:t>Investor share 40%</w:t>
+            </w:r>
+          </w:p>
+        </w:tc>
+        <w:tc>
+          <w:tcPr>
+            <w:tcW w:type="dxa" w:w="5356"/>
+            <w:vAlign w:val="center"/>
+            <w:tcMar>
+              <w:top w:w="100" w:type="dxa"/>
+              <w:start w:w="120" w:type="dxa"/>
+              <w:bottom w:w="100" w:type="dxa"/>
+              <w:end w:w="120" w:type="dxa"/>
+            </w:tcMar>
+          </w:tcPr>
+          <w:p>
+            <w:pPr>
+              <w:spacing w:before="0" w:after="0" w:line="240" w:lineRule="auto"/>
+              <w:jc w:val="left"/>
+            </w:pPr>
+            <w:r>
+              <w:rPr>
+                <w:rFonts w:ascii="Arial" w:hAnsi="Arial"/>
+                <w:b w:val="0"/>
+                <w:i w:val="0"/>
+                <w:color w:val="17212B"/>
+                <w:sz w:val="14"/>
+              </w:rPr>
+              <w:t>Charged only to investor share</w:t>
+            </w:r>
+          </w:p>
+        </w:tc>
+        <w:tc>
+          <w:tcPr>
+            <w:tcW w:type="dxa" w:w="2200"/>
+            <w:vAlign w:val="center"/>
+            <w:tcMar>
+              <w:top w:w="100" w:type="dxa"/>
+              <w:start w:w="120" w:type="dxa"/>
+              <w:bottom w:w="100" w:type="dxa"/>
+              <w:end w:w="120" w:type="dxa"/>
+            </w:tcMar>
+          </w:tcPr>
+          <w:p>
+            <w:pPr>
+              <w:spacing w:before="0" w:after="0" w:line="240" w:lineRule="auto"/>
+              <w:jc w:val="right"/>
+            </w:pPr>
+            <w:r>
+              <w:rPr>
+                <w:rFonts w:ascii="Arial" w:hAnsi="Arial"/>
+                <w:b/>
+                <w:i w:val="0"/>
+                <w:color w:val="17212B"/>
+                <w:sz w:val="14"/>
+              </w:rPr>
+              <w:t>$9,840</w:t>
+            </w:r>
+          </w:p>
+        </w:tc>
+      </w:tr>
+      <w:tr>
+        <w:tc>
+          <w:tcPr>
+            <w:tcW w:type="dxa" w:w="3100"/>
+            <w:shd w:fill="F8FAFC"/>
+            <w:vAlign w:val="center"/>
+            <w:tcMar>
+              <w:top w:w="100" w:type="dxa"/>
+              <w:start w:w="120" w:type="dxa"/>
+              <w:bottom w:w="100" w:type="dxa"/>
+              <w:end w:w="120" w:type="dxa"/>
+            </w:tcMar>
+          </w:tcPr>
+          <w:p>
+            <w:pPr>
+              <w:spacing w:before="0" w:after="0" w:line="240" w:lineRule="auto"/>
+              <w:jc w:val="left"/>
+            </w:pPr>
+            <w:r>
+              <w:rPr>
+                <w:rFonts w:ascii="Arial" w:hAnsi="Arial"/>
+                <w:b w:val="0"/>
+                <w:i w:val="0"/>
+                <w:color w:val="17212B"/>
+                <w:sz w:val="14"/>
+              </w:rPr>
+              <w:t>Performance Fee 20%</w:t>
+            </w:r>
+          </w:p>
+        </w:tc>
+        <w:tc>
+          <w:tcPr>
+            <w:tcW w:type="dxa" w:w="5356"/>
+            <w:shd w:fill="F8FAFC"/>
+            <w:vAlign w:val="center"/>
+            <w:tcMar>
+              <w:top w:w="100" w:type="dxa"/>
+              <w:start w:w="120" w:type="dxa"/>
+              <w:bottom w:w="100" w:type="dxa"/>
+              <w:end w:w="120" w:type="dxa"/>
+            </w:tcMar>
+          </w:tcPr>
+          <w:p>
+            <w:pPr>
+              <w:spacing w:before="0" w:after="0" w:line="240" w:lineRule="auto"/>
+              <w:jc w:val="left"/>
+            </w:pPr>
+            <w:r>
+              <w:rPr>
+                <w:rFonts w:ascii="Arial" w:hAnsi="Arial"/>
+                <w:b w:val="0"/>
+                <w:i w:val="0"/>
+                <w:color w:val="17212B"/>
+                <w:sz w:val="14"/>
+              </w:rPr>
+              <w:t>Charged only to investor share</w:t>
+            </w:r>
+          </w:p>
+        </w:tc>
+        <w:tc>
+          <w:tcPr>
+            <w:tcW w:type="dxa" w:w="2200"/>
+            <w:shd w:fill="F8FAFC"/>
+            <w:vAlign w:val="center"/>
+            <w:tcMar>
+              <w:top w:w="100" w:type="dxa"/>
+              <w:start w:w="120" w:type="dxa"/>
+              <w:bottom w:w="100" w:type="dxa"/>
+              <w:end w:w="120" w:type="dxa"/>
+            </w:tcMar>
+          </w:tcPr>
+          <w:p>
+            <w:pPr>
+              <w:spacing w:before="0" w:after="0" w:line="240" w:lineRule="auto"/>
+              <w:jc w:val="right"/>
+            </w:pPr>
+            <w:r>
+              <w:rPr>
+                <w:rFonts w:ascii="Arial" w:hAnsi="Arial"/>
+                <w:b/>
+                <w:i w:val="0"/>
+                <w:color w:val="17212B"/>
+                <w:sz w:val="14"/>
+              </w:rPr>
+              <w:t>-$1,968</w:t>
+            </w:r>
+          </w:p>
+        </w:tc>
+      </w:tr>
+      <w:tr>
+        <w:tc>
+          <w:tcPr>
+            <w:tcW w:type="dxa" w:w="3100"/>
+            <w:shd w:fill="E5F3F0"/>
+            <w:vAlign w:val="center"/>
+            <w:tcMar>
+              <w:top w:w="100" w:type="dxa"/>
+              <w:start w:w="120" w:type="dxa"/>
+              <w:bottom w:w="100" w:type="dxa"/>
+              <w:end w:w="120" w:type="dxa"/>
+            </w:tcMar>
+          </w:tcPr>
+          <w:p>
+            <w:pPr>
+              <w:spacing w:before="0" w:after="0" w:line="240" w:lineRule="auto"/>
+              <w:jc w:val="left"/>
+            </w:pPr>
+            <w:r>
+              <w:rPr>
+                <w:rFonts w:ascii="Arial" w:hAnsi="Arial"/>
+                <w:b/>
+                <w:i w:val="0"/>
+                <w:color w:val="17212B"/>
+                <w:sz w:val="14"/>
+              </w:rPr>
+              <w:t>Farmer share before expenses</w:t>
+            </w:r>
+          </w:p>
+        </w:tc>
+        <w:tc>
+          <w:tcPr>
+            <w:tcW w:type="dxa" w:w="5356"/>
+            <w:shd w:fill="E5F3F0"/>
+            <w:vAlign w:val="center"/>
+            <w:tcMar>
+              <w:top w:w="100" w:type="dxa"/>
+              <w:start w:w="120" w:type="dxa"/>
+              <w:bottom w:w="100" w:type="dxa"/>
+              <w:end w:w="120" w:type="dxa"/>
+            </w:tcMar>
+          </w:tcPr>
+          <w:p>
+            <w:pPr>
+              <w:spacing w:before="0" w:after="0" w:line="240" w:lineRule="auto"/>
+              <w:jc w:val="left"/>
+            </w:pPr>
+            <w:r>
+              <w:rPr>
+                <w:rFonts w:ascii="Arial" w:hAnsi="Arial"/>
+                <w:b/>
+                <w:i w:val="0"/>
+                <w:color w:val="17212B"/>
+                <w:sz w:val="14"/>
+              </w:rPr>
+              <w:t>Protected partner share</w:t>
+            </w:r>
+          </w:p>
+        </w:tc>
+        <w:tc>
+          <w:tcPr>
+            <w:tcW w:type="dxa" w:w="2200"/>
+            <w:shd w:fill="E5F3F0"/>
+            <w:vAlign w:val="center"/>
+            <w:tcMar>
+              <w:top w:w="100" w:type="dxa"/>
+              <w:start w:w="120" w:type="dxa"/>
+              <w:bottom w:w="100" w:type="dxa"/>
+              <w:end w:w="120" w:type="dxa"/>
+            </w:tcMar>
+          </w:tcPr>
+          <w:p>
+            <w:pPr>
+              <w:spacing w:before="0" w:after="0" w:line="240" w:lineRule="auto"/>
+              <w:jc w:val="right"/>
+            </w:pPr>
+            <w:r>
+              <w:rPr>
+                <w:rFonts w:ascii="Arial" w:hAnsi="Arial"/>
+                <w:b/>
+                <w:i w:val="0"/>
+                <w:color w:val="17212B"/>
+                <w:sz w:val="14"/>
+              </w:rPr>
+              <w:t>$14,760</w:t>
+            </w:r>
+          </w:p>
+        </w:tc>
+      </w:tr>
+      <w:tr>
+        <w:tc>
+          <w:tcPr>
+            <w:tcW w:type="dxa" w:w="3100"/>
+            <w:shd w:fill="F8FAFC"/>
+            <w:vAlign w:val="center"/>
+            <w:tcMar>
+              <w:top w:w="100" w:type="dxa"/>
+              <w:start w:w="120" w:type="dxa"/>
+              <w:bottom w:w="100" w:type="dxa"/>
+              <w:end w:w="120" w:type="dxa"/>
+            </w:tcMar>
+          </w:tcPr>
+          <w:p>
+            <w:pPr>
+              <w:spacing w:before="0" w:after="0" w:line="240" w:lineRule="auto"/>
+              <w:jc w:val="left"/>
+            </w:pPr>
+            <w:r>
+              <w:rPr>
+                <w:rFonts w:ascii="Arial" w:hAnsi="Arial"/>
+                <w:b w:val="0"/>
+                <w:i w:val="0"/>
+                <w:color w:val="17212B"/>
+                <w:sz w:val="14"/>
+              </w:rPr>
+              <w:t>Worker salary</w:t>
+            </w:r>
+          </w:p>
+        </w:tc>
+        <w:tc>
+          <w:tcPr>
+            <w:tcW w:type="dxa" w:w="5356"/>
+            <w:shd w:fill="F8FAFC"/>
+            <w:vAlign w:val="center"/>
+            <w:tcMar>
+              <w:top w:w="100" w:type="dxa"/>
+              <w:start w:w="120" w:type="dxa"/>
+              <w:bottom w:w="100" w:type="dxa"/>
+              <w:end w:w="120" w:type="dxa"/>
+            </w:tcMar>
+          </w:tcPr>
+          <w:p>
+            <w:pPr>
+              <w:spacing w:before="0" w:after="0" w:line="240" w:lineRule="auto"/>
+              <w:jc w:val="left"/>
+            </w:pPr>
+            <w:r>
+              <w:rPr>
+                <w:rFonts w:ascii="Arial" w:hAnsi="Arial"/>
+                <w:b w:val="0"/>
+                <w:i w:val="0"/>
+                <w:color w:val="17212B"/>
+                <w:sz w:val="14"/>
+              </w:rPr>
+              <w:t>Deducted from farmer share</w:t>
+            </w:r>
+          </w:p>
+        </w:tc>
+        <w:tc>
+          <w:tcPr>
+            <w:tcW w:type="dxa" w:w="2200"/>
+            <w:shd w:fill="F8FAFC"/>
+            <w:vAlign w:val="center"/>
+            <w:tcMar>
+              <w:top w:w="100" w:type="dxa"/>
+              <w:start w:w="120" w:type="dxa"/>
+              <w:bottom w:w="100" w:type="dxa"/>
+              <w:end w:w="120" w:type="dxa"/>
+            </w:tcMar>
+          </w:tcPr>
+          <w:p>
+            <w:pPr>
+              <w:spacing w:before="0" w:after="0" w:line="240" w:lineRule="auto"/>
+              <w:jc w:val="right"/>
+            </w:pPr>
+            <w:r>
+              <w:rPr>
+                <w:rFonts w:ascii="Arial" w:hAnsi="Arial"/>
+                <w:b/>
+                <w:i w:val="0"/>
+                <w:color w:val="17212B"/>
+                <w:sz w:val="14"/>
+              </w:rPr>
+              <w:t>-$2,100</w:t>
+            </w:r>
+          </w:p>
+        </w:tc>
+      </w:tr>
+      <w:tr>
+        <w:tc>
+          <w:tcPr>
+            <w:tcW w:type="dxa" w:w="3100"/>
+            <w:vAlign w:val="center"/>
+            <w:tcMar>
+              <w:top w:w="100" w:type="dxa"/>
+              <w:start w:w="120" w:type="dxa"/>
+              <w:bottom w:w="100" w:type="dxa"/>
+              <w:end w:w="120" w:type="dxa"/>
+            </w:tcMar>
+          </w:tcPr>
+          <w:p>
+            <w:pPr>
+              <w:spacing w:before="0" w:after="0" w:line="240" w:lineRule="auto"/>
+              <w:jc w:val="left"/>
+            </w:pPr>
+            <w:r>
+              <w:rPr>
+                <w:rFonts w:ascii="Arial" w:hAnsi="Arial"/>
+                <w:b w:val="0"/>
+                <w:i w:val="0"/>
+                <w:color w:val="17212B"/>
+                <w:sz w:val="14"/>
+              </w:rPr>
+              <w:t>Transport</w:t>
+            </w:r>
+          </w:p>
+        </w:tc>
+        <w:tc>
+          <w:tcPr>
+            <w:tcW w:type="dxa" w:w="5356"/>
+            <w:vAlign w:val="center"/>
+            <w:tcMar>
+              <w:top w:w="100" w:type="dxa"/>
+              <w:start w:w="120" w:type="dxa"/>
+              <w:bottom w:w="100" w:type="dxa"/>
+              <w:end w:w="120" w:type="dxa"/>
+            </w:tcMar>
+          </w:tcPr>
+          <w:p>
+            <w:pPr>
+              <w:spacing w:before="0" w:after="0" w:line="240" w:lineRule="auto"/>
+              <w:jc w:val="left"/>
+            </w:pPr>
+            <w:r>
+              <w:rPr>
+                <w:rFonts w:ascii="Arial" w:hAnsi="Arial"/>
+                <w:b w:val="0"/>
+                <w:i w:val="0"/>
+                <w:color w:val="17212B"/>
+                <w:sz w:val="14"/>
+              </w:rPr>
+              <w:t>Deducted from farmer share</w:t>
+            </w:r>
+          </w:p>
+        </w:tc>
+        <w:tc>
+          <w:tcPr>
+            <w:tcW w:type="dxa" w:w="2200"/>
+            <w:vAlign w:val="center"/>
+            <w:tcMar>
+              <w:top w:w="100" w:type="dxa"/>
+              <w:start w:w="120" w:type="dxa"/>
+              <w:bottom w:w="100" w:type="dxa"/>
+              <w:end w:w="120" w:type="dxa"/>
+            </w:tcMar>
+          </w:tcPr>
+          <w:p>
+            <w:pPr>
+              <w:spacing w:before="0" w:after="0" w:line="240" w:lineRule="auto"/>
+              <w:jc w:val="right"/>
+            </w:pPr>
+            <w:r>
+              <w:rPr>
+                <w:rFonts w:ascii="Arial" w:hAnsi="Arial"/>
+                <w:b/>
+                <w:i w:val="0"/>
+                <w:color w:val="17212B"/>
+                <w:sz w:val="14"/>
+              </w:rPr>
+              <w:t>-$1,000</w:t>
+            </w:r>
+          </w:p>
+        </w:tc>
+      </w:tr>
+      <w:tr>
+        <w:tc>
+          <w:tcPr>
+            <w:tcW w:type="dxa" w:w="3100"/>
+            <w:shd w:fill="2E9D45"/>
+            <w:vAlign w:val="center"/>
+            <w:tcMar>
+              <w:top w:w="100" w:type="dxa"/>
+              <w:start w:w="120" w:type="dxa"/>
+              <w:bottom w:w="100" w:type="dxa"/>
+              <w:end w:w="120" w:type="dxa"/>
+            </w:tcMar>
+          </w:tcPr>
+          <w:p>
+            <w:pPr>
+              <w:spacing w:before="0" w:after="0" w:line="240" w:lineRule="auto"/>
+              <w:jc w:val="left"/>
+            </w:pPr>
+            <w:r>
+              <w:rPr>
+                <w:rFonts w:ascii="Arial" w:hAnsi="Arial"/>
+                <w:b/>
+                <w:i w:val="0"/>
+                <w:color w:val="FFFFFF"/>
+                <w:sz w:val="14"/>
+              </w:rPr>
+              <w:t>FARMER TAKE-HOME</w:t>
+            </w:r>
+          </w:p>
+        </w:tc>
+        <w:tc>
+          <w:tcPr>
+            <w:tcW w:type="dxa" w:w="5356"/>
+            <w:shd w:fill="2E9D45"/>
+            <w:vAlign w:val="center"/>
+            <w:tcMar>
+              <w:top w:w="100" w:type="dxa"/>
+              <w:start w:w="120" w:type="dxa"/>
+              <w:bottom w:w="100" w:type="dxa"/>
+              <w:end w:w="120" w:type="dxa"/>
+            </w:tcMar>
+          </w:tcPr>
+          <w:p>
+            <w:pPr>
+              <w:spacing w:before="0" w:after="0" w:line="240" w:lineRule="auto"/>
+              <w:jc w:val="left"/>
+            </w:pPr>
+            <w:r>
+              <w:rPr>
+                <w:rFonts w:ascii="Arial" w:hAnsi="Arial"/>
+                <w:b/>
+                <w:i w:val="0"/>
+                <w:color w:val="FFFFFF"/>
+                <w:sz w:val="14"/>
+              </w:rPr>
+              <w:t>Cash</w:t>
+            </w:r>
+          </w:p>
+        </w:tc>
+        <w:tc>
+          <w:tcPr>
+            <w:tcW w:type="dxa" w:w="2200"/>
+            <w:shd w:fill="2E9D45"/>
+            <w:vAlign w:val="center"/>
+            <w:tcMar>
+              <w:top w:w="100" w:type="dxa"/>
+              <w:start w:w="120" w:type="dxa"/>
+              <w:bottom w:w="100" w:type="dxa"/>
+              <w:end w:w="120" w:type="dxa"/>
+            </w:tcMar>
+          </w:tcPr>
+          <w:p>
+            <w:pPr>
+              <w:spacing w:before="0" w:after="0" w:line="240" w:lineRule="auto"/>
+              <w:jc w:val="right"/>
+            </w:pPr>
+            <w:r>
+              <w:rPr>
+                <w:rFonts w:ascii="Arial" w:hAnsi="Arial"/>
+                <w:b/>
+                <w:i w:val="0"/>
+                <w:color w:val="FFFFFF"/>
+                <w:sz w:val="14"/>
+              </w:rPr>
+              <w:t>$11,660</w:t>
+            </w:r>
+          </w:p>
+        </w:tc>
+      </w:tr>
+    </w:tbl>
+    <w:p>
+      <w:pPr>
+        <w:spacing w:before="0" w:after="40" w:line="240" w:lineRule="auto"/>
+      </w:pPr>
+    </w:p>
+    <w:tbl>
+      <w:tblPr>
+        <w:tblStyle w:val="TableGrid"/>
+        <w:tblW w:type="dxa" w:w="10656"/>
+        <w:jc w:val="center"/>
+        <w:tblLayout w:type="fixed"/>
+        <w:tblLook w:firstColumn="1" w:firstRow="1" w:lastColumn="0" w:lastRow="0" w:noHBand="0" w:noVBand="1" w:val="04A0"/>
+        <w:tblInd w:w="120" w:type="dxa"/>
+      </w:tblPr>
+      <w:tblGrid>
+        <w:gridCol w:w="10656"/>
+      </w:tblGrid>
+      <w:tr>
+        <w:tc>
+          <w:tcPr>
+            <w:tcW w:type="dxa" w:w="10656"/>
+            <w:shd w:fill="1769C2"/>
+            <w:tcMar>
+              <w:top w:w="100" w:type="dxa"/>
+              <w:start w:w="120" w:type="dxa"/>
+              <w:bottom w:w="100" w:type="dxa"/>
+              <w:end w:w="120" w:type="dxa"/>
+            </w:tcMar>
+          </w:tcPr>
+          <w:p>
+            <w:pPr>
+              <w:spacing w:before="0" w:after="0" w:line="240" w:lineRule="auto"/>
+              <w:jc w:val="left"/>
+            </w:pPr>
+            <w:r>
+              <w:rPr>
+                <w:rFonts w:ascii="Arial" w:hAnsi="Arial"/>
+                <w:b/>
+                <w:i w:val="0"/>
+                <w:color w:val="FFFFFF"/>
+                <w:sz w:val="18"/>
+              </w:rPr>
+              <w:t>Cycle 5  |  24-30 mo.</w:t>
+            </w:r>
+          </w:p>
+        </w:tc>
+      </w:tr>
+    </w:tbl>
+    <w:tbl>
+      <w:tblPr>
+        <w:tblStyle w:val="TableGrid"/>
+        <w:tblW w:type="dxa" w:w="10656"/>
+        <w:jc w:val="center"/>
+        <w:tblLayout w:type="fixed"/>
+        <w:tblLook w:firstColumn="1" w:firstRow="1" w:lastColumn="0" w:lastRow="0" w:noHBand="0" w:noVBand="1" w:val="04A0"/>
+        <w:tblInd w:w="120" w:type="dxa"/>
+      </w:tblPr>
+      <w:tblGrid>
+        <w:gridCol w:w="3100"/>
+        <w:gridCol w:w="5356"/>
+        <w:gridCol w:w="2200"/>
+      </w:tblGrid>
+      <w:tr>
+        <w:tc>
+          <w:tcPr>
+            <w:tcW w:type="dxa" w:w="3100"/>
+            <w:vAlign w:val="center"/>
+            <w:tcMar>
+              <w:top w:w="100" w:type="dxa"/>
+              <w:start w:w="120" w:type="dxa"/>
+              <w:bottom w:w="100" w:type="dxa"/>
+              <w:end w:w="120" w:type="dxa"/>
+            </w:tcMar>
+          </w:tcPr>
+          <w:p>
+            <w:pPr>
+              <w:spacing w:before="0" w:after="0" w:line="240" w:lineRule="auto"/>
+              <w:jc w:val="left"/>
+            </w:pPr>
+            <w:r>
+              <w:rPr>
+                <w:rFonts w:ascii="Arial" w:hAnsi="Arial"/>
+                <w:b w:val="0"/>
+                <w:i w:val="0"/>
+                <w:color w:val="17212B"/>
+                <w:sz w:val="14"/>
+              </w:rPr>
+              <w:t>Sales revenue</w:t>
+            </w:r>
+          </w:p>
+        </w:tc>
+        <w:tc>
+          <w:tcPr>
+            <w:tcW w:type="dxa" w:w="5356"/>
+            <w:vAlign w:val="center"/>
+            <w:tcMar>
+              <w:top w:w="100" w:type="dxa"/>
+              <w:start w:w="120" w:type="dxa"/>
+              <w:bottom w:w="100" w:type="dxa"/>
+              <w:end w:w="120" w:type="dxa"/>
+            </w:tcMar>
+          </w:tcPr>
+          <w:p>
+            <w:pPr>
+              <w:spacing w:before="0" w:after="0" w:line="240" w:lineRule="auto"/>
+              <w:jc w:val="left"/>
+            </w:pPr>
+            <w:r>
+              <w:rPr>
+                <w:rFonts w:ascii="Arial" w:hAnsi="Arial"/>
+                <w:b w:val="0"/>
+                <w:i w:val="0"/>
+                <w:color w:val="17212B"/>
+                <w:sz w:val="14"/>
+              </w:rPr>
+              <w:t>34 x $900</w:t>
+            </w:r>
+          </w:p>
+        </w:tc>
+        <w:tc>
+          <w:tcPr>
+            <w:tcW w:type="dxa" w:w="2200"/>
+            <w:vAlign w:val="center"/>
+            <w:tcMar>
+              <w:top w:w="100" w:type="dxa"/>
+              <w:start w:w="120" w:type="dxa"/>
+              <w:bottom w:w="100" w:type="dxa"/>
+              <w:end w:w="120" w:type="dxa"/>
+            </w:tcMar>
+          </w:tcPr>
+          <w:p>
+            <w:pPr>
+              <w:spacing w:before="0" w:after="0" w:line="240" w:lineRule="auto"/>
+              <w:jc w:val="right"/>
+            </w:pPr>
+            <w:r>
+              <w:rPr>
+                <w:rFonts w:ascii="Arial" w:hAnsi="Arial"/>
+                <w:b/>
+                <w:i w:val="0"/>
+                <w:color w:val="17212B"/>
+                <w:sz w:val="14"/>
+              </w:rPr>
+              <w:t>$30,600</w:t>
+            </w:r>
+          </w:p>
+        </w:tc>
+      </w:tr>
+      <w:tr>
+        <w:tc>
+          <w:tcPr>
+            <w:tcW w:type="dxa" w:w="3100"/>
+            <w:shd w:fill="F8FAFC"/>
+            <w:vAlign w:val="center"/>
+            <w:tcMar>
+              <w:top w:w="100" w:type="dxa"/>
+              <w:start w:w="120" w:type="dxa"/>
+              <w:bottom w:w="100" w:type="dxa"/>
+              <w:end w:w="120" w:type="dxa"/>
+            </w:tcMar>
+          </w:tcPr>
+          <w:p>
+            <w:pPr>
+              <w:spacing w:before="0" w:after="0" w:line="240" w:lineRule="auto"/>
+              <w:jc w:val="left"/>
+            </w:pPr>
+            <w:r>
+              <w:rPr>
+                <w:rFonts w:ascii="Arial" w:hAnsi="Arial"/>
+                <w:b w:val="0"/>
+                <w:i w:val="0"/>
+                <w:color w:val="17212B"/>
+                <w:sz w:val="14"/>
+              </w:rPr>
+              <w:t>Feed and operating costs</w:t>
+            </w:r>
+          </w:p>
+        </w:tc>
+        <w:tc>
+          <w:tcPr>
+            <w:tcW w:type="dxa" w:w="5356"/>
+            <w:shd w:fill="F8FAFC"/>
+            <w:vAlign w:val="center"/>
+            <w:tcMar>
+              <w:top w:w="100" w:type="dxa"/>
+              <w:start w:w="120" w:type="dxa"/>
+              <w:bottom w:w="100" w:type="dxa"/>
+              <w:end w:w="120" w:type="dxa"/>
+            </w:tcMar>
+          </w:tcPr>
+          <w:p>
+            <w:pPr>
+              <w:spacing w:before="0" w:after="0" w:line="240" w:lineRule="auto"/>
+              <w:jc w:val="left"/>
+            </w:pPr>
+            <w:r>
+              <w:rPr>
+                <w:rFonts w:ascii="Arial" w:hAnsi="Arial"/>
+                <w:b w:val="0"/>
+                <w:i w:val="0"/>
+                <w:color w:val="17212B"/>
+                <w:sz w:val="14"/>
+              </w:rPr>
+              <w:t>From cycle revenue</w:t>
+            </w:r>
+          </w:p>
+        </w:tc>
+        <w:tc>
+          <w:tcPr>
+            <w:tcW w:type="dxa" w:w="2200"/>
+            <w:shd w:fill="F8FAFC"/>
+            <w:vAlign w:val="center"/>
+            <w:tcMar>
+              <w:top w:w="100" w:type="dxa"/>
+              <w:start w:w="120" w:type="dxa"/>
+              <w:bottom w:w="100" w:type="dxa"/>
+              <w:end w:w="120" w:type="dxa"/>
+            </w:tcMar>
+          </w:tcPr>
+          <w:p>
+            <w:pPr>
+              <w:spacing w:before="0" w:after="0" w:line="240" w:lineRule="auto"/>
+              <w:jc w:val="right"/>
+            </w:pPr>
+            <w:r>
+              <w:rPr>
+                <w:rFonts w:ascii="Arial" w:hAnsi="Arial"/>
+                <w:b/>
+                <w:i w:val="0"/>
+                <w:color w:val="17212B"/>
+                <w:sz w:val="14"/>
+              </w:rPr>
+              <w:t>-$3,500</w:t>
+            </w:r>
+          </w:p>
+        </w:tc>
+      </w:tr>
+      <w:tr>
+        <w:tc>
+          <w:tcPr>
+            <w:tcW w:type="dxa" w:w="3100"/>
+            <w:vAlign w:val="center"/>
+            <w:tcMar>
+              <w:top w:w="100" w:type="dxa"/>
+              <w:start w:w="120" w:type="dxa"/>
+              <w:bottom w:w="100" w:type="dxa"/>
+              <w:end w:w="120" w:type="dxa"/>
+            </w:tcMar>
+          </w:tcPr>
+          <w:p>
+            <w:pPr>
+              <w:spacing w:before="0" w:after="0" w:line="240" w:lineRule="auto"/>
+              <w:jc w:val="left"/>
+            </w:pPr>
+            <w:r>
+              <w:rPr>
+                <w:rFonts w:ascii="Arial" w:hAnsi="Arial"/>
+                <w:b w:val="0"/>
+                <w:i w:val="0"/>
+                <w:color w:val="17212B"/>
+                <w:sz w:val="14"/>
+              </w:rPr>
+              <w:t>Herd capital payment</w:t>
+            </w:r>
+          </w:p>
+        </w:tc>
+        <w:tc>
+          <w:tcPr>
+            <w:tcW w:type="dxa" w:w="5356"/>
+            <w:vAlign w:val="center"/>
+            <w:tcMar>
+              <w:top w:w="100" w:type="dxa"/>
+              <w:start w:w="120" w:type="dxa"/>
+              <w:bottom w:w="100" w:type="dxa"/>
+              <w:end w:w="120" w:type="dxa"/>
+            </w:tcMar>
+          </w:tcPr>
+          <w:p>
+            <w:pPr>
+              <w:spacing w:before="0" w:after="0" w:line="240" w:lineRule="auto"/>
+              <w:jc w:val="left"/>
+            </w:pPr>
+            <w:r>
+              <w:rPr>
+                <w:rFonts w:ascii="Arial" w:hAnsi="Arial"/>
+                <w:b w:val="0"/>
+                <w:i w:val="0"/>
+                <w:color w:val="17212B"/>
+                <w:sz w:val="14"/>
+              </w:rPr>
+              <w:t>From cycle revenue</w:t>
+            </w:r>
+          </w:p>
+        </w:tc>
+        <w:tc>
+          <w:tcPr>
+            <w:tcW w:type="dxa" w:w="2200"/>
+            <w:vAlign w:val="center"/>
+            <w:tcMar>
+              <w:top w:w="100" w:type="dxa"/>
+              <w:start w:w="120" w:type="dxa"/>
+              <w:bottom w:w="100" w:type="dxa"/>
+              <w:end w:w="120" w:type="dxa"/>
+            </w:tcMar>
+          </w:tcPr>
+          <w:p>
+            <w:pPr>
+              <w:spacing w:before="0" w:after="0" w:line="240" w:lineRule="auto"/>
+              <w:jc w:val="right"/>
+            </w:pPr>
+            <w:r>
+              <w:rPr>
+                <w:rFonts w:ascii="Arial" w:hAnsi="Arial"/>
+                <w:b/>
+                <w:i w:val="0"/>
+                <w:color w:val="17212B"/>
+                <w:sz w:val="14"/>
+              </w:rPr>
+              <w:t>-$2,500</w:t>
+            </w:r>
+          </w:p>
+        </w:tc>
+      </w:tr>
+      <w:tr>
+        <w:tc>
+          <w:tcPr>
+            <w:tcW w:type="dxa" w:w="3100"/>
+            <w:shd w:fill="F8FAFC"/>
+            <w:vAlign w:val="center"/>
+            <w:tcMar>
+              <w:top w:w="100" w:type="dxa"/>
+              <w:start w:w="120" w:type="dxa"/>
+              <w:bottom w:w="100" w:type="dxa"/>
+              <w:end w:w="120" w:type="dxa"/>
+            </w:tcMar>
+          </w:tcPr>
+          <w:p>
+            <w:pPr>
+              <w:spacing w:before="0" w:after="0" w:line="240" w:lineRule="auto"/>
+              <w:jc w:val="left"/>
+            </w:pPr>
+            <w:r>
+              <w:rPr>
+                <w:rFonts w:ascii="Arial" w:hAnsi="Arial"/>
+                <w:b w:val="0"/>
+                <w:i w:val="0"/>
+                <w:color w:val="17212B"/>
+                <w:sz w:val="14"/>
+              </w:rPr>
+              <w:t>Net profit</w:t>
+            </w:r>
+          </w:p>
+        </w:tc>
+        <w:tc>
+          <w:tcPr>
+            <w:tcW w:type="dxa" w:w="5356"/>
+            <w:shd w:fill="F8FAFC"/>
+            <w:vAlign w:val="center"/>
+            <w:tcMar>
+              <w:top w:w="100" w:type="dxa"/>
+              <w:start w:w="120" w:type="dxa"/>
+              <w:bottom w:w="100" w:type="dxa"/>
+              <w:end w:w="120" w:type="dxa"/>
+            </w:tcMar>
+          </w:tcPr>
+          <w:p>
+            <w:pPr>
+              <w:spacing w:before="0" w:after="0" w:line="240" w:lineRule="auto"/>
+              <w:jc w:val="left"/>
+            </w:pPr>
+            <w:r>
+              <w:rPr>
+                <w:rFonts w:ascii="Arial" w:hAnsi="Arial"/>
+                <w:b w:val="0"/>
+                <w:i w:val="0"/>
+                <w:color w:val="17212B"/>
+                <w:sz w:val="14"/>
+              </w:rPr>
+              <w:t>60/40</w:t>
+            </w:r>
+          </w:p>
+        </w:tc>
+        <w:tc>
+          <w:tcPr>
+            <w:tcW w:type="dxa" w:w="2200"/>
+            <w:shd w:fill="F8FAFC"/>
+            <w:vAlign w:val="center"/>
+            <w:tcMar>
+              <w:top w:w="100" w:type="dxa"/>
+              <w:start w:w="120" w:type="dxa"/>
+              <w:bottom w:w="100" w:type="dxa"/>
+              <w:end w:w="120" w:type="dxa"/>
+            </w:tcMar>
+          </w:tcPr>
+          <w:p>
+            <w:pPr>
+              <w:spacing w:before="0" w:after="0" w:line="240" w:lineRule="auto"/>
+              <w:jc w:val="right"/>
+            </w:pPr>
+            <w:r>
+              <w:rPr>
+                <w:rFonts w:ascii="Arial" w:hAnsi="Arial"/>
+                <w:b/>
+                <w:i w:val="0"/>
+                <w:color w:val="17212B"/>
+                <w:sz w:val="14"/>
+              </w:rPr>
+              <w:t>$24,600</w:t>
+            </w:r>
+          </w:p>
+        </w:tc>
+      </w:tr>
+      <w:tr>
+        <w:tc>
+          <w:tcPr>
+            <w:tcW w:type="dxa" w:w="3100"/>
+            <w:vAlign w:val="center"/>
+            <w:tcMar>
+              <w:top w:w="100" w:type="dxa"/>
+              <w:start w:w="120" w:type="dxa"/>
+              <w:bottom w:w="100" w:type="dxa"/>
+              <w:end w:w="120" w:type="dxa"/>
+            </w:tcMar>
+          </w:tcPr>
+          <w:p>
+            <w:pPr>
+              <w:spacing w:before="0" w:after="0" w:line="240" w:lineRule="auto"/>
+              <w:jc w:val="left"/>
+            </w:pPr>
+            <w:r>
+              <w:rPr>
+                <w:rFonts w:ascii="Arial" w:hAnsi="Arial"/>
+                <w:b w:val="0"/>
+                <w:i w:val="0"/>
+                <w:color w:val="17212B"/>
+                <w:sz w:val="14"/>
+              </w:rPr>
+              <w:t>Investor share 40%</w:t>
+            </w:r>
+          </w:p>
+        </w:tc>
+        <w:tc>
+          <w:tcPr>
+            <w:tcW w:type="dxa" w:w="5356"/>
+            <w:vAlign w:val="center"/>
+            <w:tcMar>
+              <w:top w:w="100" w:type="dxa"/>
+              <w:start w:w="120" w:type="dxa"/>
+              <w:bottom w:w="100" w:type="dxa"/>
+              <w:end w:w="120" w:type="dxa"/>
+            </w:tcMar>
+          </w:tcPr>
+          <w:p>
+            <w:pPr>
+              <w:spacing w:before="0" w:after="0" w:line="240" w:lineRule="auto"/>
+              <w:jc w:val="left"/>
+            </w:pPr>
+            <w:r>
+              <w:rPr>
+                <w:rFonts w:ascii="Arial" w:hAnsi="Arial"/>
+                <w:b w:val="0"/>
+                <w:i w:val="0"/>
+                <w:color w:val="17212B"/>
+                <w:sz w:val="14"/>
+              </w:rPr>
+              <w:t>Charged only to investor share</w:t>
+            </w:r>
+          </w:p>
+        </w:tc>
+        <w:tc>
+          <w:tcPr>
+            <w:tcW w:type="dxa" w:w="2200"/>
+            <w:vAlign w:val="center"/>
+            <w:tcMar>
+              <w:top w:w="100" w:type="dxa"/>
+              <w:start w:w="120" w:type="dxa"/>
+              <w:bottom w:w="100" w:type="dxa"/>
+              <w:end w:w="120" w:type="dxa"/>
+            </w:tcMar>
+          </w:tcPr>
+          <w:p>
+            <w:pPr>
+              <w:spacing w:before="0" w:after="0" w:line="240" w:lineRule="auto"/>
+              <w:jc w:val="right"/>
+            </w:pPr>
+            <w:r>
+              <w:rPr>
+                <w:rFonts w:ascii="Arial" w:hAnsi="Arial"/>
+                <w:b/>
+                <w:i w:val="0"/>
+                <w:color w:val="17212B"/>
+                <w:sz w:val="14"/>
+              </w:rPr>
+              <w:t>$9,840</w:t>
+            </w:r>
+          </w:p>
+        </w:tc>
+      </w:tr>
+      <w:tr>
+        <w:tc>
+          <w:tcPr>
+            <w:tcW w:type="dxa" w:w="3100"/>
+            <w:shd w:fill="F8FAFC"/>
+            <w:vAlign w:val="center"/>
+            <w:tcMar>
+              <w:top w:w="100" w:type="dxa"/>
+              <w:start w:w="120" w:type="dxa"/>
+              <w:bottom w:w="100" w:type="dxa"/>
+              <w:end w:w="120" w:type="dxa"/>
+            </w:tcMar>
+          </w:tcPr>
+          <w:p>
+            <w:pPr>
+              <w:spacing w:before="0" w:after="0" w:line="240" w:lineRule="auto"/>
+              <w:jc w:val="left"/>
+            </w:pPr>
+            <w:r>
+              <w:rPr>
+                <w:rFonts w:ascii="Arial" w:hAnsi="Arial"/>
+                <w:b w:val="0"/>
+                <w:i w:val="0"/>
+                <w:color w:val="17212B"/>
+                <w:sz w:val="14"/>
+              </w:rPr>
+              <w:t>Performance Fee 20%</w:t>
+            </w:r>
+          </w:p>
+        </w:tc>
+        <w:tc>
+          <w:tcPr>
+            <w:tcW w:type="dxa" w:w="5356"/>
+            <w:shd w:fill="F8FAFC"/>
+            <w:vAlign w:val="center"/>
+            <w:tcMar>
+              <w:top w:w="100" w:type="dxa"/>
+              <w:start w:w="120" w:type="dxa"/>
+              <w:bottom w:w="100" w:type="dxa"/>
+              <w:end w:w="120" w:type="dxa"/>
+            </w:tcMar>
+          </w:tcPr>
+          <w:p>
+            <w:pPr>
+              <w:spacing w:before="0" w:after="0" w:line="240" w:lineRule="auto"/>
+              <w:jc w:val="left"/>
+            </w:pPr>
+            <w:r>
+              <w:rPr>
+                <w:rFonts w:ascii="Arial" w:hAnsi="Arial"/>
+                <w:b w:val="0"/>
+                <w:i w:val="0"/>
+                <w:color w:val="17212B"/>
+                <w:sz w:val="14"/>
+              </w:rPr>
+              <w:t>Charged only to investor share</w:t>
+            </w:r>
+          </w:p>
+        </w:tc>
+        <w:tc>
+          <w:tcPr>
+            <w:tcW w:type="dxa" w:w="2200"/>
+            <w:shd w:fill="F8FAFC"/>
+            <w:vAlign w:val="center"/>
+            <w:tcMar>
+              <w:top w:w="100" w:type="dxa"/>
+              <w:start w:w="120" w:type="dxa"/>
+              <w:bottom w:w="100" w:type="dxa"/>
+              <w:end w:w="120" w:type="dxa"/>
+            </w:tcMar>
+          </w:tcPr>
+          <w:p>
+            <w:pPr>
+              <w:spacing w:before="0" w:after="0" w:line="240" w:lineRule="auto"/>
+              <w:jc w:val="right"/>
+            </w:pPr>
+            <w:r>
+              <w:rPr>
+                <w:rFonts w:ascii="Arial" w:hAnsi="Arial"/>
+                <w:b/>
+                <w:i w:val="0"/>
+                <w:color w:val="17212B"/>
+                <w:sz w:val="14"/>
+              </w:rPr>
+              <w:t>-$1,968</w:t>
+            </w:r>
+          </w:p>
+        </w:tc>
+      </w:tr>
+      <w:tr>
+        <w:tc>
+          <w:tcPr>
+            <w:tcW w:type="dxa" w:w="3100"/>
+            <w:shd w:fill="E5F3F0"/>
+            <w:vAlign w:val="center"/>
+            <w:tcMar>
+              <w:top w:w="100" w:type="dxa"/>
+              <w:start w:w="120" w:type="dxa"/>
+              <w:bottom w:w="100" w:type="dxa"/>
+              <w:end w:w="120" w:type="dxa"/>
+            </w:tcMar>
+          </w:tcPr>
+          <w:p>
+            <w:pPr>
+              <w:spacing w:before="0" w:after="0" w:line="240" w:lineRule="auto"/>
+              <w:jc w:val="left"/>
+            </w:pPr>
+            <w:r>
+              <w:rPr>
+                <w:rFonts w:ascii="Arial" w:hAnsi="Arial"/>
+                <w:b/>
+                <w:i w:val="0"/>
+                <w:color w:val="17212B"/>
+                <w:sz w:val="14"/>
+              </w:rPr>
+              <w:t>Farmer share before expenses</w:t>
+            </w:r>
+          </w:p>
+        </w:tc>
+        <w:tc>
+          <w:tcPr>
+            <w:tcW w:type="dxa" w:w="5356"/>
+            <w:shd w:fill="E5F3F0"/>
+            <w:vAlign w:val="center"/>
+            <w:tcMar>
+              <w:top w:w="100" w:type="dxa"/>
+              <w:start w:w="120" w:type="dxa"/>
+              <w:bottom w:w="100" w:type="dxa"/>
+              <w:end w:w="120" w:type="dxa"/>
+            </w:tcMar>
+          </w:tcPr>
+          <w:p>
+            <w:pPr>
+              <w:spacing w:before="0" w:after="0" w:line="240" w:lineRule="auto"/>
+              <w:jc w:val="left"/>
+            </w:pPr>
+            <w:r>
+              <w:rPr>
+                <w:rFonts w:ascii="Arial" w:hAnsi="Arial"/>
+                <w:b/>
+                <w:i w:val="0"/>
+                <w:color w:val="17212B"/>
+                <w:sz w:val="14"/>
+              </w:rPr>
+              <w:t>Protected partner share</w:t>
+            </w:r>
+          </w:p>
+        </w:tc>
+        <w:tc>
+          <w:tcPr>
+            <w:tcW w:type="dxa" w:w="2200"/>
+            <w:shd w:fill="E5F3F0"/>
+            <w:vAlign w:val="center"/>
+            <w:tcMar>
+              <w:top w:w="100" w:type="dxa"/>
+              <w:start w:w="120" w:type="dxa"/>
+              <w:bottom w:w="100" w:type="dxa"/>
+              <w:end w:w="120" w:type="dxa"/>
+            </w:tcMar>
+          </w:tcPr>
+          <w:p>
+            <w:pPr>
+              <w:spacing w:before="0" w:after="0" w:line="240" w:lineRule="auto"/>
+              <w:jc w:val="right"/>
+            </w:pPr>
+            <w:r>
+              <w:rPr>
+                <w:rFonts w:ascii="Arial" w:hAnsi="Arial"/>
+                <w:b/>
+                <w:i w:val="0"/>
+                <w:color w:val="17212B"/>
+                <w:sz w:val="14"/>
+              </w:rPr>
+              <w:t>$14,760</w:t>
+            </w:r>
+          </w:p>
+        </w:tc>
+      </w:tr>
+      <w:tr>
+        <w:tc>
+          <w:tcPr>
+            <w:tcW w:type="dxa" w:w="3100"/>
+            <w:shd w:fill="F8FAFC"/>
+            <w:vAlign w:val="center"/>
+            <w:tcMar>
+              <w:top w:w="100" w:type="dxa"/>
+              <w:start w:w="120" w:type="dxa"/>
+              <w:bottom w:w="100" w:type="dxa"/>
+              <w:end w:w="120" w:type="dxa"/>
+            </w:tcMar>
+          </w:tcPr>
+          <w:p>
+            <w:pPr>
+              <w:spacing w:before="0" w:after="0" w:line="240" w:lineRule="auto"/>
+              <w:jc w:val="left"/>
+            </w:pPr>
+            <w:r>
+              <w:rPr>
+                <w:rFonts w:ascii="Arial" w:hAnsi="Arial"/>
+                <w:b w:val="0"/>
+                <w:i w:val="0"/>
+                <w:color w:val="17212B"/>
+                <w:sz w:val="14"/>
+              </w:rPr>
+              <w:t>Worker salary</w:t>
+            </w:r>
+          </w:p>
+        </w:tc>
+        <w:tc>
+          <w:tcPr>
+            <w:tcW w:type="dxa" w:w="5356"/>
+            <w:shd w:fill="F8FAFC"/>
+            <w:vAlign w:val="center"/>
+            <w:tcMar>
+              <w:top w:w="100" w:type="dxa"/>
+              <w:start w:w="120" w:type="dxa"/>
+              <w:bottom w:w="100" w:type="dxa"/>
+              <w:end w:w="120" w:type="dxa"/>
+            </w:tcMar>
+          </w:tcPr>
+          <w:p>
+            <w:pPr>
+              <w:spacing w:before="0" w:after="0" w:line="240" w:lineRule="auto"/>
+              <w:jc w:val="left"/>
+            </w:pPr>
+            <w:r>
+              <w:rPr>
+                <w:rFonts w:ascii="Arial" w:hAnsi="Arial"/>
+                <w:b w:val="0"/>
+                <w:i w:val="0"/>
+                <w:color w:val="17212B"/>
+                <w:sz w:val="14"/>
+              </w:rPr>
+              <w:t>Deducted from farmer share</w:t>
+            </w:r>
+          </w:p>
+        </w:tc>
+        <w:tc>
+          <w:tcPr>
+            <w:tcW w:type="dxa" w:w="2200"/>
+            <w:shd w:fill="F8FAFC"/>
+            <w:vAlign w:val="center"/>
+            <w:tcMar>
+              <w:top w:w="100" w:type="dxa"/>
+              <w:start w:w="120" w:type="dxa"/>
+              <w:bottom w:w="100" w:type="dxa"/>
+              <w:end w:w="120" w:type="dxa"/>
+            </w:tcMar>
+          </w:tcPr>
+          <w:p>
+            <w:pPr>
+              <w:spacing w:before="0" w:after="0" w:line="240" w:lineRule="auto"/>
+              <w:jc w:val="right"/>
+            </w:pPr>
+            <w:r>
+              <w:rPr>
+                <w:rFonts w:ascii="Arial" w:hAnsi="Arial"/>
+                <w:b/>
+                <w:i w:val="0"/>
+                <w:color w:val="17212B"/>
+                <w:sz w:val="14"/>
+              </w:rPr>
+              <w:t>-$2,100</w:t>
+            </w:r>
+          </w:p>
+        </w:tc>
+      </w:tr>
+      <w:tr>
+        <w:tc>
+          <w:tcPr>
+            <w:tcW w:type="dxa" w:w="3100"/>
+            <w:vAlign w:val="center"/>
+            <w:tcMar>
+              <w:top w:w="100" w:type="dxa"/>
+              <w:start w:w="120" w:type="dxa"/>
+              <w:bottom w:w="100" w:type="dxa"/>
+              <w:end w:w="120" w:type="dxa"/>
+            </w:tcMar>
+          </w:tcPr>
+          <w:p>
+            <w:pPr>
+              <w:spacing w:before="0" w:after="0" w:line="240" w:lineRule="auto"/>
+              <w:jc w:val="left"/>
+            </w:pPr>
+            <w:r>
+              <w:rPr>
+                <w:rFonts w:ascii="Arial" w:hAnsi="Arial"/>
+                <w:b w:val="0"/>
+                <w:i w:val="0"/>
+                <w:color w:val="17212B"/>
+                <w:sz w:val="14"/>
+              </w:rPr>
+              <w:t>Transport</w:t>
+            </w:r>
+          </w:p>
+        </w:tc>
+        <w:tc>
+          <w:tcPr>
+            <w:tcW w:type="dxa" w:w="5356"/>
+            <w:vAlign w:val="center"/>
+            <w:tcMar>
+              <w:top w:w="100" w:type="dxa"/>
+              <w:start w:w="120" w:type="dxa"/>
+              <w:bottom w:w="100" w:type="dxa"/>
+              <w:end w:w="120" w:type="dxa"/>
+            </w:tcMar>
+          </w:tcPr>
+          <w:p>
+            <w:pPr>
+              <w:spacing w:before="0" w:after="0" w:line="240" w:lineRule="auto"/>
+              <w:jc w:val="left"/>
+            </w:pPr>
+            <w:r>
+              <w:rPr>
+                <w:rFonts w:ascii="Arial" w:hAnsi="Arial"/>
+                <w:b w:val="0"/>
+                <w:i w:val="0"/>
+                <w:color w:val="17212B"/>
+                <w:sz w:val="14"/>
+              </w:rPr>
+              <w:t>Deducted from farmer share</w:t>
+            </w:r>
+          </w:p>
+        </w:tc>
+        <w:tc>
+          <w:tcPr>
+            <w:tcW w:type="dxa" w:w="2200"/>
+            <w:vAlign w:val="center"/>
+            <w:tcMar>
+              <w:top w:w="100" w:type="dxa"/>
+              <w:start w:w="120" w:type="dxa"/>
+              <w:bottom w:w="100" w:type="dxa"/>
+              <w:end w:w="120" w:type="dxa"/>
+            </w:tcMar>
+          </w:tcPr>
+          <w:p>
+            <w:pPr>
+              <w:spacing w:before="0" w:after="0" w:line="240" w:lineRule="auto"/>
+              <w:jc w:val="right"/>
+            </w:pPr>
+            <w:r>
+              <w:rPr>
+                <w:rFonts w:ascii="Arial" w:hAnsi="Arial"/>
+                <w:b/>
+                <w:i w:val="0"/>
+                <w:color w:val="17212B"/>
+                <w:sz w:val="14"/>
+              </w:rPr>
+              <w:t>-$1,000</w:t>
+            </w:r>
+          </w:p>
+        </w:tc>
+      </w:tr>
+      <w:tr>
+        <w:tc>
+          <w:tcPr>
+            <w:tcW w:type="dxa" w:w="3100"/>
+            <w:shd w:fill="2E9D45"/>
+            <w:vAlign w:val="center"/>
+            <w:tcMar>
+              <w:top w:w="100" w:type="dxa"/>
+              <w:start w:w="120" w:type="dxa"/>
+              <w:bottom w:w="100" w:type="dxa"/>
+              <w:end w:w="120" w:type="dxa"/>
+            </w:tcMar>
+          </w:tcPr>
+          <w:p>
+            <w:pPr>
+              <w:spacing w:before="0" w:after="0" w:line="240" w:lineRule="auto"/>
+              <w:jc w:val="left"/>
+            </w:pPr>
+            <w:r>
+              <w:rPr>
+                <w:rFonts w:ascii="Arial" w:hAnsi="Arial"/>
+                <w:b/>
+                <w:i w:val="0"/>
+                <w:color w:val="FFFFFF"/>
+                <w:sz w:val="14"/>
+              </w:rPr>
+              <w:t>FARMER TAKE-HOME</w:t>
+            </w:r>
+          </w:p>
+        </w:tc>
+        <w:tc>
+          <w:tcPr>
+            <w:tcW w:type="dxa" w:w="5356"/>
+            <w:shd w:fill="2E9D45"/>
+            <w:vAlign w:val="center"/>
+            <w:tcMar>
+              <w:top w:w="100" w:type="dxa"/>
+              <w:start w:w="120" w:type="dxa"/>
+              <w:bottom w:w="100" w:type="dxa"/>
+              <w:end w:w="120" w:type="dxa"/>
+            </w:tcMar>
+          </w:tcPr>
+          <w:p>
+            <w:pPr>
+              <w:spacing w:before="0" w:after="0" w:line="240" w:lineRule="auto"/>
+              <w:jc w:val="left"/>
+            </w:pPr>
+            <w:r>
+              <w:rPr>
+                <w:rFonts w:ascii="Arial" w:hAnsi="Arial"/>
+                <w:b/>
+                <w:i w:val="0"/>
+                <w:color w:val="FFFFFF"/>
+                <w:sz w:val="14"/>
+              </w:rPr>
+              <w:t>Cash</w:t>
+            </w:r>
+          </w:p>
+        </w:tc>
+        <w:tc>
+          <w:tcPr>
+            <w:tcW w:type="dxa" w:w="2200"/>
+            <w:shd w:fill="2E9D45"/>
+            <w:vAlign w:val="center"/>
+            <w:tcMar>
+              <w:top w:w="100" w:type="dxa"/>
+              <w:start w:w="120" w:type="dxa"/>
+              <w:bottom w:w="100" w:type="dxa"/>
+              <w:end w:w="120" w:type="dxa"/>
+            </w:tcMar>
+          </w:tcPr>
+          <w:p>
+            <w:pPr>
+              <w:spacing w:before="0" w:after="0" w:line="240" w:lineRule="auto"/>
+              <w:jc w:val="right"/>
+            </w:pPr>
+            <w:r>
+              <w:rPr>
+                <w:rFonts w:ascii="Arial" w:hAnsi="Arial"/>
+                <w:b/>
+                <w:i w:val="0"/>
+                <w:color w:val="FFFFFF"/>
+                <w:sz w:val="14"/>
+              </w:rPr>
+              <w:t>$11,660</w:t>
+            </w:r>
+          </w:p>
+        </w:tc>
+      </w:tr>
+    </w:tbl>
+    <w:p>
+      <w:pPr>
+        <w:spacing w:before="0" w:after="40" w:line="240" w:lineRule="auto"/>
+      </w:pPr>
+    </w:p>
+    <w:p>
+      <w:pPr>
+        <w:pageBreakBefore/>
+        <w:spacing w:before="0" w:after="0" w:line="24" w:lineRule="auto"/>
+      </w:pPr>
+      <w:r>
+        <w:rPr>
+          <w:rFonts w:ascii="Arial" w:hAnsi="Arial"/>
+          <w:b w:val="0"/>
+          <w:i w:val="0"/>
+          <w:color w:val="FFFFFF"/>
+          <w:sz w:val="2"/>
+        </w:rPr>
+      </w:r>
+    </w:p>
+    <w:tbl>
+      <w:tblPr>
+        <w:tblW w:type="dxa" w:w="10656"/>
+        <w:tblLayout w:type="fixed"/>
+        <w:tblLook w:firstColumn="1" w:firstRow="1" w:lastColumn="0" w:lastRow="0" w:noHBand="0" w:noVBand="1" w:val="04A0"/>
+        <w:tblInd w:w="120" w:type="dxa"/>
+      </w:tblPr>
+      <w:tblGrid>
+        <w:gridCol w:w="10656"/>
+      </w:tblGrid>
+      <w:tr>
+        <w:tc>
+          <w:tcPr>
+            <w:tcW w:type="dxa" w:w="10656"/>
+            <w:shd w:fill="1769C2"/>
+            <w:tcMar>
+              <w:top w:w="100" w:type="dxa"/>
+              <w:start w:w="120" w:type="dxa"/>
+              <w:bottom w:w="100" w:type="dxa"/>
+              <w:end w:w="120" w:type="dxa"/>
+            </w:tcMar>
+          </w:tcPr>
+          <w:p>
+            <w:pPr>
+              <w:spacing w:before="0" w:after="0" w:line="240" w:lineRule="auto"/>
+            </w:pPr>
+            <w:r>
+              <w:rPr>
+                <w:rFonts w:ascii="Arial" w:hAnsi="Arial"/>
+                <w:b/>
+                <w:i w:val="0"/>
+                <w:color w:val="FFFFFF"/>
+                <w:sz w:val="22"/>
+              </w:rPr>
+              <w:t>Detailed cycle breakdown</w:t>
+            </w:r>
+          </w:p>
+        </w:tc>
+      </w:tr>
+    </w:tbl>
+    <w:p>
+      <w:pPr>
+        <w:spacing w:before="0" w:after="20" w:line="240" w:lineRule="auto"/>
+      </w:pPr>
+    </w:p>
+    <w:tbl>
+      <w:tblPr>
+        <w:tblStyle w:val="TableGrid"/>
+        <w:tblW w:type="dxa" w:w="10656"/>
+        <w:jc w:val="center"/>
+        <w:tblLayout w:type="fixed"/>
+        <w:tblLook w:firstColumn="1" w:firstRow="1" w:lastColumn="0" w:lastRow="0" w:noHBand="0" w:noVBand="1" w:val="04A0"/>
+        <w:tblInd w:w="120" w:type="dxa"/>
+      </w:tblPr>
+      <w:tblGrid>
+        <w:gridCol w:w="10656"/>
+      </w:tblGrid>
+      <w:tr>
+        <w:tc>
+          <w:tcPr>
+            <w:tcW w:type="dxa" w:w="10656"/>
+            <w:shd w:fill="1769C2"/>
+            <w:tcMar>
+              <w:top w:w="100" w:type="dxa"/>
+              <w:start w:w="120" w:type="dxa"/>
+              <w:bottom w:w="100" w:type="dxa"/>
+              <w:end w:w="120" w:type="dxa"/>
+            </w:tcMar>
+          </w:tcPr>
+          <w:p>
+            <w:pPr>
+              <w:spacing w:before="0" w:after="0" w:line="240" w:lineRule="auto"/>
+              <w:jc w:val="left"/>
+            </w:pPr>
+            <w:r>
+              <w:rPr>
+                <w:rFonts w:ascii="Arial" w:hAnsi="Arial"/>
+                <w:b/>
+                <w:i w:val="0"/>
+                <w:color w:val="FFFFFF"/>
+                <w:sz w:val="18"/>
+              </w:rPr>
+              <w:t>Cycle 6  |  30-36 mo.</w:t>
+            </w:r>
+          </w:p>
+        </w:tc>
+      </w:tr>
+    </w:tbl>
+    <w:tbl>
+      <w:tblPr>
+        <w:tblStyle w:val="TableGrid"/>
+        <w:tblW w:type="dxa" w:w="10656"/>
+        <w:jc w:val="center"/>
+        <w:tblLayout w:type="fixed"/>
+        <w:tblLook w:firstColumn="1" w:firstRow="1" w:lastColumn="0" w:lastRow="0" w:noHBand="0" w:noVBand="1" w:val="04A0"/>
+        <w:tblInd w:w="120" w:type="dxa"/>
+      </w:tblPr>
+      <w:tblGrid>
+        <w:gridCol w:w="3100"/>
+        <w:gridCol w:w="5356"/>
+        <w:gridCol w:w="2200"/>
+      </w:tblGrid>
+      <w:tr>
+        <w:tc>
+          <w:tcPr>
+            <w:tcW w:type="dxa" w:w="3100"/>
+            <w:vAlign w:val="center"/>
+            <w:tcMar>
+              <w:top w:w="100" w:type="dxa"/>
+              <w:start w:w="120" w:type="dxa"/>
+              <w:bottom w:w="100" w:type="dxa"/>
+              <w:end w:w="120" w:type="dxa"/>
+            </w:tcMar>
+          </w:tcPr>
+          <w:p>
+            <w:pPr>
+              <w:spacing w:before="0" w:after="0" w:line="240" w:lineRule="auto"/>
+              <w:jc w:val="left"/>
+            </w:pPr>
+            <w:r>
+              <w:rPr>
+                <w:rFonts w:ascii="Arial" w:hAnsi="Arial"/>
+                <w:b w:val="0"/>
+                <w:i w:val="0"/>
+                <w:color w:val="17212B"/>
+                <w:sz w:val="14"/>
+              </w:rPr>
+              <w:t>Sales revenue</w:t>
+            </w:r>
+          </w:p>
+        </w:tc>
+        <w:tc>
+          <w:tcPr>
+            <w:tcW w:type="dxa" w:w="5356"/>
+            <w:vAlign w:val="center"/>
+            <w:tcMar>
+              <w:top w:w="100" w:type="dxa"/>
+              <w:start w:w="120" w:type="dxa"/>
+              <w:bottom w:w="100" w:type="dxa"/>
+              <w:end w:w="120" w:type="dxa"/>
+            </w:tcMar>
+          </w:tcPr>
+          <w:p>
+            <w:pPr>
+              <w:spacing w:before="0" w:after="0" w:line="240" w:lineRule="auto"/>
+              <w:jc w:val="left"/>
+            </w:pPr>
+            <w:r>
+              <w:rPr>
+                <w:rFonts w:ascii="Arial" w:hAnsi="Arial"/>
+                <w:b w:val="0"/>
+                <w:i w:val="0"/>
+                <w:color w:val="17212B"/>
+                <w:sz w:val="14"/>
+              </w:rPr>
+              <w:t>34 x $900</w:t>
+            </w:r>
+          </w:p>
+        </w:tc>
+        <w:tc>
+          <w:tcPr>
+            <w:tcW w:type="dxa" w:w="2200"/>
+            <w:vAlign w:val="center"/>
+            <w:tcMar>
+              <w:top w:w="100" w:type="dxa"/>
+              <w:start w:w="120" w:type="dxa"/>
+              <w:bottom w:w="100" w:type="dxa"/>
+              <w:end w:w="120" w:type="dxa"/>
+            </w:tcMar>
+          </w:tcPr>
+          <w:p>
+            <w:pPr>
+              <w:spacing w:before="0" w:after="0" w:line="240" w:lineRule="auto"/>
+              <w:jc w:val="right"/>
+            </w:pPr>
+            <w:r>
+              <w:rPr>
+                <w:rFonts w:ascii="Arial" w:hAnsi="Arial"/>
+                <w:b/>
+                <w:i w:val="0"/>
+                <w:color w:val="17212B"/>
+                <w:sz w:val="14"/>
+              </w:rPr>
+              <w:t>$30,600</w:t>
+            </w:r>
+          </w:p>
+        </w:tc>
+      </w:tr>
+      <w:tr>
+        <w:tc>
+          <w:tcPr>
+            <w:tcW w:type="dxa" w:w="3100"/>
+            <w:shd w:fill="F8FAFC"/>
+            <w:vAlign w:val="center"/>
+            <w:tcMar>
+              <w:top w:w="100" w:type="dxa"/>
+              <w:start w:w="120" w:type="dxa"/>
+              <w:bottom w:w="100" w:type="dxa"/>
+              <w:end w:w="120" w:type="dxa"/>
+            </w:tcMar>
+          </w:tcPr>
+          <w:p>
+            <w:pPr>
+              <w:spacing w:before="0" w:after="0" w:line="240" w:lineRule="auto"/>
+              <w:jc w:val="left"/>
+            </w:pPr>
+            <w:r>
+              <w:rPr>
+                <w:rFonts w:ascii="Arial" w:hAnsi="Arial"/>
+                <w:b w:val="0"/>
+                <w:i w:val="0"/>
+                <w:color w:val="17212B"/>
+                <w:sz w:val="14"/>
+              </w:rPr>
+              <w:t>Feed and operating costs</w:t>
+            </w:r>
+          </w:p>
+        </w:tc>
+        <w:tc>
+          <w:tcPr>
+            <w:tcW w:type="dxa" w:w="5356"/>
+            <w:shd w:fill="F8FAFC"/>
+            <w:vAlign w:val="center"/>
+            <w:tcMar>
+              <w:top w:w="100" w:type="dxa"/>
+              <w:start w:w="120" w:type="dxa"/>
+              <w:bottom w:w="100" w:type="dxa"/>
+              <w:end w:w="120" w:type="dxa"/>
+            </w:tcMar>
+          </w:tcPr>
+          <w:p>
+            <w:pPr>
+              <w:spacing w:before="0" w:after="0" w:line="240" w:lineRule="auto"/>
+              <w:jc w:val="left"/>
+            </w:pPr>
+            <w:r>
+              <w:rPr>
+                <w:rFonts w:ascii="Arial" w:hAnsi="Arial"/>
+                <w:b w:val="0"/>
+                <w:i w:val="0"/>
+                <w:color w:val="17212B"/>
+                <w:sz w:val="14"/>
+              </w:rPr>
+              <w:t>From cycle revenue</w:t>
+            </w:r>
+          </w:p>
+        </w:tc>
+        <w:tc>
+          <w:tcPr>
+            <w:tcW w:type="dxa" w:w="2200"/>
+            <w:shd w:fill="F8FAFC"/>
+            <w:vAlign w:val="center"/>
+            <w:tcMar>
+              <w:top w:w="100" w:type="dxa"/>
+              <w:start w:w="120" w:type="dxa"/>
+              <w:bottom w:w="100" w:type="dxa"/>
+              <w:end w:w="120" w:type="dxa"/>
+            </w:tcMar>
+          </w:tcPr>
+          <w:p>
+            <w:pPr>
+              <w:spacing w:before="0" w:after="0" w:line="240" w:lineRule="auto"/>
+              <w:jc w:val="right"/>
+            </w:pPr>
+            <w:r>
+              <w:rPr>
+                <w:rFonts w:ascii="Arial" w:hAnsi="Arial"/>
+                <w:b/>
+                <w:i w:val="0"/>
+                <w:color w:val="17212B"/>
+                <w:sz w:val="14"/>
+              </w:rPr>
+              <w:t>-$3,500</w:t>
+            </w:r>
+          </w:p>
+        </w:tc>
+      </w:tr>
+      <w:tr>
+        <w:tc>
+          <w:tcPr>
+            <w:tcW w:type="dxa" w:w="3100"/>
+            <w:vAlign w:val="center"/>
+            <w:tcMar>
+              <w:top w:w="100" w:type="dxa"/>
+              <w:start w:w="120" w:type="dxa"/>
+              <w:bottom w:w="100" w:type="dxa"/>
+              <w:end w:w="120" w:type="dxa"/>
+            </w:tcMar>
+          </w:tcPr>
+          <w:p>
+            <w:pPr>
+              <w:spacing w:before="0" w:after="0" w:line="240" w:lineRule="auto"/>
+              <w:jc w:val="left"/>
+            </w:pPr>
+            <w:r>
+              <w:rPr>
+                <w:rFonts w:ascii="Arial" w:hAnsi="Arial"/>
+                <w:b w:val="0"/>
+                <w:i w:val="0"/>
+                <w:color w:val="17212B"/>
+                <w:sz w:val="14"/>
+              </w:rPr>
+              <w:t>Herd capital payment</w:t>
+            </w:r>
+          </w:p>
+        </w:tc>
+        <w:tc>
+          <w:tcPr>
+            <w:tcW w:type="dxa" w:w="5356"/>
+            <w:vAlign w:val="center"/>
+            <w:tcMar>
+              <w:top w:w="100" w:type="dxa"/>
+              <w:start w:w="120" w:type="dxa"/>
+              <w:bottom w:w="100" w:type="dxa"/>
+              <w:end w:w="120" w:type="dxa"/>
+            </w:tcMar>
+          </w:tcPr>
+          <w:p>
+            <w:pPr>
+              <w:spacing w:before="0" w:after="0" w:line="240" w:lineRule="auto"/>
+              <w:jc w:val="left"/>
+            </w:pPr>
+            <w:r>
+              <w:rPr>
+                <w:rFonts w:ascii="Arial" w:hAnsi="Arial"/>
+                <w:b w:val="0"/>
+                <w:i w:val="0"/>
+                <w:color w:val="17212B"/>
+                <w:sz w:val="14"/>
+              </w:rPr>
+              <w:t>From cycle revenue</w:t>
+            </w:r>
+          </w:p>
+        </w:tc>
+        <w:tc>
+          <w:tcPr>
+            <w:tcW w:type="dxa" w:w="2200"/>
+            <w:vAlign w:val="center"/>
+            <w:tcMar>
+              <w:top w:w="100" w:type="dxa"/>
+              <w:start w:w="120" w:type="dxa"/>
+              <w:bottom w:w="100" w:type="dxa"/>
+              <w:end w:w="120" w:type="dxa"/>
+            </w:tcMar>
+          </w:tcPr>
+          <w:p>
+            <w:pPr>
+              <w:spacing w:before="0" w:after="0" w:line="240" w:lineRule="auto"/>
+              <w:jc w:val="right"/>
+            </w:pPr>
+            <w:r>
+              <w:rPr>
+                <w:rFonts w:ascii="Arial" w:hAnsi="Arial"/>
+                <w:b/>
+                <w:i w:val="0"/>
+                <w:color w:val="17212B"/>
+                <w:sz w:val="14"/>
+              </w:rPr>
+              <w:t>-$2,500</w:t>
+            </w:r>
+          </w:p>
+        </w:tc>
+      </w:tr>
+      <w:tr>
+        <w:tc>
+          <w:tcPr>
+            <w:tcW w:type="dxa" w:w="3100"/>
+            <w:shd w:fill="F8FAFC"/>
+            <w:vAlign w:val="center"/>
+            <w:tcMar>
+              <w:top w:w="100" w:type="dxa"/>
+              <w:start w:w="120" w:type="dxa"/>
+              <w:bottom w:w="100" w:type="dxa"/>
+              <w:end w:w="120" w:type="dxa"/>
+            </w:tcMar>
+          </w:tcPr>
+          <w:p>
+            <w:pPr>
+              <w:spacing w:before="0" w:after="0" w:line="240" w:lineRule="auto"/>
+              <w:jc w:val="left"/>
+            </w:pPr>
+            <w:r>
+              <w:rPr>
+                <w:rFonts w:ascii="Arial" w:hAnsi="Arial"/>
+                <w:b w:val="0"/>
+                <w:i w:val="0"/>
+                <w:color w:val="17212B"/>
+                <w:sz w:val="14"/>
+              </w:rPr>
+              <w:t>Net profit</w:t>
+            </w:r>
+          </w:p>
+        </w:tc>
+        <w:tc>
+          <w:tcPr>
+            <w:tcW w:type="dxa" w:w="5356"/>
+            <w:shd w:fill="F8FAFC"/>
+            <w:vAlign w:val="center"/>
+            <w:tcMar>
+              <w:top w:w="100" w:type="dxa"/>
+              <w:start w:w="120" w:type="dxa"/>
+              <w:bottom w:w="100" w:type="dxa"/>
+              <w:end w:w="120" w:type="dxa"/>
+            </w:tcMar>
+          </w:tcPr>
+          <w:p>
+            <w:pPr>
+              <w:spacing w:before="0" w:after="0" w:line="240" w:lineRule="auto"/>
+              <w:jc w:val="left"/>
+            </w:pPr>
+            <w:r>
+              <w:rPr>
+                <w:rFonts w:ascii="Arial" w:hAnsi="Arial"/>
+                <w:b w:val="0"/>
+                <w:i w:val="0"/>
+                <w:color w:val="17212B"/>
+                <w:sz w:val="14"/>
+              </w:rPr>
+              <w:t>60/40</w:t>
+            </w:r>
+          </w:p>
+        </w:tc>
+        <w:tc>
+          <w:tcPr>
+            <w:tcW w:type="dxa" w:w="2200"/>
+            <w:shd w:fill="F8FAFC"/>
+            <w:vAlign w:val="center"/>
+            <w:tcMar>
+              <w:top w:w="100" w:type="dxa"/>
+              <w:start w:w="120" w:type="dxa"/>
+              <w:bottom w:w="100" w:type="dxa"/>
+              <w:end w:w="120" w:type="dxa"/>
+            </w:tcMar>
+          </w:tcPr>
+          <w:p>
+            <w:pPr>
+              <w:spacing w:before="0" w:after="0" w:line="240" w:lineRule="auto"/>
+              <w:jc w:val="right"/>
+            </w:pPr>
+            <w:r>
+              <w:rPr>
+                <w:rFonts w:ascii="Arial" w:hAnsi="Arial"/>
+                <w:b/>
+                <w:i w:val="0"/>
+                <w:color w:val="17212B"/>
+                <w:sz w:val="14"/>
+              </w:rPr>
+              <w:t>$24,600</w:t>
+            </w:r>
+          </w:p>
+        </w:tc>
+      </w:tr>
+      <w:tr>
+        <w:tc>
+          <w:tcPr>
+            <w:tcW w:type="dxa" w:w="3100"/>
+            <w:vAlign w:val="center"/>
+            <w:tcMar>
+              <w:top w:w="100" w:type="dxa"/>
+              <w:start w:w="120" w:type="dxa"/>
+              <w:bottom w:w="100" w:type="dxa"/>
+              <w:end w:w="120" w:type="dxa"/>
+            </w:tcMar>
+          </w:tcPr>
+          <w:p>
+            <w:pPr>
+              <w:spacing w:before="0" w:after="0" w:line="240" w:lineRule="auto"/>
+              <w:jc w:val="left"/>
+            </w:pPr>
+            <w:r>
+              <w:rPr>
+                <w:rFonts w:ascii="Arial" w:hAnsi="Arial"/>
+                <w:b w:val="0"/>
+                <w:i w:val="0"/>
+                <w:color w:val="17212B"/>
+                <w:sz w:val="14"/>
+              </w:rPr>
+              <w:t>Investor share 40%</w:t>
+            </w:r>
+          </w:p>
+        </w:tc>
+        <w:tc>
+          <w:tcPr>
+            <w:tcW w:type="dxa" w:w="5356"/>
+            <w:vAlign w:val="center"/>
+            <w:tcMar>
+              <w:top w:w="100" w:type="dxa"/>
+              <w:start w:w="120" w:type="dxa"/>
+              <w:bottom w:w="100" w:type="dxa"/>
+              <w:end w:w="120" w:type="dxa"/>
+            </w:tcMar>
+          </w:tcPr>
+          <w:p>
+            <w:pPr>
+              <w:spacing w:before="0" w:after="0" w:line="240" w:lineRule="auto"/>
+              <w:jc w:val="left"/>
+            </w:pPr>
+            <w:r>
+              <w:rPr>
+                <w:rFonts w:ascii="Arial" w:hAnsi="Arial"/>
+                <w:b w:val="0"/>
+                <w:i w:val="0"/>
+                <w:color w:val="17212B"/>
+                <w:sz w:val="14"/>
+              </w:rPr>
+              <w:t>Charged only to investor share</w:t>
+            </w:r>
+          </w:p>
+        </w:tc>
+        <w:tc>
+          <w:tcPr>
+            <w:tcW w:type="dxa" w:w="2200"/>
+            <w:vAlign w:val="center"/>
+            <w:tcMar>
+              <w:top w:w="100" w:type="dxa"/>
+              <w:start w:w="120" w:type="dxa"/>
+              <w:bottom w:w="100" w:type="dxa"/>
+              <w:end w:w="120" w:type="dxa"/>
+            </w:tcMar>
+          </w:tcPr>
+          <w:p>
+            <w:pPr>
+              <w:spacing w:before="0" w:after="0" w:line="240" w:lineRule="auto"/>
+              <w:jc w:val="right"/>
+            </w:pPr>
+            <w:r>
+              <w:rPr>
+                <w:rFonts w:ascii="Arial" w:hAnsi="Arial"/>
+                <w:b/>
+                <w:i w:val="0"/>
+                <w:color w:val="17212B"/>
+                <w:sz w:val="14"/>
+              </w:rPr>
+              <w:t>$9,840</w:t>
+            </w:r>
+          </w:p>
+        </w:tc>
+      </w:tr>
+      <w:tr>
+        <w:tc>
+          <w:tcPr>
+            <w:tcW w:type="dxa" w:w="3100"/>
+            <w:shd w:fill="F8FAFC"/>
+            <w:vAlign w:val="center"/>
+            <w:tcMar>
+              <w:top w:w="100" w:type="dxa"/>
+              <w:start w:w="120" w:type="dxa"/>
+              <w:bottom w:w="100" w:type="dxa"/>
+              <w:end w:w="120" w:type="dxa"/>
+            </w:tcMar>
+          </w:tcPr>
+          <w:p>
+            <w:pPr>
+              <w:spacing w:before="0" w:after="0" w:line="240" w:lineRule="auto"/>
+              <w:jc w:val="left"/>
+            </w:pPr>
+            <w:r>
+              <w:rPr>
+                <w:rFonts w:ascii="Arial" w:hAnsi="Arial"/>
+                <w:b w:val="0"/>
+                <w:i w:val="0"/>
+                <w:color w:val="17212B"/>
+                <w:sz w:val="14"/>
+              </w:rPr>
+              <w:t>Performance Fee 20%</w:t>
+            </w:r>
+          </w:p>
+        </w:tc>
+        <w:tc>
+          <w:tcPr>
+            <w:tcW w:type="dxa" w:w="5356"/>
+            <w:shd w:fill="F8FAFC"/>
+            <w:vAlign w:val="center"/>
+            <w:tcMar>
+              <w:top w:w="100" w:type="dxa"/>
+              <w:start w:w="120" w:type="dxa"/>
+              <w:bottom w:w="100" w:type="dxa"/>
+              <w:end w:w="120" w:type="dxa"/>
+            </w:tcMar>
+          </w:tcPr>
+          <w:p>
+            <w:pPr>
+              <w:spacing w:before="0" w:after="0" w:line="240" w:lineRule="auto"/>
+              <w:jc w:val="left"/>
+            </w:pPr>
+            <w:r>
+              <w:rPr>
+                <w:rFonts w:ascii="Arial" w:hAnsi="Arial"/>
+                <w:b w:val="0"/>
+                <w:i w:val="0"/>
+                <w:color w:val="17212B"/>
+                <w:sz w:val="14"/>
+              </w:rPr>
+              <w:t>Charged only to investor share</w:t>
+            </w:r>
+          </w:p>
+        </w:tc>
+        <w:tc>
+          <w:tcPr>
+            <w:tcW w:type="dxa" w:w="2200"/>
+            <w:shd w:fill="F8FAFC"/>
+            <w:vAlign w:val="center"/>
+            <w:tcMar>
+              <w:top w:w="100" w:type="dxa"/>
+              <w:start w:w="120" w:type="dxa"/>
+              <w:bottom w:w="100" w:type="dxa"/>
+              <w:end w:w="120" w:type="dxa"/>
+            </w:tcMar>
+          </w:tcPr>
+          <w:p>
+            <w:pPr>
+              <w:spacing w:before="0" w:after="0" w:line="240" w:lineRule="auto"/>
+              <w:jc w:val="right"/>
+            </w:pPr>
+            <w:r>
+              <w:rPr>
+                <w:rFonts w:ascii="Arial" w:hAnsi="Arial"/>
+                <w:b/>
+                <w:i w:val="0"/>
+                <w:color w:val="17212B"/>
+                <w:sz w:val="14"/>
+              </w:rPr>
+              <w:t>-$1,968</w:t>
+            </w:r>
+          </w:p>
+        </w:tc>
+      </w:tr>
+      <w:tr>
+        <w:tc>
+          <w:tcPr>
+            <w:tcW w:type="dxa" w:w="3100"/>
+            <w:shd w:fill="E5F3F0"/>
+            <w:vAlign w:val="center"/>
+            <w:tcMar>
+              <w:top w:w="100" w:type="dxa"/>
+              <w:start w:w="120" w:type="dxa"/>
+              <w:bottom w:w="100" w:type="dxa"/>
+              <w:end w:w="120" w:type="dxa"/>
+            </w:tcMar>
+          </w:tcPr>
+          <w:p>
+            <w:pPr>
+              <w:spacing w:before="0" w:after="0" w:line="240" w:lineRule="auto"/>
+              <w:jc w:val="left"/>
+            </w:pPr>
+            <w:r>
+              <w:rPr>
+                <w:rFonts w:ascii="Arial" w:hAnsi="Arial"/>
+                <w:b/>
+                <w:i w:val="0"/>
+                <w:color w:val="17212B"/>
+                <w:sz w:val="14"/>
+              </w:rPr>
+              <w:t>Farmer share before expenses</w:t>
+            </w:r>
+          </w:p>
+        </w:tc>
+        <w:tc>
+          <w:tcPr>
+            <w:tcW w:type="dxa" w:w="5356"/>
+            <w:shd w:fill="E5F3F0"/>
+            <w:vAlign w:val="center"/>
+            <w:tcMar>
+              <w:top w:w="100" w:type="dxa"/>
+              <w:start w:w="120" w:type="dxa"/>
+              <w:bottom w:w="100" w:type="dxa"/>
+              <w:end w:w="120" w:type="dxa"/>
+            </w:tcMar>
+          </w:tcPr>
+          <w:p>
+            <w:pPr>
+              <w:spacing w:before="0" w:after="0" w:line="240" w:lineRule="auto"/>
+              <w:jc w:val="left"/>
+            </w:pPr>
+            <w:r>
+              <w:rPr>
+                <w:rFonts w:ascii="Arial" w:hAnsi="Arial"/>
+                <w:b/>
+                <w:i w:val="0"/>
+                <w:color w:val="17212B"/>
+                <w:sz w:val="14"/>
+              </w:rPr>
+              <w:t>Protected partner share</w:t>
+            </w:r>
+          </w:p>
+        </w:tc>
+        <w:tc>
+          <w:tcPr>
+            <w:tcW w:type="dxa" w:w="2200"/>
+            <w:shd w:fill="E5F3F0"/>
+            <w:vAlign w:val="center"/>
+            <w:tcMar>
+              <w:top w:w="100" w:type="dxa"/>
+              <w:start w:w="120" w:type="dxa"/>
+              <w:bottom w:w="100" w:type="dxa"/>
+              <w:end w:w="120" w:type="dxa"/>
+            </w:tcMar>
+          </w:tcPr>
+          <w:p>
+            <w:pPr>
+              <w:spacing w:before="0" w:after="0" w:line="240" w:lineRule="auto"/>
+              <w:jc w:val="right"/>
+            </w:pPr>
+            <w:r>
+              <w:rPr>
+                <w:rFonts w:ascii="Arial" w:hAnsi="Arial"/>
+                <w:b/>
+                <w:i w:val="0"/>
+                <w:color w:val="17212B"/>
+                <w:sz w:val="14"/>
+              </w:rPr>
+              <w:t>$14,760</w:t>
+            </w:r>
+          </w:p>
+        </w:tc>
+      </w:tr>
+      <w:tr>
+        <w:tc>
+          <w:tcPr>
+            <w:tcW w:type="dxa" w:w="3100"/>
+            <w:shd w:fill="F8FAFC"/>
+            <w:vAlign w:val="center"/>
+            <w:tcMar>
+              <w:top w:w="100" w:type="dxa"/>
+              <w:start w:w="120" w:type="dxa"/>
+              <w:bottom w:w="100" w:type="dxa"/>
+              <w:end w:w="120" w:type="dxa"/>
+            </w:tcMar>
+          </w:tcPr>
+          <w:p>
+            <w:pPr>
+              <w:spacing w:before="0" w:after="0" w:line="240" w:lineRule="auto"/>
+              <w:jc w:val="left"/>
+            </w:pPr>
+            <w:r>
+              <w:rPr>
+                <w:rFonts w:ascii="Arial" w:hAnsi="Arial"/>
+                <w:b w:val="0"/>
+                <w:i w:val="0"/>
+                <w:color w:val="17212B"/>
+                <w:sz w:val="14"/>
+              </w:rPr>
+              <w:t>Worker salary</w:t>
+            </w:r>
+          </w:p>
+        </w:tc>
+        <w:tc>
+          <w:tcPr>
+            <w:tcW w:type="dxa" w:w="5356"/>
+            <w:shd w:fill="F8FAFC"/>
+            <w:vAlign w:val="center"/>
+            <w:tcMar>
+              <w:top w:w="100" w:type="dxa"/>
+              <w:start w:w="120" w:type="dxa"/>
+              <w:bottom w:w="100" w:type="dxa"/>
+              <w:end w:w="120" w:type="dxa"/>
+            </w:tcMar>
+          </w:tcPr>
+          <w:p>
+            <w:pPr>
+              <w:spacing w:before="0" w:after="0" w:line="240" w:lineRule="auto"/>
+              <w:jc w:val="left"/>
+            </w:pPr>
+            <w:r>
+              <w:rPr>
+                <w:rFonts w:ascii="Arial" w:hAnsi="Arial"/>
+                <w:b w:val="0"/>
+                <w:i w:val="0"/>
+                <w:color w:val="17212B"/>
+                <w:sz w:val="14"/>
+              </w:rPr>
+              <w:t>Deducted from farmer share</w:t>
+            </w:r>
+          </w:p>
+        </w:tc>
+        <w:tc>
+          <w:tcPr>
+            <w:tcW w:type="dxa" w:w="2200"/>
+            <w:shd w:fill="F8FAFC"/>
+            <w:vAlign w:val="center"/>
+            <w:tcMar>
+              <w:top w:w="100" w:type="dxa"/>
+              <w:start w:w="120" w:type="dxa"/>
+              <w:bottom w:w="100" w:type="dxa"/>
+              <w:end w:w="120" w:type="dxa"/>
+            </w:tcMar>
+          </w:tcPr>
+          <w:p>
+            <w:pPr>
+              <w:spacing w:before="0" w:after="0" w:line="240" w:lineRule="auto"/>
+              <w:jc w:val="right"/>
+            </w:pPr>
+            <w:r>
+              <w:rPr>
+                <w:rFonts w:ascii="Arial" w:hAnsi="Arial"/>
+                <w:b/>
+                <w:i w:val="0"/>
+                <w:color w:val="17212B"/>
+                <w:sz w:val="14"/>
+              </w:rPr>
+              <w:t>-$2,100</w:t>
+            </w:r>
+          </w:p>
+        </w:tc>
+      </w:tr>
+      <w:tr>
+        <w:tc>
+          <w:tcPr>
+            <w:tcW w:type="dxa" w:w="3100"/>
+            <w:vAlign w:val="center"/>
+            <w:tcMar>
+              <w:top w:w="100" w:type="dxa"/>
+              <w:start w:w="120" w:type="dxa"/>
+              <w:bottom w:w="100" w:type="dxa"/>
+              <w:end w:w="120" w:type="dxa"/>
+            </w:tcMar>
+          </w:tcPr>
+          <w:p>
+            <w:pPr>
+              <w:spacing w:before="0" w:after="0" w:line="240" w:lineRule="auto"/>
+              <w:jc w:val="left"/>
+            </w:pPr>
+            <w:r>
+              <w:rPr>
+                <w:rFonts w:ascii="Arial" w:hAnsi="Arial"/>
+                <w:b w:val="0"/>
+                <w:i w:val="0"/>
+                <w:color w:val="17212B"/>
+                <w:sz w:val="14"/>
+              </w:rPr>
+              <w:t>Transport</w:t>
+            </w:r>
+          </w:p>
+        </w:tc>
+        <w:tc>
+          <w:tcPr>
+            <w:tcW w:type="dxa" w:w="5356"/>
+            <w:vAlign w:val="center"/>
+            <w:tcMar>
+              <w:top w:w="100" w:type="dxa"/>
+              <w:start w:w="120" w:type="dxa"/>
+              <w:bottom w:w="100" w:type="dxa"/>
+              <w:end w:w="120" w:type="dxa"/>
+            </w:tcMar>
+          </w:tcPr>
+          <w:p>
+            <w:pPr>
+              <w:spacing w:before="0" w:after="0" w:line="240" w:lineRule="auto"/>
+              <w:jc w:val="left"/>
+            </w:pPr>
+            <w:r>
+              <w:rPr>
+                <w:rFonts w:ascii="Arial" w:hAnsi="Arial"/>
+                <w:b w:val="0"/>
+                <w:i w:val="0"/>
+                <w:color w:val="17212B"/>
+                <w:sz w:val="14"/>
+              </w:rPr>
+              <w:t>Deducted from farmer share</w:t>
+            </w:r>
+          </w:p>
+        </w:tc>
+        <w:tc>
+          <w:tcPr>
+            <w:tcW w:type="dxa" w:w="2200"/>
+            <w:vAlign w:val="center"/>
+            <w:tcMar>
+              <w:top w:w="100" w:type="dxa"/>
+              <w:start w:w="120" w:type="dxa"/>
+              <w:bottom w:w="100" w:type="dxa"/>
+              <w:end w:w="120" w:type="dxa"/>
+            </w:tcMar>
+          </w:tcPr>
+          <w:p>
+            <w:pPr>
+              <w:spacing w:before="0" w:after="0" w:line="240" w:lineRule="auto"/>
+              <w:jc w:val="right"/>
+            </w:pPr>
+            <w:r>
+              <w:rPr>
+                <w:rFonts w:ascii="Arial" w:hAnsi="Arial"/>
+                <w:b/>
+                <w:i w:val="0"/>
+                <w:color w:val="17212B"/>
+                <w:sz w:val="14"/>
+              </w:rPr>
+              <w:t>-$1,000</w:t>
+            </w:r>
+          </w:p>
+        </w:tc>
+      </w:tr>
+      <w:tr>
+        <w:tc>
+          <w:tcPr>
+            <w:tcW w:type="dxa" w:w="3100"/>
+            <w:shd w:fill="2E9D45"/>
+            <w:vAlign w:val="center"/>
+            <w:tcMar>
+              <w:top w:w="100" w:type="dxa"/>
+              <w:start w:w="120" w:type="dxa"/>
+              <w:bottom w:w="100" w:type="dxa"/>
+              <w:end w:w="120" w:type="dxa"/>
+            </w:tcMar>
+          </w:tcPr>
+          <w:p>
+            <w:pPr>
+              <w:spacing w:before="0" w:after="0" w:line="240" w:lineRule="auto"/>
+              <w:jc w:val="left"/>
+            </w:pPr>
+            <w:r>
+              <w:rPr>
+                <w:rFonts w:ascii="Arial" w:hAnsi="Arial"/>
+                <w:b/>
+                <w:i w:val="0"/>
+                <w:color w:val="FFFFFF"/>
+                <w:sz w:val="14"/>
+              </w:rPr>
+              <w:t>FARMER TAKE-HOME</w:t>
+            </w:r>
+          </w:p>
+        </w:tc>
+        <w:tc>
+          <w:tcPr>
+            <w:tcW w:type="dxa" w:w="5356"/>
+            <w:shd w:fill="2E9D45"/>
+            <w:vAlign w:val="center"/>
+            <w:tcMar>
+              <w:top w:w="100" w:type="dxa"/>
+              <w:start w:w="120" w:type="dxa"/>
+              <w:bottom w:w="100" w:type="dxa"/>
+              <w:end w:w="120" w:type="dxa"/>
+            </w:tcMar>
+          </w:tcPr>
+          <w:p>
+            <w:pPr>
+              <w:spacing w:before="0" w:after="0" w:line="240" w:lineRule="auto"/>
+              <w:jc w:val="left"/>
+            </w:pPr>
+            <w:r>
+              <w:rPr>
+                <w:rFonts w:ascii="Arial" w:hAnsi="Arial"/>
+                <w:b/>
+                <w:i w:val="0"/>
+                <w:color w:val="FFFFFF"/>
+                <w:sz w:val="14"/>
+              </w:rPr>
+              <w:t>Cash</w:t>
+            </w:r>
+          </w:p>
+        </w:tc>
+        <w:tc>
+          <w:tcPr>
+            <w:tcW w:type="dxa" w:w="2200"/>
+            <w:shd w:fill="2E9D45"/>
+            <w:vAlign w:val="center"/>
+            <w:tcMar>
+              <w:top w:w="100" w:type="dxa"/>
+              <w:start w:w="120" w:type="dxa"/>
+              <w:bottom w:w="100" w:type="dxa"/>
+              <w:end w:w="120" w:type="dxa"/>
+            </w:tcMar>
+          </w:tcPr>
+          <w:p>
+            <w:pPr>
+              <w:spacing w:before="0" w:after="0" w:line="240" w:lineRule="auto"/>
+              <w:jc w:val="right"/>
+            </w:pPr>
+            <w:r>
+              <w:rPr>
+                <w:rFonts w:ascii="Arial" w:hAnsi="Arial"/>
+                <w:b/>
+                <w:i w:val="0"/>
+                <w:color w:val="FFFFFF"/>
+                <w:sz w:val="14"/>
+              </w:rPr>
+              <w:t>$11,660</w:t>
+            </w:r>
+          </w:p>
+        </w:tc>
+      </w:tr>
+    </w:tbl>
+    <w:p>
+      <w:pPr>
+        <w:spacing w:before="0" w:after="40" w:line="240" w:lineRule="auto"/>
+      </w:pPr>
     </w:p>
     <w:p>
       <w:pPr>
         <w:pStyle w:val="Heading1"/>
       </w:pPr>
       <w:r>
-        <w:t>3. Cash-flow schedule</w:t>
+        <w:t>Cash-flow summary</w:t>
       </w:r>
     </w:p>
     <w:tbl>
       <w:tblPr>
         <w:tblStyle w:val="TableGrid"/>
-        <w:tblW w:type="dxa" w:w="9360"/>
+        <w:tblW w:type="dxa" w:w="10656"/>
         <w:jc w:val="center"/>
         <w:tblLayout w:type="fixed"/>
         <w:tblLook w:firstColumn="1" w:firstRow="1" w:lastColumn="0" w:lastRow="0" w:noHBand="0" w:noVBand="1" w:val="04A0"/>
         <w:tblInd w:w="120" w:type="dxa"/>
       </w:tblPr>
       <w:tblGrid>
-        <w:gridCol w:w="1800"/>
-        <w:gridCol w:w="2300"/>
-        <w:gridCol w:w="2500"/>
-        <w:gridCol w:w="2760"/>
+        <w:gridCol w:w="1650"/>
+        <w:gridCol w:w="2600"/>
+        <w:gridCol w:w="2900"/>
+        <w:gridCol w:w="3506"/>
       </w:tblGrid>
       <w:tr>
         <w:trPr>
@@ -1296,8 +7091,8 @@
         </w:trPr>
         <w:tc>
           <w:tcPr>
-            <w:tcW w:type="dxa" w:w="1800"/>
-            <w:shd w:fill="00695C"/>
+            <w:tcW w:type="dxa" w:w="1650"/>
+            <w:shd w:fill="1769C2"/>
             <w:vAlign w:val="center"/>
             <w:tcMar>
               <w:top w:w="100" w:type="dxa"/>
@@ -1313,7 +7108,7 @@
             </w:pPr>
             <w:r>
               <w:rPr>
-                <w:rFonts w:ascii="Calibri" w:hAnsi="Calibri"/>
+                <w:rFonts w:ascii="Arial" w:hAnsi="Arial"/>
                 <w:b/>
                 <w:i w:val="0"/>
                 <w:color w:val="FFFFFF"/>
@@ -1325,8 +7120,8 @@
         </w:tc>
         <w:tc>
           <w:tcPr>
-            <w:tcW w:type="dxa" w:w="2300"/>
-            <w:shd w:fill="00695C"/>
+            <w:tcW w:type="dxa" w:w="2600"/>
+            <w:shd w:fill="1769C2"/>
             <w:vAlign w:val="center"/>
             <w:tcMar>
               <w:top w:w="100" w:type="dxa"/>
@@ -1342,7 +7137,7 @@
             </w:pPr>
             <w:r>
               <w:rPr>
-                <w:rFonts w:ascii="Calibri" w:hAnsi="Calibri"/>
+                <w:rFonts w:ascii="Arial" w:hAnsi="Arial"/>
                 <w:b/>
                 <w:i w:val="0"/>
                 <w:color w:val="FFFFFF"/>
@@ -1354,8 +7149,8 @@
         </w:tc>
         <w:tc>
           <w:tcPr>
-            <w:tcW w:type="dxa" w:w="2500"/>
-            <w:shd w:fill="00695C"/>
+            <w:tcW w:type="dxa" w:w="2900"/>
+            <w:shd w:fill="1769C2"/>
             <w:vAlign w:val="center"/>
             <w:tcMar>
               <w:top w:w="100" w:type="dxa"/>
@@ -1371,7 +7166,7 @@
             </w:pPr>
             <w:r>
               <w:rPr>
-                <w:rFonts w:ascii="Calibri" w:hAnsi="Calibri"/>
+                <w:rFonts w:ascii="Arial" w:hAnsi="Arial"/>
                 <w:b/>
                 <w:i w:val="0"/>
                 <w:color w:val="FFFFFF"/>
@@ -1383,8 +7178,8 @@
         </w:tc>
         <w:tc>
           <w:tcPr>
-            <w:tcW w:type="dxa" w:w="2760"/>
-            <w:shd w:fill="00695C"/>
+            <w:tcW w:type="dxa" w:w="3506"/>
+            <w:shd w:fill="1769C2"/>
             <w:vAlign w:val="center"/>
             <w:tcMar>
               <w:top w:w="100" w:type="dxa"/>
@@ -1400,7 +7195,7 @@
             </w:pPr>
             <w:r>
               <w:rPr>
-                <w:rFonts w:ascii="Calibri" w:hAnsi="Calibri"/>
+                <w:rFonts w:ascii="Arial" w:hAnsi="Arial"/>
                 <w:b/>
                 <w:i w:val="0"/>
                 <w:color w:val="FFFFFF"/>
@@ -1414,7 +7209,7 @@
       <w:tr>
         <w:tc>
           <w:tcPr>
-            <w:tcW w:type="dxa" w:w="1800"/>
+            <w:tcW w:type="dxa" w:w="1650"/>
             <w:vAlign w:val="center"/>
             <w:tcMar>
               <w:top w:w="100" w:type="dxa"/>
@@ -1430,13 +7225,1247 @@
             </w:pPr>
             <w:r>
               <w:rPr>
-                <w:rFonts w:ascii="Calibri" w:hAnsi="Calibri"/>
+                <w:rFonts w:ascii="Arial" w:hAnsi="Arial"/>
                 <w:b w:val="0"/>
                 <w:i w:val="0"/>
                 <w:color w:val="17212B"/>
+                <w:sz w:val="15"/>
+              </w:rPr>
+              <w:t>1</w:t>
+            </w:r>
+          </w:p>
+        </w:tc>
+        <w:tc>
+          <w:tcPr>
+            <w:tcW w:type="dxa" w:w="2600"/>
+            <w:vAlign w:val="center"/>
+            <w:tcMar>
+              <w:top w:w="100" w:type="dxa"/>
+              <w:start w:w="120" w:type="dxa"/>
+              <w:bottom w:w="100" w:type="dxa"/>
+              <w:end w:w="120" w:type="dxa"/>
+            </w:tcMar>
+          </w:tcPr>
+          <w:p>
+            <w:pPr>
+              <w:spacing w:before="0" w:after="0" w:line="264" w:lineRule="auto"/>
+              <w:jc w:val="center"/>
+            </w:pPr>
+            <w:r>
+              <w:rPr>
+                <w:rFonts w:ascii="Arial" w:hAnsi="Arial"/>
+                <w:b w:val="0"/>
+                <w:i w:val="0"/>
+                <w:color w:val="17212B"/>
+                <w:sz w:val="15"/>
+              </w:rPr>
+              <w:t>0-6 months</w:t>
+            </w:r>
+          </w:p>
+        </w:tc>
+        <w:tc>
+          <w:tcPr>
+            <w:tcW w:type="dxa" w:w="2900"/>
+            <w:vAlign w:val="center"/>
+            <w:tcMar>
+              <w:top w:w="100" w:type="dxa"/>
+              <w:start w:w="120" w:type="dxa"/>
+              <w:bottom w:w="100" w:type="dxa"/>
+              <w:end w:w="120" w:type="dxa"/>
+            </w:tcMar>
+          </w:tcPr>
+          <w:p>
+            <w:pPr>
+              <w:spacing w:before="0" w:after="0" w:line="264" w:lineRule="auto"/>
+              <w:jc w:val="center"/>
+            </w:pPr>
+            <w:r>
+              <w:rPr>
+                <w:rFonts w:ascii="Arial" w:hAnsi="Arial"/>
+                <w:b w:val="0"/>
+                <w:i w:val="0"/>
+                <w:color w:val="17212B"/>
+                <w:sz w:val="15"/>
+              </w:rPr>
+              <w:t>$15,260</w:t>
+            </w:r>
+          </w:p>
+        </w:tc>
+        <w:tc>
+          <w:tcPr>
+            <w:tcW w:type="dxa" w:w="3506"/>
+            <w:vAlign w:val="center"/>
+            <w:tcMar>
+              <w:top w:w="100" w:type="dxa"/>
+              <w:start w:w="120" w:type="dxa"/>
+              <w:bottom w:w="100" w:type="dxa"/>
+              <w:end w:w="120" w:type="dxa"/>
+            </w:tcMar>
+          </w:tcPr>
+          <w:p>
+            <w:pPr>
+              <w:spacing w:before="0" w:after="0" w:line="264" w:lineRule="auto"/>
+              <w:jc w:val="center"/>
+            </w:pPr>
+            <w:r>
+              <w:rPr>
+                <w:rFonts w:ascii="Arial" w:hAnsi="Arial"/>
+                <w:b w:val="0"/>
+                <w:i w:val="0"/>
+                <w:color w:val="17212B"/>
+                <w:sz w:val="15"/>
+              </w:rPr>
+              <w:t>$15,260</w:t>
+            </w:r>
+          </w:p>
+        </w:tc>
+      </w:tr>
+      <w:tr>
+        <w:tc>
+          <w:tcPr>
+            <w:tcW w:type="dxa" w:w="1650"/>
+            <w:shd w:fill="FAFBFC"/>
+            <w:vAlign w:val="center"/>
+            <w:tcMar>
+              <w:top w:w="100" w:type="dxa"/>
+              <w:start w:w="120" w:type="dxa"/>
+              <w:bottom w:w="100" w:type="dxa"/>
+              <w:end w:w="120" w:type="dxa"/>
+            </w:tcMar>
+          </w:tcPr>
+          <w:p>
+            <w:pPr>
+              <w:spacing w:before="0" w:after="0" w:line="264" w:lineRule="auto"/>
+              <w:jc w:val="left"/>
+            </w:pPr>
+            <w:r>
+              <w:rPr>
+                <w:rFonts w:ascii="Arial" w:hAnsi="Arial"/>
+                <w:b w:val="0"/>
+                <w:i w:val="0"/>
+                <w:color w:val="17212B"/>
+                <w:sz w:val="15"/>
+              </w:rPr>
+              <w:t>2</w:t>
+            </w:r>
+          </w:p>
+        </w:tc>
+        <w:tc>
+          <w:tcPr>
+            <w:tcW w:type="dxa" w:w="2600"/>
+            <w:shd w:fill="FAFBFC"/>
+            <w:vAlign w:val="center"/>
+            <w:tcMar>
+              <w:top w:w="100" w:type="dxa"/>
+              <w:start w:w="120" w:type="dxa"/>
+              <w:bottom w:w="100" w:type="dxa"/>
+              <w:end w:w="120" w:type="dxa"/>
+            </w:tcMar>
+          </w:tcPr>
+          <w:p>
+            <w:pPr>
+              <w:spacing w:before="0" w:after="0" w:line="264" w:lineRule="auto"/>
+              <w:jc w:val="center"/>
+            </w:pPr>
+            <w:r>
+              <w:rPr>
+                <w:rFonts w:ascii="Arial" w:hAnsi="Arial"/>
+                <w:b w:val="0"/>
+                <w:i w:val="0"/>
+                <w:color w:val="17212B"/>
+                <w:sz w:val="15"/>
+              </w:rPr>
+              <w:t>6-12 months</w:t>
+            </w:r>
+          </w:p>
+        </w:tc>
+        <w:tc>
+          <w:tcPr>
+            <w:tcW w:type="dxa" w:w="2900"/>
+            <w:shd w:fill="FAFBFC"/>
+            <w:vAlign w:val="center"/>
+            <w:tcMar>
+              <w:top w:w="100" w:type="dxa"/>
+              <w:start w:w="120" w:type="dxa"/>
+              <w:bottom w:w="100" w:type="dxa"/>
+              <w:end w:w="120" w:type="dxa"/>
+            </w:tcMar>
+          </w:tcPr>
+          <w:p>
+            <w:pPr>
+              <w:spacing w:before="0" w:after="0" w:line="264" w:lineRule="auto"/>
+              <w:jc w:val="center"/>
+            </w:pPr>
+            <w:r>
+              <w:rPr>
+                <w:rFonts w:ascii="Arial" w:hAnsi="Arial"/>
+                <w:b w:val="0"/>
+                <w:i w:val="0"/>
+                <w:color w:val="17212B"/>
+                <w:sz w:val="15"/>
+              </w:rPr>
+              <w:t>$15,260</w:t>
+            </w:r>
+          </w:p>
+        </w:tc>
+        <w:tc>
+          <w:tcPr>
+            <w:tcW w:type="dxa" w:w="3506"/>
+            <w:shd w:fill="FAFBFC"/>
+            <w:vAlign w:val="center"/>
+            <w:tcMar>
+              <w:top w:w="100" w:type="dxa"/>
+              <w:start w:w="120" w:type="dxa"/>
+              <w:bottom w:w="100" w:type="dxa"/>
+              <w:end w:w="120" w:type="dxa"/>
+            </w:tcMar>
+          </w:tcPr>
+          <w:p>
+            <w:pPr>
+              <w:spacing w:before="0" w:after="0" w:line="264" w:lineRule="auto"/>
+              <w:jc w:val="center"/>
+            </w:pPr>
+            <w:r>
+              <w:rPr>
+                <w:rFonts w:ascii="Arial" w:hAnsi="Arial"/>
+                <w:b w:val="0"/>
+                <w:i w:val="0"/>
+                <w:color w:val="17212B"/>
+                <w:sz w:val="15"/>
+              </w:rPr>
+              <w:t>$30,520</w:t>
+            </w:r>
+          </w:p>
+        </w:tc>
+      </w:tr>
+      <w:tr>
+        <w:tc>
+          <w:tcPr>
+            <w:tcW w:type="dxa" w:w="1650"/>
+            <w:vAlign w:val="center"/>
+            <w:tcMar>
+              <w:top w:w="100" w:type="dxa"/>
+              <w:start w:w="120" w:type="dxa"/>
+              <w:bottom w:w="100" w:type="dxa"/>
+              <w:end w:w="120" w:type="dxa"/>
+            </w:tcMar>
+          </w:tcPr>
+          <w:p>
+            <w:pPr>
+              <w:spacing w:before="0" w:after="0" w:line="264" w:lineRule="auto"/>
+              <w:jc w:val="left"/>
+            </w:pPr>
+            <w:r>
+              <w:rPr>
+                <w:rFonts w:ascii="Arial" w:hAnsi="Arial"/>
+                <w:b w:val="0"/>
+                <w:i w:val="0"/>
+                <w:color w:val="17212B"/>
+                <w:sz w:val="15"/>
+              </w:rPr>
+              <w:t>3</w:t>
+            </w:r>
+          </w:p>
+        </w:tc>
+        <w:tc>
+          <w:tcPr>
+            <w:tcW w:type="dxa" w:w="2600"/>
+            <w:vAlign w:val="center"/>
+            <w:tcMar>
+              <w:top w:w="100" w:type="dxa"/>
+              <w:start w:w="120" w:type="dxa"/>
+              <w:bottom w:w="100" w:type="dxa"/>
+              <w:end w:w="120" w:type="dxa"/>
+            </w:tcMar>
+          </w:tcPr>
+          <w:p>
+            <w:pPr>
+              <w:spacing w:before="0" w:after="0" w:line="264" w:lineRule="auto"/>
+              <w:jc w:val="center"/>
+            </w:pPr>
+            <w:r>
+              <w:rPr>
+                <w:rFonts w:ascii="Arial" w:hAnsi="Arial"/>
+                <w:b w:val="0"/>
+                <w:i w:val="0"/>
+                <w:color w:val="17212B"/>
+                <w:sz w:val="15"/>
+              </w:rPr>
+              <w:t>12-18 months</w:t>
+            </w:r>
+          </w:p>
+        </w:tc>
+        <w:tc>
+          <w:tcPr>
+            <w:tcW w:type="dxa" w:w="2900"/>
+            <w:vAlign w:val="center"/>
+            <w:tcMar>
+              <w:top w:w="100" w:type="dxa"/>
+              <w:start w:w="120" w:type="dxa"/>
+              <w:bottom w:w="100" w:type="dxa"/>
+              <w:end w:w="120" w:type="dxa"/>
+            </w:tcMar>
+          </w:tcPr>
+          <w:p>
+            <w:pPr>
+              <w:spacing w:before="0" w:after="0" w:line="264" w:lineRule="auto"/>
+              <w:jc w:val="center"/>
+            </w:pPr>
+            <w:r>
+              <w:rPr>
+                <w:rFonts w:ascii="Arial" w:hAnsi="Arial"/>
+                <w:b w:val="0"/>
+                <w:i w:val="0"/>
+                <w:color w:val="17212B"/>
+                <w:sz w:val="15"/>
+              </w:rPr>
+              <w:t>$11,660</w:t>
+            </w:r>
+          </w:p>
+        </w:tc>
+        <w:tc>
+          <w:tcPr>
+            <w:tcW w:type="dxa" w:w="3506"/>
+            <w:vAlign w:val="center"/>
+            <w:tcMar>
+              <w:top w:w="100" w:type="dxa"/>
+              <w:start w:w="120" w:type="dxa"/>
+              <w:bottom w:w="100" w:type="dxa"/>
+              <w:end w:w="120" w:type="dxa"/>
+            </w:tcMar>
+          </w:tcPr>
+          <w:p>
+            <w:pPr>
+              <w:spacing w:before="0" w:after="0" w:line="264" w:lineRule="auto"/>
+              <w:jc w:val="center"/>
+            </w:pPr>
+            <w:r>
+              <w:rPr>
+                <w:rFonts w:ascii="Arial" w:hAnsi="Arial"/>
+                <w:b w:val="0"/>
+                <w:i w:val="0"/>
+                <w:color w:val="17212B"/>
+                <w:sz w:val="15"/>
+              </w:rPr>
+              <w:t>$42,180</w:t>
+            </w:r>
+          </w:p>
+        </w:tc>
+      </w:tr>
+      <w:tr>
+        <w:tc>
+          <w:tcPr>
+            <w:tcW w:type="dxa" w:w="1650"/>
+            <w:shd w:fill="FAFBFC"/>
+            <w:vAlign w:val="center"/>
+            <w:tcMar>
+              <w:top w:w="100" w:type="dxa"/>
+              <w:start w:w="120" w:type="dxa"/>
+              <w:bottom w:w="100" w:type="dxa"/>
+              <w:end w:w="120" w:type="dxa"/>
+            </w:tcMar>
+          </w:tcPr>
+          <w:p>
+            <w:pPr>
+              <w:spacing w:before="0" w:after="0" w:line="264" w:lineRule="auto"/>
+              <w:jc w:val="left"/>
+            </w:pPr>
+            <w:r>
+              <w:rPr>
+                <w:rFonts w:ascii="Arial" w:hAnsi="Arial"/>
+                <w:b w:val="0"/>
+                <w:i w:val="0"/>
+                <w:color w:val="17212B"/>
+                <w:sz w:val="15"/>
+              </w:rPr>
+              <w:t>4</w:t>
+            </w:r>
+          </w:p>
+        </w:tc>
+        <w:tc>
+          <w:tcPr>
+            <w:tcW w:type="dxa" w:w="2600"/>
+            <w:shd w:fill="FAFBFC"/>
+            <w:vAlign w:val="center"/>
+            <w:tcMar>
+              <w:top w:w="100" w:type="dxa"/>
+              <w:start w:w="120" w:type="dxa"/>
+              <w:bottom w:w="100" w:type="dxa"/>
+              <w:end w:w="120" w:type="dxa"/>
+            </w:tcMar>
+          </w:tcPr>
+          <w:p>
+            <w:pPr>
+              <w:spacing w:before="0" w:after="0" w:line="264" w:lineRule="auto"/>
+              <w:jc w:val="center"/>
+            </w:pPr>
+            <w:r>
+              <w:rPr>
+                <w:rFonts w:ascii="Arial" w:hAnsi="Arial"/>
+                <w:b w:val="0"/>
+                <w:i w:val="0"/>
+                <w:color w:val="17212B"/>
+                <w:sz w:val="15"/>
+              </w:rPr>
+              <w:t>18-24 months</w:t>
+            </w:r>
+          </w:p>
+        </w:tc>
+        <w:tc>
+          <w:tcPr>
+            <w:tcW w:type="dxa" w:w="2900"/>
+            <w:shd w:fill="FAFBFC"/>
+            <w:vAlign w:val="center"/>
+            <w:tcMar>
+              <w:top w:w="100" w:type="dxa"/>
+              <w:start w:w="120" w:type="dxa"/>
+              <w:bottom w:w="100" w:type="dxa"/>
+              <w:end w:w="120" w:type="dxa"/>
+            </w:tcMar>
+          </w:tcPr>
+          <w:p>
+            <w:pPr>
+              <w:spacing w:before="0" w:after="0" w:line="264" w:lineRule="auto"/>
+              <w:jc w:val="center"/>
+            </w:pPr>
+            <w:r>
+              <w:rPr>
+                <w:rFonts w:ascii="Arial" w:hAnsi="Arial"/>
+                <w:b w:val="0"/>
+                <w:i w:val="0"/>
+                <w:color w:val="17212B"/>
+                <w:sz w:val="15"/>
+              </w:rPr>
+              <w:t>$11,660</w:t>
+            </w:r>
+          </w:p>
+        </w:tc>
+        <w:tc>
+          <w:tcPr>
+            <w:tcW w:type="dxa" w:w="3506"/>
+            <w:shd w:fill="FAFBFC"/>
+            <w:vAlign w:val="center"/>
+            <w:tcMar>
+              <w:top w:w="100" w:type="dxa"/>
+              <w:start w:w="120" w:type="dxa"/>
+              <w:bottom w:w="100" w:type="dxa"/>
+              <w:end w:w="120" w:type="dxa"/>
+            </w:tcMar>
+          </w:tcPr>
+          <w:p>
+            <w:pPr>
+              <w:spacing w:before="0" w:after="0" w:line="264" w:lineRule="auto"/>
+              <w:jc w:val="center"/>
+            </w:pPr>
+            <w:r>
+              <w:rPr>
+                <w:rFonts w:ascii="Arial" w:hAnsi="Arial"/>
+                <w:b w:val="0"/>
+                <w:i w:val="0"/>
+                <w:color w:val="17212B"/>
+                <w:sz w:val="15"/>
+              </w:rPr>
+              <w:t>$53,840</w:t>
+            </w:r>
+          </w:p>
+        </w:tc>
+      </w:tr>
+      <w:tr>
+        <w:tc>
+          <w:tcPr>
+            <w:tcW w:type="dxa" w:w="1650"/>
+            <w:vAlign w:val="center"/>
+            <w:tcMar>
+              <w:top w:w="100" w:type="dxa"/>
+              <w:start w:w="120" w:type="dxa"/>
+              <w:bottom w:w="100" w:type="dxa"/>
+              <w:end w:w="120" w:type="dxa"/>
+            </w:tcMar>
+          </w:tcPr>
+          <w:p>
+            <w:pPr>
+              <w:spacing w:before="0" w:after="0" w:line="264" w:lineRule="auto"/>
+              <w:jc w:val="left"/>
+            </w:pPr>
+            <w:r>
+              <w:rPr>
+                <w:rFonts w:ascii="Arial" w:hAnsi="Arial"/>
+                <w:b w:val="0"/>
+                <w:i w:val="0"/>
+                <w:color w:val="17212B"/>
+                <w:sz w:val="15"/>
+              </w:rPr>
+              <w:t>5</w:t>
+            </w:r>
+          </w:p>
+        </w:tc>
+        <w:tc>
+          <w:tcPr>
+            <w:tcW w:type="dxa" w:w="2600"/>
+            <w:vAlign w:val="center"/>
+            <w:tcMar>
+              <w:top w:w="100" w:type="dxa"/>
+              <w:start w:w="120" w:type="dxa"/>
+              <w:bottom w:w="100" w:type="dxa"/>
+              <w:end w:w="120" w:type="dxa"/>
+            </w:tcMar>
+          </w:tcPr>
+          <w:p>
+            <w:pPr>
+              <w:spacing w:before="0" w:after="0" w:line="264" w:lineRule="auto"/>
+              <w:jc w:val="center"/>
+            </w:pPr>
+            <w:r>
+              <w:rPr>
+                <w:rFonts w:ascii="Arial" w:hAnsi="Arial"/>
+                <w:b w:val="0"/>
+                <w:i w:val="0"/>
+                <w:color w:val="17212B"/>
+                <w:sz w:val="15"/>
+              </w:rPr>
+              <w:t>24-30 months</w:t>
+            </w:r>
+          </w:p>
+        </w:tc>
+        <w:tc>
+          <w:tcPr>
+            <w:tcW w:type="dxa" w:w="2900"/>
+            <w:vAlign w:val="center"/>
+            <w:tcMar>
+              <w:top w:w="100" w:type="dxa"/>
+              <w:start w:w="120" w:type="dxa"/>
+              <w:bottom w:w="100" w:type="dxa"/>
+              <w:end w:w="120" w:type="dxa"/>
+            </w:tcMar>
+          </w:tcPr>
+          <w:p>
+            <w:pPr>
+              <w:spacing w:before="0" w:after="0" w:line="264" w:lineRule="auto"/>
+              <w:jc w:val="center"/>
+            </w:pPr>
+            <w:r>
+              <w:rPr>
+                <w:rFonts w:ascii="Arial" w:hAnsi="Arial"/>
+                <w:b w:val="0"/>
+                <w:i w:val="0"/>
+                <w:color w:val="17212B"/>
+                <w:sz w:val="15"/>
+              </w:rPr>
+              <w:t>$11,660</w:t>
+            </w:r>
+          </w:p>
+        </w:tc>
+        <w:tc>
+          <w:tcPr>
+            <w:tcW w:type="dxa" w:w="3506"/>
+            <w:vAlign w:val="center"/>
+            <w:tcMar>
+              <w:top w:w="100" w:type="dxa"/>
+              <w:start w:w="120" w:type="dxa"/>
+              <w:bottom w:w="100" w:type="dxa"/>
+              <w:end w:w="120" w:type="dxa"/>
+            </w:tcMar>
+          </w:tcPr>
+          <w:p>
+            <w:pPr>
+              <w:spacing w:before="0" w:after="0" w:line="264" w:lineRule="auto"/>
+              <w:jc w:val="center"/>
+            </w:pPr>
+            <w:r>
+              <w:rPr>
+                <w:rFonts w:ascii="Arial" w:hAnsi="Arial"/>
+                <w:b w:val="0"/>
+                <w:i w:val="0"/>
+                <w:color w:val="17212B"/>
+                <w:sz w:val="15"/>
+              </w:rPr>
+              <w:t>$65,500</w:t>
+            </w:r>
+          </w:p>
+        </w:tc>
+      </w:tr>
+      <w:tr>
+        <w:tc>
+          <w:tcPr>
+            <w:tcW w:type="dxa" w:w="1650"/>
+            <w:shd w:fill="FAFBFC"/>
+            <w:vAlign w:val="center"/>
+            <w:tcMar>
+              <w:top w:w="100" w:type="dxa"/>
+              <w:start w:w="120" w:type="dxa"/>
+              <w:bottom w:w="100" w:type="dxa"/>
+              <w:end w:w="120" w:type="dxa"/>
+            </w:tcMar>
+          </w:tcPr>
+          <w:p>
+            <w:pPr>
+              <w:spacing w:before="0" w:after="0" w:line="264" w:lineRule="auto"/>
+              <w:jc w:val="left"/>
+            </w:pPr>
+            <w:r>
+              <w:rPr>
+                <w:rFonts w:ascii="Arial" w:hAnsi="Arial"/>
+                <w:b w:val="0"/>
+                <w:i w:val="0"/>
+                <w:color w:val="17212B"/>
+                <w:sz w:val="15"/>
+              </w:rPr>
+              <w:t>6</w:t>
+            </w:r>
+          </w:p>
+        </w:tc>
+        <w:tc>
+          <w:tcPr>
+            <w:tcW w:type="dxa" w:w="2600"/>
+            <w:shd w:fill="FAFBFC"/>
+            <w:vAlign w:val="center"/>
+            <w:tcMar>
+              <w:top w:w="100" w:type="dxa"/>
+              <w:start w:w="120" w:type="dxa"/>
+              <w:bottom w:w="100" w:type="dxa"/>
+              <w:end w:w="120" w:type="dxa"/>
+            </w:tcMar>
+          </w:tcPr>
+          <w:p>
+            <w:pPr>
+              <w:spacing w:before="0" w:after="0" w:line="264" w:lineRule="auto"/>
+              <w:jc w:val="center"/>
+            </w:pPr>
+            <w:r>
+              <w:rPr>
+                <w:rFonts w:ascii="Arial" w:hAnsi="Arial"/>
+                <w:b w:val="0"/>
+                <w:i w:val="0"/>
+                <w:color w:val="17212B"/>
+                <w:sz w:val="15"/>
+              </w:rPr>
+              <w:t>30-36 months</w:t>
+            </w:r>
+          </w:p>
+        </w:tc>
+        <w:tc>
+          <w:tcPr>
+            <w:tcW w:type="dxa" w:w="2900"/>
+            <w:shd w:fill="FAFBFC"/>
+            <w:vAlign w:val="center"/>
+            <w:tcMar>
+              <w:top w:w="100" w:type="dxa"/>
+              <w:start w:w="120" w:type="dxa"/>
+              <w:bottom w:w="100" w:type="dxa"/>
+              <w:end w:w="120" w:type="dxa"/>
+            </w:tcMar>
+          </w:tcPr>
+          <w:p>
+            <w:pPr>
+              <w:spacing w:before="0" w:after="0" w:line="264" w:lineRule="auto"/>
+              <w:jc w:val="center"/>
+            </w:pPr>
+            <w:r>
+              <w:rPr>
+                <w:rFonts w:ascii="Arial" w:hAnsi="Arial"/>
+                <w:b w:val="0"/>
+                <w:i w:val="0"/>
+                <w:color w:val="17212B"/>
+                <w:sz w:val="15"/>
+              </w:rPr>
+              <w:t>$11,660</w:t>
+            </w:r>
+          </w:p>
+        </w:tc>
+        <w:tc>
+          <w:tcPr>
+            <w:tcW w:type="dxa" w:w="3506"/>
+            <w:shd w:fill="FAFBFC"/>
+            <w:vAlign w:val="center"/>
+            <w:tcMar>
+              <w:top w:w="100" w:type="dxa"/>
+              <w:start w:w="120" w:type="dxa"/>
+              <w:bottom w:w="100" w:type="dxa"/>
+              <w:end w:w="120" w:type="dxa"/>
+            </w:tcMar>
+          </w:tcPr>
+          <w:p>
+            <w:pPr>
+              <w:spacing w:before="0" w:after="0" w:line="264" w:lineRule="auto"/>
+              <w:jc w:val="center"/>
+            </w:pPr>
+            <w:r>
+              <w:rPr>
+                <w:rFonts w:ascii="Arial" w:hAnsi="Arial"/>
+                <w:b w:val="0"/>
+                <w:i w:val="0"/>
+                <w:color w:val="17212B"/>
+                <w:sz w:val="15"/>
+              </w:rPr>
+              <w:t>$77,160</w:t>
+            </w:r>
+          </w:p>
+        </w:tc>
+      </w:tr>
+      <w:tr>
+        <w:tc>
+          <w:tcPr>
+            <w:tcW w:type="dxa" w:w="1650"/>
+            <w:vAlign w:val="center"/>
+            <w:tcMar>
+              <w:top w:w="100" w:type="dxa"/>
+              <w:start w:w="120" w:type="dxa"/>
+              <w:bottom w:w="100" w:type="dxa"/>
+              <w:end w:w="120" w:type="dxa"/>
+            </w:tcMar>
+          </w:tcPr>
+          <w:p>
+            <w:pPr>
+              <w:spacing w:before="0" w:after="0" w:line="264" w:lineRule="auto"/>
+              <w:jc w:val="left"/>
+            </w:pPr>
+            <w:r>
+              <w:rPr>
+                <w:rFonts w:ascii="Arial" w:hAnsi="Arial"/>
+                <w:b w:val="0"/>
+                <w:i w:val="0"/>
+                <w:color w:val="17212B"/>
+                <w:sz w:val="15"/>
+              </w:rPr>
+              <w:t>Herd sale</w:t>
+            </w:r>
+          </w:p>
+        </w:tc>
+        <w:tc>
+          <w:tcPr>
+            <w:tcW w:type="dxa" w:w="2600"/>
+            <w:vAlign w:val="center"/>
+            <w:tcMar>
+              <w:top w:w="100" w:type="dxa"/>
+              <w:start w:w="120" w:type="dxa"/>
+              <w:bottom w:w="100" w:type="dxa"/>
+              <w:end w:w="120" w:type="dxa"/>
+            </w:tcMar>
+          </w:tcPr>
+          <w:p>
+            <w:pPr>
+              <w:spacing w:before="0" w:after="0" w:line="264" w:lineRule="auto"/>
+              <w:jc w:val="center"/>
+            </w:pPr>
+            <w:r>
+              <w:rPr>
+                <w:rFonts w:ascii="Arial" w:hAnsi="Arial"/>
+                <w:b w:val="0"/>
+                <w:i w:val="0"/>
+                <w:color w:val="17212B"/>
+                <w:sz w:val="15"/>
+              </w:rPr>
+              <w:t>36 months</w:t>
+            </w:r>
+          </w:p>
+        </w:tc>
+        <w:tc>
+          <w:tcPr>
+            <w:tcW w:type="dxa" w:w="2900"/>
+            <w:vAlign w:val="center"/>
+            <w:tcMar>
+              <w:top w:w="100" w:type="dxa"/>
+              <w:start w:w="120" w:type="dxa"/>
+              <w:bottom w:w="100" w:type="dxa"/>
+              <w:end w:w="120" w:type="dxa"/>
+            </w:tcMar>
+          </w:tcPr>
+          <w:p>
+            <w:pPr>
+              <w:spacing w:before="0" w:after="0" w:line="264" w:lineRule="auto"/>
+              <w:jc w:val="center"/>
+            </w:pPr>
+            <w:r>
+              <w:rPr>
+                <w:rFonts w:ascii="Arial" w:hAnsi="Arial"/>
+                <w:b w:val="0"/>
+                <w:i w:val="0"/>
+                <w:color w:val="17212B"/>
+                <w:sz w:val="15"/>
+              </w:rPr>
+              <w:t>$6,000</w:t>
+            </w:r>
+          </w:p>
+        </w:tc>
+        <w:tc>
+          <w:tcPr>
+            <w:tcW w:type="dxa" w:w="3506"/>
+            <w:vAlign w:val="center"/>
+            <w:tcMar>
+              <w:top w:w="100" w:type="dxa"/>
+              <w:start w:w="120" w:type="dxa"/>
+              <w:bottom w:w="100" w:type="dxa"/>
+              <w:end w:w="120" w:type="dxa"/>
+            </w:tcMar>
+          </w:tcPr>
+          <w:p>
+            <w:pPr>
+              <w:spacing w:before="0" w:after="0" w:line="264" w:lineRule="auto"/>
+              <w:jc w:val="center"/>
+            </w:pPr>
+            <w:r>
+              <w:rPr>
+                <w:rFonts w:ascii="Arial" w:hAnsi="Arial"/>
+                <w:b w:val="0"/>
+                <w:i w:val="0"/>
+                <w:color w:val="17212B"/>
+                <w:sz w:val="15"/>
+              </w:rPr>
+              <w:t>$83,160</w:t>
+            </w:r>
+          </w:p>
+        </w:tc>
+      </w:tr>
+    </w:tbl>
+    <w:p>
+      <w:pPr>
+        <w:spacing w:after="40"/>
+      </w:pPr>
+    </w:p>
+    <w:p>
+      <w:pPr>
+        <w:pageBreakBefore/>
+        <w:spacing w:before="0" w:after="0" w:line="24" w:lineRule="auto"/>
+      </w:pPr>
+      <w:r>
+        <w:rPr>
+          <w:rFonts w:ascii="Arial" w:hAnsi="Arial"/>
+          <w:b w:val="0"/>
+          <w:i w:val="0"/>
+          <w:color w:val="FFFFFF"/>
+          <w:sz w:val="2"/>
+        </w:rPr>
+      </w:r>
+    </w:p>
+    <w:tbl>
+      <w:tblPr>
+        <w:tblW w:type="dxa" w:w="10656"/>
+        <w:tblLayout w:type="fixed"/>
+        <w:tblLook w:firstColumn="1" w:firstRow="1" w:lastColumn="0" w:lastRow="0" w:noHBand="0" w:noVBand="1" w:val="04A0"/>
+        <w:tblInd w:w="120" w:type="dxa"/>
+      </w:tblPr>
+      <w:tblGrid>
+        <w:gridCol w:w="10656"/>
+      </w:tblGrid>
+      <w:tr>
+        <w:tc>
+          <w:tcPr>
+            <w:tcW w:type="dxa" w:w="10656"/>
+            <w:shd w:fill="1769C2"/>
+            <w:tcMar>
+              <w:top w:w="100" w:type="dxa"/>
+              <w:start w:w="120" w:type="dxa"/>
+              <w:bottom w:w="100" w:type="dxa"/>
+              <w:end w:w="120" w:type="dxa"/>
+            </w:tcMar>
+          </w:tcPr>
+          <w:p>
+            <w:pPr>
+              <w:spacing w:before="0" w:after="0" w:line="240" w:lineRule="auto"/>
+            </w:pPr>
+            <w:r>
+              <w:rPr>
+                <w:rFonts w:ascii="Arial" w:hAnsi="Arial"/>
+                <w:b/>
+                <w:i w:val="0"/>
+                <w:color w:val="FFFFFF"/>
+                <w:sz w:val="22"/>
+              </w:rPr>
+              <w:t>Final financial outcome</w:t>
+            </w:r>
+          </w:p>
+        </w:tc>
+      </w:tr>
+    </w:tbl>
+    <w:p>
+      <w:pPr>
+        <w:spacing w:before="0" w:after="20" w:line="240" w:lineRule="auto"/>
+      </w:pPr>
+    </w:p>
+    <w:tbl>
+      <w:tblPr>
+        <w:tblW w:type="dxa" w:w="10656"/>
+        <w:jc w:val="center"/>
+        <w:tblLayout w:type="fixed"/>
+        <w:tblLook w:firstColumn="1" w:firstRow="1" w:lastColumn="0" w:lastRow="0" w:noHBand="0" w:noVBand="1" w:val="04A0"/>
+        <w:tblInd w:w="120" w:type="dxa"/>
+      </w:tblPr>
+      <w:tblGrid>
+        <w:gridCol w:w="2664"/>
+        <w:gridCol w:w="2664"/>
+        <w:gridCol w:w="2664"/>
+        <w:gridCol w:w="2664"/>
+      </w:tblGrid>
+      <w:tr>
+        <w:tc>
+          <w:tcPr>
+            <w:tcW w:type="dxa" w:w="2664"/>
+            <w:shd w:fill="1769C2"/>
+            <w:vAlign w:val="center"/>
+            <w:tcMar>
+              <w:top w:w="100" w:type="dxa"/>
+              <w:start w:w="120" w:type="dxa"/>
+              <w:bottom w:w="100" w:type="dxa"/>
+              <w:end w:w="120" w:type="dxa"/>
+            </w:tcMar>
+          </w:tcPr>
+          <w:p>
+            <w:pPr>
+              <w:spacing w:before="0" w:after="0" w:line="240" w:lineRule="auto"/>
+              <w:jc w:val="center"/>
+            </w:pPr>
+            <w:r>
+              <w:rPr>
+                <w:rFonts w:ascii="Arial" w:hAnsi="Arial"/>
+                <w:b/>
+                <w:i w:val="0"/>
+                <w:color w:val="FFFFFF"/>
+                <w:sz w:val="16"/>
+              </w:rPr>
+              <w:t>First payment</w:t>
+            </w:r>
+          </w:p>
+        </w:tc>
+        <w:tc>
+          <w:tcPr>
+            <w:tcW w:type="dxa" w:w="2664"/>
+            <w:shd w:fill="1769C2"/>
+            <w:vAlign w:val="center"/>
+            <w:tcMar>
+              <w:top w:w="100" w:type="dxa"/>
+              <w:start w:w="120" w:type="dxa"/>
+              <w:bottom w:w="100" w:type="dxa"/>
+              <w:end w:w="120" w:type="dxa"/>
+            </w:tcMar>
+          </w:tcPr>
+          <w:p>
+            <w:pPr>
+              <w:spacing w:before="0" w:after="0" w:line="240" w:lineRule="auto"/>
+              <w:jc w:val="center"/>
+            </w:pPr>
+            <w:r>
+              <w:rPr>
+                <w:rFonts w:ascii="Arial" w:hAnsi="Arial"/>
+                <w:b/>
+                <w:i w:val="0"/>
+                <w:color w:val="FFFFFF"/>
+                <w:sz w:val="16"/>
+              </w:rPr>
+              <w:t>Cash received</w:t>
+            </w:r>
+          </w:p>
+        </w:tc>
+        <w:tc>
+          <w:tcPr>
+            <w:tcW w:type="dxa" w:w="2664"/>
+            <w:shd w:fill="1769C2"/>
+            <w:vAlign w:val="center"/>
+            <w:tcMar>
+              <w:top w:w="100" w:type="dxa"/>
+              <w:start w:w="120" w:type="dxa"/>
+              <w:bottom w:w="100" w:type="dxa"/>
+              <w:end w:w="120" w:type="dxa"/>
+            </w:tcMar>
+          </w:tcPr>
+          <w:p>
+            <w:pPr>
+              <w:spacing w:before="0" w:after="0" w:line="240" w:lineRule="auto"/>
+              <w:jc w:val="center"/>
+            </w:pPr>
+            <w:r>
+              <w:rPr>
+                <w:rFonts w:ascii="Arial" w:hAnsi="Arial"/>
+                <w:b/>
+                <w:i w:val="0"/>
+                <w:color w:val="FFFFFF"/>
+                <w:sz w:val="16"/>
+              </w:rPr>
+              <w:t>Total benefit</w:t>
+            </w:r>
+          </w:p>
+        </w:tc>
+        <w:tc>
+          <w:tcPr>
+            <w:tcW w:type="dxa" w:w="2664"/>
+            <w:shd w:fill="1769C2"/>
+            <w:vAlign w:val="center"/>
+            <w:tcMar>
+              <w:top w:w="100" w:type="dxa"/>
+              <w:start w:w="120" w:type="dxa"/>
+              <w:bottom w:w="100" w:type="dxa"/>
+              <w:end w:w="120" w:type="dxa"/>
+            </w:tcMar>
+          </w:tcPr>
+          <w:p>
+            <w:pPr>
+              <w:spacing w:before="0" w:after="0" w:line="240" w:lineRule="auto"/>
+              <w:jc w:val="center"/>
+            </w:pPr>
+            <w:r>
+              <w:rPr>
+                <w:rFonts w:ascii="Arial" w:hAnsi="Arial"/>
+                <w:b/>
+                <w:i w:val="0"/>
+                <w:color w:val="FFFFFF"/>
+                <w:sz w:val="16"/>
+              </w:rPr>
+              <w:t>Cycles</w:t>
+            </w:r>
+          </w:p>
+        </w:tc>
+      </w:tr>
+      <w:tr>
+        <w:tc>
+          <w:tcPr>
+            <w:tcW w:type="dxa" w:w="2664"/>
+            <w:vAlign w:val="center"/>
+            <w:tcMar>
+              <w:top w:w="100" w:type="dxa"/>
+              <w:start w:w="120" w:type="dxa"/>
+              <w:bottom w:w="100" w:type="dxa"/>
+              <w:end w:w="120" w:type="dxa"/>
+            </w:tcMar>
+          </w:tcPr>
+          <w:p>
+            <w:pPr>
+              <w:spacing w:before="0" w:after="0" w:line="240" w:lineRule="auto"/>
+              <w:jc w:val="center"/>
+            </w:pPr>
+            <w:r>
+              <w:rPr>
+                <w:rFonts w:ascii="Arial" w:hAnsi="Arial"/>
+                <w:b/>
+                <w:i w:val="0"/>
+                <w:color w:val="004D40"/>
+                <w:sz w:val="34"/>
+              </w:rPr>
+              <w:t>$15,260</w:t>
+            </w:r>
+          </w:p>
+        </w:tc>
+        <w:tc>
+          <w:tcPr>
+            <w:tcW w:type="dxa" w:w="2664"/>
+            <w:vAlign w:val="center"/>
+            <w:tcMar>
+              <w:top w:w="100" w:type="dxa"/>
+              <w:start w:w="120" w:type="dxa"/>
+              <w:bottom w:w="100" w:type="dxa"/>
+              <w:end w:w="120" w:type="dxa"/>
+            </w:tcMar>
+          </w:tcPr>
+          <w:p>
+            <w:pPr>
+              <w:spacing w:before="0" w:after="0" w:line="240" w:lineRule="auto"/>
+              <w:jc w:val="center"/>
+            </w:pPr>
+            <w:r>
+              <w:rPr>
+                <w:rFonts w:ascii="Arial" w:hAnsi="Arial"/>
+                <w:b/>
+                <w:i w:val="0"/>
+                <w:color w:val="004D40"/>
+                <w:sz w:val="34"/>
+              </w:rPr>
+              <w:t>$83,160</w:t>
+            </w:r>
+          </w:p>
+        </w:tc>
+        <w:tc>
+          <w:tcPr>
+            <w:tcW w:type="dxa" w:w="2664"/>
+            <w:vAlign w:val="center"/>
+            <w:tcMar>
+              <w:top w:w="100" w:type="dxa"/>
+              <w:start w:w="120" w:type="dxa"/>
+              <w:bottom w:w="100" w:type="dxa"/>
+              <w:end w:w="120" w:type="dxa"/>
+            </w:tcMar>
+          </w:tcPr>
+          <w:p>
+            <w:pPr>
+              <w:spacing w:before="0" w:after="0" w:line="240" w:lineRule="auto"/>
+              <w:jc w:val="center"/>
+            </w:pPr>
+            <w:r>
+              <w:rPr>
+                <w:rFonts w:ascii="Arial" w:hAnsi="Arial"/>
+                <w:b/>
+                <w:i w:val="0"/>
+                <w:color w:val="004D40"/>
+                <w:sz w:val="34"/>
+              </w:rPr>
+              <w:t>$101,160</w:t>
+            </w:r>
+          </w:p>
+        </w:tc>
+        <w:tc>
+          <w:tcPr>
+            <w:tcW w:type="dxa" w:w="2664"/>
+            <w:vAlign w:val="center"/>
+            <w:tcMar>
+              <w:top w:w="100" w:type="dxa"/>
+              <w:start w:w="120" w:type="dxa"/>
+              <w:bottom w:w="100" w:type="dxa"/>
+              <w:end w:w="120" w:type="dxa"/>
+            </w:tcMar>
+          </w:tcPr>
+          <w:p>
+            <w:pPr>
+              <w:spacing w:before="0" w:after="0" w:line="240" w:lineRule="auto"/>
+              <w:jc w:val="center"/>
+            </w:pPr>
+            <w:r>
+              <w:rPr>
+                <w:rFonts w:ascii="Arial" w:hAnsi="Arial"/>
+                <w:b/>
+                <w:i w:val="0"/>
+                <w:color w:val="004D40"/>
+                <w:sz w:val="34"/>
+              </w:rPr>
+              <w:t>6 x 6</w:t>
+            </w:r>
+          </w:p>
+        </w:tc>
+      </w:tr>
+    </w:tbl>
+    <w:p>
+      <w:pPr>
+        <w:spacing w:after="40"/>
+      </w:pPr>
+    </w:p>
+    <w:tbl>
+      <w:tblPr>
+        <w:tblStyle w:val="TableGrid"/>
+        <w:tblW w:type="dxa" w:w="10656"/>
+        <w:jc w:val="center"/>
+        <w:tblLayout w:type="fixed"/>
+        <w:tblLook w:firstColumn="1" w:firstRow="1" w:lastColumn="0" w:lastRow="0" w:noHBand="0" w:noVBand="1" w:val="04A0"/>
+        <w:tblInd w:w="120" w:type="dxa"/>
+      </w:tblPr>
+      <w:tblGrid>
+        <w:gridCol w:w="4000"/>
+        <w:gridCol w:w="2300"/>
+        <w:gridCol w:w="4356"/>
+      </w:tblGrid>
+      <w:tr>
+        <w:trPr>
+          <w:tblHeader w:val="true"/>
+        </w:trPr>
+        <w:tc>
+          <w:tcPr>
+            <w:tcW w:type="dxa" w:w="4000"/>
+            <w:shd w:fill="1769C2"/>
+            <w:vAlign w:val="center"/>
+            <w:tcMar>
+              <w:top w:w="100" w:type="dxa"/>
+              <w:start w:w="120" w:type="dxa"/>
+              <w:bottom w:w="100" w:type="dxa"/>
+              <w:end w:w="120" w:type="dxa"/>
+            </w:tcMar>
+          </w:tcPr>
+          <w:p>
+            <w:pPr>
+              <w:spacing w:before="0" w:after="0" w:line="252" w:lineRule="auto"/>
+              <w:jc w:val="center"/>
+            </w:pPr>
+            <w:r>
+              <w:rPr>
+                <w:rFonts w:ascii="Arial" w:hAnsi="Arial"/>
+                <w:b/>
+                <w:i w:val="0"/>
+                <w:color w:val="FFFFFF"/>
                 <w:sz w:val="17"/>
               </w:rPr>
-              <w:t>1</w:t>
+              <w:t>Metric</w:t>
+            </w:r>
+          </w:p>
+        </w:tc>
+        <w:tc>
+          <w:tcPr>
+            <w:tcW w:type="dxa" w:w="2300"/>
+            <w:shd w:fill="1769C2"/>
+            <w:vAlign w:val="center"/>
+            <w:tcMar>
+              <w:top w:w="100" w:type="dxa"/>
+              <w:start w:w="120" w:type="dxa"/>
+              <w:bottom w:w="100" w:type="dxa"/>
+              <w:end w:w="120" w:type="dxa"/>
+            </w:tcMar>
+          </w:tcPr>
+          <w:p>
+            <w:pPr>
+              <w:spacing w:before="0" w:after="0" w:line="252" w:lineRule="auto"/>
+              <w:jc w:val="center"/>
+            </w:pPr>
+            <w:r>
+              <w:rPr>
+                <w:rFonts w:ascii="Arial" w:hAnsi="Arial"/>
+                <w:b/>
+                <w:i w:val="0"/>
+                <w:color w:val="FFFFFF"/>
+                <w:sz w:val="17"/>
+              </w:rPr>
+              <w:t>Total</w:t>
+            </w:r>
+          </w:p>
+        </w:tc>
+        <w:tc>
+          <w:tcPr>
+            <w:tcW w:type="dxa" w:w="4356"/>
+            <w:shd w:fill="1769C2"/>
+            <w:vAlign w:val="center"/>
+            <w:tcMar>
+              <w:top w:w="100" w:type="dxa"/>
+              <w:start w:w="120" w:type="dxa"/>
+              <w:bottom w:w="100" w:type="dxa"/>
+              <w:end w:w="120" w:type="dxa"/>
+            </w:tcMar>
+          </w:tcPr>
+          <w:p>
+            <w:pPr>
+              <w:spacing w:before="0" w:after="0" w:line="252" w:lineRule="auto"/>
+              <w:jc w:val="center"/>
+            </w:pPr>
+            <w:r>
+              <w:rPr>
+                <w:rFonts w:ascii="Arial" w:hAnsi="Arial"/>
+                <w:b/>
+                <w:i w:val="0"/>
+                <w:color w:val="FFFFFF"/>
+                <w:sz w:val="17"/>
+              </w:rPr>
+              <w:t>Comment</w:t>
+            </w:r>
+          </w:p>
+        </w:tc>
+      </w:tr>
+      <w:tr>
+        <w:tc>
+          <w:tcPr>
+            <w:tcW w:type="dxa" w:w="4000"/>
+            <w:vAlign w:val="center"/>
+            <w:tcMar>
+              <w:top w:w="100" w:type="dxa"/>
+              <w:start w:w="120" w:type="dxa"/>
+              <w:bottom w:w="100" w:type="dxa"/>
+              <w:end w:w="120" w:type="dxa"/>
+            </w:tcMar>
+          </w:tcPr>
+          <w:p>
+            <w:pPr>
+              <w:spacing w:before="0" w:after="0" w:line="264" w:lineRule="auto"/>
+              <w:jc w:val="left"/>
+            </w:pPr>
+            <w:r>
+              <w:rPr>
+                <w:rFonts w:ascii="Arial" w:hAnsi="Arial"/>
+                <w:b w:val="0"/>
+                <w:i w:val="0"/>
+                <w:color w:val="17212B"/>
+                <w:sz w:val="16"/>
+              </w:rPr>
+              <w:t>Farmer gross share</w:t>
             </w:r>
           </w:p>
         </w:tc>
@@ -1458,19 +8487,19 @@
             </w:pPr>
             <w:r>
               <w:rPr>
-                <w:rFonts w:ascii="Calibri" w:hAnsi="Calibri"/>
+                <w:rFonts w:ascii="Arial" w:hAnsi="Arial"/>
                 <w:b w:val="0"/>
                 <w:i w:val="0"/>
                 <w:color w:val="17212B"/>
-                <w:sz w:val="17"/>
+                <w:sz w:val="16"/>
               </w:rPr>
-              <w:t>0-6 months</w:t>
+              <w:t>$95,760</w:t>
             </w:r>
           </w:p>
         </w:tc>
         <w:tc>
           <w:tcPr>
-            <w:tcW w:type="dxa" w:w="2500"/>
+            <w:tcW w:type="dxa" w:w="4356"/>
             <w:vAlign w:val="center"/>
             <w:tcMar>
               <w:top w:w="100" w:type="dxa"/>
@@ -1486,41 +8515,13 @@
             </w:pPr>
             <w:r>
               <w:rPr>
-                <w:rFonts w:ascii="Calibri" w:hAnsi="Calibri"/>
+                <w:rFonts w:ascii="Arial" w:hAnsi="Arial"/>
                 <w:b w:val="0"/>
                 <w:i w:val="0"/>
                 <w:color w:val="17212B"/>
-                <w:sz w:val="17"/>
+                <w:sz w:val="16"/>
               </w:rPr>
-              <w:t>$15,260</w:t>
-            </w:r>
-          </w:p>
-        </w:tc>
-        <w:tc>
-          <w:tcPr>
-            <w:tcW w:type="dxa" w:w="2760"/>
-            <w:vAlign w:val="center"/>
-            <w:tcMar>
-              <w:top w:w="100" w:type="dxa"/>
-              <w:start w:w="120" w:type="dxa"/>
-              <w:bottom w:w="100" w:type="dxa"/>
-              <w:end w:w="120" w:type="dxa"/>
-            </w:tcMar>
-          </w:tcPr>
-          <w:p>
-            <w:pPr>
-              <w:spacing w:before="0" w:after="0" w:line="264" w:lineRule="auto"/>
-              <w:jc w:val="center"/>
-            </w:pPr>
-            <w:r>
-              <w:rPr>
-                <w:rFonts w:ascii="Calibri" w:hAnsi="Calibri"/>
-                <w:b w:val="0"/>
-                <w:i w:val="0"/>
-                <w:color w:val="17212B"/>
-                <w:sz w:val="17"/>
-              </w:rPr>
-              <w:t>$15,260</w:t>
+              <w:t>Before farmer expenses</w:t>
             </w:r>
           </w:p>
         </w:tc>
@@ -1528,7 +8529,7 @@
       <w:tr>
         <w:tc>
           <w:tcPr>
-            <w:tcW w:type="dxa" w:w="1800"/>
+            <w:tcW w:type="dxa" w:w="4000"/>
             <w:shd w:fill="FAFBFC"/>
             <w:vAlign w:val="center"/>
             <w:tcMar>
@@ -1545,13 +8546,13 @@
             </w:pPr>
             <w:r>
               <w:rPr>
-                <w:rFonts w:ascii="Calibri" w:hAnsi="Calibri"/>
+                <w:rFonts w:ascii="Arial" w:hAnsi="Arial"/>
                 <w:b w:val="0"/>
                 <w:i w:val="0"/>
                 <w:color w:val="17212B"/>
-                <w:sz w:val="17"/>
+                <w:sz w:val="16"/>
               </w:rPr>
-              <w:t>2</w:t>
+              <w:t>Salary + transport</w:t>
             </w:r>
           </w:p>
         </w:tc>
@@ -1574,19 +8575,19 @@
             </w:pPr>
             <w:r>
               <w:rPr>
-                <w:rFonts w:ascii="Calibri" w:hAnsi="Calibri"/>
+                <w:rFonts w:ascii="Arial" w:hAnsi="Arial"/>
                 <w:b w:val="0"/>
                 <w:i w:val="0"/>
                 <w:color w:val="17212B"/>
-                <w:sz w:val="17"/>
+                <w:sz w:val="16"/>
               </w:rPr>
-              <w:t>6-12 months</w:t>
+              <w:t>-$18,600</w:t>
             </w:r>
           </w:p>
         </w:tc>
         <w:tc>
           <w:tcPr>
-            <w:tcW w:type="dxa" w:w="2500"/>
+            <w:tcW w:type="dxa" w:w="4356"/>
             <w:shd w:fill="FAFBFC"/>
             <w:vAlign w:val="center"/>
             <w:tcMar>
@@ -1603,42 +8604,13 @@
             </w:pPr>
             <w:r>
               <w:rPr>
-                <w:rFonts w:ascii="Calibri" w:hAnsi="Calibri"/>
+                <w:rFonts w:ascii="Arial" w:hAnsi="Arial"/>
                 <w:b w:val="0"/>
                 <w:i w:val="0"/>
                 <w:color w:val="17212B"/>
-                <w:sz w:val="17"/>
+                <w:sz w:val="16"/>
               </w:rPr>
-              <w:t>$15,260</w:t>
-            </w:r>
-          </w:p>
-        </w:tc>
-        <w:tc>
-          <w:tcPr>
-            <w:tcW w:type="dxa" w:w="2760"/>
-            <w:shd w:fill="FAFBFC"/>
-            <w:vAlign w:val="center"/>
-            <w:tcMar>
-              <w:top w:w="100" w:type="dxa"/>
-              <w:start w:w="120" w:type="dxa"/>
-              <w:bottom w:w="100" w:type="dxa"/>
-              <w:end w:w="120" w:type="dxa"/>
-            </w:tcMar>
-          </w:tcPr>
-          <w:p>
-            <w:pPr>
-              <w:spacing w:before="0" w:after="0" w:line="264" w:lineRule="auto"/>
-              <w:jc w:val="center"/>
-            </w:pPr>
-            <w:r>
-              <w:rPr>
-                <w:rFonts w:ascii="Calibri" w:hAnsi="Calibri"/>
-                <w:b w:val="0"/>
-                <w:i w:val="0"/>
-                <w:color w:val="17212B"/>
-                <w:sz w:val="17"/>
-              </w:rPr>
-              <w:t>$30,520</w:t>
+              <w:t>Farmer operating costs</w:t>
             </w:r>
           </w:p>
         </w:tc>
@@ -1646,7 +8618,7 @@
       <w:tr>
         <w:tc>
           <w:tcPr>
-            <w:tcW w:type="dxa" w:w="1800"/>
+            <w:tcW w:type="dxa" w:w="4000"/>
             <w:vAlign w:val="center"/>
             <w:tcMar>
               <w:top w:w="100" w:type="dxa"/>
@@ -1662,13 +8634,13 @@
             </w:pPr>
             <w:r>
               <w:rPr>
-                <w:rFonts w:ascii="Calibri" w:hAnsi="Calibri"/>
+                <w:rFonts w:ascii="Arial" w:hAnsi="Arial"/>
                 <w:b w:val="0"/>
                 <w:i w:val="0"/>
                 <w:color w:val="17212B"/>
-                <w:sz w:val="17"/>
+                <w:sz w:val="16"/>
               </w:rPr>
-              <w:t>3</w:t>
+              <w:t>Cash received</w:t>
             </w:r>
           </w:p>
         </w:tc>
@@ -1690,19 +8662,19 @@
             </w:pPr>
             <w:r>
               <w:rPr>
-                <w:rFonts w:ascii="Calibri" w:hAnsi="Calibri"/>
+                <w:rFonts w:ascii="Arial" w:hAnsi="Arial"/>
                 <w:b w:val="0"/>
                 <w:i w:val="0"/>
                 <w:color w:val="17212B"/>
-                <w:sz w:val="17"/>
+                <w:sz w:val="16"/>
               </w:rPr>
-              <w:t>12-18 months</w:t>
+              <w:t>$83,160</w:t>
             </w:r>
           </w:p>
         </w:tc>
         <w:tc>
           <w:tcPr>
-            <w:tcW w:type="dxa" w:w="2500"/>
+            <w:tcW w:type="dxa" w:w="4356"/>
             <w:vAlign w:val="center"/>
             <w:tcMar>
               <w:top w:w="100" w:type="dxa"/>
@@ -1718,41 +8690,13 @@
             </w:pPr>
             <w:r>
               <w:rPr>
-                <w:rFonts w:ascii="Calibri" w:hAnsi="Calibri"/>
+                <w:rFonts w:ascii="Arial" w:hAnsi="Arial"/>
                 <w:b w:val="0"/>
                 <w:i w:val="0"/>
                 <w:color w:val="17212B"/>
-                <w:sz w:val="17"/>
+                <w:sz w:val="16"/>
               </w:rPr>
-              <w:t>$11,660</w:t>
-            </w:r>
-          </w:p>
-        </w:tc>
-        <w:tc>
-          <w:tcPr>
-            <w:tcW w:type="dxa" w:w="2760"/>
-            <w:vAlign w:val="center"/>
-            <w:tcMar>
-              <w:top w:w="100" w:type="dxa"/>
-              <w:start w:w="120" w:type="dxa"/>
-              <w:bottom w:w="100" w:type="dxa"/>
-              <w:end w:w="120" w:type="dxa"/>
-            </w:tcMar>
-          </w:tcPr>
-          <w:p>
-            <w:pPr>
-              <w:spacing w:before="0" w:after="0" w:line="264" w:lineRule="auto"/>
-              <w:jc w:val="center"/>
-            </w:pPr>
-            <w:r>
-              <w:rPr>
-                <w:rFonts w:ascii="Calibri" w:hAnsi="Calibri"/>
-                <w:b w:val="0"/>
-                <w:i w:val="0"/>
-                <w:color w:val="17212B"/>
-                <w:sz w:val="17"/>
-              </w:rPr>
-              <w:t>$42,180</w:t>
+              <w:t>Cash over the model term</w:t>
             </w:r>
           </w:p>
         </w:tc>
@@ -1760,7 +8704,7 @@
       <w:tr>
         <w:tc>
           <w:tcPr>
-            <w:tcW w:type="dxa" w:w="1800"/>
+            <w:tcW w:type="dxa" w:w="4000"/>
             <w:shd w:fill="FAFBFC"/>
             <w:vAlign w:val="center"/>
             <w:tcMar>
@@ -1777,13 +8721,13 @@
             </w:pPr>
             <w:r>
               <w:rPr>
-                <w:rFonts w:ascii="Calibri" w:hAnsi="Calibri"/>
+                <w:rFonts w:ascii="Arial" w:hAnsi="Arial"/>
                 <w:b w:val="0"/>
                 <w:i w:val="0"/>
                 <w:color w:val="17212B"/>
-                <w:sz w:val="17"/>
+                <w:sz w:val="16"/>
               </w:rPr>
-              <w:t>4</w:t>
+              <w:t>Property transferred</w:t>
             </w:r>
           </w:p>
         </w:tc>
@@ -1806,19 +8750,19 @@
             </w:pPr>
             <w:r>
               <w:rPr>
-                <w:rFonts w:ascii="Calibri" w:hAnsi="Calibri"/>
+                <w:rFonts w:ascii="Arial" w:hAnsi="Arial"/>
                 <w:b w:val="0"/>
                 <w:i w:val="0"/>
                 <w:color w:val="17212B"/>
-                <w:sz w:val="17"/>
+                <w:sz w:val="16"/>
               </w:rPr>
-              <w:t>18-24 months</w:t>
+              <w:t>$18,000</w:t>
             </w:r>
           </w:p>
         </w:tc>
         <w:tc>
           <w:tcPr>
-            <w:tcW w:type="dxa" w:w="2500"/>
+            <w:tcW w:type="dxa" w:w="4356"/>
             <w:shd w:fill="FAFBFC"/>
             <w:vAlign w:val="center"/>
             <w:tcMar>
@@ -1835,42 +8779,13 @@
             </w:pPr>
             <w:r>
               <w:rPr>
-                <w:rFonts w:ascii="Calibri" w:hAnsi="Calibri"/>
+                <w:rFonts w:ascii="Arial" w:hAnsi="Arial"/>
                 <w:b w:val="0"/>
                 <w:i w:val="0"/>
                 <w:color w:val="17212B"/>
-                <w:sz w:val="17"/>
+                <w:sz w:val="16"/>
               </w:rPr>
-              <w:t>$11,660</w:t>
-            </w:r>
-          </w:p>
-        </w:tc>
-        <w:tc>
-          <w:tcPr>
-            <w:tcW w:type="dxa" w:w="2760"/>
-            <w:shd w:fill="FAFBFC"/>
-            <w:vAlign w:val="center"/>
-            <w:tcMar>
-              <w:top w:w="100" w:type="dxa"/>
-              <w:start w:w="120" w:type="dxa"/>
-              <w:bottom w:w="100" w:type="dxa"/>
-              <w:end w:w="120" w:type="dxa"/>
-            </w:tcMar>
-          </w:tcPr>
-          <w:p>
-            <w:pPr>
-              <w:spacing w:before="0" w:after="0" w:line="264" w:lineRule="auto"/>
-              <w:jc w:val="center"/>
-            </w:pPr>
-            <w:r>
-              <w:rPr>
-                <w:rFonts w:ascii="Calibri" w:hAnsi="Calibri"/>
-                <w:b w:val="0"/>
-                <w:i w:val="0"/>
-                <w:color w:val="17212B"/>
-                <w:sz w:val="17"/>
-              </w:rPr>
-              <w:t>$53,840</w:t>
+              <w:t>At model completion</w:t>
             </w:r>
           </w:p>
         </w:tc>
@@ -1878,7 +8793,7 @@
       <w:tr>
         <w:tc>
           <w:tcPr>
-            <w:tcW w:type="dxa" w:w="1800"/>
+            <w:tcW w:type="dxa" w:w="4000"/>
             <w:vAlign w:val="center"/>
             <w:tcMar>
               <w:top w:w="100" w:type="dxa"/>
@@ -1894,13 +8809,13 @@
             </w:pPr>
             <w:r>
               <w:rPr>
-                <w:rFonts w:ascii="Calibri" w:hAnsi="Calibri"/>
+                <w:rFonts w:ascii="Arial" w:hAnsi="Arial"/>
                 <w:b w:val="0"/>
                 <w:i w:val="0"/>
                 <w:color w:val="17212B"/>
-                <w:sz w:val="17"/>
+                <w:sz w:val="16"/>
               </w:rPr>
-              <w:t>5</w:t>
+              <w:t>Total benefit</w:t>
             </w:r>
           </w:p>
         </w:tc>
@@ -1922,19 +8837,19 @@
             </w:pPr>
             <w:r>
               <w:rPr>
-                <w:rFonts w:ascii="Calibri" w:hAnsi="Calibri"/>
+                <w:rFonts w:ascii="Arial" w:hAnsi="Arial"/>
                 <w:b w:val="0"/>
                 <w:i w:val="0"/>
                 <w:color w:val="17212B"/>
-                <w:sz w:val="17"/>
+                <w:sz w:val="16"/>
               </w:rPr>
-              <w:t>24-30 months</w:t>
+              <w:t>$101,160</w:t>
             </w:r>
           </w:p>
         </w:tc>
         <w:tc>
           <w:tcPr>
-            <w:tcW w:type="dxa" w:w="2500"/>
+            <w:tcW w:type="dxa" w:w="4356"/>
             <w:vAlign w:val="center"/>
             <w:tcMar>
               <w:top w:w="100" w:type="dxa"/>
@@ -1950,657 +8865,13 @@
             </w:pPr>
             <w:r>
               <w:rPr>
-                <w:rFonts w:ascii="Calibri" w:hAnsi="Calibri"/>
+                <w:rFonts w:ascii="Arial" w:hAnsi="Arial"/>
                 <w:b w:val="0"/>
                 <w:i w:val="0"/>
                 <w:color w:val="17212B"/>
-                <w:sz w:val="17"/>
+                <w:sz w:val="16"/>
               </w:rPr>
-              <w:t>$11,660</w:t>
-            </w:r>
-          </w:p>
-        </w:tc>
-        <w:tc>
-          <w:tcPr>
-            <w:tcW w:type="dxa" w:w="2760"/>
-            <w:vAlign w:val="center"/>
-            <w:tcMar>
-              <w:top w:w="100" w:type="dxa"/>
-              <w:start w:w="120" w:type="dxa"/>
-              <w:bottom w:w="100" w:type="dxa"/>
-              <w:end w:w="120" w:type="dxa"/>
-            </w:tcMar>
-          </w:tcPr>
-          <w:p>
-            <w:pPr>
-              <w:spacing w:before="0" w:after="0" w:line="264" w:lineRule="auto"/>
-              <w:jc w:val="center"/>
-            </w:pPr>
-            <w:r>
-              <w:rPr>
-                <w:rFonts w:ascii="Calibri" w:hAnsi="Calibri"/>
-                <w:b w:val="0"/>
-                <w:i w:val="0"/>
-                <w:color w:val="17212B"/>
-                <w:sz w:val="17"/>
-              </w:rPr>
-              <w:t>$65,500</w:t>
-            </w:r>
-          </w:p>
-        </w:tc>
-      </w:tr>
-      <w:tr>
-        <w:tc>
-          <w:tcPr>
-            <w:tcW w:type="dxa" w:w="1800"/>
-            <w:shd w:fill="FAFBFC"/>
-            <w:vAlign w:val="center"/>
-            <w:tcMar>
-              <w:top w:w="100" w:type="dxa"/>
-              <w:start w:w="120" w:type="dxa"/>
-              <w:bottom w:w="100" w:type="dxa"/>
-              <w:end w:w="120" w:type="dxa"/>
-            </w:tcMar>
-          </w:tcPr>
-          <w:p>
-            <w:pPr>
-              <w:spacing w:before="0" w:after="0" w:line="264" w:lineRule="auto"/>
-              <w:jc w:val="left"/>
-            </w:pPr>
-            <w:r>
-              <w:rPr>
-                <w:rFonts w:ascii="Calibri" w:hAnsi="Calibri"/>
-                <w:b w:val="0"/>
-                <w:i w:val="0"/>
-                <w:color w:val="17212B"/>
-                <w:sz w:val="17"/>
-              </w:rPr>
-              <w:t>6</w:t>
-            </w:r>
-          </w:p>
-        </w:tc>
-        <w:tc>
-          <w:tcPr>
-            <w:tcW w:type="dxa" w:w="2300"/>
-            <w:shd w:fill="FAFBFC"/>
-            <w:vAlign w:val="center"/>
-            <w:tcMar>
-              <w:top w:w="100" w:type="dxa"/>
-              <w:start w:w="120" w:type="dxa"/>
-              <w:bottom w:w="100" w:type="dxa"/>
-              <w:end w:w="120" w:type="dxa"/>
-            </w:tcMar>
-          </w:tcPr>
-          <w:p>
-            <w:pPr>
-              <w:spacing w:before="0" w:after="0" w:line="264" w:lineRule="auto"/>
-              <w:jc w:val="center"/>
-            </w:pPr>
-            <w:r>
-              <w:rPr>
-                <w:rFonts w:ascii="Calibri" w:hAnsi="Calibri"/>
-                <w:b w:val="0"/>
-                <w:i w:val="0"/>
-                <w:color w:val="17212B"/>
-                <w:sz w:val="17"/>
-              </w:rPr>
-              <w:t>30-36 months</w:t>
-            </w:r>
-          </w:p>
-        </w:tc>
-        <w:tc>
-          <w:tcPr>
-            <w:tcW w:type="dxa" w:w="2500"/>
-            <w:shd w:fill="FAFBFC"/>
-            <w:vAlign w:val="center"/>
-            <w:tcMar>
-              <w:top w:w="100" w:type="dxa"/>
-              <w:start w:w="120" w:type="dxa"/>
-              <w:bottom w:w="100" w:type="dxa"/>
-              <w:end w:w="120" w:type="dxa"/>
-            </w:tcMar>
-          </w:tcPr>
-          <w:p>
-            <w:pPr>
-              <w:spacing w:before="0" w:after="0" w:line="264" w:lineRule="auto"/>
-              <w:jc w:val="center"/>
-            </w:pPr>
-            <w:r>
-              <w:rPr>
-                <w:rFonts w:ascii="Calibri" w:hAnsi="Calibri"/>
-                <w:b w:val="0"/>
-                <w:i w:val="0"/>
-                <w:color w:val="17212B"/>
-                <w:sz w:val="17"/>
-              </w:rPr>
-              <w:t>$11,660</w:t>
-            </w:r>
-          </w:p>
-        </w:tc>
-        <w:tc>
-          <w:tcPr>
-            <w:tcW w:type="dxa" w:w="2760"/>
-            <w:shd w:fill="FAFBFC"/>
-            <w:vAlign w:val="center"/>
-            <w:tcMar>
-              <w:top w:w="100" w:type="dxa"/>
-              <w:start w:w="120" w:type="dxa"/>
-              <w:bottom w:w="100" w:type="dxa"/>
-              <w:end w:w="120" w:type="dxa"/>
-            </w:tcMar>
-          </w:tcPr>
-          <w:p>
-            <w:pPr>
-              <w:spacing w:before="0" w:after="0" w:line="264" w:lineRule="auto"/>
-              <w:jc w:val="center"/>
-            </w:pPr>
-            <w:r>
-              <w:rPr>
-                <w:rFonts w:ascii="Calibri" w:hAnsi="Calibri"/>
-                <w:b w:val="0"/>
-                <w:i w:val="0"/>
-                <w:color w:val="17212B"/>
-                <w:sz w:val="17"/>
-              </w:rPr>
-              <w:t>$77,160</w:t>
-            </w:r>
-          </w:p>
-        </w:tc>
-      </w:tr>
-      <w:tr>
-        <w:tc>
-          <w:tcPr>
-            <w:tcW w:type="dxa" w:w="1800"/>
-            <w:vAlign w:val="center"/>
-            <w:tcMar>
-              <w:top w:w="100" w:type="dxa"/>
-              <w:start w:w="120" w:type="dxa"/>
-              <w:bottom w:w="100" w:type="dxa"/>
-              <w:end w:w="120" w:type="dxa"/>
-            </w:tcMar>
-          </w:tcPr>
-          <w:p>
-            <w:pPr>
-              <w:spacing w:before="0" w:after="0" w:line="264" w:lineRule="auto"/>
-              <w:jc w:val="left"/>
-            </w:pPr>
-            <w:r>
-              <w:rPr>
-                <w:rFonts w:ascii="Calibri" w:hAnsi="Calibri"/>
-                <w:b w:val="0"/>
-                <w:i w:val="0"/>
-                <w:color w:val="17212B"/>
-                <w:sz w:val="17"/>
-              </w:rPr>
-              <w:t>Herd sale</w:t>
-            </w:r>
-          </w:p>
-        </w:tc>
-        <w:tc>
-          <w:tcPr>
-            <w:tcW w:type="dxa" w:w="2300"/>
-            <w:vAlign w:val="center"/>
-            <w:tcMar>
-              <w:top w:w="100" w:type="dxa"/>
-              <w:start w:w="120" w:type="dxa"/>
-              <w:bottom w:w="100" w:type="dxa"/>
-              <w:end w:w="120" w:type="dxa"/>
-            </w:tcMar>
-          </w:tcPr>
-          <w:p>
-            <w:pPr>
-              <w:spacing w:before="0" w:after="0" w:line="264" w:lineRule="auto"/>
-              <w:jc w:val="center"/>
-            </w:pPr>
-            <w:r>
-              <w:rPr>
-                <w:rFonts w:ascii="Calibri" w:hAnsi="Calibri"/>
-                <w:b w:val="0"/>
-                <w:i w:val="0"/>
-                <w:color w:val="17212B"/>
-                <w:sz w:val="17"/>
-              </w:rPr>
-              <w:t>36 months</w:t>
-            </w:r>
-          </w:p>
-        </w:tc>
-        <w:tc>
-          <w:tcPr>
-            <w:tcW w:type="dxa" w:w="2500"/>
-            <w:vAlign w:val="center"/>
-            <w:tcMar>
-              <w:top w:w="100" w:type="dxa"/>
-              <w:start w:w="120" w:type="dxa"/>
-              <w:bottom w:w="100" w:type="dxa"/>
-              <w:end w:w="120" w:type="dxa"/>
-            </w:tcMar>
-          </w:tcPr>
-          <w:p>
-            <w:pPr>
-              <w:spacing w:before="0" w:after="0" w:line="264" w:lineRule="auto"/>
-              <w:jc w:val="center"/>
-            </w:pPr>
-            <w:r>
-              <w:rPr>
-                <w:rFonts w:ascii="Calibri" w:hAnsi="Calibri"/>
-                <w:b w:val="0"/>
-                <w:i w:val="0"/>
-                <w:color w:val="17212B"/>
-                <w:sz w:val="17"/>
-              </w:rPr>
-              <w:t>$6,000</w:t>
-            </w:r>
-          </w:p>
-        </w:tc>
-        <w:tc>
-          <w:tcPr>
-            <w:tcW w:type="dxa" w:w="2760"/>
-            <w:vAlign w:val="center"/>
-            <w:tcMar>
-              <w:top w:w="100" w:type="dxa"/>
-              <w:start w:w="120" w:type="dxa"/>
-              <w:bottom w:w="100" w:type="dxa"/>
-              <w:end w:w="120" w:type="dxa"/>
-            </w:tcMar>
-          </w:tcPr>
-          <w:p>
-            <w:pPr>
-              <w:spacing w:before="0" w:after="0" w:line="264" w:lineRule="auto"/>
-              <w:jc w:val="center"/>
-            </w:pPr>
-            <w:r>
-              <w:rPr>
-                <w:rFonts w:ascii="Calibri" w:hAnsi="Calibri"/>
-                <w:b w:val="0"/>
-                <w:i w:val="0"/>
-                <w:color w:val="17212B"/>
-                <w:sz w:val="17"/>
-              </w:rPr>
-              <w:t>$83,160</w:t>
-            </w:r>
-          </w:p>
-        </w:tc>
-      </w:tr>
-    </w:tbl>
-    <w:p>
-      <w:pPr>
-        <w:spacing w:after="40"/>
-      </w:pPr>
-    </w:p>
-    <w:p>
-      <w:pPr>
-        <w:pStyle w:val="Heading1"/>
-      </w:pPr>
-      <w:r>
-        <w:t>4. Final outcome</w:t>
-      </w:r>
-    </w:p>
-    <w:tbl>
-      <w:tblPr>
-        <w:tblStyle w:val="TableGrid"/>
-        <w:tblW w:type="dxa" w:w="9360"/>
-        <w:jc w:val="center"/>
-        <w:tblLayout w:type="fixed"/>
-        <w:tblLook w:firstColumn="1" w:firstRow="1" w:lastColumn="0" w:lastRow="0" w:noHBand="0" w:noVBand="1" w:val="04A0"/>
-        <w:tblInd w:w="120" w:type="dxa"/>
-      </w:tblPr>
-      <w:tblGrid>
-        <w:gridCol w:w="6500"/>
-        <w:gridCol w:w="2860"/>
-      </w:tblGrid>
-      <w:tr>
-        <w:trPr>
-          <w:tblHeader w:val="true"/>
-        </w:trPr>
-        <w:tc>
-          <w:tcPr>
-            <w:tcW w:type="dxa" w:w="6500"/>
-            <w:shd w:fill="00695C"/>
-            <w:vAlign w:val="center"/>
-            <w:tcMar>
-              <w:top w:w="100" w:type="dxa"/>
-              <w:start w:w="120" w:type="dxa"/>
-              <w:bottom w:w="100" w:type="dxa"/>
-              <w:end w:w="120" w:type="dxa"/>
-            </w:tcMar>
-          </w:tcPr>
-          <w:p>
-            <w:pPr>
-              <w:spacing w:before="0" w:after="0" w:line="252" w:lineRule="auto"/>
-              <w:jc w:val="center"/>
-            </w:pPr>
-            <w:r>
-              <w:rPr>
-                <w:rFonts w:ascii="Calibri" w:hAnsi="Calibri"/>
-                <w:b/>
-                <w:i w:val="0"/>
-                <w:color w:val="FFFFFF"/>
-                <w:sz w:val="17"/>
-              </w:rPr>
-              <w:t>Item</w:t>
-            </w:r>
-          </w:p>
-        </w:tc>
-        <w:tc>
-          <w:tcPr>
-            <w:tcW w:type="dxa" w:w="2860"/>
-            <w:shd w:fill="00695C"/>
-            <w:vAlign w:val="center"/>
-            <w:tcMar>
-              <w:top w:w="100" w:type="dxa"/>
-              <w:start w:w="120" w:type="dxa"/>
-              <w:bottom w:w="100" w:type="dxa"/>
-              <w:end w:w="120" w:type="dxa"/>
-            </w:tcMar>
-          </w:tcPr>
-          <w:p>
-            <w:pPr>
-              <w:spacing w:before="0" w:after="0" w:line="252" w:lineRule="auto"/>
-              <w:jc w:val="center"/>
-            </w:pPr>
-            <w:r>
-              <w:rPr>
-                <w:rFonts w:ascii="Calibri" w:hAnsi="Calibri"/>
-                <w:b/>
-                <w:i w:val="0"/>
-                <w:color w:val="FFFFFF"/>
-                <w:sz w:val="17"/>
-              </w:rPr>
-              <w:t>Amount</w:t>
-            </w:r>
-          </w:p>
-        </w:tc>
-      </w:tr>
-      <w:tr>
-        <w:tc>
-          <w:tcPr>
-            <w:tcW w:type="dxa" w:w="6500"/>
-            <w:vAlign w:val="center"/>
-            <w:tcMar>
-              <w:top w:w="100" w:type="dxa"/>
-              <w:start w:w="120" w:type="dxa"/>
-              <w:bottom w:w="100" w:type="dxa"/>
-              <w:end w:w="120" w:type="dxa"/>
-            </w:tcMar>
-          </w:tcPr>
-          <w:p>
-            <w:pPr>
-              <w:spacing w:before="0" w:after="0" w:line="264" w:lineRule="auto"/>
-              <w:jc w:val="left"/>
-            </w:pPr>
-            <w:r>
-              <w:rPr>
-                <w:rFonts w:ascii="Calibri" w:hAnsi="Calibri"/>
-                <w:b w:val="0"/>
-                <w:i w:val="0"/>
-                <w:color w:val="17212B"/>
-                <w:sz w:val="17"/>
-              </w:rPr>
-              <w:t>Farmer cycle cash</w:t>
-            </w:r>
-          </w:p>
-        </w:tc>
-        <w:tc>
-          <w:tcPr>
-            <w:tcW w:type="dxa" w:w="2860"/>
-            <w:vAlign w:val="center"/>
-            <w:tcMar>
-              <w:top w:w="100" w:type="dxa"/>
-              <w:start w:w="120" w:type="dxa"/>
-              <w:bottom w:w="100" w:type="dxa"/>
-              <w:end w:w="120" w:type="dxa"/>
-            </w:tcMar>
-          </w:tcPr>
-          <w:p>
-            <w:pPr>
-              <w:spacing w:before="0" w:after="0" w:line="264" w:lineRule="auto"/>
-              <w:jc w:val="center"/>
-            </w:pPr>
-            <w:r>
-              <w:rPr>
-                <w:rFonts w:ascii="Calibri" w:hAnsi="Calibri"/>
-                <w:b w:val="0"/>
-                <w:i w:val="0"/>
-                <w:color w:val="17212B"/>
-                <w:sz w:val="17"/>
-              </w:rPr>
-              <w:t>$77,160</w:t>
-            </w:r>
-          </w:p>
-        </w:tc>
-      </w:tr>
-      <w:tr>
-        <w:tc>
-          <w:tcPr>
-            <w:tcW w:type="dxa" w:w="6500"/>
-            <w:shd w:fill="FAFBFC"/>
-            <w:vAlign w:val="center"/>
-            <w:tcMar>
-              <w:top w:w="100" w:type="dxa"/>
-              <w:start w:w="120" w:type="dxa"/>
-              <w:bottom w:w="100" w:type="dxa"/>
-              <w:end w:w="120" w:type="dxa"/>
-            </w:tcMar>
-          </w:tcPr>
-          <w:p>
-            <w:pPr>
-              <w:spacing w:before="0" w:after="0" w:line="264" w:lineRule="auto"/>
-              <w:jc w:val="left"/>
-            </w:pPr>
-            <w:r>
-              <w:rPr>
-                <w:rFonts w:ascii="Calibri" w:hAnsi="Calibri"/>
-                <w:b w:val="0"/>
-                <w:i w:val="0"/>
-                <w:color w:val="17212B"/>
-                <w:sz w:val="17"/>
-              </w:rPr>
-              <w:t>Herd sale</w:t>
-            </w:r>
-          </w:p>
-        </w:tc>
-        <w:tc>
-          <w:tcPr>
-            <w:tcW w:type="dxa" w:w="2860"/>
-            <w:shd w:fill="FAFBFC"/>
-            <w:vAlign w:val="center"/>
-            <w:tcMar>
-              <w:top w:w="100" w:type="dxa"/>
-              <w:start w:w="120" w:type="dxa"/>
-              <w:bottom w:w="100" w:type="dxa"/>
-              <w:end w:w="120" w:type="dxa"/>
-            </w:tcMar>
-          </w:tcPr>
-          <w:p>
-            <w:pPr>
-              <w:spacing w:before="0" w:after="0" w:line="264" w:lineRule="auto"/>
-              <w:jc w:val="center"/>
-            </w:pPr>
-            <w:r>
-              <w:rPr>
-                <w:rFonts w:ascii="Calibri" w:hAnsi="Calibri"/>
-                <w:b w:val="0"/>
-                <w:i w:val="0"/>
-                <w:color w:val="17212B"/>
-                <w:sz w:val="17"/>
-              </w:rPr>
-              <w:t>$6,000</w:t>
-            </w:r>
-          </w:p>
-        </w:tc>
-      </w:tr>
-      <w:tr>
-        <w:tc>
-          <w:tcPr>
-            <w:tcW w:type="dxa" w:w="6500"/>
-            <w:vAlign w:val="center"/>
-            <w:tcMar>
-              <w:top w:w="100" w:type="dxa"/>
-              <w:start w:w="120" w:type="dxa"/>
-              <w:bottom w:w="100" w:type="dxa"/>
-              <w:end w:w="120" w:type="dxa"/>
-            </w:tcMar>
-          </w:tcPr>
-          <w:p>
-            <w:pPr>
-              <w:spacing w:before="0" w:after="0" w:line="264" w:lineRule="auto"/>
-              <w:jc w:val="left"/>
-            </w:pPr>
-            <w:r>
-              <w:rPr>
-                <w:rFonts w:ascii="Calibri" w:hAnsi="Calibri"/>
-                <w:b w:val="0"/>
-                <w:i w:val="0"/>
-                <w:color w:val="17212B"/>
-                <w:sz w:val="17"/>
-              </w:rPr>
-              <w:t>Cash received</w:t>
-            </w:r>
-          </w:p>
-        </w:tc>
-        <w:tc>
-          <w:tcPr>
-            <w:tcW w:type="dxa" w:w="2860"/>
-            <w:vAlign w:val="center"/>
-            <w:tcMar>
-              <w:top w:w="100" w:type="dxa"/>
-              <w:start w:w="120" w:type="dxa"/>
-              <w:bottom w:w="100" w:type="dxa"/>
-              <w:end w:w="120" w:type="dxa"/>
-            </w:tcMar>
-          </w:tcPr>
-          <w:p>
-            <w:pPr>
-              <w:spacing w:before="0" w:after="0" w:line="264" w:lineRule="auto"/>
-              <w:jc w:val="center"/>
-            </w:pPr>
-            <w:r>
-              <w:rPr>
-                <w:rFonts w:ascii="Calibri" w:hAnsi="Calibri"/>
-                <w:b w:val="0"/>
-                <w:i w:val="0"/>
-                <w:color w:val="17212B"/>
-                <w:sz w:val="17"/>
-              </w:rPr>
-              <w:t>$83,160</w:t>
-            </w:r>
-          </w:p>
-        </w:tc>
-      </w:tr>
-      <w:tr>
-        <w:tc>
-          <w:tcPr>
-            <w:tcW w:type="dxa" w:w="6500"/>
-            <w:shd w:fill="FAFBFC"/>
-            <w:vAlign w:val="center"/>
-            <w:tcMar>
-              <w:top w:w="100" w:type="dxa"/>
-              <w:start w:w="120" w:type="dxa"/>
-              <w:bottom w:w="100" w:type="dxa"/>
-              <w:end w:w="120" w:type="dxa"/>
-            </w:tcMar>
-          </w:tcPr>
-          <w:p>
-            <w:pPr>
-              <w:spacing w:before="0" w:after="0" w:line="264" w:lineRule="auto"/>
-              <w:jc w:val="left"/>
-            </w:pPr>
-            <w:r>
-              <w:rPr>
-                <w:rFonts w:ascii="Calibri" w:hAnsi="Calibri"/>
-                <w:b w:val="0"/>
-                <w:i w:val="0"/>
-                <w:color w:val="17212B"/>
-                <w:sz w:val="17"/>
-              </w:rPr>
-              <w:t>Property transferred to farmer</w:t>
-            </w:r>
-          </w:p>
-        </w:tc>
-        <w:tc>
-          <w:tcPr>
-            <w:tcW w:type="dxa" w:w="2860"/>
-            <w:shd w:fill="FAFBFC"/>
-            <w:vAlign w:val="center"/>
-            <w:tcMar>
-              <w:top w:w="100" w:type="dxa"/>
-              <w:start w:w="120" w:type="dxa"/>
-              <w:bottom w:w="100" w:type="dxa"/>
-              <w:end w:w="120" w:type="dxa"/>
-            </w:tcMar>
-          </w:tcPr>
-          <w:p>
-            <w:pPr>
-              <w:spacing w:before="0" w:after="0" w:line="264" w:lineRule="auto"/>
-              <w:jc w:val="center"/>
-            </w:pPr>
-            <w:r>
-              <w:rPr>
-                <w:rFonts w:ascii="Calibri" w:hAnsi="Calibri"/>
-                <w:b w:val="0"/>
-                <w:i w:val="0"/>
-                <w:color w:val="17212B"/>
-                <w:sz w:val="17"/>
-              </w:rPr>
-              <w:t>$18,000</w:t>
-            </w:r>
-          </w:p>
-        </w:tc>
-      </w:tr>
-      <w:tr>
-        <w:tc>
-          <w:tcPr>
-            <w:tcW w:type="dxa" w:w="6500"/>
-            <w:vAlign w:val="center"/>
-            <w:tcMar>
-              <w:top w:w="100" w:type="dxa"/>
-              <w:start w:w="120" w:type="dxa"/>
-              <w:bottom w:w="100" w:type="dxa"/>
-              <w:end w:w="120" w:type="dxa"/>
-            </w:tcMar>
-          </w:tcPr>
-          <w:p>
-            <w:pPr>
-              <w:spacing w:before="0" w:after="0" w:line="264" w:lineRule="auto"/>
-              <w:jc w:val="left"/>
-            </w:pPr>
-            <w:r>
-              <w:rPr>
-                <w:rFonts w:ascii="Calibri" w:hAnsi="Calibri"/>
-                <w:b w:val="0"/>
-                <w:i w:val="0"/>
-                <w:color w:val="17212B"/>
-                <w:sz w:val="17"/>
-              </w:rPr>
-              <w:t>Total benefit</w:t>
-            </w:r>
-          </w:p>
-        </w:tc>
-        <w:tc>
-          <w:tcPr>
-            <w:tcW w:type="dxa" w:w="2860"/>
-            <w:vAlign w:val="center"/>
-            <w:tcMar>
-              <w:top w:w="100" w:type="dxa"/>
-              <w:start w:w="120" w:type="dxa"/>
-              <w:bottom w:w="100" w:type="dxa"/>
-              <w:end w:w="120" w:type="dxa"/>
-            </w:tcMar>
-          </w:tcPr>
-          <w:p>
-            <w:pPr>
-              <w:spacing w:before="0" w:after="0" w:line="264" w:lineRule="auto"/>
-              <w:jc w:val="center"/>
-            </w:pPr>
-            <w:r>
-              <w:rPr>
-                <w:rFonts w:ascii="Calibri" w:hAnsi="Calibri"/>
-                <w:b w:val="0"/>
-                <w:i w:val="0"/>
-                <w:color w:val="17212B"/>
-                <w:sz w:val="17"/>
-              </w:rPr>
-              <w:t>$101,160</w:t>
+              <w:t>Cash + property</w:t>
             </w:r>
           </w:p>
         </w:tc>
@@ -2626,7 +8897,7 @@
       </w:pPr>
       <w:r>
         <w:rPr>
-          <w:rFonts w:ascii="Calibri" w:hAnsi="Calibri"/>
+          <w:rFonts w:ascii="Arial" w:hAnsi="Arial"/>
           <w:b w:val="0"/>
           <w:i w:val="0"/>
           <w:color w:val="17212B"/>
@@ -2642,7 +8913,7 @@
       </w:pPr>
       <w:r>
         <w:rPr>
-          <w:rFonts w:ascii="Calibri" w:hAnsi="Calibri"/>
+          <w:rFonts w:ascii="Arial" w:hAnsi="Arial"/>
           <w:b w:val="0"/>
           <w:i w:val="0"/>
           <w:color w:val="17212B"/>
@@ -2658,7 +8929,7 @@
       </w:pPr>
       <w:r>
         <w:rPr>
-          <w:rFonts w:ascii="Calibri" w:hAnsi="Calibri"/>
+          <w:rFonts w:ascii="Arial" w:hAnsi="Arial"/>
           <w:b w:val="0"/>
           <w:i w:val="0"/>
           <w:color w:val="17212B"/>
@@ -2674,7 +8945,7 @@
       </w:pPr>
       <w:r>
         <w:rPr>
-          <w:rFonts w:ascii="Calibri" w:hAnsi="Calibri"/>
+          <w:rFonts w:ascii="Arial" w:hAnsi="Arial"/>
           <w:b w:val="0"/>
           <w:i w:val="0"/>
           <w:color w:val="17212B"/>
@@ -2689,7 +8960,7 @@
       </w:pPr>
       <w:r>
         <w:rPr>
-          <w:rFonts w:ascii="Calibri" w:hAnsi="Calibri"/>
+          <w:rFonts w:ascii="Arial" w:hAnsi="Arial"/>
           <w:b w:val="0"/>
           <w:i/>
           <w:color w:val="667085"/>
@@ -2700,19 +8971,19 @@
     </w:p>
     <w:tbl>
       <w:tblPr>
-        <w:tblW w:type="dxa" w:w="9360"/>
+        <w:tblW w:type="dxa" w:w="10656"/>
         <w:jc w:val="center"/>
         <w:tblLayout w:type="fixed"/>
         <w:tblLook w:firstColumn="1" w:firstRow="1" w:lastColumn="0" w:lastRow="0" w:noHBand="0" w:noVBand="1" w:val="04A0"/>
         <w:tblInd w:w="120" w:type="dxa"/>
       </w:tblPr>
       <w:tblGrid>
-        <w:gridCol w:w="9360"/>
+        <w:gridCol w:w="10656"/>
       </w:tblGrid>
       <w:tr>
         <w:tc>
           <w:tcPr>
-            <w:tcW w:type="dxa" w:w="9360"/>
+            <w:tcW w:type="dxa" w:w="10656"/>
             <w:shd w:fill="E5F3F0"/>
             <w:vAlign w:val="center"/>
             <w:tcMar>
@@ -2728,7 +8999,7 @@
             </w:pPr>
             <w:r>
               <w:rPr>
-                <w:rFonts w:ascii="Calibri" w:hAnsi="Calibri"/>
+                <w:rFonts w:ascii="Arial" w:hAnsi="Arial"/>
                 <w:b/>
                 <w:i w:val="0"/>
                 <w:color w:val="004D40"/>
@@ -2749,7 +9020,7 @@
       <w:headerReference w:type="default" r:id="rId9"/>
       <w:footerReference w:type="default" r:id="rId10"/>
       <w:pgSz w:w="12240" w:h="15840"/>
-      <w:pgMar w:top="1440" w:right="1440" w:bottom="1440" w:left="1440" w:header="708" w:footer="708" w:gutter="0"/>
+      <w:pgMar w:top="893" w:right="792" w:bottom="893" w:left="792" w:header="403" w:footer="432" w:gutter="0"/>
       <w:cols w:space="720"/>
       <w:docGrid w:linePitch="360"/>
     </w:sectPr>
@@ -2766,7 +9037,7 @@
     </w:pPr>
     <w:r>
       <w:rPr>
-        <w:rFonts w:ascii="Calibri" w:hAnsi="Calibri"/>
+        <w:rFonts w:ascii="Arial" w:hAnsi="Arial"/>
         <w:b w:val="0"/>
         <w:i w:val="0"/>
         <w:color w:val="667085"/>
@@ -2792,11 +9063,11 @@
     </w:pPr>
     <w:r>
       <w:rPr>
-        <w:rFonts w:ascii="Calibri" w:hAnsi="Calibri"/>
+        <w:rFonts w:ascii="Arial" w:hAnsi="Arial"/>
         <w:b/>
         <w:i w:val="0"/>
         <w:color w:val="667085"/>
-        <w:sz w:val="16"/>
+        <w:sz w:val="15"/>
       </w:rPr>
       <w:t>AgriPartners | Farmer Guide | VariantB v2.1 | 60/40</w:t>
     </w:r>
@@ -3168,12 +9439,12 @@
     <w:qFormat/>
     <w:rsid w:val="00FC693F"/>
     <w:pPr>
-      <w:spacing w:after="120" w:line="300" w:lineRule="auto"/>
+      <w:spacing w:after="80" w:line="269" w:lineRule="auto"/>
     </w:pPr>
     <w:rPr>
-      <w:rFonts w:ascii="Calibri" w:hAnsi="Calibri"/>
+      <w:rFonts w:ascii="Arial" w:hAnsi="Arial"/>
       <w:color w:val="17212B"/>
-      <w:sz w:val="22"/>
+      <w:sz w:val="19"/>
     </w:rPr>
   </w:style>
   <w:style w:type="paragraph" w:styleId="Header">
@@ -3231,15 +9502,15 @@
     <w:pPr>
       <w:keepNext/>
       <w:keepLines/>
-      <w:spacing w:before="360" w:after="200"/>
+      <w:spacing w:before="240" w:after="140"/>
       <w:outlineLvl w:val="0"/>
     </w:pPr>
     <w:rPr>
-      <w:rFonts w:asciiTheme="majorHAnsi" w:eastAsiaTheme="majorEastAsia" w:hAnsiTheme="majorHAnsi" w:cstheme="majorBidi" w:ascii="Calibri" w:hAnsi="Calibri"/>
+      <w:rFonts w:asciiTheme="majorHAnsi" w:eastAsiaTheme="majorEastAsia" w:hAnsiTheme="majorHAnsi" w:cstheme="majorBidi" w:ascii="Arial" w:hAnsi="Arial"/>
       <w:b/>
       <w:bCs/>
       <w:color w:val="00695C"/>
-      <w:sz w:val="32"/>
+      <w:sz w:val="30"/>
       <w:szCs w:val="28"/>
     </w:rPr>
   </w:style>
@@ -3255,15 +9526,15 @@
     <w:pPr>
       <w:keepNext/>
       <w:keepLines/>
-      <w:spacing w:before="280" w:after="140"/>
+      <w:spacing w:before="180" w:after="100"/>
       <w:outlineLvl w:val="1"/>
     </w:pPr>
     <w:rPr>
-      <w:rFonts w:asciiTheme="majorHAnsi" w:eastAsiaTheme="majorEastAsia" w:hAnsiTheme="majorHAnsi" w:cstheme="majorBidi" w:ascii="Calibri" w:hAnsi="Calibri"/>
+      <w:rFonts w:asciiTheme="majorHAnsi" w:eastAsiaTheme="majorEastAsia" w:hAnsiTheme="majorHAnsi" w:cstheme="majorBidi" w:ascii="Arial" w:hAnsi="Arial"/>
       <w:b/>
       <w:bCs/>
       <w:color w:val="00695C"/>
-      <w:sz w:val="26"/>
+      <w:sz w:val="24"/>
       <w:szCs w:val="26"/>
     </w:rPr>
   </w:style>
@@ -3279,15 +9550,15 @@
     <w:pPr>
       <w:keepNext/>
       <w:keepLines/>
-      <w:spacing w:before="200" w:after="100"/>
+      <w:spacing w:before="140" w:after="80"/>
       <w:outlineLvl w:val="2"/>
     </w:pPr>
     <w:rPr>
-      <w:rFonts w:asciiTheme="majorHAnsi" w:eastAsiaTheme="majorEastAsia" w:hAnsiTheme="majorHAnsi" w:cstheme="majorBidi" w:ascii="Calibri" w:hAnsi="Calibri"/>
+      <w:rFonts w:asciiTheme="majorHAnsi" w:eastAsiaTheme="majorEastAsia" w:hAnsiTheme="majorHAnsi" w:cstheme="majorBidi" w:ascii="Arial" w:hAnsi="Arial"/>
       <w:b/>
       <w:bCs/>
       <w:color w:val="00695C"/>
-      <w:sz w:val="24"/>
+      <w:sz w:val="21"/>
     </w:rPr>
   </w:style>
   <w:style w:type="paragraph" w:styleId="Heading4">
@@ -3703,13 +9974,13 @@
       <w:numPr>
         <w:numId w:val="1"/>
       </w:numPr>
-      <w:spacing w:after="80" w:line="300" w:lineRule="auto"/>
+      <w:spacing w:after="60" w:line="269" w:lineRule="auto"/>
       <w:ind w:left="540" w:hanging="271"/>
       <w:contextualSpacing/>
     </w:pPr>
     <w:rPr>
-      <w:rFonts w:ascii="Calibri" w:hAnsi="Calibri"/>
-      <w:sz w:val="21"/>
+      <w:rFonts w:ascii="Arial" w:hAnsi="Arial"/>
+      <w:sz w:val="19"/>
     </w:rPr>
   </w:style>
   <w:style w:type="paragraph" w:styleId="ListBullet2">

--- a/docs/60-40/source/en/Agri-Farmer-VariantB-v2.1-6040-EN.docx
+++ b/docs/60-40/source/en/Agri-Farmer-VariantB-v2.1-6040-EN.docx
@@ -63,7 +63,7 @@
           <w:color w:val="667085"/>
           <w:sz w:val="17"/>
         </w:rPr>
-        <w:t>VariantB v2.1 | 6 cycles x 6 months | 60/40 split | Fee 20% | EN</w:t>
+        <w:t>VariantB v2.1 | 6 cycles x 6 months | 60/40 split | Reserve 53% | Fee 20% | EN</w:t>
       </w:r>
     </w:p>
     <w:tbl>
@@ -223,7 +223,7 @@
                 <w:color w:val="004D40"/>
                 <w:sz w:val="34"/>
               </w:rPr>
-              <w:t>$15,260</w:t>
+              <w:t>$5,529.20</w:t>
             </w:r>
           </w:p>
         </w:tc>
@@ -1229,7 +1229,7 @@
                 <w:color w:val="FFFFFF"/>
                 <w:sz w:val="17"/>
               </w:rPr>
-              <w:t>Farmer take-home</w:t>
+              <w:t>Farmer cash before reserve</w:t>
             </w:r>
           </w:p>
         </w:tc>
@@ -2343,7 +2343,7 @@
                 <w:color w:val="FFFFFF"/>
                 <w:sz w:val="14"/>
               </w:rPr>
-              <w:t>FARMER TAKE-HOME</w:t>
+              <w:t>Farmer cash before reserve</w:t>
             </w:r>
           </w:p>
         </w:tc>
@@ -2372,7 +2372,7 @@
                 <w:color w:val="FFFFFF"/>
                 <w:sz w:val="14"/>
               </w:rPr>
-              <w:t>Cash</w:t>
+              <w:t>Before reserve</w:t>
             </w:r>
           </w:p>
         </w:tc>
@@ -3109,7 +3109,7 @@
                 <w:color w:val="FFFFFF"/>
                 <w:sz w:val="14"/>
               </w:rPr>
-              <w:t>FARMER TAKE-HOME</w:t>
+              <w:t>Farmer cash before reserve</w:t>
             </w:r>
           </w:p>
         </w:tc>
@@ -3138,7 +3138,7 @@
                 <w:color w:val="FFFFFF"/>
                 <w:sz w:val="14"/>
               </w:rPr>
-              <w:t>Cash</w:t>
+              <w:t>Before reserve</w:t>
             </w:r>
           </w:p>
         </w:tc>
@@ -4050,7 +4050,7 @@
                 <w:color w:val="FFFFFF"/>
                 <w:sz w:val="14"/>
               </w:rPr>
-              <w:t>FARMER TAKE-HOME</w:t>
+              <w:t>Farmer cash before reserve</w:t>
             </w:r>
           </w:p>
         </w:tc>
@@ -4079,7 +4079,7 @@
                 <w:color w:val="FFFFFF"/>
                 <w:sz w:val="14"/>
               </w:rPr>
-              <w:t>Cash</w:t>
+              <w:t>Before reserve</w:t>
             </w:r>
           </w:p>
         </w:tc>
@@ -5051,7 +5051,7 @@
                 <w:color w:val="FFFFFF"/>
                 <w:sz w:val="14"/>
               </w:rPr>
-              <w:t>FARMER TAKE-HOME</w:t>
+              <w:t>Farmer cash before reserve</w:t>
             </w:r>
           </w:p>
         </w:tc>
@@ -5080,7 +5080,7 @@
                 <w:color w:val="FFFFFF"/>
                 <w:sz w:val="14"/>
               </w:rPr>
-              <w:t>Cash</w:t>
+              <w:t>Before reserve</w:t>
             </w:r>
           </w:p>
         </w:tc>
@@ -5992,7 +5992,7 @@
                 <w:color w:val="FFFFFF"/>
                 <w:sz w:val="14"/>
               </w:rPr>
-              <w:t>FARMER TAKE-HOME</w:t>
+              <w:t>Farmer cash before reserve</w:t>
             </w:r>
           </w:p>
         </w:tc>
@@ -6021,7 +6021,7 @@
                 <w:color w:val="FFFFFF"/>
                 <w:sz w:val="14"/>
               </w:rPr>
-              <w:t>Cash</w:t>
+              <w:t>Before reserve</w:t>
             </w:r>
           </w:p>
         </w:tc>
@@ -6993,7 +6993,7 @@
                 <w:color w:val="FFFFFF"/>
                 <w:sz w:val="14"/>
               </w:rPr>
-              <w:t>FARMER TAKE-HOME</w:t>
+              <w:t>Farmer cash before reserve</w:t>
             </w:r>
           </w:p>
         </w:tc>
@@ -7022,7 +7022,7 @@
                 <w:color w:val="FFFFFF"/>
                 <w:sz w:val="14"/>
               </w:rPr>
-              <w:t>Cash</w:t>
+              <w:t>Before reserve</w:t>
             </w:r>
           </w:p>
         </w:tc>
@@ -7064,10 +7064,77 @@
     </w:p>
     <w:p>
       <w:pPr>
-        <w:pStyle w:val="Heading1"/>
+        <w:pageBreakBefore/>
+        <w:spacing w:before="0" w:after="0" w:line="24" w:lineRule="auto"/>
       </w:pPr>
       <w:r>
-        <w:t>Cash-flow summary</w:t>
+        <w:rPr>
+          <w:rFonts w:ascii="Arial" w:hAnsi="Arial"/>
+          <w:b w:val="0"/>
+          <w:i w:val="0"/>
+          <w:color w:val="FFFFFF"/>
+          <w:sz w:val="2"/>
+        </w:rPr>
+      </w:r>
+    </w:p>
+    <w:tbl>
+      <w:tblPr>
+        <w:tblW w:type="dxa" w:w="10656"/>
+        <w:tblLayout w:type="fixed"/>
+        <w:tblLook w:firstColumn="1" w:firstRow="1" w:lastColumn="0" w:lastRow="0" w:noHBand="0" w:noVBand="1" w:val="04A0"/>
+        <w:tblInd w:w="120" w:type="dxa"/>
+      </w:tblPr>
+      <w:tblGrid>
+        <w:gridCol w:w="10656"/>
+      </w:tblGrid>
+      <w:tr>
+        <w:tc>
+          <w:tcPr>
+            <w:tcW w:type="dxa" w:w="10656"/>
+            <w:shd w:fill="1769C2"/>
+            <w:tcMar>
+              <w:top w:w="100" w:type="dxa"/>
+              <w:start w:w="120" w:type="dxa"/>
+              <w:bottom w:w="100" w:type="dxa"/>
+              <w:end w:w="120" w:type="dxa"/>
+            </w:tcMar>
+          </w:tcPr>
+          <w:p>
+            <w:pPr>
+              <w:spacing w:before="0" w:after="0" w:line="240" w:lineRule="auto"/>
+            </w:pPr>
+            <w:r>
+              <w:rPr>
+                <w:rFonts w:ascii="Arial" w:hAnsi="Arial"/>
+                <w:b/>
+                <w:i w:val="0"/>
+                <w:color w:val="FFFFFF"/>
+                <w:sz w:val="22"/>
+              </w:rPr>
+              <w:t>Investor Protection Reserve</w:t>
+            </w:r>
+          </w:p>
+        </w:tc>
+      </w:tr>
+    </w:tbl>
+    <w:p>
+      <w:pPr>
+        <w:spacing w:before="0" w:after="20" w:line="240" w:lineRule="auto"/>
+      </w:pPr>
+    </w:p>
+    <w:p>
+      <w:pPr>
+        <w:spacing w:before="0" w:after="100" w:line="300" w:lineRule="auto"/>
+      </w:pPr>
+      <w:r>
+        <w:rPr>
+          <w:rFonts w:ascii="Arial" w:hAnsi="Arial"/>
+          <w:b w:val="0"/>
+          <w:i w:val="0"/>
+          <w:color w:val="17212B"/>
+          <w:sz w:val="17"/>
+        </w:rPr>
+        <w:t>Rate: 53% of the farmer share. Required reserve after each successful cycle: max($10,000; $50,000 - investor cash actually received). The final $10,000 is released only after completion and performance of all obligations.</w:t>
       </w:r>
     </w:p>
     <w:tbl>
@@ -7080,10 +7147,12 @@
         <w:tblInd w:w="120" w:type="dxa"/>
       </w:tblPr>
       <w:tblGrid>
-        <w:gridCol w:w="1650"/>
-        <w:gridCol w:w="2600"/>
-        <w:gridCol w:w="2900"/>
-        <w:gridCol w:w="3506"/>
+        <w:gridCol w:w="1250"/>
+        <w:gridCol w:w="1850"/>
+        <w:gridCol w:w="1750"/>
+        <w:gridCol w:w="1750"/>
+        <w:gridCol w:w="1700"/>
+        <w:gridCol w:w="2356"/>
       </w:tblGrid>
       <w:tr>
         <w:trPr>
@@ -7091,7 +7160,7 @@
         </w:trPr>
         <w:tc>
           <w:tcPr>
-            <w:tcW w:type="dxa" w:w="1650"/>
+            <w:tcW w:type="dxa" w:w="1250"/>
             <w:shd w:fill="1769C2"/>
             <w:vAlign w:val="center"/>
             <w:tcMar>
@@ -7120,7 +7189,7 @@
         </w:tc>
         <w:tc>
           <w:tcPr>
-            <w:tcW w:type="dxa" w:w="2600"/>
+            <w:tcW w:type="dxa" w:w="1850"/>
             <w:shd w:fill="1769C2"/>
             <w:vAlign w:val="center"/>
             <w:tcMar>
@@ -7143,13 +7212,13 @@
                 <w:color w:val="FFFFFF"/>
                 <w:sz w:val="17"/>
               </w:rPr>
-              <w:t>Period</w:t>
+              <w:t>Investor cash received</w:t>
             </w:r>
           </w:p>
         </w:tc>
         <w:tc>
           <w:tcPr>
-            <w:tcW w:type="dxa" w:w="2900"/>
+            <w:tcW w:type="dxa" w:w="1750"/>
             <w:shd w:fill="1769C2"/>
             <w:vAlign w:val="center"/>
             <w:tcMar>
@@ -7172,13 +7241,13 @@
                 <w:color w:val="FFFFFF"/>
                 <w:sz w:val="17"/>
               </w:rPr>
-              <w:t>Farmer take-home</w:t>
+              <w:t>Reserve contribution</w:t>
             </w:r>
           </w:p>
         </w:tc>
         <w:tc>
           <w:tcPr>
-            <w:tcW w:type="dxa" w:w="3506"/>
+            <w:tcW w:type="dxa" w:w="1750"/>
             <w:shd w:fill="1769C2"/>
             <w:vAlign w:val="center"/>
             <w:tcMar>
@@ -7201,7 +7270,65 @@
                 <w:color w:val="FFFFFF"/>
                 <w:sz w:val="17"/>
               </w:rPr>
-              <w:t>Cumulative</w:t>
+              <w:t>Released to farmer</w:t>
+            </w:r>
+          </w:p>
+        </w:tc>
+        <w:tc>
+          <w:tcPr>
+            <w:tcW w:type="dxa" w:w="1700"/>
+            <w:shd w:fill="1769C2"/>
+            <w:vAlign w:val="center"/>
+            <w:tcMar>
+              <w:top w:w="100" w:type="dxa"/>
+              <w:start w:w="120" w:type="dxa"/>
+              <w:bottom w:w="100" w:type="dxa"/>
+              <w:end w:w="120" w:type="dxa"/>
+            </w:tcMar>
+          </w:tcPr>
+          <w:p>
+            <w:pPr>
+              <w:spacing w:before="0" w:after="0" w:line="252" w:lineRule="auto"/>
+              <w:jc w:val="center"/>
+            </w:pPr>
+            <w:r>
+              <w:rPr>
+                <w:rFonts w:ascii="Arial" w:hAnsi="Arial"/>
+                <w:b/>
+                <w:i w:val="0"/>
+                <w:color w:val="FFFFFF"/>
+                <w:sz w:val="17"/>
+              </w:rPr>
+              <w:t>Reserve balance</w:t>
+            </w:r>
+          </w:p>
+        </w:tc>
+        <w:tc>
+          <w:tcPr>
+            <w:tcW w:type="dxa" w:w="2356"/>
+            <w:shd w:fill="1769C2"/>
+            <w:vAlign w:val="center"/>
+            <w:tcMar>
+              <w:top w:w="100" w:type="dxa"/>
+              <w:start w:w="120" w:type="dxa"/>
+              <w:bottom w:w="100" w:type="dxa"/>
+              <w:end w:w="120" w:type="dxa"/>
+            </w:tcMar>
+          </w:tcPr>
+          <w:p>
+            <w:pPr>
+              <w:spacing w:before="0" w:after="0" w:line="252" w:lineRule="auto"/>
+              <w:jc w:val="center"/>
+            </w:pPr>
+            <w:r>
+              <w:rPr>
+                <w:rFonts w:ascii="Arial" w:hAnsi="Arial"/>
+                <w:b/>
+                <w:i w:val="0"/>
+                <w:color w:val="FFFFFF"/>
+                <w:sz w:val="17"/>
+              </w:rPr>
+              <w:t>Farmer cash available</w:t>
             </w:r>
           </w:p>
         </w:tc>
@@ -7209,7 +7336,7 @@
       <w:tr>
         <w:tc>
           <w:tcPr>
-            <w:tcW w:type="dxa" w:w="1650"/>
+            <w:tcW w:type="dxa" w:w="1250"/>
             <w:vAlign w:val="center"/>
             <w:tcMar>
               <w:top w:w="100" w:type="dxa"/>
@@ -7229,15 +7356,15 @@
                 <w:b w:val="0"/>
                 <w:i w:val="0"/>
                 <w:color w:val="17212B"/>
-                <w:sz w:val="15"/>
+                <w:sz w:val="14"/>
               </w:rPr>
-              <w:t>1</w:t>
+              <w:t>Cycle 1</w:t>
             </w:r>
           </w:p>
         </w:tc>
         <w:tc>
           <w:tcPr>
-            <w:tcW w:type="dxa" w:w="2600"/>
+            <w:tcW w:type="dxa" w:w="1850"/>
             <w:vAlign w:val="center"/>
             <w:tcMar>
               <w:top w:w="100" w:type="dxa"/>
@@ -7257,15 +7384,15 @@
                 <w:b w:val="0"/>
                 <w:i w:val="0"/>
                 <w:color w:val="17212B"/>
-                <w:sz w:val="15"/>
+                <w:sz w:val="14"/>
               </w:rPr>
-              <w:t>0-6 months</w:t>
+              <w:t>$9,792</w:t>
             </w:r>
           </w:p>
         </w:tc>
         <w:tc>
           <w:tcPr>
-            <w:tcW w:type="dxa" w:w="2900"/>
+            <w:tcW w:type="dxa" w:w="1750"/>
             <w:vAlign w:val="center"/>
             <w:tcMar>
               <w:top w:w="100" w:type="dxa"/>
@@ -7285,15 +7412,15 @@
                 <w:b w:val="0"/>
                 <w:i w:val="0"/>
                 <w:color w:val="17212B"/>
-                <w:sz w:val="15"/>
+                <w:sz w:val="14"/>
               </w:rPr>
-              <w:t>$15,260</w:t>
+              <w:t>$9,730.80</w:t>
             </w:r>
           </w:p>
         </w:tc>
         <w:tc>
           <w:tcPr>
-            <w:tcW w:type="dxa" w:w="3506"/>
+            <w:tcW w:type="dxa" w:w="1750"/>
             <w:vAlign w:val="center"/>
             <w:tcMar>
               <w:top w:w="100" w:type="dxa"/>
@@ -7313,9 +7440,65 @@
                 <w:b w:val="0"/>
                 <w:i w:val="0"/>
                 <w:color w:val="17212B"/>
-                <w:sz w:val="15"/>
+                <w:sz w:val="14"/>
               </w:rPr>
-              <w:t>$15,260</w:t>
+              <w:t>$0</w:t>
+            </w:r>
+          </w:p>
+        </w:tc>
+        <w:tc>
+          <w:tcPr>
+            <w:tcW w:type="dxa" w:w="1700"/>
+            <w:vAlign w:val="center"/>
+            <w:tcMar>
+              <w:top w:w="100" w:type="dxa"/>
+              <w:start w:w="120" w:type="dxa"/>
+              <w:bottom w:w="100" w:type="dxa"/>
+              <w:end w:w="120" w:type="dxa"/>
+            </w:tcMar>
+          </w:tcPr>
+          <w:p>
+            <w:pPr>
+              <w:spacing w:before="0" w:after="0" w:line="264" w:lineRule="auto"/>
+              <w:jc w:val="center"/>
+            </w:pPr>
+            <w:r>
+              <w:rPr>
+                <w:rFonts w:ascii="Arial" w:hAnsi="Arial"/>
+                <w:b w:val="0"/>
+                <w:i w:val="0"/>
+                <w:color w:val="17212B"/>
+                <w:sz w:val="14"/>
+              </w:rPr>
+              <w:t>$9,730.80</w:t>
+            </w:r>
+          </w:p>
+        </w:tc>
+        <w:tc>
+          <w:tcPr>
+            <w:tcW w:type="dxa" w:w="2356"/>
+            <w:vAlign w:val="center"/>
+            <w:tcMar>
+              <w:top w:w="100" w:type="dxa"/>
+              <w:start w:w="120" w:type="dxa"/>
+              <w:bottom w:w="100" w:type="dxa"/>
+              <w:end w:w="120" w:type="dxa"/>
+            </w:tcMar>
+          </w:tcPr>
+          <w:p>
+            <w:pPr>
+              <w:spacing w:before="0" w:after="0" w:line="264" w:lineRule="auto"/>
+              <w:jc w:val="center"/>
+            </w:pPr>
+            <w:r>
+              <w:rPr>
+                <w:rFonts w:ascii="Arial" w:hAnsi="Arial"/>
+                <w:b w:val="0"/>
+                <w:i w:val="0"/>
+                <w:color w:val="17212B"/>
+                <w:sz w:val="14"/>
+              </w:rPr>
+              <w:t>$5,529.20</w:t>
             </w:r>
           </w:p>
         </w:tc>
@@ -7323,7 +7506,7 @@
       <w:tr>
         <w:tc>
           <w:tcPr>
-            <w:tcW w:type="dxa" w:w="1650"/>
+            <w:tcW w:type="dxa" w:w="1250"/>
             <w:shd w:fill="FAFBFC"/>
             <w:vAlign w:val="center"/>
             <w:tcMar>
@@ -7344,15 +7527,15 @@
                 <w:b w:val="0"/>
                 <w:i w:val="0"/>
                 <w:color w:val="17212B"/>
-                <w:sz w:val="15"/>
+                <w:sz w:val="14"/>
               </w:rPr>
-              <w:t>2</w:t>
+              <w:t>Cycle 2</w:t>
             </w:r>
           </w:p>
         </w:tc>
         <w:tc>
           <w:tcPr>
-            <w:tcW w:type="dxa" w:w="2600"/>
+            <w:tcW w:type="dxa" w:w="1850"/>
             <w:shd w:fill="FAFBFC"/>
             <w:vAlign w:val="center"/>
             <w:tcMar>
@@ -7373,15 +7556,15 @@
                 <w:b w:val="0"/>
                 <w:i w:val="0"/>
                 <w:color w:val="17212B"/>
-                <w:sz w:val="15"/>
+                <w:sz w:val="14"/>
               </w:rPr>
-              <w:t>6-12 months</w:t>
+              <w:t>$19,584</w:t>
             </w:r>
           </w:p>
         </w:tc>
         <w:tc>
           <w:tcPr>
-            <w:tcW w:type="dxa" w:w="2900"/>
+            <w:tcW w:type="dxa" w:w="1750"/>
             <w:shd w:fill="FAFBFC"/>
             <w:vAlign w:val="center"/>
             <w:tcMar>
@@ -7402,15 +7585,15 @@
                 <w:b w:val="0"/>
                 <w:i w:val="0"/>
                 <w:color w:val="17212B"/>
-                <w:sz w:val="15"/>
+                <w:sz w:val="14"/>
               </w:rPr>
-              <w:t>$15,260</w:t>
+              <w:t>$9,730.80</w:t>
             </w:r>
           </w:p>
         </w:tc>
         <w:tc>
           <w:tcPr>
-            <w:tcW w:type="dxa" w:w="3506"/>
+            <w:tcW w:type="dxa" w:w="1750"/>
             <w:shd w:fill="FAFBFC"/>
             <w:vAlign w:val="center"/>
             <w:tcMar>
@@ -7431,9 +7614,67 @@
                 <w:b w:val="0"/>
                 <w:i w:val="0"/>
                 <w:color w:val="17212B"/>
-                <w:sz w:val="15"/>
+                <w:sz w:val="14"/>
               </w:rPr>
-              <w:t>$30,520</w:t>
+              <w:t>$0</w:t>
+            </w:r>
+          </w:p>
+        </w:tc>
+        <w:tc>
+          <w:tcPr>
+            <w:tcW w:type="dxa" w:w="1700"/>
+            <w:shd w:fill="FAFBFC"/>
+            <w:vAlign w:val="center"/>
+            <w:tcMar>
+              <w:top w:w="100" w:type="dxa"/>
+              <w:start w:w="120" w:type="dxa"/>
+              <w:bottom w:w="100" w:type="dxa"/>
+              <w:end w:w="120" w:type="dxa"/>
+            </w:tcMar>
+          </w:tcPr>
+          <w:p>
+            <w:pPr>
+              <w:spacing w:before="0" w:after="0" w:line="264" w:lineRule="auto"/>
+              <w:jc w:val="center"/>
+            </w:pPr>
+            <w:r>
+              <w:rPr>
+                <w:rFonts w:ascii="Arial" w:hAnsi="Arial"/>
+                <w:b w:val="0"/>
+                <w:i w:val="0"/>
+                <w:color w:val="17212B"/>
+                <w:sz w:val="14"/>
+              </w:rPr>
+              <w:t>$19,461.60</w:t>
+            </w:r>
+          </w:p>
+        </w:tc>
+        <w:tc>
+          <w:tcPr>
+            <w:tcW w:type="dxa" w:w="2356"/>
+            <w:shd w:fill="FAFBFC"/>
+            <w:vAlign w:val="center"/>
+            <w:tcMar>
+              <w:top w:w="100" w:type="dxa"/>
+              <w:start w:w="120" w:type="dxa"/>
+              <w:bottom w:w="100" w:type="dxa"/>
+              <w:end w:w="120" w:type="dxa"/>
+            </w:tcMar>
+          </w:tcPr>
+          <w:p>
+            <w:pPr>
+              <w:spacing w:before="0" w:after="0" w:line="264" w:lineRule="auto"/>
+              <w:jc w:val="center"/>
+            </w:pPr>
+            <w:r>
+              <w:rPr>
+                <w:rFonts w:ascii="Arial" w:hAnsi="Arial"/>
+                <w:b w:val="0"/>
+                <w:i w:val="0"/>
+                <w:color w:val="17212B"/>
+                <w:sz w:val="14"/>
+              </w:rPr>
+              <w:t>$5,529.20</w:t>
             </w:r>
           </w:p>
         </w:tc>
@@ -7441,7 +7682,7 @@
       <w:tr>
         <w:tc>
           <w:tcPr>
-            <w:tcW w:type="dxa" w:w="1650"/>
+            <w:tcW w:type="dxa" w:w="1250"/>
             <w:vAlign w:val="center"/>
             <w:tcMar>
               <w:top w:w="100" w:type="dxa"/>
@@ -7461,15 +7702,15 @@
                 <w:b w:val="0"/>
                 <w:i w:val="0"/>
                 <w:color w:val="17212B"/>
-                <w:sz w:val="15"/>
+                <w:sz w:val="14"/>
               </w:rPr>
-              <w:t>3</w:t>
+              <w:t>Cycle 3</w:t>
             </w:r>
           </w:p>
         </w:tc>
         <w:tc>
           <w:tcPr>
-            <w:tcW w:type="dxa" w:w="2600"/>
+            <w:tcW w:type="dxa" w:w="1850"/>
             <w:vAlign w:val="center"/>
             <w:tcMar>
               <w:top w:w="100" w:type="dxa"/>
@@ -7489,15 +7730,15 @@
                 <w:b w:val="0"/>
                 <w:i w:val="0"/>
                 <w:color w:val="17212B"/>
-                <w:sz w:val="15"/>
+                <w:sz w:val="14"/>
               </w:rPr>
-              <w:t>12-18 months</w:t>
+              <w:t>$29,956</w:t>
             </w:r>
           </w:p>
         </w:tc>
         <w:tc>
           <w:tcPr>
-            <w:tcW w:type="dxa" w:w="2900"/>
+            <w:tcW w:type="dxa" w:w="1750"/>
             <w:vAlign w:val="center"/>
             <w:tcMar>
               <w:top w:w="100" w:type="dxa"/>
@@ -7517,15 +7758,15 @@
                 <w:b w:val="0"/>
                 <w:i w:val="0"/>
                 <w:color w:val="17212B"/>
-                <w:sz w:val="15"/>
+                <w:sz w:val="14"/>
               </w:rPr>
-              <w:t>$11,660</w:t>
+              <w:t>$7,822.80</w:t>
             </w:r>
           </w:p>
         </w:tc>
         <w:tc>
           <w:tcPr>
-            <w:tcW w:type="dxa" w:w="3506"/>
+            <w:tcW w:type="dxa" w:w="1750"/>
             <w:vAlign w:val="center"/>
             <w:tcMar>
               <w:top w:w="100" w:type="dxa"/>
@@ -7545,9 +7786,65 @@
                 <w:b w:val="0"/>
                 <w:i w:val="0"/>
                 <w:color w:val="17212B"/>
-                <w:sz w:val="15"/>
+                <w:sz w:val="14"/>
               </w:rPr>
-              <w:t>$42,180</w:t>
+              <w:t>$7,240.40</w:t>
+            </w:r>
+          </w:p>
+        </w:tc>
+        <w:tc>
+          <w:tcPr>
+            <w:tcW w:type="dxa" w:w="1700"/>
+            <w:vAlign w:val="center"/>
+            <w:tcMar>
+              <w:top w:w="100" w:type="dxa"/>
+              <w:start w:w="120" w:type="dxa"/>
+              <w:bottom w:w="100" w:type="dxa"/>
+              <w:end w:w="120" w:type="dxa"/>
+            </w:tcMar>
+          </w:tcPr>
+          <w:p>
+            <w:pPr>
+              <w:spacing w:before="0" w:after="0" w:line="264" w:lineRule="auto"/>
+              <w:jc w:val="center"/>
+            </w:pPr>
+            <w:r>
+              <w:rPr>
+                <w:rFonts w:ascii="Arial" w:hAnsi="Arial"/>
+                <w:b w:val="0"/>
+                <w:i w:val="0"/>
+                <w:color w:val="17212B"/>
+                <w:sz w:val="14"/>
+              </w:rPr>
+              <w:t>$20,044</w:t>
+            </w:r>
+          </w:p>
+        </w:tc>
+        <w:tc>
+          <w:tcPr>
+            <w:tcW w:type="dxa" w:w="2356"/>
+            <w:vAlign w:val="center"/>
+            <w:tcMar>
+              <w:top w:w="100" w:type="dxa"/>
+              <w:start w:w="120" w:type="dxa"/>
+              <w:bottom w:w="100" w:type="dxa"/>
+              <w:end w:w="120" w:type="dxa"/>
+            </w:tcMar>
+          </w:tcPr>
+          <w:p>
+            <w:pPr>
+              <w:spacing w:before="0" w:after="0" w:line="264" w:lineRule="auto"/>
+              <w:jc w:val="center"/>
+            </w:pPr>
+            <w:r>
+              <w:rPr>
+                <w:rFonts w:ascii="Arial" w:hAnsi="Arial"/>
+                <w:b w:val="0"/>
+                <w:i w:val="0"/>
+                <w:color w:val="17212B"/>
+                <w:sz w:val="14"/>
+              </w:rPr>
+              <w:t>$11,077.60</w:t>
             </w:r>
           </w:p>
         </w:tc>
@@ -7555,7 +7852,7 @@
       <w:tr>
         <w:tc>
           <w:tcPr>
-            <w:tcW w:type="dxa" w:w="1650"/>
+            <w:tcW w:type="dxa" w:w="1250"/>
             <w:shd w:fill="FAFBFC"/>
             <w:vAlign w:val="center"/>
             <w:tcMar>
@@ -7576,15 +7873,15 @@
                 <w:b w:val="0"/>
                 <w:i w:val="0"/>
                 <w:color w:val="17212B"/>
-                <w:sz w:val="15"/>
+                <w:sz w:val="14"/>
               </w:rPr>
-              <w:t>4</w:t>
+              <w:t>Cycle 4</w:t>
             </w:r>
           </w:p>
         </w:tc>
         <w:tc>
           <w:tcPr>
-            <w:tcW w:type="dxa" w:w="2600"/>
+            <w:tcW w:type="dxa" w:w="1850"/>
             <w:shd w:fill="FAFBFC"/>
             <w:vAlign w:val="center"/>
             <w:tcMar>
@@ -7605,15 +7902,15 @@
                 <w:b w:val="0"/>
                 <w:i w:val="0"/>
                 <w:color w:val="17212B"/>
-                <w:sz w:val="15"/>
+                <w:sz w:val="14"/>
               </w:rPr>
-              <w:t>18-24 months</w:t>
+              <w:t>$40,328</w:t>
             </w:r>
           </w:p>
         </w:tc>
         <w:tc>
           <w:tcPr>
-            <w:tcW w:type="dxa" w:w="2900"/>
+            <w:tcW w:type="dxa" w:w="1750"/>
             <w:shd w:fill="FAFBFC"/>
             <w:vAlign w:val="center"/>
             <w:tcMar>
@@ -7634,15 +7931,15 @@
                 <w:b w:val="0"/>
                 <w:i w:val="0"/>
                 <w:color w:val="17212B"/>
-                <w:sz w:val="15"/>
+                <w:sz w:val="14"/>
               </w:rPr>
-              <w:t>$11,660</w:t>
+              <w:t>$7,822.80</w:t>
             </w:r>
           </w:p>
         </w:tc>
         <w:tc>
           <w:tcPr>
-            <w:tcW w:type="dxa" w:w="3506"/>
+            <w:tcW w:type="dxa" w:w="1750"/>
             <w:shd w:fill="FAFBFC"/>
             <w:vAlign w:val="center"/>
             <w:tcMar>
@@ -7663,9 +7960,67 @@
                 <w:b w:val="0"/>
                 <w:i w:val="0"/>
                 <w:color w:val="17212B"/>
-                <w:sz w:val="15"/>
+                <w:sz w:val="14"/>
               </w:rPr>
-              <w:t>$53,840</w:t>
+              <w:t>$17,866.80</w:t>
+            </w:r>
+          </w:p>
+        </w:tc>
+        <w:tc>
+          <w:tcPr>
+            <w:tcW w:type="dxa" w:w="1700"/>
+            <w:shd w:fill="FAFBFC"/>
+            <w:vAlign w:val="center"/>
+            <w:tcMar>
+              <w:top w:w="100" w:type="dxa"/>
+              <w:start w:w="120" w:type="dxa"/>
+              <w:bottom w:w="100" w:type="dxa"/>
+              <w:end w:w="120" w:type="dxa"/>
+            </w:tcMar>
+          </w:tcPr>
+          <w:p>
+            <w:pPr>
+              <w:spacing w:before="0" w:after="0" w:line="264" w:lineRule="auto"/>
+              <w:jc w:val="center"/>
+            </w:pPr>
+            <w:r>
+              <w:rPr>
+                <w:rFonts w:ascii="Arial" w:hAnsi="Arial"/>
+                <w:b w:val="0"/>
+                <w:i w:val="0"/>
+                <w:color w:val="17212B"/>
+                <w:sz w:val="14"/>
+              </w:rPr>
+              <w:t>$10,000</w:t>
+            </w:r>
+          </w:p>
+        </w:tc>
+        <w:tc>
+          <w:tcPr>
+            <w:tcW w:type="dxa" w:w="2356"/>
+            <w:shd w:fill="FAFBFC"/>
+            <w:vAlign w:val="center"/>
+            <w:tcMar>
+              <w:top w:w="100" w:type="dxa"/>
+              <w:start w:w="120" w:type="dxa"/>
+              <w:bottom w:w="100" w:type="dxa"/>
+              <w:end w:w="120" w:type="dxa"/>
+            </w:tcMar>
+          </w:tcPr>
+          <w:p>
+            <w:pPr>
+              <w:spacing w:before="0" w:after="0" w:line="264" w:lineRule="auto"/>
+              <w:jc w:val="center"/>
+            </w:pPr>
+            <w:r>
+              <w:rPr>
+                <w:rFonts w:ascii="Arial" w:hAnsi="Arial"/>
+                <w:b w:val="0"/>
+                <w:i w:val="0"/>
+                <w:color w:val="17212B"/>
+                <w:sz w:val="14"/>
+              </w:rPr>
+              <w:t>$21,704</w:t>
             </w:r>
           </w:p>
         </w:tc>
@@ -7673,7 +8028,7 @@
       <w:tr>
         <w:tc>
           <w:tcPr>
-            <w:tcW w:type="dxa" w:w="1650"/>
+            <w:tcW w:type="dxa" w:w="1250"/>
             <w:vAlign w:val="center"/>
             <w:tcMar>
               <w:top w:w="100" w:type="dxa"/>
@@ -7693,15 +8048,15 @@
                 <w:b w:val="0"/>
                 <w:i w:val="0"/>
                 <w:color w:val="17212B"/>
-                <w:sz w:val="15"/>
+                <w:sz w:val="14"/>
               </w:rPr>
-              <w:t>5</w:t>
+              <w:t>Cycle 5</w:t>
             </w:r>
           </w:p>
         </w:tc>
         <w:tc>
           <w:tcPr>
-            <w:tcW w:type="dxa" w:w="2600"/>
+            <w:tcW w:type="dxa" w:w="1850"/>
             <w:vAlign w:val="center"/>
             <w:tcMar>
               <w:top w:w="100" w:type="dxa"/>
@@ -7721,15 +8076,15 @@
                 <w:b w:val="0"/>
                 <w:i w:val="0"/>
                 <w:color w:val="17212B"/>
-                <w:sz w:val="15"/>
+                <w:sz w:val="14"/>
               </w:rPr>
-              <w:t>24-30 months</w:t>
+              <w:t>$50,700</w:t>
             </w:r>
           </w:p>
         </w:tc>
         <w:tc>
           <w:tcPr>
-            <w:tcW w:type="dxa" w:w="2900"/>
+            <w:tcW w:type="dxa" w:w="1750"/>
             <w:vAlign w:val="center"/>
             <w:tcMar>
               <w:top w:w="100" w:type="dxa"/>
@@ -7749,15 +8104,15 @@
                 <w:b w:val="0"/>
                 <w:i w:val="0"/>
                 <w:color w:val="17212B"/>
-                <w:sz w:val="15"/>
+                <w:sz w:val="14"/>
               </w:rPr>
-              <w:t>$11,660</w:t>
+              <w:t>$7,822.80</w:t>
             </w:r>
           </w:p>
         </w:tc>
         <w:tc>
           <w:tcPr>
-            <w:tcW w:type="dxa" w:w="3506"/>
+            <w:tcW w:type="dxa" w:w="1750"/>
             <w:vAlign w:val="center"/>
             <w:tcMar>
               <w:top w:w="100" w:type="dxa"/>
@@ -7777,9 +8132,65 @@
                 <w:b w:val="0"/>
                 <w:i w:val="0"/>
                 <w:color w:val="17212B"/>
-                <w:sz w:val="15"/>
+                <w:sz w:val="14"/>
               </w:rPr>
-              <w:t>$65,500</w:t>
+              <w:t>$7,822.80</w:t>
+            </w:r>
+          </w:p>
+        </w:tc>
+        <w:tc>
+          <w:tcPr>
+            <w:tcW w:type="dxa" w:w="1700"/>
+            <w:vAlign w:val="center"/>
+            <w:tcMar>
+              <w:top w:w="100" w:type="dxa"/>
+              <w:start w:w="120" w:type="dxa"/>
+              <w:bottom w:w="100" w:type="dxa"/>
+              <w:end w:w="120" w:type="dxa"/>
+            </w:tcMar>
+          </w:tcPr>
+          <w:p>
+            <w:pPr>
+              <w:spacing w:before="0" w:after="0" w:line="264" w:lineRule="auto"/>
+              <w:jc w:val="center"/>
+            </w:pPr>
+            <w:r>
+              <w:rPr>
+                <w:rFonts w:ascii="Arial" w:hAnsi="Arial"/>
+                <w:b w:val="0"/>
+                <w:i w:val="0"/>
+                <w:color w:val="17212B"/>
+                <w:sz w:val="14"/>
+              </w:rPr>
+              <w:t>$10,000</w:t>
+            </w:r>
+          </w:p>
+        </w:tc>
+        <w:tc>
+          <w:tcPr>
+            <w:tcW w:type="dxa" w:w="2356"/>
+            <w:vAlign w:val="center"/>
+            <w:tcMar>
+              <w:top w:w="100" w:type="dxa"/>
+              <w:start w:w="120" w:type="dxa"/>
+              <w:bottom w:w="100" w:type="dxa"/>
+              <w:end w:w="120" w:type="dxa"/>
+            </w:tcMar>
+          </w:tcPr>
+          <w:p>
+            <w:pPr>
+              <w:spacing w:before="0" w:after="0" w:line="264" w:lineRule="auto"/>
+              <w:jc w:val="center"/>
+            </w:pPr>
+            <w:r>
+              <w:rPr>
+                <w:rFonts w:ascii="Arial" w:hAnsi="Arial"/>
+                <w:b w:val="0"/>
+                <w:i w:val="0"/>
+                <w:color w:val="17212B"/>
+                <w:sz w:val="14"/>
+              </w:rPr>
+              <w:t>$11,660</w:t>
             </w:r>
           </w:p>
         </w:tc>
@@ -7787,7 +8198,7 @@
       <w:tr>
         <w:tc>
           <w:tcPr>
-            <w:tcW w:type="dxa" w:w="1650"/>
+            <w:tcW w:type="dxa" w:w="1250"/>
             <w:shd w:fill="FAFBFC"/>
             <w:vAlign w:val="center"/>
             <w:tcMar>
@@ -7808,15 +8219,15 @@
                 <w:b w:val="0"/>
                 <w:i w:val="0"/>
                 <w:color w:val="17212B"/>
-                <w:sz w:val="15"/>
+                <w:sz w:val="14"/>
               </w:rPr>
-              <w:t>6</w:t>
+              <w:t>Cycle 6</w:t>
             </w:r>
           </w:p>
         </w:tc>
         <w:tc>
           <w:tcPr>
-            <w:tcW w:type="dxa" w:w="2600"/>
+            <w:tcW w:type="dxa" w:w="1850"/>
             <w:shd w:fill="FAFBFC"/>
             <w:vAlign w:val="center"/>
             <w:tcMar>
@@ -7837,15 +8248,15 @@
                 <w:b w:val="0"/>
                 <w:i w:val="0"/>
                 <w:color w:val="17212B"/>
-                <w:sz w:val="15"/>
+                <w:sz w:val="14"/>
               </w:rPr>
-              <w:t>30-36 months</w:t>
+              <w:t>$61,072</w:t>
             </w:r>
           </w:p>
         </w:tc>
         <w:tc>
           <w:tcPr>
-            <w:tcW w:type="dxa" w:w="2900"/>
+            <w:tcW w:type="dxa" w:w="1750"/>
             <w:shd w:fill="FAFBFC"/>
             <w:vAlign w:val="center"/>
             <w:tcMar>
@@ -7866,15 +8277,15 @@
                 <w:b w:val="0"/>
                 <w:i w:val="0"/>
                 <w:color w:val="17212B"/>
-                <w:sz w:val="15"/>
+                <w:sz w:val="14"/>
               </w:rPr>
-              <w:t>$11,660</w:t>
+              <w:t>$7,822.80</w:t>
             </w:r>
           </w:p>
         </w:tc>
         <w:tc>
           <w:tcPr>
-            <w:tcW w:type="dxa" w:w="3506"/>
+            <w:tcW w:type="dxa" w:w="1750"/>
             <w:shd w:fill="FAFBFC"/>
             <w:vAlign w:val="center"/>
             <w:tcMar>
@@ -7895,9 +8306,67 @@
                 <w:b w:val="0"/>
                 <w:i w:val="0"/>
                 <w:color w:val="17212B"/>
-                <w:sz w:val="15"/>
+                <w:sz w:val="14"/>
               </w:rPr>
-              <w:t>$77,160</w:t>
+              <w:t>$7,822.80</w:t>
+            </w:r>
+          </w:p>
+        </w:tc>
+        <w:tc>
+          <w:tcPr>
+            <w:tcW w:type="dxa" w:w="1700"/>
+            <w:shd w:fill="FAFBFC"/>
+            <w:vAlign w:val="center"/>
+            <w:tcMar>
+              <w:top w:w="100" w:type="dxa"/>
+              <w:start w:w="120" w:type="dxa"/>
+              <w:bottom w:w="100" w:type="dxa"/>
+              <w:end w:w="120" w:type="dxa"/>
+            </w:tcMar>
+          </w:tcPr>
+          <w:p>
+            <w:pPr>
+              <w:spacing w:before="0" w:after="0" w:line="264" w:lineRule="auto"/>
+              <w:jc w:val="center"/>
+            </w:pPr>
+            <w:r>
+              <w:rPr>
+                <w:rFonts w:ascii="Arial" w:hAnsi="Arial"/>
+                <w:b w:val="0"/>
+                <w:i w:val="0"/>
+                <w:color w:val="17212B"/>
+                <w:sz w:val="14"/>
+              </w:rPr>
+              <w:t>$10,000</w:t>
+            </w:r>
+          </w:p>
+        </w:tc>
+        <w:tc>
+          <w:tcPr>
+            <w:tcW w:type="dxa" w:w="2356"/>
+            <w:shd w:fill="FAFBFC"/>
+            <w:vAlign w:val="center"/>
+            <w:tcMar>
+              <w:top w:w="100" w:type="dxa"/>
+              <w:start w:w="120" w:type="dxa"/>
+              <w:bottom w:w="100" w:type="dxa"/>
+              <w:end w:w="120" w:type="dxa"/>
+            </w:tcMar>
+          </w:tcPr>
+          <w:p>
+            <w:pPr>
+              <w:spacing w:before="0" w:after="0" w:line="264" w:lineRule="auto"/>
+              <w:jc w:val="center"/>
+            </w:pPr>
+            <w:r>
+              <w:rPr>
+                <w:rFonts w:ascii="Arial" w:hAnsi="Arial"/>
+                <w:b w:val="0"/>
+                <w:i w:val="0"/>
+                <w:color w:val="17212B"/>
+                <w:sz w:val="14"/>
+              </w:rPr>
+              <w:t>$11,660</w:t>
             </w:r>
           </w:p>
         </w:tc>
@@ -7905,7 +8374,7 @@
       <w:tr>
         <w:tc>
           <w:tcPr>
-            <w:tcW w:type="dxa" w:w="1650"/>
+            <w:tcW w:type="dxa" w:w="1250"/>
             <w:vAlign w:val="center"/>
             <w:tcMar>
               <w:top w:w="100" w:type="dxa"/>
@@ -7925,15 +8394,15 @@
                 <w:b w:val="0"/>
                 <w:i w:val="0"/>
                 <w:color w:val="17212B"/>
-                <w:sz w:val="15"/>
+                <w:sz w:val="14"/>
               </w:rPr>
-              <w:t>Herd sale</w:t>
+              <w:t>Completion</w:t>
             </w:r>
           </w:p>
         </w:tc>
         <w:tc>
           <w:tcPr>
-            <w:tcW w:type="dxa" w:w="2600"/>
+            <w:tcW w:type="dxa" w:w="1850"/>
             <w:vAlign w:val="center"/>
             <w:tcMar>
               <w:top w:w="100" w:type="dxa"/>
@@ -7953,15 +8422,15 @@
                 <w:b w:val="0"/>
                 <w:i w:val="0"/>
                 <w:color w:val="17212B"/>
-                <w:sz w:val="15"/>
+                <w:sz w:val="14"/>
               </w:rPr>
-              <w:t>36 months</w:t>
+              <w:t>$81,672</w:t>
             </w:r>
           </w:p>
         </w:tc>
         <w:tc>
           <w:tcPr>
-            <w:tcW w:type="dxa" w:w="2900"/>
+            <w:tcW w:type="dxa" w:w="1750"/>
             <w:vAlign w:val="center"/>
             <w:tcMar>
               <w:top w:w="100" w:type="dxa"/>
@@ -7981,15 +8450,15 @@
                 <w:b w:val="0"/>
                 <w:i w:val="0"/>
                 <w:color w:val="17212B"/>
-                <w:sz w:val="15"/>
+                <w:sz w:val="14"/>
               </w:rPr>
-              <w:t>$6,000</w:t>
+              <w:t>$0</w:t>
             </w:r>
           </w:p>
         </w:tc>
         <w:tc>
           <w:tcPr>
-            <w:tcW w:type="dxa" w:w="3506"/>
+            <w:tcW w:type="dxa" w:w="1750"/>
             <w:vAlign w:val="center"/>
             <w:tcMar>
               <w:top w:w="100" w:type="dxa"/>
@@ -8009,7 +8478,239 @@
                 <w:b w:val="0"/>
                 <w:i w:val="0"/>
                 <w:color w:val="17212B"/>
-                <w:sz w:val="15"/>
+                <w:sz w:val="14"/>
+              </w:rPr>
+              <w:t>$10,000</w:t>
+            </w:r>
+          </w:p>
+        </w:tc>
+        <w:tc>
+          <w:tcPr>
+            <w:tcW w:type="dxa" w:w="1700"/>
+            <w:vAlign w:val="center"/>
+            <w:tcMar>
+              <w:top w:w="100" w:type="dxa"/>
+              <w:start w:w="120" w:type="dxa"/>
+              <w:bottom w:w="100" w:type="dxa"/>
+              <w:end w:w="120" w:type="dxa"/>
+            </w:tcMar>
+          </w:tcPr>
+          <w:p>
+            <w:pPr>
+              <w:spacing w:before="0" w:after="0" w:line="264" w:lineRule="auto"/>
+              <w:jc w:val="center"/>
+            </w:pPr>
+            <w:r>
+              <w:rPr>
+                <w:rFonts w:ascii="Arial" w:hAnsi="Arial"/>
+                <w:b w:val="0"/>
+                <w:i w:val="0"/>
+                <w:color w:val="17212B"/>
+                <w:sz w:val="14"/>
+              </w:rPr>
+              <w:t>$0</w:t>
+            </w:r>
+          </w:p>
+        </w:tc>
+        <w:tc>
+          <w:tcPr>
+            <w:tcW w:type="dxa" w:w="2356"/>
+            <w:vAlign w:val="center"/>
+            <w:tcMar>
+              <w:top w:w="100" w:type="dxa"/>
+              <w:start w:w="120" w:type="dxa"/>
+              <w:bottom w:w="100" w:type="dxa"/>
+              <w:end w:w="120" w:type="dxa"/>
+            </w:tcMar>
+          </w:tcPr>
+          <w:p>
+            <w:pPr>
+              <w:spacing w:before="0" w:after="0" w:line="264" w:lineRule="auto"/>
+              <w:jc w:val="center"/>
+            </w:pPr>
+            <w:r>
+              <w:rPr>
+                <w:rFonts w:ascii="Arial" w:hAnsi="Arial"/>
+                <w:b w:val="0"/>
+                <w:i w:val="0"/>
+                <w:color w:val="17212B"/>
+                <w:sz w:val="14"/>
+              </w:rPr>
+              <w:t>$16,000</w:t>
+            </w:r>
+          </w:p>
+        </w:tc>
+      </w:tr>
+      <w:tr>
+        <w:tc>
+          <w:tcPr>
+            <w:tcW w:type="dxa" w:w="1250"/>
+            <w:shd w:fill="E5F3F0"/>
+            <w:vAlign w:val="center"/>
+            <w:tcMar>
+              <w:top w:w="100" w:type="dxa"/>
+              <w:start w:w="120" w:type="dxa"/>
+              <w:bottom w:w="100" w:type="dxa"/>
+              <w:end w:w="120" w:type="dxa"/>
+            </w:tcMar>
+          </w:tcPr>
+          <w:p>
+            <w:pPr>
+              <w:spacing w:before="0" w:after="0" w:line="264" w:lineRule="auto"/>
+              <w:jc w:val="left"/>
+            </w:pPr>
+            <w:r>
+              <w:rPr>
+                <w:rFonts w:ascii="Arial" w:hAnsi="Arial"/>
+                <w:b/>
+                <w:i w:val="0"/>
+                <w:color w:val="17212B"/>
+                <w:sz w:val="14"/>
+              </w:rPr>
+              <w:t>Total</w:t>
+            </w:r>
+          </w:p>
+        </w:tc>
+        <w:tc>
+          <w:tcPr>
+            <w:tcW w:type="dxa" w:w="1850"/>
+            <w:shd w:fill="E5F3F0"/>
+            <w:vAlign w:val="center"/>
+            <w:tcMar>
+              <w:top w:w="100" w:type="dxa"/>
+              <w:start w:w="120" w:type="dxa"/>
+              <w:bottom w:w="100" w:type="dxa"/>
+              <w:end w:w="120" w:type="dxa"/>
+            </w:tcMar>
+          </w:tcPr>
+          <w:p>
+            <w:pPr>
+              <w:spacing w:before="0" w:after="0" w:line="264" w:lineRule="auto"/>
+              <w:jc w:val="center"/>
+            </w:pPr>
+            <w:r>
+              <w:rPr>
+                <w:rFonts w:ascii="Arial" w:hAnsi="Arial"/>
+                <w:b/>
+                <w:i w:val="0"/>
+                <w:color w:val="17212B"/>
+                <w:sz w:val="14"/>
+              </w:rPr>
+              <w:t>$81,672</w:t>
+            </w:r>
+          </w:p>
+        </w:tc>
+        <w:tc>
+          <w:tcPr>
+            <w:tcW w:type="dxa" w:w="1750"/>
+            <w:shd w:fill="E5F3F0"/>
+            <w:vAlign w:val="center"/>
+            <w:tcMar>
+              <w:top w:w="100" w:type="dxa"/>
+              <w:start w:w="120" w:type="dxa"/>
+              <w:bottom w:w="100" w:type="dxa"/>
+              <w:end w:w="120" w:type="dxa"/>
+            </w:tcMar>
+          </w:tcPr>
+          <w:p>
+            <w:pPr>
+              <w:spacing w:before="0" w:after="0" w:line="264" w:lineRule="auto"/>
+              <w:jc w:val="center"/>
+            </w:pPr>
+            <w:r>
+              <w:rPr>
+                <w:rFonts w:ascii="Arial" w:hAnsi="Arial"/>
+                <w:b/>
+                <w:i w:val="0"/>
+                <w:color w:val="17212B"/>
+                <w:sz w:val="14"/>
+              </w:rPr>
+              <w:t>$50,752.80</w:t>
+            </w:r>
+          </w:p>
+        </w:tc>
+        <w:tc>
+          <w:tcPr>
+            <w:tcW w:type="dxa" w:w="1750"/>
+            <w:shd w:fill="E5F3F0"/>
+            <w:vAlign w:val="center"/>
+            <w:tcMar>
+              <w:top w:w="100" w:type="dxa"/>
+              <w:start w:w="120" w:type="dxa"/>
+              <w:bottom w:w="100" w:type="dxa"/>
+              <w:end w:w="120" w:type="dxa"/>
+            </w:tcMar>
+          </w:tcPr>
+          <w:p>
+            <w:pPr>
+              <w:spacing w:before="0" w:after="0" w:line="264" w:lineRule="auto"/>
+              <w:jc w:val="center"/>
+            </w:pPr>
+            <w:r>
+              <w:rPr>
+                <w:rFonts w:ascii="Arial" w:hAnsi="Arial"/>
+                <w:b/>
+                <w:i w:val="0"/>
+                <w:color w:val="17212B"/>
+                <w:sz w:val="14"/>
+              </w:rPr>
+              <w:t>$50,752.80</w:t>
+            </w:r>
+          </w:p>
+        </w:tc>
+        <w:tc>
+          <w:tcPr>
+            <w:tcW w:type="dxa" w:w="1700"/>
+            <w:shd w:fill="E5F3F0"/>
+            <w:vAlign w:val="center"/>
+            <w:tcMar>
+              <w:top w:w="100" w:type="dxa"/>
+              <w:start w:w="120" w:type="dxa"/>
+              <w:bottom w:w="100" w:type="dxa"/>
+              <w:end w:w="120" w:type="dxa"/>
+            </w:tcMar>
+          </w:tcPr>
+          <w:p>
+            <w:pPr>
+              <w:spacing w:before="0" w:after="0" w:line="264" w:lineRule="auto"/>
+              <w:jc w:val="center"/>
+            </w:pPr>
+            <w:r>
+              <w:rPr>
+                <w:rFonts w:ascii="Arial" w:hAnsi="Arial"/>
+                <w:b/>
+                <w:i w:val="0"/>
+                <w:color w:val="17212B"/>
+                <w:sz w:val="14"/>
+              </w:rPr>
+              <w:t>$0</w:t>
+            </w:r>
+          </w:p>
+        </w:tc>
+        <w:tc>
+          <w:tcPr>
+            <w:tcW w:type="dxa" w:w="2356"/>
+            <w:shd w:fill="E5F3F0"/>
+            <w:vAlign w:val="center"/>
+            <w:tcMar>
+              <w:top w:w="100" w:type="dxa"/>
+              <w:start w:w="120" w:type="dxa"/>
+              <w:bottom w:w="100" w:type="dxa"/>
+              <w:end w:w="120" w:type="dxa"/>
+            </w:tcMar>
+          </w:tcPr>
+          <w:p>
+            <w:pPr>
+              <w:spacing w:before="0" w:after="0" w:line="264" w:lineRule="auto"/>
+              <w:jc w:val="center"/>
+            </w:pPr>
+            <w:r>
+              <w:rPr>
+                <w:rFonts w:ascii="Arial" w:hAnsi="Arial"/>
+                <w:b/>
+                <w:i w:val="0"/>
+                <w:color w:val="17212B"/>
+                <w:sz w:val="14"/>
               </w:rPr>
               <w:t>$83,160</w:t>
             </w:r>
@@ -8021,6 +8722,21 @@
       <w:pPr>
         <w:spacing w:after="40"/>
       </w:pPr>
+    </w:p>
+    <w:p>
+      <w:pPr>
+        <w:spacing w:before="120" w:after="80" w:line="300" w:lineRule="auto"/>
+      </w:pPr>
+      <w:r>
+        <w:rPr>
+          <w:rFonts w:ascii="Arial" w:hAnsi="Arial"/>
+          <w:b w:val="0"/>
+          <w:i/>
+          <w:color w:val="667085"/>
+          <w:sz w:val="16"/>
+        </w:rPr>
+        <w:t>No-loss projection only. A Confirmed Loss, overdue mandatory report, default, or open dispute may reduce or suspend release. The reserve is not insurance or a guarantee, and this model does not determine legal ownership while funds are locked.</w:t>
+      </w:r>
     </w:p>
     <w:p>
       <w:pPr>
@@ -8239,7 +8955,7 @@
                 <w:color w:val="004D40"/>
                 <w:sz w:val="34"/>
               </w:rPr>
-              <w:t>$15,260</w:t>
+              <w:t>$5,529.20</w:t>
             </w:r>
           </w:p>
         </w:tc>
@@ -8640,7 +9356,7 @@
                 <w:color w:val="17212B"/>
                 <w:sz w:val="16"/>
               </w:rPr>
-              <w:t>Cash received</w:t>
+              <w:t>Reserve contribution (53%)</w:t>
             </w:r>
           </w:p>
         </w:tc>
@@ -8668,7 +9384,7 @@
                 <w:color w:val="17212B"/>
                 <w:sz w:val="16"/>
               </w:rPr>
-              <w:t>$83,160</w:t>
+              <w:t>-$50,752.80</w:t>
             </w:r>
           </w:p>
         </w:tc>
@@ -8696,7 +9412,7 @@
                 <w:color w:val="17212B"/>
                 <w:sz w:val="16"/>
               </w:rPr>
-              <w:t>Cash over the model term</w:t>
+              <w:t>Temporarily allocated from farmer share</w:t>
             </w:r>
           </w:p>
         </w:tc>
@@ -8727,7 +9443,7 @@
                 <w:color w:val="17212B"/>
                 <w:sz w:val="16"/>
               </w:rPr>
-              <w:t>Property transferred</w:t>
+              <w:t>Released to farmer</w:t>
             </w:r>
           </w:p>
         </w:tc>
@@ -8756,6 +9472,268 @@
                 <w:color w:val="17212B"/>
                 <w:sz w:val="16"/>
               </w:rPr>
+              <w:t>$50,752.80</w:t>
+            </w:r>
+          </w:p>
+        </w:tc>
+        <w:tc>
+          <w:tcPr>
+            <w:tcW w:type="dxa" w:w="4356"/>
+            <w:shd w:fill="FAFBFC"/>
+            <w:vAlign w:val="center"/>
+            <w:tcMar>
+              <w:top w:w="100" w:type="dxa"/>
+              <w:start w:w="120" w:type="dxa"/>
+              <w:bottom w:w="100" w:type="dxa"/>
+              <w:end w:w="120" w:type="dxa"/>
+            </w:tcMar>
+          </w:tcPr>
+          <w:p>
+            <w:pPr>
+              <w:spacing w:before="0" w:after="0" w:line="264" w:lineRule="auto"/>
+              <w:jc w:val="center"/>
+            </w:pPr>
+            <w:r>
+              <w:rPr>
+                <w:rFonts w:ascii="Arial" w:hAnsi="Arial"/>
+                <w:b w:val="0"/>
+                <w:i w:val="0"/>
+                <w:color w:val="17212B"/>
+                <w:sz w:val="16"/>
+              </w:rPr>
+              <w:t>No-loss modeled release</w:t>
+            </w:r>
+          </w:p>
+        </w:tc>
+      </w:tr>
+      <w:tr>
+        <w:tc>
+          <w:tcPr>
+            <w:tcW w:type="dxa" w:w="4000"/>
+            <w:vAlign w:val="center"/>
+            <w:tcMar>
+              <w:top w:w="100" w:type="dxa"/>
+              <w:start w:w="120" w:type="dxa"/>
+              <w:bottom w:w="100" w:type="dxa"/>
+              <w:end w:w="120" w:type="dxa"/>
+            </w:tcMar>
+          </w:tcPr>
+          <w:p>
+            <w:pPr>
+              <w:spacing w:before="0" w:after="0" w:line="264" w:lineRule="auto"/>
+              <w:jc w:val="left"/>
+            </w:pPr>
+            <w:r>
+              <w:rPr>
+                <w:rFonts w:ascii="Arial" w:hAnsi="Arial"/>
+                <w:b w:val="0"/>
+                <w:i w:val="0"/>
+                <w:color w:val="17212B"/>
+                <w:sz w:val="16"/>
+              </w:rPr>
+              <w:t>Herd sale</w:t>
+            </w:r>
+          </w:p>
+        </w:tc>
+        <w:tc>
+          <w:tcPr>
+            <w:tcW w:type="dxa" w:w="2300"/>
+            <w:vAlign w:val="center"/>
+            <w:tcMar>
+              <w:top w:w="100" w:type="dxa"/>
+              <w:start w:w="120" w:type="dxa"/>
+              <w:bottom w:w="100" w:type="dxa"/>
+              <w:end w:w="120" w:type="dxa"/>
+            </w:tcMar>
+          </w:tcPr>
+          <w:p>
+            <w:pPr>
+              <w:spacing w:before="0" w:after="0" w:line="264" w:lineRule="auto"/>
+              <w:jc w:val="center"/>
+            </w:pPr>
+            <w:r>
+              <w:rPr>
+                <w:rFonts w:ascii="Arial" w:hAnsi="Arial"/>
+                <w:b w:val="0"/>
+                <w:i w:val="0"/>
+                <w:color w:val="17212B"/>
+                <w:sz w:val="16"/>
+              </w:rPr>
+              <w:t>$6,000</w:t>
+            </w:r>
+          </w:p>
+        </w:tc>
+        <w:tc>
+          <w:tcPr>
+            <w:tcW w:type="dxa" w:w="4356"/>
+            <w:vAlign w:val="center"/>
+            <w:tcMar>
+              <w:top w:w="100" w:type="dxa"/>
+              <w:start w:w="120" w:type="dxa"/>
+              <w:bottom w:w="100" w:type="dxa"/>
+              <w:end w:w="120" w:type="dxa"/>
+            </w:tcMar>
+          </w:tcPr>
+          <w:p>
+            <w:pPr>
+              <w:spacing w:before="0" w:after="0" w:line="264" w:lineRule="auto"/>
+              <w:jc w:val="center"/>
+            </w:pPr>
+            <w:r>
+              <w:rPr>
+                <w:rFonts w:ascii="Arial" w:hAnsi="Arial"/>
+                <w:b w:val="0"/>
+                <w:i w:val="0"/>
+                <w:color w:val="17212B"/>
+                <w:sz w:val="16"/>
+              </w:rPr>
+              <w:t>Farmer share of herd sale at completion</w:t>
+            </w:r>
+          </w:p>
+        </w:tc>
+      </w:tr>
+      <w:tr>
+        <w:tc>
+          <w:tcPr>
+            <w:tcW w:type="dxa" w:w="4000"/>
+            <w:shd w:fill="FAFBFC"/>
+            <w:vAlign w:val="center"/>
+            <w:tcMar>
+              <w:top w:w="100" w:type="dxa"/>
+              <w:start w:w="120" w:type="dxa"/>
+              <w:bottom w:w="100" w:type="dxa"/>
+              <w:end w:w="120" w:type="dxa"/>
+            </w:tcMar>
+          </w:tcPr>
+          <w:p>
+            <w:pPr>
+              <w:spacing w:before="0" w:after="0" w:line="264" w:lineRule="auto"/>
+              <w:jc w:val="left"/>
+            </w:pPr>
+            <w:r>
+              <w:rPr>
+                <w:rFonts w:ascii="Arial" w:hAnsi="Arial"/>
+                <w:b w:val="0"/>
+                <w:i w:val="0"/>
+                <w:color w:val="17212B"/>
+                <w:sz w:val="16"/>
+              </w:rPr>
+              <w:t>Cash received</w:t>
+            </w:r>
+          </w:p>
+        </w:tc>
+        <w:tc>
+          <w:tcPr>
+            <w:tcW w:type="dxa" w:w="2300"/>
+            <w:shd w:fill="FAFBFC"/>
+            <w:vAlign w:val="center"/>
+            <w:tcMar>
+              <w:top w:w="100" w:type="dxa"/>
+              <w:start w:w="120" w:type="dxa"/>
+              <w:bottom w:w="100" w:type="dxa"/>
+              <w:end w:w="120" w:type="dxa"/>
+            </w:tcMar>
+          </w:tcPr>
+          <w:p>
+            <w:pPr>
+              <w:spacing w:before="0" w:after="0" w:line="264" w:lineRule="auto"/>
+              <w:jc w:val="center"/>
+            </w:pPr>
+            <w:r>
+              <w:rPr>
+                <w:rFonts w:ascii="Arial" w:hAnsi="Arial"/>
+                <w:b w:val="0"/>
+                <w:i w:val="0"/>
+                <w:color w:val="17212B"/>
+                <w:sz w:val="16"/>
+              </w:rPr>
+              <w:t>$83,160</w:t>
+            </w:r>
+          </w:p>
+        </w:tc>
+        <w:tc>
+          <w:tcPr>
+            <w:tcW w:type="dxa" w:w="4356"/>
+            <w:shd w:fill="FAFBFC"/>
+            <w:vAlign w:val="center"/>
+            <w:tcMar>
+              <w:top w:w="100" w:type="dxa"/>
+              <w:start w:w="120" w:type="dxa"/>
+              <w:bottom w:w="100" w:type="dxa"/>
+              <w:end w:w="120" w:type="dxa"/>
+            </w:tcMar>
+          </w:tcPr>
+          <w:p>
+            <w:pPr>
+              <w:spacing w:before="0" w:after="0" w:line="264" w:lineRule="auto"/>
+              <w:jc w:val="center"/>
+            </w:pPr>
+            <w:r>
+              <w:rPr>
+                <w:rFonts w:ascii="Arial" w:hAnsi="Arial"/>
+                <w:b w:val="0"/>
+                <w:i w:val="0"/>
+                <w:color w:val="17212B"/>
+                <w:sz w:val="16"/>
+              </w:rPr>
+              <w:t>Cycle cash plus herd sale</w:t>
+            </w:r>
+          </w:p>
+        </w:tc>
+      </w:tr>
+      <w:tr>
+        <w:tc>
+          <w:tcPr>
+            <w:tcW w:type="dxa" w:w="4000"/>
+            <w:vAlign w:val="center"/>
+            <w:tcMar>
+              <w:top w:w="100" w:type="dxa"/>
+              <w:start w:w="120" w:type="dxa"/>
+              <w:bottom w:w="100" w:type="dxa"/>
+              <w:end w:w="120" w:type="dxa"/>
+            </w:tcMar>
+          </w:tcPr>
+          <w:p>
+            <w:pPr>
+              <w:spacing w:before="0" w:after="0" w:line="264" w:lineRule="auto"/>
+              <w:jc w:val="left"/>
+            </w:pPr>
+            <w:r>
+              <w:rPr>
+                <w:rFonts w:ascii="Arial" w:hAnsi="Arial"/>
+                <w:b w:val="0"/>
+                <w:i w:val="0"/>
+                <w:color w:val="17212B"/>
+                <w:sz w:val="16"/>
+              </w:rPr>
+              <w:t>Property transferred</w:t>
+            </w:r>
+          </w:p>
+        </w:tc>
+        <w:tc>
+          <w:tcPr>
+            <w:tcW w:type="dxa" w:w="2300"/>
+            <w:vAlign w:val="center"/>
+            <w:tcMar>
+              <w:top w:w="100" w:type="dxa"/>
+              <w:start w:w="120" w:type="dxa"/>
+              <w:bottom w:w="100" w:type="dxa"/>
+              <w:end w:w="120" w:type="dxa"/>
+            </w:tcMar>
+          </w:tcPr>
+          <w:p>
+            <w:pPr>
+              <w:spacing w:before="0" w:after="0" w:line="264" w:lineRule="auto"/>
+              <w:jc w:val="center"/>
+            </w:pPr>
+            <w:r>
+              <w:rPr>
+                <w:rFonts w:ascii="Arial" w:hAnsi="Arial"/>
+                <w:b w:val="0"/>
+                <w:i w:val="0"/>
+                <w:color w:val="17212B"/>
+                <w:sz w:val="16"/>
+              </w:rPr>
               <w:t>$18,000</w:t>
             </w:r>
           </w:p>
@@ -8763,7 +9741,6 @@
         <w:tc>
           <w:tcPr>
             <w:tcW w:type="dxa" w:w="4356"/>
-            <w:shd w:fill="FAFBFC"/>
             <w:vAlign w:val="center"/>
             <w:tcMar>
               <w:top w:w="100" w:type="dxa"/>
@@ -8794,6 +9771,7 @@
         <w:tc>
           <w:tcPr>
             <w:tcW w:type="dxa" w:w="4000"/>
+            <w:shd w:fill="FAFBFC"/>
             <w:vAlign w:val="center"/>
             <w:tcMar>
               <w:top w:w="100" w:type="dxa"/>
@@ -8822,6 +9800,7 @@
         <w:tc>
           <w:tcPr>
             <w:tcW w:type="dxa" w:w="2300"/>
+            <w:shd w:fill="FAFBFC"/>
             <w:vAlign w:val="center"/>
             <w:tcMar>
               <w:top w:w="100" w:type="dxa"/>
@@ -8850,6 +9829,7 @@
         <w:tc>
           <w:tcPr>
             <w:tcW w:type="dxa" w:w="4356"/>
+            <w:shd w:fill="FAFBFC"/>
             <w:vAlign w:val="center"/>
             <w:tcMar>
               <w:top w:w="100" w:type="dxa"/>
@@ -8935,7 +9915,7 @@
           <w:color w:val="17212B"/>
           <w:sz w:val="21"/>
         </w:rPr>
-        <w:t>Figures are rounded to the nearest dollar; actual results may differ.</w:t>
+        <w:t>$2,500 in cycles 3–6 is returned to the investor before the split as partial capital return; no Performance Fee applies.</w:t>
       </w:r>
     </w:p>
     <w:p>
@@ -8951,7 +9931,39 @@
           <w:color w:val="17212B"/>
           <w:sz w:val="21"/>
         </w:rPr>
-        <w:t>Model duration: 36 months.</w:t>
+        <w:t>The 53% reserve is formed from the farmer share; the unused balance is intended to be returned to the farmer under established rules.</w:t>
+      </w:r>
+    </w:p>
+    <w:p>
+      <w:pPr>
+        <w:pStyle w:val="ListBullet"/>
+        <w:spacing w:before="0" w:after="80" w:line="288" w:lineRule="auto"/>
+      </w:pPr>
+      <w:r>
+        <w:rPr>
+          <w:rFonts w:ascii="Arial" w:hAnsi="Arial"/>
+          <w:b w:val="0"/>
+          <w:i w:val="0"/>
+          <w:color w:val="17212B"/>
+          <w:sz w:val="21"/>
+        </w:rPr>
+        <w:t>Staged release is modeled for a no-Confirmed-Loss scenario and may be suspended by reporting failure, default, or dispute.</w:t>
+      </w:r>
+    </w:p>
+    <w:p>
+      <w:pPr>
+        <w:pStyle w:val="ListBullet"/>
+        <w:spacing w:before="0" w:after="80" w:line="288" w:lineRule="auto"/>
+      </w:pPr>
+      <w:r>
+        <w:rPr>
+          <w:rFonts w:ascii="Arial" w:hAnsi="Arial"/>
+          <w:b w:val="0"/>
+          <w:i w:val="0"/>
+          <w:color w:val="17212B"/>
+          <w:sz w:val="21"/>
+        </w:rPr>
+        <w:t>Simple annualized ROI divides total ROI by the model duration in years; it does not account for compounding or the timing of interim payments.</w:t>
       </w:r>
     </w:p>
     <w:p>
